--- a/docs/07_DFT-Workbench_사용설명서.docx
+++ b/docs/07_DFT-Workbench_사용설명서.docx
@@ -192,7 +192,7 @@
                 <w:sz w:val="20"/>
                 <w:szCs w:val="20"/>
               </w:rPr>
-              <w:t xml:space="preserve">3.1 (2026-09-09)</w:t>
+              <w:t xml:space="preserve">3.2 (2026-09-15)</w:t>
             </w:r>
           </w:p>
         </w:tc>
@@ -373,7 +373,7 @@
         <w:pBdr>
           <w:left w:val="single" w:color="0F766E" w:sz="20" w:space="10"/>
         </w:pBdr>
-        <w:shd w:fill="F0FAF8" w:color="auto" w:val="clear"/>
+        <w:shd w:fill="F0FDFA" w:color="auto" w:val="clear"/>
         <w:spacing w:after="180" w:before="60" w:line="320"/>
         <w:ind w:left="240" w:right="120"/>
       </w:pPr>
@@ -2004,7 +2004,7 @@
           <w:ilvl w:val="0"/>
           <w:numId w:val="2"/>
         </w:numPr>
-        <w:spacing w:after="110" w:line="330"/>
+        <w:spacing w:after="100" w:line="330"/>
       </w:pPr>
       <w:r>
         <w:t xml:space="preserve">PowerShell을 </w:t>
@@ -2039,7 +2039,7 @@
           <w:ilvl w:val="0"/>
           <w:numId w:val="2"/>
         </w:numPr>
-        <w:spacing w:after="110" w:line="330"/>
+        <w:spacing w:after="100" w:line="330"/>
       </w:pPr>
       <w:r>
         <w:t xml:space="preserve">시작 메뉴에서 </w:t>
@@ -2062,7 +2062,7 @@
           <w:ilvl w:val="0"/>
           <w:numId w:val="2"/>
         </w:numPr>
-        <w:spacing w:after="110" w:line="330"/>
+        <w:spacing w:after="100" w:line="330"/>
       </w:pPr>
       <w:r>
         <w:t xml:space="preserve">아래 명령을 </w:t>
@@ -2180,7 +2180,7 @@
         <w:pBdr>
           <w:left w:val="single" w:color="0F766E" w:sz="20" w:space="10"/>
         </w:pBdr>
-        <w:shd w:fill="F0FAF8" w:color="auto" w:val="clear"/>
+        <w:shd w:fill="F0FDFA" w:color="auto" w:val="clear"/>
         <w:spacing w:after="180" w:before="60" w:line="320"/>
         <w:ind w:left="240" w:right="120"/>
       </w:pPr>
@@ -2642,7 +2642,7 @@
           <w:ilvl w:val="0"/>
           <w:numId w:val="3"/>
         </w:numPr>
-        <w:spacing w:after="80" w:line="320"/>
+        <w:spacing w:after="90" w:line="330"/>
       </w:pPr>
       <w:r>
         <w:t xml:space="preserve">개별 계정 없이 </w:t>
@@ -2665,7 +2665,7 @@
           <w:ilvl w:val="0"/>
           <w:numId w:val="3"/>
         </w:numPr>
-        <w:spacing w:after="80" w:line="320"/>
+        <w:spacing w:after="90" w:line="330"/>
       </w:pPr>
       <w:r>
         <w:t xml:space="preserve">바꾸려면 </w:t>
@@ -2690,7 +2690,7 @@
           <w:ilvl w:val="0"/>
           <w:numId w:val="3"/>
         </w:numPr>
-        <w:spacing w:after="80" w:line="320"/>
+        <w:spacing w:after="90" w:line="330"/>
       </w:pPr>
       <w:r>
         <w:t xml:space="preserve">접속 세션은 12시간 유지되며, 서버를 재시작하면 다시 로그인합니다.</w:t>
@@ -3101,7 +3101,7 @@
           <w:ilvl w:val="0"/>
           <w:numId w:val="3"/>
         </w:numPr>
-        <w:spacing w:after="80" w:line="320"/>
+        <w:spacing w:after="90" w:line="330"/>
       </w:pPr>
       <w:r>
         <w:t xml:space="preserve">백그라운드로 켠 서버는 </w:t>
@@ -3150,7 +3150,7 @@
           <w:ilvl w:val="0"/>
           <w:numId w:val="3"/>
         </w:numPr>
-        <w:spacing w:after="80" w:line="320"/>
+        <w:spacing w:after="90" w:line="330"/>
       </w:pPr>
       <w:r>
         <w:t xml:space="preserve">계산 중에 꺼도 됩니다. 다음에 서버를 켜면 그 작업은 «재개 대기»로 바뀌어 자동으로 다시 시작되고, 끝난 단계는 체크포인트에서 건너뛰어 다음 단계부터 이어서 계산합니다.</w:t>
@@ -3163,7 +3163,7 @@
           <w:ilvl w:val="0"/>
           <w:numId w:val="3"/>
         </w:numPr>
-        <w:spacing w:after="80" w:line="320"/>
+        <w:spacing w:after="90" w:line="330"/>
       </w:pPr>
       <w:r>
         <w:t xml:space="preserve">재부팅 후에도 계산 결과, 비밀번호, 물질 보관함, 용매 라이브러리는 그대로 남습니다. 로그인만 다시 하면 됩니다.</w:t>
@@ -3194,7 +3194,7 @@
           <w:ilvl w:val="0"/>
           <w:numId w:val="4"/>
         </w:numPr>
-        <w:spacing w:after="110" w:line="330"/>
+        <w:spacing w:after="100" w:line="330"/>
       </w:pPr>
       <w:r>
         <w:t xml:space="preserve">브라우저 주소창에 서버 주소를 넣습니다. 연구실 PC라면 </w:t>
@@ -3219,7 +3219,7 @@
           <w:ilvl w:val="0"/>
           <w:numId w:val="4"/>
         </w:numPr>
-        <w:spacing w:after="110" w:line="330"/>
+        <w:spacing w:after="100" w:line="330"/>
       </w:pPr>
       <w:r>
         <w:t xml:space="preserve">비밀번호를 넣고 접속합니다.</w:t>
@@ -3232,7 +3232,7 @@
           <w:ilvl w:val="0"/>
           <w:numId w:val="4"/>
         </w:numPr>
-        <w:spacing w:after="110" w:line="330"/>
+        <w:spacing w:after="100" w:line="330"/>
       </w:pPr>
       <w:r>
         <w:t xml:space="preserve">왼쪽 메뉴에서 </w:t>
@@ -3255,7 +3255,7 @@
           <w:ilvl w:val="0"/>
           <w:numId w:val="4"/>
         </w:numPr>
-        <w:spacing w:after="110" w:line="330"/>
+        <w:spacing w:after="100" w:line="330"/>
       </w:pPr>
       <w:r>
         <w:t xml:space="preserve">분자 카드에서 </w:t>
@@ -3278,7 +3278,7 @@
           <w:ilvl w:val="0"/>
           <w:numId w:val="4"/>
         </w:numPr>
-        <w:spacing w:after="110" w:line="330"/>
+        <w:spacing w:after="100" w:line="330"/>
       </w:pPr>
       <w:r>
         <w:t xml:space="preserve">정확도를 </w:t>
@@ -3301,7 +3301,7 @@
           <w:ilvl w:val="0"/>
           <w:numId w:val="4"/>
         </w:numPr>
-        <w:spacing w:after="110" w:line="330"/>
+        <w:spacing w:after="100" w:line="330"/>
       </w:pPr>
       <w:r>
         <w:t xml:space="preserve">목적을 </w:t>
@@ -3324,7 +3324,7 @@
           <w:ilvl w:val="0"/>
           <w:numId w:val="4"/>
         </w:numPr>
-        <w:spacing w:after="110" w:line="330"/>
+        <w:spacing w:after="100" w:line="330"/>
       </w:pPr>
       <w:r>
         <w:rPr>
@@ -3344,7 +3344,7 @@
           <w:ilvl w:val="0"/>
           <w:numId w:val="4"/>
         </w:numPr>
-        <w:spacing w:after="110" w:line="330"/>
+        <w:spacing w:after="100" w:line="330"/>
       </w:pPr>
       <w:r>
         <w:t xml:space="preserve">상태가 </w:t>
@@ -3902,7 +3902,7 @@
         <w:pBdr>
           <w:left w:val="single" w:color="0F766E" w:sz="20" w:space="10"/>
         </w:pBdr>
-        <w:shd w:fill="F0FAF8" w:color="auto" w:val="clear"/>
+        <w:shd w:fill="F0FDFA" w:color="auto" w:val="clear"/>
         <w:spacing w:after="180" w:before="60" w:line="320"/>
         <w:ind w:left="240" w:right="120"/>
       </w:pPr>
@@ -4580,6 +4580,73 @@
                 <w:szCs w:val="20"/>
               </w:rPr>
               <w:t xml:space="preserve">여러 결과를 나란히 비교하고 전기화학 안정성을 진단할 때</w:t>
+            </w:r>
+          </w:p>
+        </w:tc>
+      </w:tr>
+      <w:tr>
+        <w:tc>
+          <w:tcPr>
+            <w:tcW w:type="dxa" w:w="2587"/>
+            <w:tcBorders>
+              <w:top w:val="single" w:color="D1D5DB" w:sz="4"/>
+              <w:left w:val="single" w:color="D1D5DB" w:sz="4"/>
+              <w:bottom w:val="single" w:color="D1D5DB" w:sz="4"/>
+              <w:right w:val="single" w:color="D1D5DB" w:sz="4"/>
+            </w:tcBorders>
+            <w:shd w:fill="FAFAF9" w:color="auto" w:val="clear"/>
+            <w:tcMar>
+              <w:top w:type="dxa" w:w="80"/>
+              <w:left w:type="dxa" w:w="120"/>
+              <w:bottom w:type="dxa" w:w="80"/>
+              <w:right w:type="dxa" w:w="120"/>
+            </w:tcMar>
+            <w:vAlign w:val="center"/>
+          </w:tcPr>
+          <w:p>
+            <w:pPr>
+              <w:spacing w:after="0" w:line="290"/>
+            </w:pPr>
+            <w:r>
+              <w:rPr>
+                <w:b w:val="false"/>
+                <w:bCs w:val="false"/>
+                <w:sz w:val="20"/>
+                <w:szCs w:val="20"/>
+              </w:rPr>
+              <w:t xml:space="preserve">사용 설명서</w:t>
+            </w:r>
+          </w:p>
+        </w:tc>
+        <w:tc>
+          <w:tcPr>
+            <w:tcW w:type="dxa" w:w="6819"/>
+            <w:tcBorders>
+              <w:top w:val="single" w:color="D1D5DB" w:sz="4"/>
+              <w:left w:val="single" w:color="D1D5DB" w:sz="4"/>
+              <w:bottom w:val="single" w:color="D1D5DB" w:sz="4"/>
+              <w:right w:val="single" w:color="D1D5DB" w:sz="4"/>
+            </w:tcBorders>
+            <w:tcMar>
+              <w:top w:type="dxa" w:w="80"/>
+              <w:left w:type="dxa" w:w="120"/>
+              <w:bottom w:type="dxa" w:w="80"/>
+              <w:right w:type="dxa" w:w="120"/>
+            </w:tcMar>
+            <w:vAlign w:val="center"/>
+          </w:tcPr>
+          <w:p>
+            <w:pPr>
+              <w:spacing w:after="0" w:line="290"/>
+            </w:pPr>
+            <w:r>
+              <w:rPr>
+                <w:b w:val="false"/>
+                <w:bCs w:val="false"/>
+                <w:sz w:val="20"/>
+                <w:szCs w:val="20"/>
+              </w:rPr>
+              <w:t xml:space="preserve">프로그램 사용법을 찾아볼 때, Word 파일로 내려받을 때, ? 도움말 배치를 편집할 때</w:t>
             </w:r>
           </w:p>
         </w:tc>
@@ -5294,7 +5361,7 @@
           <w:ilvl w:val="0"/>
           <w:numId w:val="3"/>
         </w:numPr>
-        <w:spacing w:after="80" w:line="320"/>
+        <w:spacing w:after="90" w:line="330"/>
       </w:pPr>
       <w:r>
         <w:rPr>
@@ -5314,7 +5381,7 @@
           <w:ilvl w:val="0"/>
           <w:numId w:val="3"/>
         </w:numPr>
-        <w:spacing w:after="80" w:line="320"/>
+        <w:spacing w:after="90" w:line="330"/>
       </w:pPr>
       <w:r>
         <w:rPr>
@@ -5325,16 +5392,6 @@
       </w:r>
       <w:r>
         <w:t xml:space="preserve"> — 왼쪽 메뉴 맨 아래에 있습니다.</w:t>
-      </w:r>
-    </w:p>
-    <w:p>
-      <w:pPr>
-        <w:pStyle w:val="Heading1"/>
-        <w:pageBreakBefore/>
-        <w:spacing w:after="240" w:before="0"/>
-      </w:pPr>
-      <w:r>
-        <w:t xml:space="preserve">5. 분자 찾기와 보관</w:t>
       </w:r>
     </w:p>
     <w:p>
@@ -5343,248 +5400,15 @@
         <w:spacing w:after="150" w:before="340"/>
       </w:pPr>
       <w:r>
-        <w:t xml:space="preserve">5.1 화학물질 조회</w:t>
+        <w:t xml:space="preserve">4.3 프로그램 안에서 설명서 보기</w:t>
       </w:r>
     </w:p>
     <w:p>
       <w:pPr>
-        <w:pStyle w:val="ListParagraph"/>
-        <w:numPr>
-          <w:ilvl w:val="0"/>
-          <w:numId w:val="5"/>
-        </w:numPr>
-        <w:spacing w:after="110" w:line="330"/>
+        <w:spacing w:after="140" w:line="340"/>
       </w:pPr>
       <w:r>
-        <w:t xml:space="preserve">검색창에 이름(영문), CAS 번호, 또는 SMILES를 넣고 </w:t>
-      </w:r>
-      <w:r>
-        <w:rPr>
-          <w:b/>
-          <w:bCs/>
-        </w:rPr>
-        <w:t xml:space="preserve">조회</w:t>
-      </w:r>
-      <w:r>
-        <w:t xml:space="preserve">를 누릅니다.</w:t>
-      </w:r>
-    </w:p>
-    <w:p>
-      <w:pPr>
-        <w:pStyle w:val="ListParagraph"/>
-        <w:numPr>
-          <w:ilvl w:val="0"/>
-          <w:numId w:val="5"/>
-        </w:numPr>
-        <w:spacing w:after="110" w:line="330"/>
-      </w:pPr>
-      <w:r>
-        <w:t xml:space="preserve">결과 카드에 구조식, 분자식, 기본 물성(RDKit)과 PubChem 등록 정보(IUPAC명·설명·실험 물성)가 나옵니다.</w:t>
-      </w:r>
-    </w:p>
-    <w:p>
-      <w:pPr>
-        <w:pStyle w:val="ListParagraph"/>
-        <w:numPr>
-          <w:ilvl w:val="0"/>
-          <w:numId w:val="5"/>
-        </w:numPr>
-        <w:spacing w:after="110" w:line="330"/>
-      </w:pPr>
-      <w:r>
-        <w:rPr>
-          <w:b/>
-          <w:bCs/>
-        </w:rPr>
-        <w:t xml:space="preserve">보관함 등록</w:t>
-      </w:r>
-      <w:r>
-        <w:t xml:space="preserve"> 또는 </w:t>
-      </w:r>
-      <w:r>
-        <w:rPr>
-          <w:b/>
-          <w:bCs/>
-        </w:rPr>
-        <w:t xml:space="preserve">계산 →</w:t>
-      </w:r>
-      <w:r>
-        <w:t xml:space="preserve">을 누르면 물질 보관함에 넣거나 DFT 계산 화면으로 넘어갑니다.</w:t>
-      </w:r>
-    </w:p>
-    <w:p>
-      <w:pPr>
-        <w:pBdr>
-          <w:left w:val="single" w:color="0F766E" w:sz="20" w:space="10"/>
-        </w:pBdr>
-        <w:shd w:fill="F0FAF8" w:color="auto" w:val="clear"/>
-        <w:spacing w:after="180" w:before="60" w:line="320"/>
-        <w:ind w:left="240" w:right="120"/>
-      </w:pPr>
-      <w:r>
-        <w:rPr>
-          <w:b/>
-          <w:bCs/>
-          <w:color w:val="0F766E"/>
-          <w:sz w:val="21"/>
-          <w:szCs w:val="21"/>
-        </w:rPr>
-        <w:t xml:space="preserve">TIP  </w:t>
-      </w:r>
-      <w:r>
-        <w:rPr>
-          <w:color w:val="374151"/>
-          <w:sz w:val="20"/>
-          <w:szCs w:val="20"/>
-        </w:rPr>
-        <w:t xml:space="preserve">인터넷이 없으면 PubChem 정보는 비고 RDKit 계산값만 나옵니다. 관리자가 </w:t>
-      </w:r>
-      <w:r>
-        <w:rPr>
-          <w:rFonts w:ascii="Consolas" w:cs="Consolas" w:eastAsia="Consolas" w:hAnsi="Consolas"/>
-          <w:color w:val="374151"/>
-          <w:sz w:val="20"/>
-          <w:szCs w:val="20"/>
-          <w:shd w:fill="F3F4F6" w:color="auto" w:val="clear"/>
-        </w:rPr>
-        <w:t xml:space="preserve">MP_API_KEY</w:t>
-      </w:r>
-      <w:r>
-        <w:rPr>
-          <w:color w:val="374151"/>
-          <w:sz w:val="20"/>
-          <w:szCs w:val="20"/>
-        </w:rPr>
-        <w:t xml:space="preserve">를 설정하면 Materials Project 분자 정보도 함께 조회됩니다.</w:t>
-      </w:r>
-    </w:p>
-    <w:p>
-      <w:pPr>
-        <w:pStyle w:val="Heading2"/>
-        <w:spacing w:after="150" w:before="340"/>
-      </w:pPr>
-      <w:r>
-        <w:t xml:space="preserve">5.2 물질 보관함</w:t>
-      </w:r>
-    </w:p>
-    <w:p>
-      <w:pPr>
-        <w:pStyle w:val="ListParagraph"/>
-        <w:numPr>
-          <w:ilvl w:val="0"/>
-          <w:numId w:val="3"/>
-        </w:numPr>
-        <w:spacing w:after="80" w:line="320"/>
-      </w:pPr>
-      <w:r>
-        <w:t xml:space="preserve">조회한 분자나 직접 입력한 SMILES를 카드로 모아 둡니다. 카드의 </w:t>
-      </w:r>
-      <w:r>
-        <w:rPr>
-          <w:b/>
-          <w:bCs/>
-        </w:rPr>
-        <w:t xml:space="preserve">계산 →</w:t>
-      </w:r>
-      <w:r>
-        <w:t xml:space="preserve">으로 바로 DFT 계산 화면에 넘길 수 있습니다.</w:t>
-      </w:r>
-    </w:p>
-    <w:p>
-      <w:pPr>
-        <w:pStyle w:val="ListParagraph"/>
-        <w:numPr>
-          <w:ilvl w:val="0"/>
-          <w:numId w:val="3"/>
-        </w:numPr>
-        <w:spacing w:after="80" w:line="320"/>
-      </w:pPr>
-      <w:r>
-        <w:t xml:space="preserve">보관함은 </w:t>
-      </w:r>
-      <w:r>
-        <w:rPr>
-          <w:b/>
-          <w:bCs/>
-        </w:rPr>
-        <w:t xml:space="preserve">브라우저에 저장</w:t>
-      </w:r>
-      <w:r>
-        <w:t xml:space="preserve">됩니다. 다른 PC나 다른 브라우저에서는 보이지 않습니다.</w:t>
-      </w:r>
-    </w:p>
-    <w:p>
-      <w:pPr>
-        <w:pStyle w:val="Heading2"/>
-        <w:spacing w:after="150" w:before="340"/>
-      </w:pPr>
-      <w:r>
-        <w:t xml:space="preserve">5.3 용매 라이브러리</w:t>
-      </w:r>
-    </w:p>
-    <w:p>
-      <w:pPr>
-        <w:pStyle w:val="ListParagraph"/>
-        <w:numPr>
-          <w:ilvl w:val="0"/>
-          <w:numId w:val="3"/>
-        </w:numPr>
-        <w:spacing w:after="80" w:line="320"/>
-      </w:pPr>
-      <w:r>
-        <w:t xml:space="preserve">기본 용매는 EC, DMC, EMC, 물, NMP, EC/DMC 1:1입니다.</w:t>
-      </w:r>
-    </w:p>
-    <w:p>
-      <w:pPr>
-        <w:pStyle w:val="ListParagraph"/>
-        <w:numPr>
-          <w:ilvl w:val="0"/>
-          <w:numId w:val="3"/>
-        </w:numPr>
-        <w:spacing w:after="80" w:line="320"/>
-      </w:pPr>
-      <w:r>
-        <w:rPr>
-          <w:b/>
-          <w:bCs/>
-        </w:rPr>
-        <w:t xml:space="preserve">＋ 추가</w:t>
-      </w:r>
-      <w:r>
-        <w:t xml:space="preserve">로 성분과 부피 비율을 넣어 사용자 혼합 용매를 만듭니다. 계산에서는 성분 값의 부피 가중 평균으로 근사합니다.</w:t>
-      </w:r>
-    </w:p>
-    <w:p>
-      <w:pPr>
-        <w:pStyle w:val="ListParagraph"/>
-        <w:numPr>
-          <w:ilvl w:val="0"/>
-          <w:numId w:val="3"/>
-        </w:numPr>
-        <w:spacing w:after="80" w:line="320"/>
-      </w:pPr>
-      <w:r>
-        <w:t xml:space="preserve">만든 용매는 DFT 계산과 배치 스크리닝의 용매 목록에 나타납니다.</w:t>
-      </w:r>
-    </w:p>
-    <w:p>
-      <w:pPr>
-        <w:pStyle w:val="Heading1"/>
-        <w:pageBreakBefore/>
-        <w:spacing w:after="240" w:before="0"/>
-      </w:pPr>
-      <w:r>
-        <w:t xml:space="preserve">6. 분자 하나 계산하기</w:t>
-      </w:r>
-    </w:p>
-    <w:p>
-      <w:pPr>
-        <w:pStyle w:val="Heading2"/>
-        <w:spacing w:after="150" w:before="340"/>
-      </w:pPr>
-      <w:r>
-        <w:t xml:space="preserve">6.1 분자 넣기</w:t>
+        <w:t xml:space="preserve">이 설명서는 프로그램 안에서도 볼 수 있습니다. 세 가지 방법이 있습니다.</w:t>
       </w:r>
     </w:p>
     <w:tbl>
@@ -5670,7 +5494,7 @@
                 <w:sz w:val="20"/>
                 <w:szCs w:val="20"/>
               </w:rPr>
-              <w:t xml:space="preserve">언제</w:t>
+              <w:t xml:space="preserve">어디서</w:t>
             </w:r>
           </w:p>
         </w:tc>
@@ -5703,7 +5527,7 @@
                 <w:sz w:val="20"/>
                 <w:szCs w:val="20"/>
               </w:rPr>
-              <w:t xml:space="preserve">순서</w:t>
+              <w:t xml:space="preserve">무엇을 보여 주나</w:t>
             </w:r>
           </w:p>
         </w:tc>
@@ -5738,7 +5562,7 @@
                 <w:sz w:val="20"/>
                 <w:szCs w:val="20"/>
               </w:rPr>
-              <w:t xml:space="preserve">프리셋 카드</w:t>
+              <w:t xml:space="preserve">사용 설명서 메뉴</w:t>
             </w:r>
           </w:p>
         </w:tc>
@@ -5770,7 +5594,7 @@
                 <w:sz w:val="20"/>
                 <w:szCs w:val="20"/>
               </w:rPr>
-              <w:t xml:space="preserve">대표 단량체(VDF·AA·스타이렌·AN·MMA)를 쓸 때</w:t>
+              <w:t xml:space="preserve">왼쪽 메뉴 «참고 → 사용 설명서»</w:t>
             </w:r>
           </w:p>
         </w:tc>
@@ -5802,7 +5626,7 @@
                 <w:sz w:val="20"/>
                 <w:szCs w:val="20"/>
               </w:rPr>
-              <w:t xml:space="preserve">카드 선택 → 구조(모노머 / 2량체 / 3량체) 선택</w:t>
+              <w:t xml:space="preserve">전체 설명서. 차례·검색·Word 파일 내려받기, 장마다 «→ 바로 가기» 버튼</w:t>
             </w:r>
           </w:p>
         </w:tc>
@@ -5837,7 +5661,7 @@
                 <w:sz w:val="20"/>
                 <w:szCs w:val="20"/>
               </w:rPr>
-              <w:t xml:space="preserve">SMILES 직접 입력</w:t>
+              <w:t xml:space="preserve">? 도움말 버튼</w:t>
             </w:r>
           </w:p>
         </w:tc>
@@ -5869,7 +5693,7 @@
                 <w:sz w:val="20"/>
                 <w:szCs w:val="20"/>
               </w:rPr>
-              <w:t xml:space="preserve">구조식을 알 때</w:t>
+              <w:t xml:space="preserve">각 화면의 제목과 항목 옆</w:t>
             </w:r>
           </w:p>
         </w:tc>
@@ -5901,7 +5725,7 @@
                 <w:sz w:val="20"/>
                 <w:szCs w:val="20"/>
               </w:rPr>
-              <w:t xml:space="preserve">SMILES와 이름 입력. 화학물질 조회·보관함에서 넘겨도 됨</w:t>
+              <w:t xml:space="preserve">그 항목에 해당하는 절만 오른쪽 패널에 표시. 패널 아래 «설명서에서 열기»로 전체 보기</w:t>
             </w:r>
           </w:p>
         </w:tc>
@@ -5936,7 +5760,7 @@
                 <w:sz w:val="20"/>
                 <w:szCs w:val="20"/>
               </w:rPr>
-              <w:t xml:space="preserve">3D 구조 파일</w:t>
+              <w:t xml:space="preserve">처음 안내 배너</w:t>
             </w:r>
           </w:p>
         </w:tc>
@@ -5968,7 +5792,7 @@
                 <w:sz w:val="20"/>
                 <w:szCs w:val="20"/>
               </w:rPr>
-              <w:t xml:space="preserve">이미 최적화된 좌표가 있을 때</w:t>
+              <w:t xml:space="preserve">처음 접속했을 때 화면 위</w:t>
             </w:r>
           </w:p>
         </w:tc>
@@ -6000,7 +5824,7 @@
                 <w:sz w:val="20"/>
                 <w:szCs w:val="20"/>
               </w:rPr>
-              <w:t xml:space="preserve">SDF/MOL(권장) 또는 XYZ 업로드 → 업로드 좌표에서 계산 시작</w:t>
+              <w:t xml:space="preserve">«10분 빠른 시작» 바로 열기. «다시 보지 않기»를 누르면 사라짐</w:t>
             </w:r>
           </w:p>
         </w:tc>
@@ -6012,7 +5836,331 @@
         <w:spacing w:after="100" w:before="240"/>
       </w:pPr>
       <w:r>
-        <w:t xml:space="preserve">3D 구조 파일을 쓸 때</w:t>
+        <w:t xml:space="preserve">도움말 배치 편집</w:t>
+      </w:r>
+    </w:p>
+    <w:p>
+      <w:pPr>
+        <w:spacing w:after="140" w:line="340"/>
+      </w:pPr>
+      <w:r>
+        <w:t xml:space="preserve">? 버튼의 위치와 안내 배너는 사용자마다 다르게 둘 수 있습니다. 설정은 </w:t>
+      </w:r>
+      <w:r>
+        <w:rPr>
+          <w:b/>
+          <w:bCs/>
+        </w:rPr>
+        <w:t xml:space="preserve">브라우저에 저장</w:t>
+      </w:r>
+      <w:r>
+        <w:t xml:space="preserve">되므로 물질 보관함과 마찬가지로 PC·브라우저마다 따로 적용됩니다.</w:t>
+      </w:r>
+    </w:p>
+    <w:p>
+      <w:pPr>
+        <w:pStyle w:val="ListParagraph"/>
+        <w:numPr>
+          <w:ilvl w:val="0"/>
+          <w:numId w:val="5"/>
+        </w:numPr>
+        <w:spacing w:after="100" w:line="330"/>
+      </w:pPr>
+      <w:r>
+        <w:t xml:space="preserve">«사용 설명서» 페이지 위쪽의 </w:t>
+      </w:r>
+      <w:r>
+        <w:rPr>
+          <w:b/>
+          <w:bCs/>
+        </w:rPr>
+        <w:t xml:space="preserve">배치 편집</w:t>
+      </w:r>
+      <w:r>
+        <w:t xml:space="preserve">을 누릅니다. 화면 위에 편집 막대가 나타납니다.</w:t>
+      </w:r>
+    </w:p>
+    <w:p>
+      <w:pPr>
+        <w:pStyle w:val="ListParagraph"/>
+        <w:numPr>
+          <w:ilvl w:val="0"/>
+          <w:numId w:val="5"/>
+        </w:numPr>
+        <w:spacing w:after="100" w:line="330"/>
+      </w:pPr>
+      <w:r>
+        <w:t xml:space="preserve">화면의 제목·항목 이름·«전문가 설정» 같은 접이식 제목에 마우스를 올리면 점선 테두리가 생깁니다. 누르면 그 자리에 ? 버튼을 붙이고 연결할 절을 고릅니다.</w:t>
+      </w:r>
+    </w:p>
+    <w:p>
+      <w:pPr>
+        <w:pStyle w:val="ListParagraph"/>
+        <w:numPr>
+          <w:ilvl w:val="0"/>
+          <w:numId w:val="5"/>
+        </w:numPr>
+        <w:spacing w:after="100" w:line="330"/>
+      </w:pPr>
+      <w:r>
+        <w:t xml:space="preserve">이미 있는 ? 버튼을 누르면 연결 절 변경, 위치(이름 바로 옆 / 줄 오른쪽 끝), 숨김을 고를 수 있습니다.</w:t>
+      </w:r>
+    </w:p>
+    <w:p>
+      <w:pPr>
+        <w:pStyle w:val="ListParagraph"/>
+        <w:numPr>
+          <w:ilvl w:val="0"/>
+          <w:numId w:val="5"/>
+        </w:numPr>
+        <w:spacing w:after="100" w:line="330"/>
+      </w:pPr>
+      <w:r>
+        <w:t xml:space="preserve">편집 막대의 </w:t>
+      </w:r>
+      <w:r>
+        <w:rPr>
+          <w:b/>
+          <w:bCs/>
+        </w:rPr>
+        <w:t xml:space="preserve">배너</w:t>
+      </w:r>
+      <w:r>
+        <w:t xml:space="preserve">에서 처음 안내 배너를 켜고 끄거나 위치를 바꿉니다.</w:t>
+      </w:r>
+    </w:p>
+    <w:p>
+      <w:pPr>
+        <w:pStyle w:val="ListParagraph"/>
+        <w:numPr>
+          <w:ilvl w:val="0"/>
+          <w:numId w:val="5"/>
+        </w:numPr>
+        <w:spacing w:after="100" w:line="330"/>
+      </w:pPr>
+      <w:r>
+        <w:rPr>
+          <w:b/>
+          <w:bCs/>
+        </w:rPr>
+        <w:t xml:space="preserve">기본값 복원</w:t>
+      </w:r>
+      <w:r>
+        <w:t xml:space="preserve">을 누르면 프로그램이 정한 배치로 돌아갑니다. </w:t>
+      </w:r>
+      <w:r>
+        <w:rPr>
+          <w:b/>
+          <w:bCs/>
+        </w:rPr>
+        <w:t xml:space="preserve">완료</w:t>
+      </w:r>
+      <w:r>
+        <w:t xml:space="preserve">로 편집을 마칩니다.</w:t>
+      </w:r>
+    </w:p>
+    <w:p>
+      <w:pPr>
+        <w:pBdr>
+          <w:left w:val="single" w:color="0F766E" w:sz="20" w:space="10"/>
+        </w:pBdr>
+        <w:shd w:fill="F0FDFA" w:color="auto" w:val="clear"/>
+        <w:spacing w:after="180" w:before="60" w:line="320"/>
+        <w:ind w:left="240" w:right="120"/>
+      </w:pPr>
+      <w:r>
+        <w:rPr>
+          <w:b/>
+          <w:bCs/>
+          <w:color w:val="0F766E"/>
+          <w:sz w:val="21"/>
+          <w:szCs w:val="21"/>
+        </w:rPr>
+        <w:t xml:space="preserve">TIP  </w:t>
+      </w:r>
+      <w:r>
+        <w:rPr>
+          <w:color w:val="374151"/>
+          <w:sz w:val="20"/>
+          <w:szCs w:val="20"/>
+        </w:rPr>
+        <w:t xml:space="preserve">설정을 다른 PC로 옮기려면 편집 막대의 </w:t>
+      </w:r>
+      <w:r>
+        <w:rPr>
+          <w:b/>
+          <w:bCs/>
+          <w:color w:val="374151"/>
+          <w:sz w:val="20"/>
+          <w:szCs w:val="20"/>
+        </w:rPr>
+        <w:t xml:space="preserve">내보내기</w:t>
+      </w:r>
+      <w:r>
+        <w:rPr>
+          <w:color w:val="374151"/>
+          <w:sz w:val="20"/>
+          <w:szCs w:val="20"/>
+        </w:rPr>
+        <w:t xml:space="preserve">로 파일을 받아 다른 PC에서 </w:t>
+      </w:r>
+      <w:r>
+        <w:rPr>
+          <w:b/>
+          <w:bCs/>
+          <w:color w:val="374151"/>
+          <w:sz w:val="20"/>
+          <w:szCs w:val="20"/>
+        </w:rPr>
+        <w:t xml:space="preserve">가져오기</w:t>
+      </w:r>
+      <w:r>
+        <w:rPr>
+          <w:color w:val="374151"/>
+          <w:sz w:val="20"/>
+          <w:szCs w:val="20"/>
+        </w:rPr>
+        <w:t xml:space="preserve">하세요.</w:t>
+      </w:r>
+    </w:p>
+    <w:p>
+      <w:pPr>
+        <w:pStyle w:val="Heading1"/>
+        <w:pageBreakBefore/>
+        <w:spacing w:after="240" w:before="0"/>
+      </w:pPr>
+      <w:r>
+        <w:t xml:space="preserve">5. 분자 찾기와 보관</w:t>
+      </w:r>
+    </w:p>
+    <w:p>
+      <w:pPr>
+        <w:pStyle w:val="Heading2"/>
+        <w:spacing w:after="150" w:before="340"/>
+      </w:pPr>
+      <w:r>
+        <w:t xml:space="preserve">5.1 화학물질 조회</w:t>
+      </w:r>
+    </w:p>
+    <w:p>
+      <w:pPr>
+        <w:pStyle w:val="ListParagraph"/>
+        <w:numPr>
+          <w:ilvl w:val="0"/>
+          <w:numId w:val="6"/>
+        </w:numPr>
+        <w:spacing w:after="100" w:line="330"/>
+      </w:pPr>
+      <w:r>
+        <w:t xml:space="preserve">검색창에 이름(영문), CAS 번호, 또는 SMILES를 넣고 </w:t>
+      </w:r>
+      <w:r>
+        <w:rPr>
+          <w:b/>
+          <w:bCs/>
+        </w:rPr>
+        <w:t xml:space="preserve">조회</w:t>
+      </w:r>
+      <w:r>
+        <w:t xml:space="preserve">를 누릅니다.</w:t>
+      </w:r>
+    </w:p>
+    <w:p>
+      <w:pPr>
+        <w:pStyle w:val="ListParagraph"/>
+        <w:numPr>
+          <w:ilvl w:val="0"/>
+          <w:numId w:val="6"/>
+        </w:numPr>
+        <w:spacing w:after="100" w:line="330"/>
+      </w:pPr>
+      <w:r>
+        <w:t xml:space="preserve">결과 카드에 구조식, 분자식, 기본 물성(RDKit)과 PubChem 등록 정보(IUPAC명·설명·실험 물성)가 나옵니다.</w:t>
+      </w:r>
+    </w:p>
+    <w:p>
+      <w:pPr>
+        <w:pStyle w:val="ListParagraph"/>
+        <w:numPr>
+          <w:ilvl w:val="0"/>
+          <w:numId w:val="6"/>
+        </w:numPr>
+        <w:spacing w:after="100" w:line="330"/>
+      </w:pPr>
+      <w:r>
+        <w:rPr>
+          <w:b/>
+          <w:bCs/>
+        </w:rPr>
+        <w:t xml:space="preserve">보관함 등록</w:t>
+      </w:r>
+      <w:r>
+        <w:t xml:space="preserve"> 또는 </w:t>
+      </w:r>
+      <w:r>
+        <w:rPr>
+          <w:b/>
+          <w:bCs/>
+        </w:rPr>
+        <w:t xml:space="preserve">계산 →</w:t>
+      </w:r>
+      <w:r>
+        <w:t xml:space="preserve">을 누르면 물질 보관함에 넣거나 DFT 계산 화면으로 넘어갑니다.</w:t>
+      </w:r>
+    </w:p>
+    <w:p>
+      <w:pPr>
+        <w:pBdr>
+          <w:left w:val="single" w:color="0F766E" w:sz="20" w:space="10"/>
+        </w:pBdr>
+        <w:shd w:fill="F0FDFA" w:color="auto" w:val="clear"/>
+        <w:spacing w:after="180" w:before="60" w:line="320"/>
+        <w:ind w:left="240" w:right="120"/>
+      </w:pPr>
+      <w:r>
+        <w:rPr>
+          <w:b/>
+          <w:bCs/>
+          <w:color w:val="0F766E"/>
+          <w:sz w:val="21"/>
+          <w:szCs w:val="21"/>
+        </w:rPr>
+        <w:t xml:space="preserve">TIP  </w:t>
+      </w:r>
+      <w:r>
+        <w:rPr>
+          <w:color w:val="374151"/>
+          <w:sz w:val="20"/>
+          <w:szCs w:val="20"/>
+        </w:rPr>
+        <w:t xml:space="preserve">인터넷이 없으면 PubChem 정보는 비고 RDKit 계산값만 나옵니다. 관리자가 </w:t>
+      </w:r>
+      <w:r>
+        <w:rPr>
+          <w:rFonts w:ascii="Consolas" w:cs="Consolas" w:eastAsia="Consolas" w:hAnsi="Consolas"/>
+          <w:color w:val="374151"/>
+          <w:sz w:val="20"/>
+          <w:szCs w:val="20"/>
+          <w:shd w:fill="F3F4F6" w:color="auto" w:val="clear"/>
+        </w:rPr>
+        <w:t xml:space="preserve">MP_API_KEY</w:t>
+      </w:r>
+      <w:r>
+        <w:rPr>
+          <w:color w:val="374151"/>
+          <w:sz w:val="20"/>
+          <w:szCs w:val="20"/>
+        </w:rPr>
+        <w:t xml:space="preserve">를 설정하면 Materials Project 분자 정보도 함께 조회됩니다.</w:t>
+      </w:r>
+    </w:p>
+    <w:p>
+      <w:pPr>
+        <w:pStyle w:val="Heading2"/>
+        <w:spacing w:after="150" w:before="340"/>
+      </w:pPr>
+      <w:r>
+        <w:t xml:space="preserve">5.2 물질 보관함</w:t>
       </w:r>
     </w:p>
     <w:p>
@@ -6022,20 +6170,20 @@
           <w:ilvl w:val="0"/>
           <w:numId w:val="3"/>
         </w:numPr>
-        <w:spacing w:after="80" w:line="320"/>
+        <w:spacing w:after="90" w:line="330"/>
       </w:pPr>
       <w:r>
-        <w:t xml:space="preserve">SDF/MOL은 결합 정보가 있어 그대로 씁니다. XYZ는 결합을 추정하므로 중성이 아니면 </w:t>
+        <w:t xml:space="preserve">조회한 분자나 직접 입력한 SMILES를 카드로 모아 둡니다. 카드의 </w:t>
       </w:r>
       <w:r>
         <w:rPr>
           <w:b/>
           <w:bCs/>
         </w:rPr>
-        <w:t xml:space="preserve">XYZ 전하</w:t>
-      </w:r>
-      <w:r>
-        <w:t xml:space="preserve">를 지정해야 합니다.</w:t>
+        <w:t xml:space="preserve">계산 →</w:t>
+      </w:r>
+      <w:r>
+        <w:t xml:space="preserve">으로 바로 DFT 계산 화면에 넘길 수 있습니다.</w:t>
       </w:r>
     </w:p>
     <w:p>
@@ -6045,20 +6193,29 @@
           <w:ilvl w:val="0"/>
           <w:numId w:val="3"/>
         </w:numPr>
-        <w:spacing w:after="80" w:line="320"/>
+        <w:spacing w:after="90" w:line="330"/>
       </w:pPr>
       <w:r>
-        <w:t xml:space="preserve">업로드 좌표를 초기 구조로 쓰고 conformer 탐색을 건너뜁니다. </w:t>
+        <w:t xml:space="preserve">보관함은 </w:t>
       </w:r>
       <w:r>
         <w:rPr>
           <w:b/>
           <w:bCs/>
         </w:rPr>
-        <w:t xml:space="preserve">구조 재탐색</w:t>
-      </w:r>
-      <w:r>
-        <w:t xml:space="preserve">을 켜면 좌표를 버리고 SMILES에서 다시 시작합니다.</w:t>
+        <w:t xml:space="preserve">브라우저에 저장</w:t>
+      </w:r>
+      <w:r>
+        <w:t xml:space="preserve">됩니다. 다른 PC나 다른 브라우저에서는 보이지 않습니다.</w:t>
+      </w:r>
+    </w:p>
+    <w:p>
+      <w:pPr>
+        <w:pStyle w:val="Heading2"/>
+        <w:spacing w:after="150" w:before="340"/>
+      </w:pPr>
+      <w:r>
+        <w:t xml:space="preserve">5.3 용매 라이브러리</w:t>
       </w:r>
     </w:p>
     <w:p>
@@ -6068,7 +6225,546 @@
           <w:ilvl w:val="0"/>
           <w:numId w:val="3"/>
         </w:numPr>
-        <w:spacing w:after="80" w:line="320"/>
+        <w:spacing w:after="90" w:line="330"/>
+      </w:pPr>
+      <w:r>
+        <w:t xml:space="preserve">기본 용매는 EC, DMC, EMC, 물, NMP, EC/DMC 1:1입니다.</w:t>
+      </w:r>
+    </w:p>
+    <w:p>
+      <w:pPr>
+        <w:pStyle w:val="ListParagraph"/>
+        <w:numPr>
+          <w:ilvl w:val="0"/>
+          <w:numId w:val="3"/>
+        </w:numPr>
+        <w:spacing w:after="90" w:line="330"/>
+      </w:pPr>
+      <w:r>
+        <w:rPr>
+          <w:b/>
+          <w:bCs/>
+        </w:rPr>
+        <w:t xml:space="preserve">＋ 추가</w:t>
+      </w:r>
+      <w:r>
+        <w:t xml:space="preserve">로 성분과 부피 비율을 넣어 사용자 혼합 용매를 만듭니다. 계산에서는 성분 값의 부피 가중 평균으로 근사합니다.</w:t>
+      </w:r>
+    </w:p>
+    <w:p>
+      <w:pPr>
+        <w:pStyle w:val="ListParagraph"/>
+        <w:numPr>
+          <w:ilvl w:val="0"/>
+          <w:numId w:val="3"/>
+        </w:numPr>
+        <w:spacing w:after="90" w:line="330"/>
+      </w:pPr>
+      <w:r>
+        <w:t xml:space="preserve">만든 용매는 DFT 계산과 배치 스크리닝의 용매 목록에 나타납니다.</w:t>
+      </w:r>
+    </w:p>
+    <w:p>
+      <w:pPr>
+        <w:pStyle w:val="Heading1"/>
+        <w:pageBreakBefore/>
+        <w:spacing w:after="240" w:before="0"/>
+      </w:pPr>
+      <w:r>
+        <w:t xml:space="preserve">6. 분자 하나 계산하기</w:t>
+      </w:r>
+    </w:p>
+    <w:p>
+      <w:pPr>
+        <w:pStyle w:val="Heading2"/>
+        <w:spacing w:after="150" w:before="340"/>
+      </w:pPr>
+      <w:r>
+        <w:t xml:space="preserve">6.1 분자 넣기</w:t>
+      </w:r>
+    </w:p>
+    <w:tbl>
+      <w:tblPr>
+        <w:tblW w:type="dxa" w:w="9406"/>
+        <w:tblBorders>
+          <w:top w:val="single" w:color="auto" w:sz="4"/>
+          <w:left w:val="single" w:color="auto" w:sz="4"/>
+          <w:bottom w:val="single" w:color="auto" w:sz="4"/>
+          <w:right w:val="single" w:color="auto" w:sz="4"/>
+          <w:insideH w:val="single" w:color="auto" w:sz="4"/>
+          <w:insideV w:val="single" w:color="auto" w:sz="4"/>
+        </w:tblBorders>
+      </w:tblPr>
+      <w:tblGrid>
+        <w:gridCol w:w="2352"/>
+        <w:gridCol w:w="2822"/>
+        <w:gridCol w:w="4233"/>
+      </w:tblGrid>
+      <w:tr>
+        <w:trPr>
+          <w:tblHeader/>
+        </w:trPr>
+        <w:tc>
+          <w:tcPr>
+            <w:tcW w:type="dxa" w:w="2352"/>
+            <w:tcBorders>
+              <w:top w:val="single" w:color="D1D5DB" w:sz="4"/>
+              <w:left w:val="single" w:color="D1D5DB" w:sz="4"/>
+              <w:bottom w:val="single" w:color="D1D5DB" w:sz="4"/>
+              <w:right w:val="single" w:color="D1D5DB" w:sz="4"/>
+            </w:tcBorders>
+            <w:shd w:fill="E6F2F0" w:color="auto" w:val="clear"/>
+            <w:tcMar>
+              <w:top w:type="dxa" w:w="80"/>
+              <w:left w:type="dxa" w:w="120"/>
+              <w:bottom w:type="dxa" w:w="80"/>
+              <w:right w:type="dxa" w:w="120"/>
+            </w:tcMar>
+            <w:vAlign w:val="center"/>
+          </w:tcPr>
+          <w:p>
+            <w:pPr>
+              <w:spacing w:after="0" w:line="290"/>
+            </w:pPr>
+            <w:r>
+              <w:rPr>
+                <w:b/>
+                <w:bCs/>
+                <w:sz w:val="20"/>
+                <w:szCs w:val="20"/>
+              </w:rPr>
+              <w:t xml:space="preserve">방법</w:t>
+            </w:r>
+          </w:p>
+        </w:tc>
+        <w:tc>
+          <w:tcPr>
+            <w:tcW w:type="dxa" w:w="2822"/>
+            <w:tcBorders>
+              <w:top w:val="single" w:color="D1D5DB" w:sz="4"/>
+              <w:left w:val="single" w:color="D1D5DB" w:sz="4"/>
+              <w:bottom w:val="single" w:color="D1D5DB" w:sz="4"/>
+              <w:right w:val="single" w:color="D1D5DB" w:sz="4"/>
+            </w:tcBorders>
+            <w:shd w:fill="E6F2F0" w:color="auto" w:val="clear"/>
+            <w:tcMar>
+              <w:top w:type="dxa" w:w="80"/>
+              <w:left w:type="dxa" w:w="120"/>
+              <w:bottom w:type="dxa" w:w="80"/>
+              <w:right w:type="dxa" w:w="120"/>
+            </w:tcMar>
+            <w:vAlign w:val="center"/>
+          </w:tcPr>
+          <w:p>
+            <w:pPr>
+              <w:spacing w:after="0" w:line="290"/>
+            </w:pPr>
+            <w:r>
+              <w:rPr>
+                <w:b/>
+                <w:bCs/>
+                <w:sz w:val="20"/>
+                <w:szCs w:val="20"/>
+              </w:rPr>
+              <w:t xml:space="preserve">언제</w:t>
+            </w:r>
+          </w:p>
+        </w:tc>
+        <w:tc>
+          <w:tcPr>
+            <w:tcW w:type="dxa" w:w="4233"/>
+            <w:tcBorders>
+              <w:top w:val="single" w:color="D1D5DB" w:sz="4"/>
+              <w:left w:val="single" w:color="D1D5DB" w:sz="4"/>
+              <w:bottom w:val="single" w:color="D1D5DB" w:sz="4"/>
+              <w:right w:val="single" w:color="D1D5DB" w:sz="4"/>
+            </w:tcBorders>
+            <w:shd w:fill="E6F2F0" w:color="auto" w:val="clear"/>
+            <w:tcMar>
+              <w:top w:type="dxa" w:w="80"/>
+              <w:left w:type="dxa" w:w="120"/>
+              <w:bottom w:type="dxa" w:w="80"/>
+              <w:right w:type="dxa" w:w="120"/>
+            </w:tcMar>
+            <w:vAlign w:val="center"/>
+          </w:tcPr>
+          <w:p>
+            <w:pPr>
+              <w:spacing w:after="0" w:line="290"/>
+            </w:pPr>
+            <w:r>
+              <w:rPr>
+                <w:b/>
+                <w:bCs/>
+                <w:sz w:val="20"/>
+                <w:szCs w:val="20"/>
+              </w:rPr>
+              <w:t xml:space="preserve">순서</w:t>
+            </w:r>
+          </w:p>
+        </w:tc>
+      </w:tr>
+      <w:tr>
+        <w:tc>
+          <w:tcPr>
+            <w:tcW w:type="dxa" w:w="2352"/>
+            <w:tcBorders>
+              <w:top w:val="single" w:color="D1D5DB" w:sz="4"/>
+              <w:left w:val="single" w:color="D1D5DB" w:sz="4"/>
+              <w:bottom w:val="single" w:color="D1D5DB" w:sz="4"/>
+              <w:right w:val="single" w:color="D1D5DB" w:sz="4"/>
+            </w:tcBorders>
+            <w:shd w:fill="FAFAF9" w:color="auto" w:val="clear"/>
+            <w:tcMar>
+              <w:top w:type="dxa" w:w="80"/>
+              <w:left w:type="dxa" w:w="120"/>
+              <w:bottom w:type="dxa" w:w="80"/>
+              <w:right w:type="dxa" w:w="120"/>
+            </w:tcMar>
+            <w:vAlign w:val="center"/>
+          </w:tcPr>
+          <w:p>
+            <w:pPr>
+              <w:spacing w:after="0" w:line="290"/>
+            </w:pPr>
+            <w:r>
+              <w:rPr>
+                <w:b w:val="false"/>
+                <w:bCs w:val="false"/>
+                <w:sz w:val="20"/>
+                <w:szCs w:val="20"/>
+              </w:rPr>
+              <w:t xml:space="preserve">프리셋 카드</w:t>
+            </w:r>
+          </w:p>
+        </w:tc>
+        <w:tc>
+          <w:tcPr>
+            <w:tcW w:type="dxa" w:w="2822"/>
+            <w:tcBorders>
+              <w:top w:val="single" w:color="D1D5DB" w:sz="4"/>
+              <w:left w:val="single" w:color="D1D5DB" w:sz="4"/>
+              <w:bottom w:val="single" w:color="D1D5DB" w:sz="4"/>
+              <w:right w:val="single" w:color="D1D5DB" w:sz="4"/>
+            </w:tcBorders>
+            <w:tcMar>
+              <w:top w:type="dxa" w:w="80"/>
+              <w:left w:type="dxa" w:w="120"/>
+              <w:bottom w:type="dxa" w:w="80"/>
+              <w:right w:type="dxa" w:w="120"/>
+            </w:tcMar>
+            <w:vAlign w:val="center"/>
+          </w:tcPr>
+          <w:p>
+            <w:pPr>
+              <w:spacing w:after="0" w:line="290"/>
+            </w:pPr>
+            <w:r>
+              <w:rPr>
+                <w:b w:val="false"/>
+                <w:bCs w:val="false"/>
+                <w:sz w:val="20"/>
+                <w:szCs w:val="20"/>
+              </w:rPr>
+              <w:t xml:space="preserve">대표 단량체(VDF·AA·스타이렌·AN·MMA)를 쓸 때</w:t>
+            </w:r>
+          </w:p>
+        </w:tc>
+        <w:tc>
+          <w:tcPr>
+            <w:tcW w:type="dxa" w:w="4233"/>
+            <w:tcBorders>
+              <w:top w:val="single" w:color="D1D5DB" w:sz="4"/>
+              <w:left w:val="single" w:color="D1D5DB" w:sz="4"/>
+              <w:bottom w:val="single" w:color="D1D5DB" w:sz="4"/>
+              <w:right w:val="single" w:color="D1D5DB" w:sz="4"/>
+            </w:tcBorders>
+            <w:tcMar>
+              <w:top w:type="dxa" w:w="80"/>
+              <w:left w:type="dxa" w:w="120"/>
+              <w:bottom w:type="dxa" w:w="80"/>
+              <w:right w:type="dxa" w:w="120"/>
+            </w:tcMar>
+            <w:vAlign w:val="center"/>
+          </w:tcPr>
+          <w:p>
+            <w:pPr>
+              <w:spacing w:after="0" w:line="290"/>
+            </w:pPr>
+            <w:r>
+              <w:rPr>
+                <w:b w:val="false"/>
+                <w:bCs w:val="false"/>
+                <w:sz w:val="20"/>
+                <w:szCs w:val="20"/>
+              </w:rPr>
+              <w:t xml:space="preserve">카드 선택 → 구조(모노머 / 2량체 / 3량체) 선택</w:t>
+            </w:r>
+          </w:p>
+        </w:tc>
+      </w:tr>
+      <w:tr>
+        <w:tc>
+          <w:tcPr>
+            <w:tcW w:type="dxa" w:w="2352"/>
+            <w:tcBorders>
+              <w:top w:val="single" w:color="D1D5DB" w:sz="4"/>
+              <w:left w:val="single" w:color="D1D5DB" w:sz="4"/>
+              <w:bottom w:val="single" w:color="D1D5DB" w:sz="4"/>
+              <w:right w:val="single" w:color="D1D5DB" w:sz="4"/>
+            </w:tcBorders>
+            <w:shd w:fill="FAFAF9" w:color="auto" w:val="clear"/>
+            <w:tcMar>
+              <w:top w:type="dxa" w:w="80"/>
+              <w:left w:type="dxa" w:w="120"/>
+              <w:bottom w:type="dxa" w:w="80"/>
+              <w:right w:type="dxa" w:w="120"/>
+            </w:tcMar>
+            <w:vAlign w:val="center"/>
+          </w:tcPr>
+          <w:p>
+            <w:pPr>
+              <w:spacing w:after="0" w:line="290"/>
+            </w:pPr>
+            <w:r>
+              <w:rPr>
+                <w:b w:val="false"/>
+                <w:bCs w:val="false"/>
+                <w:sz w:val="20"/>
+                <w:szCs w:val="20"/>
+              </w:rPr>
+              <w:t xml:space="preserve">SMILES 직접 입력</w:t>
+            </w:r>
+          </w:p>
+        </w:tc>
+        <w:tc>
+          <w:tcPr>
+            <w:tcW w:type="dxa" w:w="2822"/>
+            <w:tcBorders>
+              <w:top w:val="single" w:color="D1D5DB" w:sz="4"/>
+              <w:left w:val="single" w:color="D1D5DB" w:sz="4"/>
+              <w:bottom w:val="single" w:color="D1D5DB" w:sz="4"/>
+              <w:right w:val="single" w:color="D1D5DB" w:sz="4"/>
+            </w:tcBorders>
+            <w:tcMar>
+              <w:top w:type="dxa" w:w="80"/>
+              <w:left w:type="dxa" w:w="120"/>
+              <w:bottom w:type="dxa" w:w="80"/>
+              <w:right w:type="dxa" w:w="120"/>
+            </w:tcMar>
+            <w:vAlign w:val="center"/>
+          </w:tcPr>
+          <w:p>
+            <w:pPr>
+              <w:spacing w:after="0" w:line="290"/>
+            </w:pPr>
+            <w:r>
+              <w:rPr>
+                <w:b w:val="false"/>
+                <w:bCs w:val="false"/>
+                <w:sz w:val="20"/>
+                <w:szCs w:val="20"/>
+              </w:rPr>
+              <w:t xml:space="preserve">구조식을 알 때</w:t>
+            </w:r>
+          </w:p>
+        </w:tc>
+        <w:tc>
+          <w:tcPr>
+            <w:tcW w:type="dxa" w:w="4233"/>
+            <w:tcBorders>
+              <w:top w:val="single" w:color="D1D5DB" w:sz="4"/>
+              <w:left w:val="single" w:color="D1D5DB" w:sz="4"/>
+              <w:bottom w:val="single" w:color="D1D5DB" w:sz="4"/>
+              <w:right w:val="single" w:color="D1D5DB" w:sz="4"/>
+            </w:tcBorders>
+            <w:tcMar>
+              <w:top w:type="dxa" w:w="80"/>
+              <w:left w:type="dxa" w:w="120"/>
+              <w:bottom w:type="dxa" w:w="80"/>
+              <w:right w:type="dxa" w:w="120"/>
+            </w:tcMar>
+            <w:vAlign w:val="center"/>
+          </w:tcPr>
+          <w:p>
+            <w:pPr>
+              <w:spacing w:after="0" w:line="290"/>
+            </w:pPr>
+            <w:r>
+              <w:rPr>
+                <w:b w:val="false"/>
+                <w:bCs w:val="false"/>
+                <w:sz w:val="20"/>
+                <w:szCs w:val="20"/>
+              </w:rPr>
+              <w:t xml:space="preserve">SMILES와 이름 입력. 화학물질 조회·보관함에서 넘겨도 됨</w:t>
+            </w:r>
+          </w:p>
+        </w:tc>
+      </w:tr>
+      <w:tr>
+        <w:tc>
+          <w:tcPr>
+            <w:tcW w:type="dxa" w:w="2352"/>
+            <w:tcBorders>
+              <w:top w:val="single" w:color="D1D5DB" w:sz="4"/>
+              <w:left w:val="single" w:color="D1D5DB" w:sz="4"/>
+              <w:bottom w:val="single" w:color="D1D5DB" w:sz="4"/>
+              <w:right w:val="single" w:color="D1D5DB" w:sz="4"/>
+            </w:tcBorders>
+            <w:shd w:fill="FAFAF9" w:color="auto" w:val="clear"/>
+            <w:tcMar>
+              <w:top w:type="dxa" w:w="80"/>
+              <w:left w:type="dxa" w:w="120"/>
+              <w:bottom w:type="dxa" w:w="80"/>
+              <w:right w:type="dxa" w:w="120"/>
+            </w:tcMar>
+            <w:vAlign w:val="center"/>
+          </w:tcPr>
+          <w:p>
+            <w:pPr>
+              <w:spacing w:after="0" w:line="290"/>
+            </w:pPr>
+            <w:r>
+              <w:rPr>
+                <w:b w:val="false"/>
+                <w:bCs w:val="false"/>
+                <w:sz w:val="20"/>
+                <w:szCs w:val="20"/>
+              </w:rPr>
+              <w:t xml:space="preserve">3D 구조 파일</w:t>
+            </w:r>
+          </w:p>
+        </w:tc>
+        <w:tc>
+          <w:tcPr>
+            <w:tcW w:type="dxa" w:w="2822"/>
+            <w:tcBorders>
+              <w:top w:val="single" w:color="D1D5DB" w:sz="4"/>
+              <w:left w:val="single" w:color="D1D5DB" w:sz="4"/>
+              <w:bottom w:val="single" w:color="D1D5DB" w:sz="4"/>
+              <w:right w:val="single" w:color="D1D5DB" w:sz="4"/>
+            </w:tcBorders>
+            <w:tcMar>
+              <w:top w:type="dxa" w:w="80"/>
+              <w:left w:type="dxa" w:w="120"/>
+              <w:bottom w:type="dxa" w:w="80"/>
+              <w:right w:type="dxa" w:w="120"/>
+            </w:tcMar>
+            <w:vAlign w:val="center"/>
+          </w:tcPr>
+          <w:p>
+            <w:pPr>
+              <w:spacing w:after="0" w:line="290"/>
+            </w:pPr>
+            <w:r>
+              <w:rPr>
+                <w:b w:val="false"/>
+                <w:bCs w:val="false"/>
+                <w:sz w:val="20"/>
+                <w:szCs w:val="20"/>
+              </w:rPr>
+              <w:t xml:space="preserve">이미 최적화된 좌표가 있을 때</w:t>
+            </w:r>
+          </w:p>
+        </w:tc>
+        <w:tc>
+          <w:tcPr>
+            <w:tcW w:type="dxa" w:w="4233"/>
+            <w:tcBorders>
+              <w:top w:val="single" w:color="D1D5DB" w:sz="4"/>
+              <w:left w:val="single" w:color="D1D5DB" w:sz="4"/>
+              <w:bottom w:val="single" w:color="D1D5DB" w:sz="4"/>
+              <w:right w:val="single" w:color="D1D5DB" w:sz="4"/>
+            </w:tcBorders>
+            <w:tcMar>
+              <w:top w:type="dxa" w:w="80"/>
+              <w:left w:type="dxa" w:w="120"/>
+              <w:bottom w:type="dxa" w:w="80"/>
+              <w:right w:type="dxa" w:w="120"/>
+            </w:tcMar>
+            <w:vAlign w:val="center"/>
+          </w:tcPr>
+          <w:p>
+            <w:pPr>
+              <w:spacing w:after="0" w:line="290"/>
+            </w:pPr>
+            <w:r>
+              <w:rPr>
+                <w:b w:val="false"/>
+                <w:bCs w:val="false"/>
+                <w:sz w:val="20"/>
+                <w:szCs w:val="20"/>
+              </w:rPr>
+              <w:t xml:space="preserve">SDF/MOL(권장) 또는 XYZ 업로드 → 업로드 좌표에서 계산 시작</w:t>
+            </w:r>
+          </w:p>
+        </w:tc>
+      </w:tr>
+    </w:tbl>
+    <w:p>
+      <w:pPr>
+        <w:pStyle w:val="Heading3"/>
+        <w:spacing w:after="100" w:before="240"/>
+      </w:pPr>
+      <w:r>
+        <w:t xml:space="preserve">3D 구조 파일을 쓸 때</w:t>
+      </w:r>
+    </w:p>
+    <w:p>
+      <w:pPr>
+        <w:pStyle w:val="ListParagraph"/>
+        <w:numPr>
+          <w:ilvl w:val="0"/>
+          <w:numId w:val="3"/>
+        </w:numPr>
+        <w:spacing w:after="90" w:line="330"/>
+      </w:pPr>
+      <w:r>
+        <w:t xml:space="preserve">SDF/MOL은 결합 정보가 있어 그대로 씁니다. XYZ는 결합을 추정하므로 중성이 아니면 </w:t>
+      </w:r>
+      <w:r>
+        <w:rPr>
+          <w:b/>
+          <w:bCs/>
+        </w:rPr>
+        <w:t xml:space="preserve">XYZ 전하</w:t>
+      </w:r>
+      <w:r>
+        <w:t xml:space="preserve">를 지정해야 합니다.</w:t>
+      </w:r>
+    </w:p>
+    <w:p>
+      <w:pPr>
+        <w:pStyle w:val="ListParagraph"/>
+        <w:numPr>
+          <w:ilvl w:val="0"/>
+          <w:numId w:val="3"/>
+        </w:numPr>
+        <w:spacing w:after="90" w:line="330"/>
+      </w:pPr>
+      <w:r>
+        <w:t xml:space="preserve">업로드 좌표를 초기 구조로 쓰고 conformer 탐색을 건너뜁니다. </w:t>
+      </w:r>
+      <w:r>
+        <w:rPr>
+          <w:b/>
+          <w:bCs/>
+        </w:rPr>
+        <w:t xml:space="preserve">구조 재탐색</w:t>
+      </w:r>
+      <w:r>
+        <w:t xml:space="preserve">을 켜면 좌표를 버리고 SMILES에서 다시 시작합니다.</w:t>
+      </w:r>
+    </w:p>
+    <w:p>
+      <w:pPr>
+        <w:pStyle w:val="ListParagraph"/>
+        <w:numPr>
+          <w:ilvl w:val="0"/>
+          <w:numId w:val="3"/>
+        </w:numPr>
+        <w:spacing w:after="90" w:line="330"/>
       </w:pPr>
       <w:r>
         <w:t xml:space="preserve">2량체·3량체 전개, 명시적 주변 분자와는 함께 쓸 수 없습니다.</w:t>
@@ -8715,7 +9411,7 @@
           <w:ilvl w:val="0"/>
           <w:numId w:val="3"/>
         </w:numPr>
-        <w:spacing w:after="80" w:line="320"/>
+        <w:spacing w:after="90" w:line="330"/>
       </w:pPr>
       <w:r>
         <w:rPr>
@@ -8735,7 +9431,7 @@
           <w:ilvl w:val="0"/>
           <w:numId w:val="3"/>
         </w:numPr>
-        <w:spacing w:after="80" w:line="320"/>
+        <w:spacing w:after="90" w:line="330"/>
       </w:pPr>
       <w:r>
         <w:t xml:space="preserve">작업 목록은 분자별로 묶여 진행률·단계·검증 등급이 보입니다. 실행 중이면 SCF cycle과 |g| 숫자가 움직입니다.</w:t>
@@ -8748,7 +9444,7 @@
           <w:ilvl w:val="0"/>
           <w:numId w:val="3"/>
         </w:numPr>
-        <w:spacing w:after="80" w:line="320"/>
+        <w:spacing w:after="90" w:line="330"/>
       </w:pPr>
       <w:r>
         <w:t xml:space="preserve">각 작업의 </w:t>
@@ -8801,7 +9497,7 @@
           <w:ilvl w:val="0"/>
           <w:numId w:val="3"/>
         </w:numPr>
-        <w:spacing w:after="80" w:line="320"/>
+        <w:spacing w:after="90" w:line="330"/>
       </w:pPr>
       <w:r>
         <w:t xml:space="preserve">실패한 작업은 </w:t>
@@ -11321,7 +12017,7 @@
         <w:pBdr>
           <w:left w:val="single" w:color="0F766E" w:sz="20" w:space="10"/>
         </w:pBdr>
-        <w:shd w:fill="F0FAF8" w:color="auto" w:val="clear"/>
+        <w:shd w:fill="F0FDFA" w:color="auto" w:val="clear"/>
         <w:spacing w:after="180" w:before="60" w:line="320"/>
         <w:ind w:left="240" w:right="120"/>
       </w:pPr>
@@ -13086,9 +13782,9 @@
         <w:pStyle w:val="ListParagraph"/>
         <w:numPr>
           <w:ilvl w:val="0"/>
-          <w:numId w:val="6"/>
+          <w:numId w:val="7"/>
         </w:numPr>
-        <w:spacing w:after="110" w:line="330"/>
+        <w:spacing w:after="100" w:line="330"/>
       </w:pPr>
       <w:r>
         <w:rPr>
@@ -13106,9 +13802,9 @@
         <w:pStyle w:val="ListParagraph"/>
         <w:numPr>
           <w:ilvl w:val="0"/>
-          <w:numId w:val="6"/>
+          <w:numId w:val="7"/>
         </w:numPr>
-        <w:spacing w:after="110" w:line="330"/>
+        <w:spacing w:after="100" w:line="330"/>
       </w:pPr>
       <w:r>
         <w:rPr>
@@ -13126,9 +13822,9 @@
         <w:pStyle w:val="ListParagraph"/>
         <w:numPr>
           <w:ilvl w:val="0"/>
-          <w:numId w:val="6"/>
+          <w:numId w:val="7"/>
         </w:numPr>
-        <w:spacing w:after="110" w:line="330"/>
+        <w:spacing w:after="100" w:line="330"/>
       </w:pPr>
       <w:r>
         <w:t xml:space="preserve">아래 </w:t>
@@ -13170,7 +13866,7 @@
           <w:ilvl w:val="0"/>
           <w:numId w:val="3"/>
         </w:numPr>
-        <w:spacing w:after="80" w:line="320"/>
+        <w:spacing w:after="90" w:line="330"/>
       </w:pPr>
       <w:r>
         <w:rPr>
@@ -13190,7 +13886,7 @@
           <w:ilvl w:val="0"/>
           <w:numId w:val="3"/>
         </w:numPr>
-        <w:spacing w:after="80" w:line="320"/>
+        <w:spacing w:after="90" w:line="330"/>
       </w:pPr>
       <w:r>
         <w:rPr>
@@ -13210,7 +13906,7 @@
           <w:ilvl w:val="0"/>
           <w:numId w:val="3"/>
         </w:numPr>
-        <w:spacing w:after="80" w:line="320"/>
+        <w:spacing w:after="90" w:line="330"/>
       </w:pPr>
       <w:r>
         <w:rPr>
@@ -13230,7 +13926,7 @@
           <w:ilvl w:val="0"/>
           <w:numId w:val="3"/>
         </w:numPr>
-        <w:spacing w:after="80" w:line="320"/>
+        <w:spacing w:after="90" w:line="330"/>
       </w:pPr>
       <w:r>
         <w:rPr>
@@ -13302,9 +13998,9 @@
         <w:pStyle w:val="ListParagraph"/>
         <w:numPr>
           <w:ilvl w:val="0"/>
-          <w:numId w:val="7"/>
+          <w:numId w:val="8"/>
         </w:numPr>
-        <w:spacing w:after="110" w:line="330"/>
+        <w:spacing w:after="100" w:line="330"/>
       </w:pPr>
       <w:r>
         <w:t xml:space="preserve">CSV·텍스트·엑셀(.xlsx) 파일을 끌어다 놓거나, 칸에 한 줄에 하나씩 </w:t>
@@ -13327,9 +14023,9 @@
         <w:pStyle w:val="ListParagraph"/>
         <w:numPr>
           <w:ilvl w:val="0"/>
-          <w:numId w:val="7"/>
+          <w:numId w:val="8"/>
         </w:numPr>
-        <w:spacing w:after="110" w:line="330"/>
+        <w:spacing w:after="100" w:line="330"/>
       </w:pPr>
       <w:r>
         <w:rPr>
@@ -13347,9 +14043,9 @@
         <w:pStyle w:val="ListParagraph"/>
         <w:numPr>
           <w:ilvl w:val="0"/>
-          <w:numId w:val="7"/>
+          <w:numId w:val="8"/>
         </w:numPr>
-        <w:spacing w:after="110" w:line="330"/>
+        <w:spacing w:after="100" w:line="330"/>
       </w:pPr>
       <w:r>
         <w:t xml:space="preserve">구조(모노머 / 2량체 / 3량체)를 고릅니다. 바인더는 2량체 이상이 실제 사슬에 가깝습니다.</w:t>
@@ -14673,7 +15369,7 @@
           <w:ilvl w:val="0"/>
           <w:numId w:val="3"/>
         </w:numPr>
-        <w:spacing w:after="80" w:line="320"/>
+        <w:spacing w:after="90" w:line="330"/>
       </w:pPr>
       <w:r>
         <w:t xml:space="preserve">제출 후 무인으로 진행됩니다. 실패한 후보는 1회 자동 재시도되고, 실패율이 30 %를 넘으면 자동 일시정지됩니다.</w:t>
@@ -14686,7 +15382,7 @@
           <w:ilvl w:val="0"/>
           <w:numId w:val="3"/>
         </w:numPr>
-        <w:spacing w:after="80" w:line="320"/>
+        <w:spacing w:after="90" w:line="330"/>
       </w:pPr>
       <w:r>
         <w:t xml:space="preserve">같은 구조·같은 조건의 기존 결과는 다시 계산하지 않고 재사용합니다. 앞 단계의 최적화 구조는 다음 단계의 초기 구조로 이어집니다.</w:t>
@@ -14699,7 +15395,7 @@
           <w:ilvl w:val="0"/>
           <w:numId w:val="3"/>
         </w:numPr>
-        <w:spacing w:after="80" w:line="320"/>
+        <w:spacing w:after="90" w:line="330"/>
       </w:pPr>
       <w:r>
         <w:t xml:space="preserve">동시에 돌 수 있는 캠페인 수를 넘으면 대기열에 들어갔다가 자동으로 시작됩니다.</w:t>
@@ -14712,7 +15408,7 @@
           <w:ilvl w:val="0"/>
           <w:numId w:val="3"/>
         </w:numPr>
-        <w:spacing w:after="80" w:line="320"/>
+        <w:spacing w:after="90" w:line="330"/>
       </w:pPr>
       <w:r>
         <w:t xml:space="preserve">서버가 꺼졌다 켜져도 캠페인은 체크포인트에서 이어집니다.</w:t>
@@ -15461,7 +16157,7 @@
         <w:pBdr>
           <w:left w:val="single" w:color="0F766E" w:sz="20" w:space="10"/>
         </w:pBdr>
-        <w:shd w:fill="F0FAF8" w:color="auto" w:val="clear"/>
+        <w:shd w:fill="F0FDFA" w:color="auto" w:val="clear"/>
         <w:spacing w:after="180" w:before="60" w:line="320"/>
         <w:ind w:left="240" w:right="120"/>
       </w:pPr>
@@ -17440,26 +18136,6 @@
       </w:pPr>
       <w:r>
         <w:t xml:space="preserve">12. 자주 하는 질문</w:t>
-      </w:r>
-    </w:p>
-    <w:p>
-      <w:pPr>
-        <w:spacing w:after="60" w:before="200"/>
-      </w:pPr>
-      <w:r>
-        <w:rPr>
-          <w:b/>
-          <w:bCs/>
-        </w:rPr>
-        <w:t xml:space="preserve">Q. 질문</w:t>
-      </w:r>
-    </w:p>
-    <w:p>
-      <w:pPr>
-        <w:spacing w:after="140" w:line="340"/>
-      </w:pPr>
-      <w:r>
-        <w:t xml:space="preserve">답</w:t>
       </w:r>
     </w:p>
     <w:p>
@@ -18870,9 +19546,9 @@
         <w:pStyle w:val="ListParagraph"/>
         <w:numPr>
           <w:ilvl w:val="0"/>
-          <w:numId w:val="8"/>
+          <w:numId w:val="9"/>
         </w:numPr>
-        <w:spacing w:after="110" w:line="330"/>
+        <w:spacing w:after="100" w:line="330"/>
       </w:pPr>
       <w:r>
         <w:t xml:space="preserve">빠름 결과로 최종 판정하지 않습니다.</w:t>
@@ -18883,9 +19559,9 @@
         <w:pStyle w:val="ListParagraph"/>
         <w:numPr>
           <w:ilvl w:val="0"/>
-          <w:numId w:val="8"/>
+          <w:numId w:val="9"/>
         </w:numPr>
-        <w:spacing w:after="110" w:line="330"/>
+        <w:spacing w:after="100" w:line="330"/>
       </w:pPr>
       <w:r>
         <w:t xml:space="preserve">판정은 검증이 PASS인 결과에서만 믿습니다.</w:t>
@@ -18896,9 +19572,9 @@
         <w:pStyle w:val="ListParagraph"/>
         <w:numPr>
           <w:ilvl w:val="0"/>
-          <w:numId w:val="8"/>
+          <w:numId w:val="9"/>
         </w:numPr>
-        <w:spacing w:after="110" w:line="330"/>
+        <w:spacing w:after="100" w:line="330"/>
       </w:pPr>
       <w:r>
         <w:t xml:space="preserve">값은 같은 조건끼리 비교하는 용도입니다. 절대값을 실험처럼 인용하지 않습니다.</w:t>
@@ -18909,9 +19585,9 @@
         <w:pStyle w:val="ListParagraph"/>
         <w:numPr>
           <w:ilvl w:val="0"/>
-          <w:numId w:val="8"/>
+          <w:numId w:val="9"/>
         </w:numPr>
-        <w:spacing w:after="110" w:line="330"/>
+        <w:spacing w:after="100" w:line="330"/>
       </w:pPr>
       <w:r>
         <w:t xml:space="preserve">REVIEW나 배지가 붙으면 사유를 읽습니다.</w:t>
@@ -18922,9 +19598,9 @@
         <w:pStyle w:val="ListParagraph"/>
         <w:numPr>
           <w:ilvl w:val="0"/>
-          <w:numId w:val="8"/>
+          <w:numId w:val="9"/>
         </w:numPr>
-        <w:spacing w:after="110" w:line="330"/>
+        <w:spacing w:after="100" w:line="330"/>
       </w:pPr>
       <w:r>
         <w:t xml:space="preserve">공유 HTML에는 비밀번호가 없습니다.</w:t>
@@ -19550,7 +20226,7 @@
           <w:ilvl w:val="0"/>
           <w:numId w:val="3"/>
         </w:numPr>
-        <w:spacing w:after="80" w:line="320"/>
+        <w:spacing w:after="90" w:line="330"/>
       </w:pPr>
       <w:r>
         <w:rPr>
@@ -19596,7 +20272,7 @@
           <w:ilvl w:val="0"/>
           <w:numId w:val="3"/>
         </w:numPr>
-        <w:spacing w:after="80" w:line="320"/>
+        <w:spacing w:after="90" w:line="330"/>
       </w:pPr>
       <w:r>
         <w:t xml:space="preserve">코드를 업데이트한 뒤에는 재시작이 필요합니다. </w:t>
@@ -20257,7 +20933,7 @@
           <w:ilvl w:val="0"/>
           <w:numId w:val="3"/>
         </w:numPr>
-        <w:spacing w:after="80" w:line="320"/>
+        <w:spacing w:after="90" w:line="330"/>
       </w:pPr>
       <w:r>
         <w:rPr>
@@ -20291,7 +20967,7 @@
           <w:ilvl w:val="0"/>
           <w:numId w:val="3"/>
         </w:numPr>
-        <w:spacing w:after="80" w:line="320"/>
+        <w:spacing w:after="90" w:line="330"/>
       </w:pPr>
       <w:r>
         <w:rPr>
@@ -20320,9 +20996,9 @@
         <w:pStyle w:val="ListParagraph"/>
         <w:numPr>
           <w:ilvl w:val="0"/>
-          <w:numId w:val="9"/>
+          <w:numId w:val="10"/>
         </w:numPr>
-        <w:spacing w:after="110" w:line="330"/>
+        <w:spacing w:after="100" w:line="330"/>
       </w:pPr>
       <w:r>
         <w:t xml:space="preserve">네이버 클라우드에서 Ubuntu 22.04 서버(vCPU 8 이상, 메모리 32 GB 이상)를 만들고 공인 IP를 붙입니다.</w:t>
@@ -20333,9 +21009,9 @@
         <w:pStyle w:val="ListParagraph"/>
         <w:numPr>
           <w:ilvl w:val="0"/>
-          <w:numId w:val="9"/>
+          <w:numId w:val="10"/>
         </w:numPr>
-        <w:spacing w:after="110" w:line="330"/>
+        <w:spacing w:after="100" w:line="330"/>
       </w:pPr>
       <w:r>
         <w:t xml:space="preserve">ACG에서 22(SSH)·80·443만 허용합니다. 8000번은 열지 않습니다.</w:t>
@@ -20346,9 +21022,9 @@
         <w:pStyle w:val="ListParagraph"/>
         <w:numPr>
           <w:ilvl w:val="0"/>
-          <w:numId w:val="9"/>
+          <w:numId w:val="10"/>
         </w:numPr>
-        <w:spacing w:after="110" w:line="330"/>
+        <w:spacing w:after="100" w:line="330"/>
       </w:pPr>
       <w:r>
         <w:t xml:space="preserve">SSH로 접속해 저장소를 받고 </w:t>
@@ -20371,9 +21047,9 @@
         <w:pStyle w:val="ListParagraph"/>
         <w:numPr>
           <w:ilvl w:val="0"/>
-          <w:numId w:val="9"/>
+          <w:numId w:val="10"/>
         </w:numPr>
-        <w:spacing w:after="110" w:line="330"/>
+        <w:spacing w:after="100" w:line="330"/>
       </w:pPr>
       <w:r>
         <w:t xml:space="preserve">도메인이 있으면 </w:t>
@@ -20396,9 +21072,9 @@
         <w:pStyle w:val="ListParagraph"/>
         <w:numPr>
           <w:ilvl w:val="0"/>
-          <w:numId w:val="9"/>
+          <w:numId w:val="10"/>
         </w:numPr>
-        <w:spacing w:after="110" w:line="330"/>
+        <w:spacing w:after="100" w:line="330"/>
       </w:pPr>
       <w:r>
         <w:t xml:space="preserve">업데이트는 서버에서 </w:t>
@@ -22502,7 +23178,7 @@
         <w:sz w:val="16"/>
         <w:szCs w:val="16"/>
       </w:rPr>
-      <w:t xml:space="preserve">DFT-Workbench 사용 설명서 v3.1</w:t>
+      <w:t xml:space="preserve">DFT-Workbench 사용 설명서 v3.2</w:t>
     </w:r>
   </w:p>
 </w:hdr>
@@ -22725,6 +23401,23 @@
       </w:rPr>
     </w:lvl>
   </w:abstractNum>
+  <w:abstractNum w:abstractNumId="10" w15:restartNumberingAfterBreak="0">
+    <w:multiLevelType w:val="hybridMultilevel"/>
+    <w:lvl w:ilvl="0" w15:tentative="1">
+      <w:start w:val="1"/>
+      <w:numFmt w:val="decimal"/>
+      <w:lvlText w:val="%1"/>
+      <w:lvlJc w:val="left"/>
+      <w:pPr>
+        <w:ind w:left="560" w:hanging="380"/>
+      </w:pPr>
+      <w:rPr>
+        <w:b/>
+        <w:bCs/>
+        <w:color w:val="0F766E"/>
+      </w:rPr>
+    </w:lvl>
+  </w:abstractNum>
   <w:num w:numId="1">
     <w:abstractNumId w:val="1"/>
     <w:lvlOverride w:ilvl="0">
@@ -22775,6 +23468,12 @@
   </w:num>
   <w:num w:numId="9">
     <w:abstractNumId w:val="9"/>
+    <w:lvlOverride w:ilvl="0">
+      <w:startOverride w:val="1"/>
+    </w:lvlOverride>
+  </w:num>
+  <w:num w:numId="10">
+    <w:abstractNumId w:val="10"/>
     <w:lvlOverride w:ilvl="0">
       <w:startOverride w:val="1"/>
     </w:lvlOverride>

--- a/docs/07_DFT-Workbench_사용설명서.docx
+++ b/docs/07_DFT-Workbench_사용설명서.docx
@@ -192,7 +192,7 @@
                 <w:sz w:val="20"/>
                 <w:szCs w:val="20"/>
               </w:rPr>
-              <w:t xml:space="preserve">3.2 (2026-09-15)</w:t>
+              <w:t xml:space="preserve">3.3 (2026-09-16)</w:t>
             </w:r>
           </w:p>
         </w:tc>
@@ -4681,6 +4681,73 @@
                 <w:sz w:val="20"/>
                 <w:szCs w:val="20"/>
               </w:rPr>
+              <w:t xml:space="preserve">벤치마크</w:t>
+            </w:r>
+          </w:p>
+        </w:tc>
+        <w:tc>
+          <w:tcPr>
+            <w:tcW w:type="dxa" w:w="6819"/>
+            <w:tcBorders>
+              <w:top w:val="single" w:color="D1D5DB" w:sz="4"/>
+              <w:left w:val="single" w:color="D1D5DB" w:sz="4"/>
+              <w:bottom w:val="single" w:color="D1D5DB" w:sz="4"/>
+              <w:right w:val="single" w:color="D1D5DB" w:sz="4"/>
+            </w:tcBorders>
+            <w:tcMar>
+              <w:top w:type="dxa" w:w="80"/>
+              <w:left w:type="dxa" w:w="120"/>
+              <w:bottom w:type="dxa" w:w="80"/>
+              <w:right w:type="dxa" w:w="120"/>
+            </w:tcMar>
+            <w:vAlign w:val="center"/>
+          </w:tcPr>
+          <w:p>
+            <w:pPr>
+              <w:spacing w:after="0" w:line="290"/>
+            </w:pPr>
+            <w:r>
+              <w:rPr>
+                <w:b w:val="false"/>
+                <w:bCs w:val="false"/>
+                <w:sz w:val="20"/>
+                <w:szCs w:val="20"/>
+              </w:rPr>
+              <w:t xml:space="preserve">논문이 공개한 좌표·계산식으로 프로그램의 값이 문헌과 맞는지 확인할 때</w:t>
+            </w:r>
+          </w:p>
+        </w:tc>
+      </w:tr>
+      <w:tr>
+        <w:tc>
+          <w:tcPr>
+            <w:tcW w:type="dxa" w:w="2587"/>
+            <w:tcBorders>
+              <w:top w:val="single" w:color="D1D5DB" w:sz="4"/>
+              <w:left w:val="single" w:color="D1D5DB" w:sz="4"/>
+              <w:bottom w:val="single" w:color="D1D5DB" w:sz="4"/>
+              <w:right w:val="single" w:color="D1D5DB" w:sz="4"/>
+            </w:tcBorders>
+            <w:shd w:fill="FAFAF9" w:color="auto" w:val="clear"/>
+            <w:tcMar>
+              <w:top w:type="dxa" w:w="80"/>
+              <w:left w:type="dxa" w:w="120"/>
+              <w:bottom w:type="dxa" w:w="80"/>
+              <w:right w:type="dxa" w:w="120"/>
+            </w:tcMar>
+            <w:vAlign w:val="center"/>
+          </w:tcPr>
+          <w:p>
+            <w:pPr>
+              <w:spacing w:after="0" w:line="290"/>
+            </w:pPr>
+            <w:r>
+              <w:rPr>
+                <w:b w:val="false"/>
+                <w:bCs w:val="false"/>
+                <w:sz w:val="20"/>
+                <w:szCs w:val="20"/>
+              </w:rPr>
               <w:t xml:space="preserve">물성 사전 · 시각화·계정</w:t>
             </w:r>
           </w:p>
@@ -13769,12 +13836,273 @@
     </w:tbl>
     <w:p>
       <w:pPr>
-        <w:pStyle w:val="Heading1"/>
-        <w:pageBreakBefore/>
-        <w:spacing w:after="240" w:before="0"/>
+        <w:pStyle w:val="Heading2"/>
+        <w:spacing w:after="150" w:before="340"/>
       </w:pPr>
       <w:r>
-        <w:t xml:space="preserve">8. 여러 결과 비교하기 — 물질 비교</w:t>
+        <w:t xml:space="preserve">7.9 벤치마크 — 논문 값과 비교</w:t>
+      </w:r>
+    </w:p>
+    <w:p>
+      <w:pPr>
+        <w:spacing w:after="140" w:line="340"/>
+      </w:pPr>
+      <w:r>
+        <w:t xml:space="preserve">«벤치마크» 메뉴는 논문이 공개한 </w:t>
+      </w:r>
+      <w:r>
+        <w:rPr>
+          <w:b/>
+          <w:bCs/>
+        </w:rPr>
+        <w:t xml:space="preserve">같은 좌표·같은 계산식</w:t>
+      </w:r>
+      <w:r>
+        <w:t xml:space="preserve">으로 이 프로그램이 참조값을 재현하는지 확인합니다. 값이 맞으면 계산식이 문헌과 같다는 뜻이고, 이후 «같은 조건 상대 비교»의 근거가 됩니다.</w:t>
+      </w:r>
+    </w:p>
+    <w:tbl>
+      <w:tblPr>
+        <w:tblW w:type="dxa" w:w="9406"/>
+        <w:tblBorders>
+          <w:top w:val="single" w:color="auto" w:sz="4"/>
+          <w:left w:val="single" w:color="auto" w:sz="4"/>
+          <w:bottom w:val="single" w:color="auto" w:sz="4"/>
+          <w:right w:val="single" w:color="auto" w:sz="4"/>
+          <w:insideH w:val="single" w:color="auto" w:sz="4"/>
+          <w:insideV w:val="single" w:color="auto" w:sz="4"/>
+        </w:tblBorders>
+      </w:tblPr>
+      <w:tblGrid>
+        <w:gridCol w:w="2911"/>
+        <w:gridCol w:w="4479"/>
+        <w:gridCol w:w="2016"/>
+      </w:tblGrid>
+      <w:tr>
+        <w:trPr>
+          <w:tblHeader/>
+        </w:trPr>
+        <w:tc>
+          <w:tcPr>
+            <w:tcW w:type="dxa" w:w="2911"/>
+            <w:tcBorders>
+              <w:top w:val="single" w:color="D1D5DB" w:sz="4"/>
+              <w:left w:val="single" w:color="D1D5DB" w:sz="4"/>
+              <w:bottom w:val="single" w:color="D1D5DB" w:sz="4"/>
+              <w:right w:val="single" w:color="D1D5DB" w:sz="4"/>
+            </w:tcBorders>
+            <w:shd w:fill="E6F2F0" w:color="auto" w:val="clear"/>
+            <w:tcMar>
+              <w:top w:type="dxa" w:w="80"/>
+              <w:left w:type="dxa" w:w="120"/>
+              <w:bottom w:type="dxa" w:w="80"/>
+              <w:right w:type="dxa" w:w="120"/>
+            </w:tcMar>
+            <w:vAlign w:val="center"/>
+          </w:tcPr>
+          <w:p>
+            <w:pPr>
+              <w:spacing w:after="0" w:line="290"/>
+            </w:pPr>
+            <w:r>
+              <w:rPr>
+                <w:b/>
+                <w:bCs/>
+                <w:sz w:val="20"/>
+                <w:szCs w:val="20"/>
+              </w:rPr>
+              <w:t xml:space="preserve">세트</w:t>
+            </w:r>
+          </w:p>
+        </w:tc>
+        <w:tc>
+          <w:tcPr>
+            <w:tcW w:type="dxa" w:w="4479"/>
+            <w:tcBorders>
+              <w:top w:val="single" w:color="D1D5DB" w:sz="4"/>
+              <w:left w:val="single" w:color="D1D5DB" w:sz="4"/>
+              <w:bottom w:val="single" w:color="D1D5DB" w:sz="4"/>
+              <w:right w:val="single" w:color="D1D5DB" w:sz="4"/>
+            </w:tcBorders>
+            <w:shd w:fill="E6F2F0" w:color="auto" w:val="clear"/>
+            <w:tcMar>
+              <w:top w:type="dxa" w:w="80"/>
+              <w:left w:type="dxa" w:w="120"/>
+              <w:bottom w:type="dxa" w:w="80"/>
+              <w:right w:type="dxa" w:w="120"/>
+            </w:tcMar>
+            <w:vAlign w:val="center"/>
+          </w:tcPr>
+          <w:p>
+            <w:pPr>
+              <w:spacing w:after="0" w:line="290"/>
+            </w:pPr>
+            <w:r>
+              <w:rPr>
+                <w:b/>
+                <w:bCs/>
+                <w:sz w:val="20"/>
+                <w:szCs w:val="20"/>
+              </w:rPr>
+              <w:t xml:space="preserve">내용</w:t>
+            </w:r>
+          </w:p>
+        </w:tc>
+        <w:tc>
+          <w:tcPr>
+            <w:tcW w:type="dxa" w:w="2016"/>
+            <w:tcBorders>
+              <w:top w:val="single" w:color="D1D5DB" w:sz="4"/>
+              <w:left w:val="single" w:color="D1D5DB" w:sz="4"/>
+              <w:bottom w:val="single" w:color="D1D5DB" w:sz="4"/>
+              <w:right w:val="single" w:color="D1D5DB" w:sz="4"/>
+            </w:tcBorders>
+            <w:shd w:fill="E6F2F0" w:color="auto" w:val="clear"/>
+            <w:tcMar>
+              <w:top w:type="dxa" w:w="80"/>
+              <w:left w:type="dxa" w:w="120"/>
+              <w:bottom w:type="dxa" w:w="80"/>
+              <w:right w:type="dxa" w:w="120"/>
+            </w:tcMar>
+            <w:vAlign w:val="center"/>
+          </w:tcPr>
+          <w:p>
+            <w:pPr>
+              <w:spacing w:after="0" w:line="290"/>
+            </w:pPr>
+            <w:r>
+              <w:rPr>
+                <w:b/>
+                <w:bCs/>
+                <w:sz w:val="20"/>
+                <w:szCs w:val="20"/>
+              </w:rPr>
+              <w:t xml:space="preserve">참조값</w:t>
+            </w:r>
+          </w:p>
+        </w:tc>
+      </w:tr>
+      <w:tr>
+        <w:tc>
+          <w:tcPr>
+            <w:tcW w:type="dxa" w:w="2911"/>
+            <w:tcBorders>
+              <w:top w:val="single" w:color="D1D5DB" w:sz="4"/>
+              <w:left w:val="single" w:color="D1D5DB" w:sz="4"/>
+              <w:bottom w:val="single" w:color="D1D5DB" w:sz="4"/>
+              <w:right w:val="single" w:color="D1D5DB" w:sz="4"/>
+            </w:tcBorders>
+            <w:shd w:fill="FAFAF9" w:color="auto" w:val="clear"/>
+            <w:tcMar>
+              <w:top w:type="dxa" w:w="80"/>
+              <w:left w:type="dxa" w:w="120"/>
+              <w:bottom w:type="dxa" w:w="80"/>
+              <w:right w:type="dxa" w:w="120"/>
+            </w:tcMar>
+            <w:vAlign w:val="center"/>
+          </w:tcPr>
+          <w:p>
+            <w:pPr>
+              <w:spacing w:after="0" w:line="290"/>
+            </w:pPr>
+            <w:r>
+              <w:rPr>
+                <w:b w:val="false"/>
+                <w:bCs w:val="false"/>
+                <w:sz w:val="20"/>
+                <w:szCs w:val="20"/>
+              </w:rPr>
+              <w:t xml:space="preserve">건식 전극 바인더 (Kim et al., Nat. Commun. 2025)</w:t>
+            </w:r>
+          </w:p>
+        </w:tc>
+        <w:tc>
+          <w:tcPr>
+            <w:tcW w:type="dxa" w:w="4479"/>
+            <w:tcBorders>
+              <w:top w:val="single" w:color="D1D5DB" w:sz="4"/>
+              <w:left w:val="single" w:color="D1D5DB" w:sz="4"/>
+              <w:bottom w:val="single" w:color="D1D5DB" w:sz="4"/>
+              <w:right w:val="single" w:color="D1D5DB" w:sz="4"/>
+            </w:tcBorders>
+            <w:tcMar>
+              <w:top w:type="dxa" w:w="80"/>
+              <w:left w:type="dxa" w:w="120"/>
+              <w:bottom w:type="dxa" w:w="80"/>
+              <w:right w:type="dxa" w:w="120"/>
+            </w:tcMar>
+            <w:vAlign w:val="center"/>
+          </w:tcPr>
+          <w:p>
+            <w:pPr>
+              <w:spacing w:after="0" w:line="290"/>
+            </w:pPr>
+            <w:r>
+              <w:rPr>
+                <w:b w:val="false"/>
+                <w:bCs w:val="false"/>
+                <w:sz w:val="20"/>
+                <w:szCs w:val="20"/>
+              </w:rPr>
+              <w:t xml:space="preserve">PTFE · PVDF · Parafilm 3 반복단위 모델, 논문 Supplementary Data의 VASP 좌표 고정, B3LYP5/6-311+G** 단일점</w:t>
+            </w:r>
+          </w:p>
+        </w:tc>
+        <w:tc>
+          <w:tcPr>
+            <w:tcW w:type="dxa" w:w="2016"/>
+            <w:tcBorders>
+              <w:top w:val="single" w:color="D1D5DB" w:sz="4"/>
+              <w:left w:val="single" w:color="D1D5DB" w:sz="4"/>
+              <w:bottom w:val="single" w:color="D1D5DB" w:sz="4"/>
+              <w:right w:val="single" w:color="D1D5DB" w:sz="4"/>
+            </w:tcBorders>
+            <w:tcMar>
+              <w:top w:type="dxa" w:w="80"/>
+              <w:left w:type="dxa" w:w="120"/>
+              <w:bottom w:type="dxa" w:w="80"/>
+              <w:right w:type="dxa" w:w="120"/>
+            </w:tcMar>
+            <w:vAlign w:val="center"/>
+          </w:tcPr>
+          <w:p>
+            <w:pPr>
+              <w:spacing w:after="0" w:line="290"/>
+            </w:pPr>
+            <w:r>
+              <w:rPr>
+                <w:b w:val="false"/>
+                <w:bCs w:val="false"/>
+                <w:sz w:val="20"/>
+                <w:szCs w:val="20"/>
+              </w:rPr>
+              <w:t xml:space="preserve">HOMO · LUMO · gap (Fig. 2c)</w:t>
+            </w:r>
+          </w:p>
+        </w:tc>
+      </w:tr>
+    </w:tbl>
+    <w:p>
+      <w:pPr>
+        <w:pStyle w:val="ListParagraph"/>
+        <w:numPr>
+          <w:ilvl w:val="0"/>
+          <w:numId w:val="7"/>
+        </w:numPr>
+        <w:spacing w:after="100" w:line="330"/>
+      </w:pPr>
+      <w:r>
+        <w:t xml:space="preserve">«벤치마크» 메뉴를 열고 세트의 </w:t>
+      </w:r>
+      <w:r>
+        <w:rPr>
+          <w:b/>
+          <w:bCs/>
+        </w:rPr>
+        <w:t xml:space="preserve">실행</w:t>
+      </w:r>
+      <w:r>
+        <w:t xml:space="preserve">을 누릅니다. 항목마다 좌표를 고정한 단일점 작업이 만들어집니다(원자 20개, 한 항목에 수 분~10분).</w:t>
       </w:r>
     </w:p>
     <w:p>
@@ -13787,14 +14115,7 @@
         <w:spacing w:after="100" w:line="330"/>
       </w:pPr>
       <w:r>
-        <w:rPr>
-          <w:b/>
-          <w:bCs/>
-        </w:rPr>
-        <w:t xml:space="preserve">물질 비교</w:t>
-      </w:r>
-      <w:r>
-        <w:t xml:space="preserve"> 메뉴를 열고 비교할 결과에 체크합니다.</w:t>
+        <w:t xml:space="preserve">표의 «계산» 열과 Δ(계산 − 참조)가 채워지고, |Δ|가 허용값(0.10 eV) 이내면 PASS, 검토값(0.30 eV) 이내면 REVIEW, 그 밖은 FAIL로 판정됩니다.</w:t>
       </w:r>
     </w:p>
     <w:p>
@@ -13807,14 +14128,127 @@
         <w:spacing w:after="100" w:line="330"/>
       </w:pPr>
       <w:r>
+        <w:t xml:space="preserve">«결과»로 작업의 결과 상세를, «모니터»로 계산 과정을 봅니다. «다시 실행»은 그 항목만 새 작업으로 만듭니다.</w:t>
+      </w:r>
+    </w:p>
+    <w:p>
+      <w:pPr>
+        <w:pBdr>
+          <w:left w:val="single" w:color="0F766E" w:sz="20" w:space="10"/>
+        </w:pBdr>
+        <w:shd w:fill="F0FDFA" w:color="auto" w:val="clear"/>
+        <w:spacing w:after="180" w:before="60" w:line="320"/>
+        <w:ind w:left="240" w:right="120"/>
+      </w:pPr>
+      <w:r>
         <w:rPr>
           <w:b/>
           <w:bCs/>
+          <w:color w:val="0F766E"/>
+          <w:sz w:val="21"/>
+          <w:szCs w:val="21"/>
         </w:rPr>
-        <w:t xml:space="preserve">지표 선택</w:t>
-      </w:r>
-      <w:r>
-        <w:t xml:space="preserve">에서 비교할 값을 고릅니다. 그래프 종류(막대·레이더·표)와 투명도를 바꿀 수 있습니다.</w:t>
+        <w:t xml:space="preserve">TIP  </w:t>
+      </w:r>
+      <w:r>
+        <w:rPr>
+          <w:color w:val="374151"/>
+          <w:sz w:val="20"/>
+          <w:szCs w:val="20"/>
+        </w:rPr>
+        <w:t xml:space="preserve">GAMESS의 B3LYP는 VWN5 상관함수를 쓰므로 세트의 범함수는 </w:t>
+      </w:r>
+      <w:r>
+        <w:rPr>
+          <w:b/>
+          <w:bCs/>
+          <w:color w:val="374151"/>
+          <w:sz w:val="20"/>
+          <w:szCs w:val="20"/>
+        </w:rPr>
+        <w:t xml:space="preserve">B3LYP5 (VWN5)</w:t>
+      </w:r>
+      <w:r>
+        <w:rPr>
+          <w:color w:val="374151"/>
+          <w:sz w:val="20"/>
+          <w:szCs w:val="20"/>
+        </w:rPr>
+        <w:t xml:space="preserve">입니다. Gaussian식 B3LYP로 계산하면 준위가 약 0.1 eV 낮게 나오지만 갭은 같습니다. 세트는 </w:t>
+      </w:r>
+      <w:r>
+        <w:rPr>
+          <w:rFonts w:ascii="Consolas" w:cs="Consolas" w:eastAsia="Consolas" w:hAnsi="Consolas"/>
+          <w:color w:val="374151"/>
+          <w:sz w:val="20"/>
+          <w:szCs w:val="20"/>
+          <w:shd w:fill="F3F4F6" w:color="auto" w:val="clear"/>
+        </w:rPr>
+        <w:t xml:space="preserve">server/benchmarks/*.json</w:t>
+      </w:r>
+      <w:r>
+        <w:rPr>
+          <w:color w:val="374151"/>
+          <w:sz w:val="20"/>
+          <w:szCs w:val="20"/>
+        </w:rPr>
+        <w:t xml:space="preserve"> 파일 하나로 추가합니다.</w:t>
+      </w:r>
+    </w:p>
+    <w:p>
+      <w:pPr>
+        <w:pBdr>
+          <w:left w:val="single" w:color="B45309" w:sz="20" w:space="10"/>
+        </w:pBdr>
+        <w:shd w:fill="FFF7ED" w:color="auto" w:val="clear"/>
+        <w:spacing w:after="180" w:before="60" w:line="320"/>
+        <w:ind w:left="240" w:right="120"/>
+      </w:pPr>
+      <w:r>
+        <w:rPr>
+          <w:b/>
+          <w:bCs/>
+          <w:color w:val="B45309"/>
+          <w:sz w:val="21"/>
+          <w:szCs w:val="21"/>
+        </w:rPr>
+        <w:t xml:space="preserve">주의  </w:t>
+      </w:r>
+      <w:r>
+        <w:rPr>
+          <w:color w:val="374151"/>
+          <w:sz w:val="20"/>
+          <w:szCs w:val="20"/>
+        </w:rPr>
+        <w:t xml:space="preserve">벤치마크는 논문의 </w:t>
+      </w:r>
+      <w:r>
+        <w:rPr>
+          <w:b/>
+          <w:bCs/>
+          <w:color w:val="374151"/>
+          <w:sz w:val="20"/>
+          <w:szCs w:val="20"/>
+        </w:rPr>
+        <w:t xml:space="preserve">평면 지그재그(all-trans) 모델</w:t>
+      </w:r>
+      <w:r>
+        <w:rPr>
+          <w:color w:val="374151"/>
+          <w:sz w:val="20"/>
+          <w:szCs w:val="20"/>
+        </w:rPr>
+        <w:t xml:space="preserve">을 그대로 씁니다. 프로그램 기본 흐름(conformer 탐색)은 에너지가 더 낮은 꼬인 사슬을 고르므로 PTFE·PVDF의 갭이 0.8~1.0 eV 넓게 나옵니다. 문헌 값과 절대값을 비교할 때는 같은 구조를 써야 합니다.</w:t>
+      </w:r>
+    </w:p>
+    <w:p>
+      <w:pPr>
+        <w:pStyle w:val="Heading1"/>
+        <w:pageBreakBefore/>
+        <w:spacing w:after="240" w:before="0"/>
+      </w:pPr>
+      <w:r>
+        <w:t xml:space="preserve">8. 여러 결과 비교하기 — 물질 비교</w:t>
       </w:r>
     </w:p>
     <w:p>
@@ -13822,7 +14256,47 @@
         <w:pStyle w:val="ListParagraph"/>
         <w:numPr>
           <w:ilvl w:val="0"/>
-          <w:numId w:val="7"/>
+          <w:numId w:val="8"/>
+        </w:numPr>
+        <w:spacing w:after="100" w:line="330"/>
+      </w:pPr>
+      <w:r>
+        <w:rPr>
+          <w:b/>
+          <w:bCs/>
+        </w:rPr>
+        <w:t xml:space="preserve">물질 비교</w:t>
+      </w:r>
+      <w:r>
+        <w:t xml:space="preserve"> 메뉴를 열고 비교할 결과에 체크합니다.</w:t>
+      </w:r>
+    </w:p>
+    <w:p>
+      <w:pPr>
+        <w:pStyle w:val="ListParagraph"/>
+        <w:numPr>
+          <w:ilvl w:val="0"/>
+          <w:numId w:val="8"/>
+        </w:numPr>
+        <w:spacing w:after="100" w:line="330"/>
+      </w:pPr>
+      <w:r>
+        <w:rPr>
+          <w:b/>
+          <w:bCs/>
+        </w:rPr>
+        <w:t xml:space="preserve">지표 선택</w:t>
+      </w:r>
+      <w:r>
+        <w:t xml:space="preserve">에서 비교할 값을 고릅니다. 그래프 종류(막대·레이더·표)와 투명도를 바꿀 수 있습니다.</w:t>
+      </w:r>
+    </w:p>
+    <w:p>
+      <w:pPr>
+        <w:pStyle w:val="ListParagraph"/>
+        <w:numPr>
+          <w:ilvl w:val="0"/>
+          <w:numId w:val="8"/>
         </w:numPr>
         <w:spacing w:after="100" w:line="330"/>
       </w:pPr>
@@ -13998,7 +14472,7 @@
         <w:pStyle w:val="ListParagraph"/>
         <w:numPr>
           <w:ilvl w:val="0"/>
-          <w:numId w:val="8"/>
+          <w:numId w:val="9"/>
         </w:numPr>
         <w:spacing w:after="100" w:line="330"/>
       </w:pPr>
@@ -14023,7 +14497,7 @@
         <w:pStyle w:val="ListParagraph"/>
         <w:numPr>
           <w:ilvl w:val="0"/>
-          <w:numId w:val="8"/>
+          <w:numId w:val="9"/>
         </w:numPr>
         <w:spacing w:after="100" w:line="330"/>
       </w:pPr>
@@ -14043,7 +14517,7 @@
         <w:pStyle w:val="ListParagraph"/>
         <w:numPr>
           <w:ilvl w:val="0"/>
-          <w:numId w:val="8"/>
+          <w:numId w:val="9"/>
         </w:numPr>
         <w:spacing w:after="100" w:line="330"/>
       </w:pPr>
@@ -19546,7 +20020,7 @@
         <w:pStyle w:val="ListParagraph"/>
         <w:numPr>
           <w:ilvl w:val="0"/>
-          <w:numId w:val="9"/>
+          <w:numId w:val="10"/>
         </w:numPr>
         <w:spacing w:after="100" w:line="330"/>
       </w:pPr>
@@ -19559,7 +20033,7 @@
         <w:pStyle w:val="ListParagraph"/>
         <w:numPr>
           <w:ilvl w:val="0"/>
-          <w:numId w:val="9"/>
+          <w:numId w:val="10"/>
         </w:numPr>
         <w:spacing w:after="100" w:line="330"/>
       </w:pPr>
@@ -19572,7 +20046,7 @@
         <w:pStyle w:val="ListParagraph"/>
         <w:numPr>
           <w:ilvl w:val="0"/>
-          <w:numId w:val="9"/>
+          <w:numId w:val="10"/>
         </w:numPr>
         <w:spacing w:after="100" w:line="330"/>
       </w:pPr>
@@ -19585,7 +20059,7 @@
         <w:pStyle w:val="ListParagraph"/>
         <w:numPr>
           <w:ilvl w:val="0"/>
-          <w:numId w:val="9"/>
+          <w:numId w:val="10"/>
         </w:numPr>
         <w:spacing w:after="100" w:line="330"/>
       </w:pPr>
@@ -19598,7 +20072,7 @@
         <w:pStyle w:val="ListParagraph"/>
         <w:numPr>
           <w:ilvl w:val="0"/>
-          <w:numId w:val="9"/>
+          <w:numId w:val="10"/>
         </w:numPr>
         <w:spacing w:after="100" w:line="330"/>
       </w:pPr>
@@ -20996,7 +21470,7 @@
         <w:pStyle w:val="ListParagraph"/>
         <w:numPr>
           <w:ilvl w:val="0"/>
-          <w:numId w:val="10"/>
+          <w:numId w:val="11"/>
         </w:numPr>
         <w:spacing w:after="100" w:line="330"/>
       </w:pPr>
@@ -21009,7 +21483,7 @@
         <w:pStyle w:val="ListParagraph"/>
         <w:numPr>
           <w:ilvl w:val="0"/>
-          <w:numId w:val="10"/>
+          <w:numId w:val="11"/>
         </w:numPr>
         <w:spacing w:after="100" w:line="330"/>
       </w:pPr>
@@ -21022,7 +21496,7 @@
         <w:pStyle w:val="ListParagraph"/>
         <w:numPr>
           <w:ilvl w:val="0"/>
-          <w:numId w:val="10"/>
+          <w:numId w:val="11"/>
         </w:numPr>
         <w:spacing w:after="100" w:line="330"/>
       </w:pPr>
@@ -21047,7 +21521,7 @@
         <w:pStyle w:val="ListParagraph"/>
         <w:numPr>
           <w:ilvl w:val="0"/>
-          <w:numId w:val="10"/>
+          <w:numId w:val="11"/>
         </w:numPr>
         <w:spacing w:after="100" w:line="330"/>
       </w:pPr>
@@ -21072,7 +21546,7 @@
         <w:pStyle w:val="ListParagraph"/>
         <w:numPr>
           <w:ilvl w:val="0"/>
-          <w:numId w:val="10"/>
+          <w:numId w:val="11"/>
         </w:numPr>
         <w:spacing w:after="100" w:line="330"/>
       </w:pPr>
@@ -23178,7 +23652,7 @@
         <w:sz w:val="16"/>
         <w:szCs w:val="16"/>
       </w:rPr>
-      <w:t xml:space="preserve">DFT-Workbench 사용 설명서 v3.2</w:t>
+      <w:t xml:space="preserve">DFT-Workbench 사용 설명서 v3.3</w:t>
     </w:r>
   </w:p>
 </w:hdr>
@@ -23418,6 +23892,23 @@
       </w:rPr>
     </w:lvl>
   </w:abstractNum>
+  <w:abstractNum w:abstractNumId="11" w15:restartNumberingAfterBreak="0">
+    <w:multiLevelType w:val="hybridMultilevel"/>
+    <w:lvl w:ilvl="0" w15:tentative="1">
+      <w:start w:val="1"/>
+      <w:numFmt w:val="decimal"/>
+      <w:lvlText w:val="%1"/>
+      <w:lvlJc w:val="left"/>
+      <w:pPr>
+        <w:ind w:left="560" w:hanging="380"/>
+      </w:pPr>
+      <w:rPr>
+        <w:b/>
+        <w:bCs/>
+        <w:color w:val="0F766E"/>
+      </w:rPr>
+    </w:lvl>
+  </w:abstractNum>
   <w:num w:numId="1">
     <w:abstractNumId w:val="1"/>
     <w:lvlOverride w:ilvl="0">
@@ -23474,6 +23965,12 @@
   </w:num>
   <w:num w:numId="10">
     <w:abstractNumId w:val="10"/>
+    <w:lvlOverride w:ilvl="0">
+      <w:startOverride w:val="1"/>
+    </w:lvlOverride>
+  </w:num>
+  <w:num w:numId="11">
+    <w:abstractNumId w:val="11"/>
     <w:lvlOverride w:ilvl="0">
       <w:startOverride w:val="1"/>
     </w:lvlOverride>

--- a/docs/07_DFT-Workbench_사용설명서.docx
+++ b/docs/07_DFT-Workbench_사용설명서.docx
@@ -192,7 +192,7 @@
                 <w:sz w:val="20"/>
                 <w:szCs w:val="20"/>
               </w:rPr>
-              <w:t xml:space="preserve">3.3 (2026-09-16)</w:t>
+              <w:t xml:space="preserve">3.4 (2026-09-16)</w:t>
             </w:r>
           </w:p>
         </w:tc>
@@ -21390,6 +21390,95 @@
           </w:p>
         </w:tc>
       </w:tr>
+      <w:tr>
+        <w:tc>
+          <w:tcPr>
+            <w:tcW w:type="dxa" w:w="3057"/>
+            <w:tcBorders>
+              <w:top w:val="single" w:color="D1D5DB" w:sz="4"/>
+              <w:left w:val="single" w:color="D1D5DB" w:sz="4"/>
+              <w:bottom w:val="single" w:color="D1D5DB" w:sz="4"/>
+              <w:right w:val="single" w:color="D1D5DB" w:sz="4"/>
+            </w:tcBorders>
+            <w:shd w:fill="FAFAF9" w:color="auto" w:val="clear"/>
+            <w:tcMar>
+              <w:top w:type="dxa" w:w="80"/>
+              <w:left w:type="dxa" w:w="120"/>
+              <w:bottom w:type="dxa" w:w="80"/>
+              <w:right w:type="dxa" w:w="120"/>
+            </w:tcMar>
+            <w:vAlign w:val="center"/>
+          </w:tcPr>
+          <w:p>
+            <w:pPr>
+              <w:spacing w:after="0" w:line="290"/>
+            </w:pPr>
+            <w:r>
+              <w:rPr>
+                <w:b w:val="false"/>
+                <w:bCs w:val="false"/>
+                <w:sz w:val="20"/>
+                <w:szCs w:val="20"/>
+              </w:rPr>
+              <w:t xml:space="preserve">GPU 계산 (NVIDIA 서버)</w:t>
+            </w:r>
+          </w:p>
+        </w:tc>
+        <w:tc>
+          <w:tcPr>
+            <w:tcW w:type="dxa" w:w="6349"/>
+            <w:tcBorders>
+              <w:top w:val="single" w:color="D1D5DB" w:sz="4"/>
+              <w:left w:val="single" w:color="D1D5DB" w:sz="4"/>
+              <w:bottom w:val="single" w:color="D1D5DB" w:sz="4"/>
+              <w:right w:val="single" w:color="D1D5DB" w:sz="4"/>
+            </w:tcBorders>
+            <w:tcMar>
+              <w:top w:type="dxa" w:w="80"/>
+              <w:left w:type="dxa" w:w="120"/>
+              <w:bottom w:type="dxa" w:w="80"/>
+              <w:right w:type="dxa" w:w="120"/>
+            </w:tcMar>
+            <w:vAlign w:val="center"/>
+          </w:tcPr>
+          <w:p>
+            <w:pPr>
+              <w:spacing w:after="0" w:line="290"/>
+            </w:pPr>
+            <w:r>
+              <w:rPr>
+                <w:rFonts w:ascii="Consolas" w:cs="Consolas" w:eastAsia="Consolas" w:hAnsi="Consolas"/>
+                <w:b w:val="false"/>
+                <w:bCs w:val="false"/>
+                <w:sz w:val="20"/>
+                <w:szCs w:val="20"/>
+                <w:shd w:fill="F3F4F6" w:color="auto" w:val="clear"/>
+              </w:rPr>
+              <w:t xml:space="preserve">RHOBENCH_GPU=1</w:t>
+            </w:r>
+            <w:r>
+              <w:rPr>
+                <w:b w:val="false"/>
+                <w:bCs w:val="false"/>
+                <w:sz w:val="20"/>
+                <w:szCs w:val="20"/>
+              </w:rPr>
+              <w:t xml:space="preserve"> (기본 0). CUDA 12 + gpu4pyscf 가 있을 때만 GPU 로 계산하고, 없으면 자동으로 CPU. 클라우드는 </w:t>
+            </w:r>
+            <w:r>
+              <w:rPr>
+                <w:rFonts w:ascii="Consolas" w:cs="Consolas" w:eastAsia="Consolas" w:hAnsi="Consolas"/>
+                <w:b w:val="false"/>
+                <w:bCs w:val="false"/>
+                <w:sz w:val="20"/>
+                <w:szCs w:val="20"/>
+                <w:shd w:fill="F3F4F6" w:color="auto" w:val="clear"/>
+              </w:rPr>
+              <w:t xml:space="preserve">ncp_setup.sh --gpu</w:t>
+            </w:r>
+          </w:p>
+        </w:tc>
+      </w:tr>
     </w:tbl>
     <w:p>
       <w:pPr>
@@ -23652,7 +23741,7 @@
         <w:sz w:val="16"/>
         <w:szCs w:val="16"/>
       </w:rPr>
-      <w:t xml:space="preserve">DFT-Workbench 사용 설명서 v3.3</w:t>
+      <w:t xml:space="preserve">DFT-Workbench 사용 설명서 v3.4</w:t>
     </w:r>
   </w:p>
 </w:hdr>

--- a/docs/07_DFT-Workbench_사용설명서.docx
+++ b/docs/07_DFT-Workbench_사용설명서.docx
@@ -192,7 +192,7 @@
                 <w:sz w:val="20"/>
                 <w:szCs w:val="20"/>
               </w:rPr>
-              <w:t xml:space="preserve">3.4 (2026-09-16)</w:t>
+              <w:t xml:space="preserve">3.5 (2026-09-16)</w:t>
             </w:r>
           </w:p>
         </w:tc>
@@ -2200,6 +2200,88 @@
           <w:sz w:val="20"/>
           <w:szCs w:val="20"/>
         </w:rPr>
+        <w:t xml:space="preserve">저장소가 비공개이면 </w:t>
+      </w:r>
+      <w:r>
+        <w:rPr>
+          <w:rFonts w:ascii="Consolas" w:cs="Consolas" w:eastAsia="Consolas" w:hAnsi="Consolas"/>
+          <w:color w:val="374151"/>
+          <w:sz w:val="20"/>
+          <w:szCs w:val="20"/>
+          <w:shd w:fill="F3F4F6" w:color="auto" w:val="clear"/>
+        </w:rPr>
+        <w:t xml:space="preserve">git clone</w:t>
+      </w:r>
+      <w:r>
+        <w:rPr>
+          <w:color w:val="374151"/>
+          <w:sz w:val="20"/>
+          <w:szCs w:val="20"/>
+        </w:rPr>
+        <w:t xml:space="preserve"> 때 GitHub 아이디와 관리자가 준 </w:t>
+      </w:r>
+      <w:r>
+        <w:rPr>
+          <w:b/>
+          <w:bCs/>
+          <w:color w:val="374151"/>
+          <w:sz w:val="20"/>
+          <w:szCs w:val="20"/>
+        </w:rPr>
+        <w:t xml:space="preserve">읽기 전용 토큰</w:t>
+      </w:r>
+      <w:r>
+        <w:rPr>
+          <w:color w:val="374151"/>
+          <w:sz w:val="20"/>
+          <w:szCs w:val="20"/>
+        </w:rPr>
+        <w:t xml:space="preserve">을 입력합니다. 그 전에 </w:t>
+      </w:r>
+      <w:r>
+        <w:rPr>
+          <w:rFonts w:ascii="Consolas" w:cs="Consolas" w:eastAsia="Consolas" w:hAnsi="Consolas"/>
+          <w:color w:val="374151"/>
+          <w:sz w:val="20"/>
+          <w:szCs w:val="20"/>
+          <w:shd w:fill="F3F4F6" w:color="auto" w:val="clear"/>
+        </w:rPr>
+        <w:t xml:space="preserve">git config --global credential.helper store</w:t>
+      </w:r>
+      <w:r>
+        <w:rPr>
+          <w:color w:val="374151"/>
+          <w:sz w:val="20"/>
+          <w:szCs w:val="20"/>
+        </w:rPr>
+        <w:t xml:space="preserve">를 한 번 실행해 두면 다음부터 묻지 않습니다.</w:t>
+      </w:r>
+    </w:p>
+    <w:p>
+      <w:pPr>
+        <w:pBdr>
+          <w:left w:val="single" w:color="0F766E" w:sz="20" w:space="10"/>
+        </w:pBdr>
+        <w:shd w:fill="F0FDFA" w:color="auto" w:val="clear"/>
+        <w:spacing w:after="180" w:before="60" w:line="320"/>
+        <w:ind w:left="240" w:right="120"/>
+      </w:pPr>
+      <w:r>
+        <w:rPr>
+          <w:b/>
+          <w:bCs/>
+          <w:color w:val="0F766E"/>
+          <w:sz w:val="21"/>
+          <w:szCs w:val="21"/>
+        </w:rPr>
+        <w:t xml:space="preserve">TIP  </w:t>
+      </w:r>
+      <w:r>
+        <w:rPr>
+          <w:color w:val="374151"/>
+          <w:sz w:val="20"/>
+          <w:szCs w:val="20"/>
+        </w:rPr>
         <w:t xml:space="preserve">메모리가 부족해 계산이 느리면 </w:t>
       </w:r>
       <w:r>
@@ -20762,6 +20844,77 @@
       </w:r>
       <w:r>
         <w:t xml:space="preserve">는 새 코드를 받고 계산이 끝날 때까지 기다렸다가 재시작하며, 응답이 없으면 이전 버전으로 되돌립니다.</w:t>
+      </w:r>
+    </w:p>
+    <w:p>
+      <w:pPr>
+        <w:pStyle w:val="ListParagraph"/>
+        <w:numPr>
+          <w:ilvl w:val="0"/>
+          <w:numId w:val="3"/>
+        </w:numPr>
+        <w:spacing w:after="90" w:line="330"/>
+      </w:pPr>
+      <w:r>
+        <w:t xml:space="preserve">프로그램 수정은 </w:t>
+      </w:r>
+      <w:r>
+        <w:rPr>
+          <w:b/>
+          <w:bCs/>
+        </w:rPr>
+        <w:t xml:space="preserve">관리자 한 명</w:t>
+      </w:r>
+      <w:r>
+        <w:t xml:space="preserve">만 합니다. 관리자는 작업 브랜치에서 테스트한 뒤 GitHub의 배포 브랜치 </w:t>
+      </w:r>
+      <w:r>
+        <w:rPr>
+          <w:rFonts w:ascii="Consolas" w:cs="Consolas" w:eastAsia="Consolas" w:hAnsi="Consolas"/>
+          <w:sz w:val="19"/>
+          <w:szCs w:val="19"/>
+          <w:shd w:fill="F3F4F6" w:color="auto" w:val="clear"/>
+        </w:rPr>
+        <w:t xml:space="preserve">main</w:t>
+      </w:r>
+      <w:r>
+        <w:t xml:space="preserve">에 올리고(</w:t>
+      </w:r>
+      <w:r>
+        <w:rPr>
+          <w:rFonts w:ascii="Consolas" w:cs="Consolas" w:eastAsia="Consolas" w:hAnsi="Consolas"/>
+          <w:sz w:val="19"/>
+          <w:szCs w:val="19"/>
+          <w:shd w:fill="F3F4F6" w:color="auto" w:val="clear"/>
+        </w:rPr>
+        <w:t xml:space="preserve">git push origin HEAD:main</w:t>
+      </w:r>
+      <w:r>
+        <w:t xml:space="preserve">), 각 PC에서는 </w:t>
+      </w:r>
+      <w:r>
+        <w:rPr>
+          <w:rFonts w:ascii="Consolas" w:cs="Consolas" w:eastAsia="Consolas" w:hAnsi="Consolas"/>
+          <w:sz w:val="19"/>
+          <w:szCs w:val="19"/>
+          <w:shd w:fill="F3F4F6" w:color="auto" w:val="clear"/>
+        </w:rPr>
+        <w:t xml:space="preserve">./scripts/update.sh</w:t>
+      </w:r>
+      <w:r>
+        <w:t xml:space="preserve">로 받습니다. 사용자 PC에서 코드를 손댔더라도 업데이트 때 목록을 보여 준 뒤 배포 버전으로 되돌리며, 결과·설정(</w:t>
+      </w:r>
+      <w:r>
+        <w:rPr>
+          <w:rFonts w:ascii="Consolas" w:cs="Consolas" w:eastAsia="Consolas" w:hAnsi="Consolas"/>
+          <w:sz w:val="19"/>
+          <w:szCs w:val="19"/>
+          <w:shd w:fill="F3F4F6" w:color="auto" w:val="clear"/>
+        </w:rPr>
+        <w:t xml:space="preserve">data/</w:t>
+      </w:r>
+      <w:r>
+        <w:t xml:space="preserve">)은 그대로 둡니다.</w:t>
       </w:r>
     </w:p>
     <w:p>
@@ -23741,7 +23894,7 @@
         <w:sz w:val="16"/>
         <w:szCs w:val="16"/>
       </w:rPr>
-      <w:t xml:space="preserve">DFT-Workbench 사용 설명서 v3.4</w:t>
+      <w:t xml:space="preserve">DFT-Workbench 사용 설명서 v3.5</w:t>
     </w:r>
   </w:p>
 </w:hdr>

--- a/docs/07_DFT-Workbench_사용설명서.docx
+++ b/docs/07_DFT-Workbench_사용설명서.docx
@@ -192,7 +192,7 @@
                 <w:sz w:val="20"/>
                 <w:szCs w:val="20"/>
               </w:rPr>
-              <w:t xml:space="preserve">3.5 (2026-09-16)</w:t>
+              <w:t xml:space="preserve">3.6 (2026-09-16)</w:t>
             </w:r>
           </w:p>
         </w:tc>
@@ -4160,7 +4160,7 @@
                 <w:sz w:val="20"/>
                 <w:szCs w:val="20"/>
               </w:rPr>
-              <w:t xml:space="preserve">화학물질 조회</w:t>
+              <w:t xml:space="preserve">대시보드</w:t>
             </w:r>
           </w:p>
         </w:tc>
@@ -4192,7 +4192,7 @@
                 <w:sz w:val="20"/>
                 <w:szCs w:val="20"/>
               </w:rPr>
-              <w:t xml:space="preserve">이름·CAS·SMILES로 분자를 찾을 때, 보관함 등록이나 계산으로 넘길 때</w:t>
+              <w:t xml:space="preserve">첫 화면. 실행 중·최근 작업, 벤치마크 상태, 템플릿 바로 가기</w:t>
             </w:r>
           </w:p>
         </w:tc>
@@ -4227,7 +4227,7 @@
                 <w:sz w:val="20"/>
                 <w:szCs w:val="20"/>
               </w:rPr>
-              <w:t xml:space="preserve">물질 보관함</w:t>
+              <w:t xml:space="preserve">화학물질 조회</w:t>
             </w:r>
           </w:p>
         </w:tc>
@@ -4259,7 +4259,7 @@
                 <w:sz w:val="20"/>
                 <w:szCs w:val="20"/>
               </w:rPr>
-              <w:t xml:space="preserve">자주 쓰는 분자를 모아 둘 때</w:t>
+              <w:t xml:space="preserve">이름·CAS·SMILES로 분자를 찾을 때, 보관함 등록이나 계산으로 넘길 때</w:t>
             </w:r>
           </w:p>
         </w:tc>
@@ -4294,7 +4294,7 @@
                 <w:sz w:val="20"/>
                 <w:szCs w:val="20"/>
               </w:rPr>
-              <w:t xml:space="preserve">용매 라이브러리</w:t>
+              <w:t xml:space="preserve">물질 보관함</w:t>
             </w:r>
           </w:p>
         </w:tc>
@@ -4326,7 +4326,7 @@
                 <w:sz w:val="20"/>
                 <w:szCs w:val="20"/>
               </w:rPr>
-              <w:t xml:space="preserve">전해액 용매를 고르거나 혼합 비율을 직접 정할 때</w:t>
+              <w:t xml:space="preserve">자주 쓰는 분자를 모아 둘 때</w:t>
             </w:r>
           </w:p>
         </w:tc>
@@ -4361,7 +4361,7 @@
                 <w:sz w:val="20"/>
                 <w:szCs w:val="20"/>
               </w:rPr>
-              <w:t xml:space="preserve">DFT 계산</w:t>
+              <w:t xml:space="preserve">용매 라이브러리</w:t>
             </w:r>
           </w:p>
         </w:tc>
@@ -4393,7 +4393,7 @@
                 <w:sz w:val="20"/>
                 <w:szCs w:val="20"/>
               </w:rPr>
-              <w:t xml:space="preserve">분자 하나를 계산할 때, 진행 중인 작업 목록을 볼 때</w:t>
+              <w:t xml:space="preserve">전해액 용매를 고르거나 혼합 비율을 직접 정할 때</w:t>
             </w:r>
           </w:p>
         </w:tc>
@@ -4428,7 +4428,7 @@
                 <w:sz w:val="20"/>
                 <w:szCs w:val="20"/>
               </w:rPr>
-              <w:t xml:space="preserve">배치 스크리닝</w:t>
+              <w:t xml:space="preserve">계산</w:t>
             </w:r>
           </w:p>
         </w:tc>
@@ -4460,7 +4460,7 @@
                 <w:sz w:val="20"/>
                 <w:szCs w:val="20"/>
               </w:rPr>
-              <w:t xml:space="preserve">후보 여러 개를 한 번에 계산·판정할 때</w:t>
+              <w:t xml:space="preserve">분자 하나를 계산하거나 여러 후보를 배치로 스크리닝할 때 — 화면 위 토글로 전환, 환경·계산 설정 공유</w:t>
             </w:r>
           </w:p>
         </w:tc>
@@ -4562,7 +4562,7 @@
                 <w:sz w:val="20"/>
                 <w:szCs w:val="20"/>
               </w:rPr>
-              <w:t xml:space="preserve">DFT 계산 결과</w:t>
+              <w:t xml:space="preserve">템플릿</w:t>
             </w:r>
           </w:p>
         </w:tc>
@@ -4594,7 +4594,7 @@
                 <w:sz w:val="20"/>
                 <w:szCs w:val="20"/>
               </w:rPr>
-              <w:t xml:space="preserve">끝난 계산의 상세 결과, HTML 공유, CSV 내려받기</w:t>
+              <w:t xml:space="preserve">정확도·용매·목적·활물질을 묶은 조건 묶음을 저장·적용할 때</w:t>
             </w:r>
           </w:p>
         </w:tc>
@@ -4629,7 +4629,7 @@
                 <w:sz w:val="20"/>
                 <w:szCs w:val="20"/>
               </w:rPr>
-              <w:t xml:space="preserve">물질 비교</w:t>
+              <w:t xml:space="preserve">DFT 계산 결과</w:t>
             </w:r>
           </w:p>
         </w:tc>
@@ -4661,7 +4661,7 @@
                 <w:sz w:val="20"/>
                 <w:szCs w:val="20"/>
               </w:rPr>
-              <w:t xml:space="preserve">여러 결과를 나란히 비교하고 전기화학 안정성을 진단할 때</w:t>
+              <w:t xml:space="preserve">끝난 계산의 상세 결과(뷰어 워크스페이스), HTML 공유, CSV 내려받기</w:t>
             </w:r>
           </w:p>
         </w:tc>
@@ -4696,7 +4696,7 @@
                 <w:sz w:val="20"/>
                 <w:szCs w:val="20"/>
               </w:rPr>
-              <w:t xml:space="preserve">사용 설명서</w:t>
+              <w:t xml:space="preserve">물질 비교</w:t>
             </w:r>
           </w:p>
         </w:tc>
@@ -4728,7 +4728,7 @@
                 <w:sz w:val="20"/>
                 <w:szCs w:val="20"/>
               </w:rPr>
-              <w:t xml:space="preserve">프로그램 사용법을 찾아볼 때, Word 파일로 내려받을 때, ? 도움말 배치를 편집할 때</w:t>
+              <w:t xml:space="preserve">여러 결과를 나란히 비교하고 조건 일치를 확인하며 산점도를 볼 때</w:t>
             </w:r>
           </w:p>
         </w:tc>
@@ -4796,6 +4796,140 @@
                 <w:szCs w:val="20"/>
               </w:rPr>
               <w:t xml:space="preserve">논문이 공개한 좌표·계산식으로 프로그램의 값이 문헌과 맞는지 확인할 때</w:t>
+            </w:r>
+          </w:p>
+        </w:tc>
+      </w:tr>
+      <w:tr>
+        <w:tc>
+          <w:tcPr>
+            <w:tcW w:type="dxa" w:w="2587"/>
+            <w:tcBorders>
+              <w:top w:val="single" w:color="D1D5DB" w:sz="4"/>
+              <w:left w:val="single" w:color="D1D5DB" w:sz="4"/>
+              <w:bottom w:val="single" w:color="D1D5DB" w:sz="4"/>
+              <w:right w:val="single" w:color="D1D5DB" w:sz="4"/>
+            </w:tcBorders>
+            <w:shd w:fill="FAFAF9" w:color="auto" w:val="clear"/>
+            <w:tcMar>
+              <w:top w:type="dxa" w:w="80"/>
+              <w:left w:type="dxa" w:w="120"/>
+              <w:bottom w:type="dxa" w:w="80"/>
+              <w:right w:type="dxa" w:w="120"/>
+            </w:tcMar>
+            <w:vAlign w:val="center"/>
+          </w:tcPr>
+          <w:p>
+            <w:pPr>
+              <w:spacing w:after="0" w:line="290"/>
+            </w:pPr>
+            <w:r>
+              <w:rPr>
+                <w:b w:val="false"/>
+                <w:bCs w:val="false"/>
+                <w:sz w:val="20"/>
+                <w:szCs w:val="20"/>
+              </w:rPr>
+              <w:t xml:space="preserve">사용 설명서 · 튜토리얼</w:t>
+            </w:r>
+          </w:p>
+        </w:tc>
+        <w:tc>
+          <w:tcPr>
+            <w:tcW w:type="dxa" w:w="6819"/>
+            <w:tcBorders>
+              <w:top w:val="single" w:color="D1D5DB" w:sz="4"/>
+              <w:left w:val="single" w:color="D1D5DB" w:sz="4"/>
+              <w:bottom w:val="single" w:color="D1D5DB" w:sz="4"/>
+              <w:right w:val="single" w:color="D1D5DB" w:sz="4"/>
+            </w:tcBorders>
+            <w:tcMar>
+              <w:top w:type="dxa" w:w="80"/>
+              <w:left w:type="dxa" w:w="120"/>
+              <w:bottom w:type="dxa" w:w="80"/>
+              <w:right w:type="dxa" w:w="120"/>
+            </w:tcMar>
+            <w:vAlign w:val="center"/>
+          </w:tcPr>
+          <w:p>
+            <w:pPr>
+              <w:spacing w:after="0" w:line="290"/>
+            </w:pPr>
+            <w:r>
+              <w:rPr>
+                <w:b w:val="false"/>
+                <w:bCs w:val="false"/>
+                <w:sz w:val="20"/>
+                <w:szCs w:val="20"/>
+              </w:rPr>
+              <w:t xml:space="preserve">설명서 전체 보기, 10분 빠른 시작을 화면 안에서 따라가기</w:t>
+            </w:r>
+          </w:p>
+        </w:tc>
+      </w:tr>
+      <w:tr>
+        <w:tc>
+          <w:tcPr>
+            <w:tcW w:type="dxa" w:w="2587"/>
+            <w:tcBorders>
+              <w:top w:val="single" w:color="D1D5DB" w:sz="4"/>
+              <w:left w:val="single" w:color="D1D5DB" w:sz="4"/>
+              <w:bottom w:val="single" w:color="D1D5DB" w:sz="4"/>
+              <w:right w:val="single" w:color="D1D5DB" w:sz="4"/>
+            </w:tcBorders>
+            <w:shd w:fill="FAFAF9" w:color="auto" w:val="clear"/>
+            <w:tcMar>
+              <w:top w:type="dxa" w:w="80"/>
+              <w:left w:type="dxa" w:w="120"/>
+              <w:bottom w:type="dxa" w:w="80"/>
+              <w:right w:type="dxa" w:w="120"/>
+            </w:tcMar>
+            <w:vAlign w:val="center"/>
+          </w:tcPr>
+          <w:p>
+            <w:pPr>
+              <w:spacing w:after="0" w:line="290"/>
+            </w:pPr>
+            <w:r>
+              <w:rPr>
+                <w:b w:val="false"/>
+                <w:bCs w:val="false"/>
+                <w:sz w:val="20"/>
+                <w:szCs w:val="20"/>
+              </w:rPr>
+              <w:t xml:space="preserve">설정</w:t>
+            </w:r>
+          </w:p>
+        </w:tc>
+        <w:tc>
+          <w:tcPr>
+            <w:tcW w:type="dxa" w:w="6819"/>
+            <w:tcBorders>
+              <w:top w:val="single" w:color="D1D5DB" w:sz="4"/>
+              <w:left w:val="single" w:color="D1D5DB" w:sz="4"/>
+              <w:bottom w:val="single" w:color="D1D5DB" w:sz="4"/>
+              <w:right w:val="single" w:color="D1D5DB" w:sz="4"/>
+            </w:tcBorders>
+            <w:tcMar>
+              <w:top w:type="dxa" w:w="80"/>
+              <w:left w:type="dxa" w:w="120"/>
+              <w:bottom w:type="dxa" w:w="80"/>
+              <w:right w:type="dxa" w:w="120"/>
+            </w:tcMar>
+            <w:vAlign w:val="center"/>
+          </w:tcPr>
+          <w:p>
+            <w:pPr>
+              <w:spacing w:after="0" w:line="290"/>
+            </w:pPr>
+            <w:r>
+              <w:rPr>
+                <w:b w:val="false"/>
+                <w:bCs w:val="false"/>
+                <w:sz w:val="20"/>
+                <w:szCs w:val="20"/>
+              </w:rPr>
+              <w:t xml:space="preserve">계산 백엔드(CPU/GPU) 상태와 바꾸는 방법, 자원 한도, 에너지 단위·뷰어·테마</w:t>
             </w:r>
           </w:p>
         </w:tc>
@@ -6174,6 +6308,371 @@
     </w:p>
     <w:p>
       <w:pPr>
+        <w:pStyle w:val="Heading2"/>
+        <w:spacing w:after="150" w:before="340"/>
+      </w:pPr>
+      <w:r>
+        <w:t xml:space="preserve">4.4 대시보드 · 템플릿 · 설정 · 튜토리얼</w:t>
+      </w:r>
+    </w:p>
+    <w:tbl>
+      <w:tblPr>
+        <w:tblW w:type="dxa" w:w="9406"/>
+        <w:tblBorders>
+          <w:top w:val="single" w:color="auto" w:sz="4"/>
+          <w:left w:val="single" w:color="auto" w:sz="4"/>
+          <w:bottom w:val="single" w:color="auto" w:sz="4"/>
+          <w:right w:val="single" w:color="auto" w:sz="4"/>
+          <w:insideH w:val="single" w:color="auto" w:sz="4"/>
+          <w:insideV w:val="single" w:color="auto" w:sz="4"/>
+        </w:tblBorders>
+      </w:tblPr>
+      <w:tblGrid>
+        <w:gridCol w:w="1881"/>
+        <w:gridCol w:w="7525"/>
+      </w:tblGrid>
+      <w:tr>
+        <w:trPr>
+          <w:tblHeader/>
+        </w:trPr>
+        <w:tc>
+          <w:tcPr>
+            <w:tcW w:type="dxa" w:w="1881"/>
+            <w:tcBorders>
+              <w:top w:val="single" w:color="D1D5DB" w:sz="4"/>
+              <w:left w:val="single" w:color="D1D5DB" w:sz="4"/>
+              <w:bottom w:val="single" w:color="D1D5DB" w:sz="4"/>
+              <w:right w:val="single" w:color="D1D5DB" w:sz="4"/>
+            </w:tcBorders>
+            <w:shd w:fill="E6F2F0" w:color="auto" w:val="clear"/>
+            <w:tcMar>
+              <w:top w:type="dxa" w:w="80"/>
+              <w:left w:type="dxa" w:w="120"/>
+              <w:bottom w:type="dxa" w:w="80"/>
+              <w:right w:type="dxa" w:w="120"/>
+            </w:tcMar>
+            <w:vAlign w:val="center"/>
+          </w:tcPr>
+          <w:p>
+            <w:pPr>
+              <w:spacing w:after="0" w:line="290"/>
+            </w:pPr>
+            <w:r>
+              <w:rPr>
+                <w:b/>
+                <w:bCs/>
+                <w:sz w:val="20"/>
+                <w:szCs w:val="20"/>
+              </w:rPr>
+              <w:t xml:space="preserve">화면</w:t>
+            </w:r>
+          </w:p>
+        </w:tc>
+        <w:tc>
+          <w:tcPr>
+            <w:tcW w:type="dxa" w:w="7525"/>
+            <w:tcBorders>
+              <w:top w:val="single" w:color="D1D5DB" w:sz="4"/>
+              <w:left w:val="single" w:color="D1D5DB" w:sz="4"/>
+              <w:bottom w:val="single" w:color="D1D5DB" w:sz="4"/>
+              <w:right w:val="single" w:color="D1D5DB" w:sz="4"/>
+            </w:tcBorders>
+            <w:shd w:fill="E6F2F0" w:color="auto" w:val="clear"/>
+            <w:tcMar>
+              <w:top w:type="dxa" w:w="80"/>
+              <w:left w:type="dxa" w:w="120"/>
+              <w:bottom w:type="dxa" w:w="80"/>
+              <w:right w:type="dxa" w:w="120"/>
+            </w:tcMar>
+            <w:vAlign w:val="center"/>
+          </w:tcPr>
+          <w:p>
+            <w:pPr>
+              <w:spacing w:after="0" w:line="290"/>
+            </w:pPr>
+            <w:r>
+              <w:rPr>
+                <w:b/>
+                <w:bCs/>
+                <w:sz w:val="20"/>
+                <w:szCs w:val="20"/>
+              </w:rPr>
+              <w:t xml:space="preserve">하는 일</w:t>
+            </w:r>
+          </w:p>
+        </w:tc>
+      </w:tr>
+      <w:tr>
+        <w:tc>
+          <w:tcPr>
+            <w:tcW w:type="dxa" w:w="1881"/>
+            <w:tcBorders>
+              <w:top w:val="single" w:color="D1D5DB" w:sz="4"/>
+              <w:left w:val="single" w:color="D1D5DB" w:sz="4"/>
+              <w:bottom w:val="single" w:color="D1D5DB" w:sz="4"/>
+              <w:right w:val="single" w:color="D1D5DB" w:sz="4"/>
+            </w:tcBorders>
+            <w:shd w:fill="FAFAF9" w:color="auto" w:val="clear"/>
+            <w:tcMar>
+              <w:top w:type="dxa" w:w="80"/>
+              <w:left w:type="dxa" w:w="120"/>
+              <w:bottom w:type="dxa" w:w="80"/>
+              <w:right w:type="dxa" w:w="120"/>
+            </w:tcMar>
+            <w:vAlign w:val="center"/>
+          </w:tcPr>
+          <w:p>
+            <w:pPr>
+              <w:spacing w:after="0" w:line="290"/>
+            </w:pPr>
+            <w:r>
+              <w:rPr>
+                <w:b w:val="false"/>
+                <w:bCs w:val="false"/>
+                <w:sz w:val="20"/>
+                <w:szCs w:val="20"/>
+              </w:rPr>
+              <w:t xml:space="preserve">대시보드</w:t>
+            </w:r>
+          </w:p>
+        </w:tc>
+        <w:tc>
+          <w:tcPr>
+            <w:tcW w:type="dxa" w:w="7525"/>
+            <w:tcBorders>
+              <w:top w:val="single" w:color="D1D5DB" w:sz="4"/>
+              <w:left w:val="single" w:color="D1D5DB" w:sz="4"/>
+              <w:bottom w:val="single" w:color="D1D5DB" w:sz="4"/>
+              <w:right w:val="single" w:color="D1D5DB" w:sz="4"/>
+            </w:tcBorders>
+            <w:tcMar>
+              <w:top w:type="dxa" w:w="80"/>
+              <w:left w:type="dxa" w:w="120"/>
+              <w:bottom w:type="dxa" w:w="80"/>
+              <w:right w:type="dxa" w:w="120"/>
+            </w:tcMar>
+            <w:vAlign w:val="center"/>
+          </w:tcPr>
+          <w:p>
+            <w:pPr>
+              <w:spacing w:after="0" w:line="290"/>
+            </w:pPr>
+            <w:r>
+              <w:rPr>
+                <w:b w:val="false"/>
+                <w:bCs w:val="false"/>
+                <w:sz w:val="20"/>
+                <w:szCs w:val="20"/>
+              </w:rPr>
+              <w:t xml:space="preserve">실행 중·대기 작업 수, 최근 7일 완료와 검증 등급, 벤치마크 판정, 최근 작업 8건, 템플릿 바로 가기. 프로그램을 열면 이 화면이 먼저 나옵니다</w:t>
+            </w:r>
+          </w:p>
+        </w:tc>
+      </w:tr>
+      <w:tr>
+        <w:tc>
+          <w:tcPr>
+            <w:tcW w:type="dxa" w:w="1881"/>
+            <w:tcBorders>
+              <w:top w:val="single" w:color="D1D5DB" w:sz="4"/>
+              <w:left w:val="single" w:color="D1D5DB" w:sz="4"/>
+              <w:bottom w:val="single" w:color="D1D5DB" w:sz="4"/>
+              <w:right w:val="single" w:color="D1D5DB" w:sz="4"/>
+            </w:tcBorders>
+            <w:shd w:fill="FAFAF9" w:color="auto" w:val="clear"/>
+            <w:tcMar>
+              <w:top w:type="dxa" w:w="80"/>
+              <w:left w:type="dxa" w:w="120"/>
+              <w:bottom w:type="dxa" w:w="80"/>
+              <w:right w:type="dxa" w:w="120"/>
+            </w:tcMar>
+            <w:vAlign w:val="center"/>
+          </w:tcPr>
+          <w:p>
+            <w:pPr>
+              <w:spacing w:after="0" w:line="290"/>
+            </w:pPr>
+            <w:r>
+              <w:rPr>
+                <w:b w:val="false"/>
+                <w:bCs w:val="false"/>
+                <w:sz w:val="20"/>
+                <w:szCs w:val="20"/>
+              </w:rPr>
+              <w:t xml:space="preserve">템플릿</w:t>
+            </w:r>
+          </w:p>
+        </w:tc>
+        <w:tc>
+          <w:tcPr>
+            <w:tcW w:type="dxa" w:w="7525"/>
+            <w:tcBorders>
+              <w:top w:val="single" w:color="D1D5DB" w:sz="4"/>
+              <w:left w:val="single" w:color="D1D5DB" w:sz="4"/>
+              <w:bottom w:val="single" w:color="D1D5DB" w:sz="4"/>
+              <w:right w:val="single" w:color="D1D5DB" w:sz="4"/>
+            </w:tcBorders>
+            <w:tcMar>
+              <w:top w:type="dxa" w:w="80"/>
+              <w:left w:type="dxa" w:w="120"/>
+              <w:bottom w:type="dxa" w:w="80"/>
+              <w:right w:type="dxa" w:w="120"/>
+            </w:tcMar>
+            <w:vAlign w:val="center"/>
+          </w:tcPr>
+          <w:p>
+            <w:pPr>
+              <w:spacing w:after="0" w:line="290"/>
+            </w:pPr>
+            <w:r>
+              <w:rPr>
+                <w:b w:val="false"/>
+                <w:bCs w:val="false"/>
+                <w:sz w:val="20"/>
+                <w:szCs w:val="20"/>
+              </w:rPr>
+              <w:t xml:space="preserve">«계산» 화면 위의 «현재 조건 저장»으로 만들고, 목록에서 골라 «계산에 적용» 또는 «배치에 적용». 기본 템플릿 3개(NCM811 바인더 안정성 · Li⁺ 배위 비교 · 1차 대량 거르기)는 지울 수 없고, 사용자 템플릿은 서버를 쓰는 모두가 봅니다</w:t>
+            </w:r>
+          </w:p>
+        </w:tc>
+      </w:tr>
+      <w:tr>
+        <w:tc>
+          <w:tcPr>
+            <w:tcW w:type="dxa" w:w="1881"/>
+            <w:tcBorders>
+              <w:top w:val="single" w:color="D1D5DB" w:sz="4"/>
+              <w:left w:val="single" w:color="D1D5DB" w:sz="4"/>
+              <w:bottom w:val="single" w:color="D1D5DB" w:sz="4"/>
+              <w:right w:val="single" w:color="D1D5DB" w:sz="4"/>
+            </w:tcBorders>
+            <w:shd w:fill="FAFAF9" w:color="auto" w:val="clear"/>
+            <w:tcMar>
+              <w:top w:type="dxa" w:w="80"/>
+              <w:left w:type="dxa" w:w="120"/>
+              <w:bottom w:type="dxa" w:w="80"/>
+              <w:right w:type="dxa" w:w="120"/>
+            </w:tcMar>
+            <w:vAlign w:val="center"/>
+          </w:tcPr>
+          <w:p>
+            <w:pPr>
+              <w:spacing w:after="0" w:line="290"/>
+            </w:pPr>
+            <w:r>
+              <w:rPr>
+                <w:b w:val="false"/>
+                <w:bCs w:val="false"/>
+                <w:sz w:val="20"/>
+                <w:szCs w:val="20"/>
+              </w:rPr>
+              <w:t xml:space="preserve">설정</w:t>
+            </w:r>
+          </w:p>
+        </w:tc>
+        <w:tc>
+          <w:tcPr>
+            <w:tcW w:type="dxa" w:w="7525"/>
+            <w:tcBorders>
+              <w:top w:val="single" w:color="D1D5DB" w:sz="4"/>
+              <w:left w:val="single" w:color="D1D5DB" w:sz="4"/>
+              <w:bottom w:val="single" w:color="D1D5DB" w:sz="4"/>
+              <w:right w:val="single" w:color="D1D5DB" w:sz="4"/>
+            </w:tcBorders>
+            <w:tcMar>
+              <w:top w:type="dxa" w:w="80"/>
+              <w:left w:type="dxa" w:w="120"/>
+              <w:bottom w:type="dxa" w:w="80"/>
+              <w:right w:type="dxa" w:w="120"/>
+            </w:tcMar>
+            <w:vAlign w:val="center"/>
+          </w:tcPr>
+          <w:p>
+            <w:pPr>
+              <w:spacing w:after="0" w:line="290"/>
+            </w:pPr>
+            <w:r>
+              <w:rPr>
+                <w:b w:val="false"/>
+                <w:bCs w:val="false"/>
+                <w:sz w:val="20"/>
+                <w:szCs w:val="20"/>
+              </w:rPr>
+              <w:t xml:space="preserve">계산 백엔드 스위치 상태(CPU/GPU)와 네이버 클라우드 GPU 서버에서 켜는 순서, 워커·작업·원자 수 한도, 코드 버전. 에너지 단위(eV·Hartree·kJ/mol)·뷰어 기본 표현·테마는 이 브라우저에만 저장됩니다</w:t>
+            </w:r>
+          </w:p>
+        </w:tc>
+      </w:tr>
+      <w:tr>
+        <w:tc>
+          <w:tcPr>
+            <w:tcW w:type="dxa" w:w="1881"/>
+            <w:tcBorders>
+              <w:top w:val="single" w:color="D1D5DB" w:sz="4"/>
+              <w:left w:val="single" w:color="D1D5DB" w:sz="4"/>
+              <w:bottom w:val="single" w:color="D1D5DB" w:sz="4"/>
+              <w:right w:val="single" w:color="D1D5DB" w:sz="4"/>
+            </w:tcBorders>
+            <w:shd w:fill="FAFAF9" w:color="auto" w:val="clear"/>
+            <w:tcMar>
+              <w:top w:type="dxa" w:w="80"/>
+              <w:left w:type="dxa" w:w="120"/>
+              <w:bottom w:type="dxa" w:w="80"/>
+              <w:right w:type="dxa" w:w="120"/>
+            </w:tcMar>
+            <w:vAlign w:val="center"/>
+          </w:tcPr>
+          <w:p>
+            <w:pPr>
+              <w:spacing w:after="0" w:line="290"/>
+            </w:pPr>
+            <w:r>
+              <w:rPr>
+                <w:b w:val="false"/>
+                <w:bCs w:val="false"/>
+                <w:sz w:val="20"/>
+                <w:szCs w:val="20"/>
+              </w:rPr>
+              <w:t xml:space="preserve">튜토리얼</w:t>
+            </w:r>
+          </w:p>
+        </w:tc>
+        <w:tc>
+          <w:tcPr>
+            <w:tcW w:type="dxa" w:w="7525"/>
+            <w:tcBorders>
+              <w:top w:val="single" w:color="D1D5DB" w:sz="4"/>
+              <w:left w:val="single" w:color="D1D5DB" w:sz="4"/>
+              <w:bottom w:val="single" w:color="D1D5DB" w:sz="4"/>
+              <w:right w:val="single" w:color="D1D5DB" w:sz="4"/>
+            </w:tcBorders>
+            <w:tcMar>
+              <w:top w:type="dxa" w:w="80"/>
+              <w:left w:type="dxa" w:w="120"/>
+              <w:bottom w:type="dxa" w:w="80"/>
+              <w:right w:type="dxa" w:w="120"/>
+            </w:tcMar>
+            <w:vAlign w:val="center"/>
+          </w:tcPr>
+          <w:p>
+            <w:pPr>
+              <w:spacing w:after="0" w:line="290"/>
+            </w:pPr>
+            <w:r>
+              <w:rPr>
+                <w:b w:val="false"/>
+                <w:bCs w:val="false"/>
+                <w:sz w:val="20"/>
+                <w:szCs w:val="20"/>
+              </w:rPr>
+              <w:t xml:space="preserve">3장 «10분 빠른 시작»을 5단계로 따라가며 «화면 열기»·«? 설명»으로 이동합니다</w:t>
+            </w:r>
+          </w:p>
+        </w:tc>
+      </w:tr>
+    </w:tbl>
+    <w:p>
+      <w:pPr>
         <w:pStyle w:val="Heading1"/>
         <w:pageBreakBefore/>
         <w:spacing w:after="240" w:before="0"/>
@@ -6420,7 +6919,35 @@
         <w:spacing w:after="240" w:before="0"/>
       </w:pPr>
       <w:r>
-        <w:t xml:space="preserve">6. 분자 하나 계산하기</w:t>
+        <w:t xml:space="preserve">6. 분자 하나 계산하기 — «계산» 화면</w:t>
+      </w:r>
+    </w:p>
+    <w:p>
+      <w:pPr>
+        <w:spacing w:after="140" w:line="340"/>
+      </w:pPr>
+      <w:r>
+        <w:t xml:space="preserve">«계산» 메뉴 하나에서 </w:t>
+      </w:r>
+      <w:r>
+        <w:rPr>
+          <w:b/>
+          <w:bCs/>
+        </w:rPr>
+        <w:t xml:space="preserve">분자 하나 계산</w:t>
+      </w:r>
+      <w:r>
+        <w:t xml:space="preserve">과 </w:t>
+      </w:r>
+      <w:r>
+        <w:rPr>
+          <w:b/>
+          <w:bCs/>
+        </w:rPr>
+        <w:t xml:space="preserve">여러 후보 배치 스크리닝</w:t>
+      </w:r>
+      <w:r>
+        <w:t xml:space="preserve">을 고릅니다. 화면 위의 토글로 전환하며, 환경·계산 설정 값은 전환할 때 그대로 넘어갑니다. 배치는 9장을 보세요. 토글 옆의 템플릿 목록에서 조건 묶음을 한 번에 적용할 수 있습니다.</w:t>
       </w:r>
     </w:p>
     <w:p>
@@ -9818,7 +10345,7 @@
                 <w:sz w:val="20"/>
                 <w:szCs w:val="20"/>
               </w:rPr>
-              <w:t xml:space="preserve">요약 타일</w:t>
+              <w:t xml:space="preserve">결과 요약 카드</w:t>
             </w:r>
           </w:p>
         </w:tc>
@@ -9850,7 +10377,7 @@
                 <w:sz w:val="20"/>
                 <w:szCs w:val="20"/>
               </w:rPr>
-              <w:t xml:space="preserve">HOMO · LUMO · 갭 · 쌍극자</w:t>
+              <w:t xml:space="preserve">HOMO·LUMO(작은 궤도 미리보기, 클릭하면 뷰어에 표면) · Band gap · 쌍극자 · 총 에너지 · SCF 수렴 · QC 배지</w:t>
             </w:r>
           </w:p>
         </w:tc>
@@ -9885,7 +10412,7 @@
                 <w:sz w:val="20"/>
                 <w:szCs w:val="20"/>
               </w:rPr>
-              <w:t xml:space="preserve">전자 에너지 준위 · 3D 구조</w:t>
+              <w:t xml:space="preserve">Molecule Viewer</w:t>
             </w:r>
           </w:p>
         </w:tc>
@@ -9917,25 +10444,7 @@
                 <w:sz w:val="20"/>
                 <w:szCs w:val="20"/>
               </w:rPr>
-              <w:t xml:space="preserve">궤도 준위 그림, 3D 뷰(원소 색 / 부분 전하 / 전자구름), MEP 표면, </w:t>
-            </w:r>
-            <w:r>
-              <w:rPr>
-                <w:b w:val="false"/>
-                <w:bCs w:val="false"/>
-                <w:sz w:val="20"/>
-                <w:szCs w:val="20"/>
-              </w:rPr>
-              <w:t xml:space="preserve">🧬 3D 믹스 랩</w:t>
-            </w:r>
-            <w:r>
-              <w:rPr>
-                <w:b w:val="false"/>
-                <w:bCs w:val="false"/>
-                <w:sz w:val="20"/>
-                <w:szCs w:val="20"/>
-              </w:rPr>
-              <w:t xml:space="preserve">(이온·시점 조작)</w:t>
+              <w:t xml:space="preserve">구조 / HOMO / LUMO / 전자밀도 / 정전위(ESP) / 부분 전하 탭. 도구: 선택·측정(원자 2~4개 → 거리·각도·이면각)·라벨·확대/축소·초기화. 원자를 누르면 좌표·전하·결합 카드</w:t>
             </w:r>
           </w:p>
         </w:tc>
@@ -9970,7 +10479,7 @@
                 <w:sz w:val="20"/>
                 <w:szCs w:val="20"/>
               </w:rPr>
-              <w:t xml:space="preserve">계산 검증 카드</w:t>
+              <w:t xml:space="preserve">계산 설정(Input)</w:t>
             </w:r>
           </w:p>
         </w:tc>
@@ -10002,7 +10511,7 @@
                 <w:sz w:val="20"/>
                 <w:szCs w:val="20"/>
               </w:rPr>
-              <w:t xml:space="preserve">PASS / REVIEW / FAIL과 항목별 근거, «모니터에서 보기»</w:t>
+              <w:t xml:space="preserve">범함수·기저·용매·전하/다중도·정확도·목적·고급 설정, «같은 조건으로 재계산»</w:t>
             </w:r>
           </w:p>
         </w:tc>
@@ -10037,7 +10546,7 @@
                 <w:sz w:val="20"/>
                 <w:szCs w:val="20"/>
               </w:rPr>
-              <w:t xml:space="preserve">물성 지문 레이더</w:t>
+              <w:t xml:space="preserve">계산 진행 상황</w:t>
             </w:r>
           </w:p>
         </w:tc>
@@ -10069,7 +10578,7 @@
                 <w:sz w:val="20"/>
                 <w:szCs w:val="20"/>
               </w:rPr>
-              <w:t xml:space="preserve">★로 고정한 지표를 축으로 그린 레이더 (물성 지문 목적일 때)</w:t>
+              <w:t xml:space="preserve">단계별 소요 시간, SCF 실행/복구 횟수, «계산 모니터에서 원본 로그 보기»</w:t>
             </w:r>
           </w:p>
         </w:tc>
@@ -10104,7 +10613,7 @@
                 <w:sz w:val="20"/>
                 <w:szCs w:val="20"/>
               </w:rPr>
-              <w:t xml:space="preserve">전기화학 안정 창</w:t>
+              <w:t xml:space="preserve">요약 탭</w:t>
             </w:r>
           </w:p>
         </w:tc>
@@ -10136,7 +10645,7 @@
                 <w:sz w:val="20"/>
                 <w:szCs w:val="20"/>
               </w:rPr>
-              <w:t xml:space="preserve">환원·산화 전위 막대와 활물질 작동 범위</w:t>
+              <w:t xml:space="preserve">수렴 그래프(SCF 잔차·최적화 에너지) · 전자 준위 · 진동 스펙트럼 · UV-Vis · 안정 창</w:t>
             </w:r>
           </w:p>
         </w:tc>
@@ -10171,7 +10680,7 @@
                 <w:sz w:val="20"/>
                 <w:szCs w:val="20"/>
               </w:rPr>
-              <w:t xml:space="preserve">Conformer 분포 · 전위 conformer 민감도</w:t>
+              <w:t xml:space="preserve">QC 목록</w:t>
             </w:r>
           </w:p>
         </w:tc>
@@ -10203,7 +10712,7 @@
                 <w:sz w:val="20"/>
                 <w:szCs w:val="20"/>
               </w:rPr>
-              <w:t xml:space="preserve">conformer별 비율, 전위 편차 σ와 규칙</w:t>
+              <w:t xml:space="preserve">검증 보고서 항목(PASS/REVIEW/FAIL)을 한 줄씩</w:t>
             </w:r>
           </w:p>
         </w:tc>
@@ -10238,7 +10747,7 @@
                 <w:sz w:val="20"/>
                 <w:szCs w:val="20"/>
               </w:rPr>
-              <w:t xml:space="preserve">Li⁺ 상호작용</w:t>
+              <w:t xml:space="preserve">물성 지문 레이더 · Conformer · Li⁺ · 물성 전체 목록 · BDE</w:t>
             </w:r>
           </w:p>
         </w:tc>
@@ -10270,7 +10779,7 @@
                 <w:sz w:val="20"/>
                 <w:szCs w:val="20"/>
               </w:rPr>
-              <w:t xml:space="preserve">site별 결합 에너지·분포·용매 경쟁 ΔE_exchange, trapping 판정</w:t>
+              <w:t xml:space="preserve">이전과 같음 (아래로 이어짐)</w:t>
             </w:r>
           </w:p>
         </w:tc>
@@ -10305,7 +10814,7 @@
                 <w:sz w:val="20"/>
                 <w:szCs w:val="20"/>
               </w:rPr>
-              <w:t xml:space="preserve">물성 전체 목록</w:t>
+              <w:t xml:space="preserve">하단 드로어</w:t>
             </w:r>
           </w:p>
         </w:tc>
@@ -10337,208 +10846,7 @@
                 <w:sz w:val="20"/>
                 <w:szCs w:val="20"/>
               </w:rPr>
-              <w:t xml:space="preserve">모든 지표 값. ★을 누르면 레이더 축으로 고정</w:t>
-            </w:r>
-          </w:p>
-        </w:tc>
-      </w:tr>
-      <w:tr>
-        <w:tc>
-          <w:tcPr>
-            <w:tcW w:type="dxa" w:w="3057"/>
-            <w:tcBorders>
-              <w:top w:val="single" w:color="D1D5DB" w:sz="4"/>
-              <w:left w:val="single" w:color="D1D5DB" w:sz="4"/>
-              <w:bottom w:val="single" w:color="D1D5DB" w:sz="4"/>
-              <w:right w:val="single" w:color="D1D5DB" w:sz="4"/>
-            </w:tcBorders>
-            <w:shd w:fill="FAFAF9" w:color="auto" w:val="clear"/>
-            <w:tcMar>
-              <w:top w:type="dxa" w:w="80"/>
-              <w:left w:type="dxa" w:w="120"/>
-              <w:bottom w:type="dxa" w:w="80"/>
-              <w:right w:type="dxa" w:w="120"/>
-            </w:tcMar>
-            <w:vAlign w:val="center"/>
-          </w:tcPr>
-          <w:p>
-            <w:pPr>
-              <w:spacing w:after="0" w:line="290"/>
-            </w:pPr>
-            <w:r>
-              <w:rPr>
-                <w:b w:val="false"/>
-                <w:bCs w:val="false"/>
-                <w:sz w:val="20"/>
-                <w:szCs w:val="20"/>
-              </w:rPr>
-              <w:t xml:space="preserve">결합별 BDE</w:t>
-            </w:r>
-          </w:p>
-        </w:tc>
-        <w:tc>
-          <w:tcPr>
-            <w:tcW w:type="dxa" w:w="6349"/>
-            <w:tcBorders>
-              <w:top w:val="single" w:color="D1D5DB" w:sz="4"/>
-              <w:left w:val="single" w:color="D1D5DB" w:sz="4"/>
-              <w:bottom w:val="single" w:color="D1D5DB" w:sz="4"/>
-              <w:right w:val="single" w:color="D1D5DB" w:sz="4"/>
-            </w:tcBorders>
-            <w:tcMar>
-              <w:top w:type="dxa" w:w="80"/>
-              <w:left w:type="dxa" w:w="120"/>
-              <w:bottom w:type="dxa" w:w="80"/>
-              <w:right w:type="dxa" w:w="120"/>
-            </w:tcMar>
-            <w:vAlign w:val="center"/>
-          </w:tcPr>
-          <w:p>
-            <w:pPr>
-              <w:spacing w:after="0" w:line="290"/>
-            </w:pPr>
-            <w:r>
-              <w:rPr>
-                <w:b w:val="false"/>
-                <w:bCs w:val="false"/>
-                <w:sz w:val="20"/>
-                <w:szCs w:val="20"/>
-              </w:rPr>
-              <w:t xml:space="preserve">결합마다 해리에너지 (298 K · 0 K · 완화 에너지)</w:t>
-            </w:r>
-          </w:p>
-        </w:tc>
-      </w:tr>
-      <w:tr>
-        <w:tc>
-          <w:tcPr>
-            <w:tcW w:type="dxa" w:w="3057"/>
-            <w:tcBorders>
-              <w:top w:val="single" w:color="D1D5DB" w:sz="4"/>
-              <w:left w:val="single" w:color="D1D5DB" w:sz="4"/>
-              <w:bottom w:val="single" w:color="D1D5DB" w:sz="4"/>
-              <w:right w:val="single" w:color="D1D5DB" w:sz="4"/>
-            </w:tcBorders>
-            <w:shd w:fill="FAFAF9" w:color="auto" w:val="clear"/>
-            <w:tcMar>
-              <w:top w:type="dxa" w:w="80"/>
-              <w:left w:type="dxa" w:w="120"/>
-              <w:bottom w:type="dxa" w:w="80"/>
-              <w:right w:type="dxa" w:w="120"/>
-            </w:tcMar>
-            <w:vAlign w:val="center"/>
-          </w:tcPr>
-          <w:p>
-            <w:pPr>
-              <w:spacing w:after="0" w:line="290"/>
-            </w:pPr>
-            <w:r>
-              <w:rPr>
-                <w:b w:val="false"/>
-                <w:bCs w:val="false"/>
-                <w:sz w:val="20"/>
-                <w:szCs w:val="20"/>
-              </w:rPr>
-              <w:t xml:space="preserve">계산 조건 · 재현성 정보</w:t>
-            </w:r>
-          </w:p>
-        </w:tc>
-        <w:tc>
-          <w:tcPr>
-            <w:tcW w:type="dxa" w:w="6349"/>
-            <w:tcBorders>
-              <w:top w:val="single" w:color="D1D5DB" w:sz="4"/>
-              <w:left w:val="single" w:color="D1D5DB" w:sz="4"/>
-              <w:bottom w:val="single" w:color="D1D5DB" w:sz="4"/>
-              <w:right w:val="single" w:color="D1D5DB" w:sz="4"/>
-            </w:tcBorders>
-            <w:tcMar>
-              <w:top w:type="dxa" w:w="80"/>
-              <w:left w:type="dxa" w:w="120"/>
-              <w:bottom w:type="dxa" w:w="80"/>
-              <w:right w:type="dxa" w:w="120"/>
-            </w:tcMar>
-            <w:vAlign w:val="center"/>
-          </w:tcPr>
-          <w:p>
-            <w:pPr>
-              <w:spacing w:after="0" w:line="290"/>
-            </w:pPr>
-            <w:r>
-              <w:rPr>
-                <w:b w:val="false"/>
-                <w:bCs w:val="false"/>
-                <w:sz w:val="20"/>
-                <w:szCs w:val="20"/>
-              </w:rPr>
-              <w:t xml:space="preserve">용매·온도·범함수·기저, 엔진 버전, 프로토콜 카드와 해시</w:t>
-            </w:r>
-          </w:p>
-        </w:tc>
-      </w:tr>
-      <w:tr>
-        <w:tc>
-          <w:tcPr>
-            <w:tcW w:type="dxa" w:w="3057"/>
-            <w:tcBorders>
-              <w:top w:val="single" w:color="D1D5DB" w:sz="4"/>
-              <w:left w:val="single" w:color="D1D5DB" w:sz="4"/>
-              <w:bottom w:val="single" w:color="D1D5DB" w:sz="4"/>
-              <w:right w:val="single" w:color="D1D5DB" w:sz="4"/>
-            </w:tcBorders>
-            <w:shd w:fill="FAFAF9" w:color="auto" w:val="clear"/>
-            <w:tcMar>
-              <w:top w:type="dxa" w:w="80"/>
-              <w:left w:type="dxa" w:w="120"/>
-              <w:bottom w:type="dxa" w:w="80"/>
-              <w:right w:type="dxa" w:w="120"/>
-            </w:tcMar>
-            <w:vAlign w:val="center"/>
-          </w:tcPr>
-          <w:p>
-            <w:pPr>
-              <w:spacing w:after="0" w:line="290"/>
-            </w:pPr>
-            <w:r>
-              <w:rPr>
-                <w:b w:val="false"/>
-                <w:bCs w:val="false"/>
-                <w:sz w:val="20"/>
-                <w:szCs w:val="20"/>
-              </w:rPr>
-              <w:t xml:space="preserve">주의사항 · XYZ 좌표</w:t>
-            </w:r>
-          </w:p>
-        </w:tc>
-        <w:tc>
-          <w:tcPr>
-            <w:tcW w:type="dxa" w:w="6349"/>
-            <w:tcBorders>
-              <w:top w:val="single" w:color="D1D5DB" w:sz="4"/>
-              <w:left w:val="single" w:color="D1D5DB" w:sz="4"/>
-              <w:bottom w:val="single" w:color="D1D5DB" w:sz="4"/>
-              <w:right w:val="single" w:color="D1D5DB" w:sz="4"/>
-            </w:tcBorders>
-            <w:tcMar>
-              <w:top w:type="dxa" w:w="80"/>
-              <w:left w:type="dxa" w:w="120"/>
-              <w:bottom w:type="dxa" w:w="80"/>
-              <w:right w:type="dxa" w:w="120"/>
-            </w:tcMar>
-            <w:vAlign w:val="center"/>
-          </w:tcPr>
-          <w:p>
-            <w:pPr>
-              <w:spacing w:after="0" w:line="290"/>
-            </w:pPr>
-            <w:r>
-              <w:rPr>
-                <w:b w:val="false"/>
-                <w:bCs w:val="false"/>
-                <w:sz w:val="20"/>
-                <w:szCs w:val="20"/>
-              </w:rPr>
-              <w:t xml:space="preserve">인용 시 함께 읽을 문장, 최종 구조 좌표</w:t>
+              <w:t xml:space="preserve">계산 로그 · PySCF 원본 로그(마지막 200줄) · 좌표·결합·전하 표 · 계산 조건 전체 · 재현성 정보·XYZ</w:t>
             </w:r>
           </w:p>
         </w:tc>
@@ -14510,6 +14818,58 @@
       </w:pPr>
       <w:r>
         <w:t xml:space="preserve">DFT 계산에서 범함수를 여러 개 고르면 범함수마다 작업이 만들어집니다. 물질 비교에서 나란히 놓으면 방법에 따른 값 차이를 볼 수 있습니다.</w:t>
+      </w:r>
+    </w:p>
+    <w:p>
+      <w:pPr>
+        <w:pStyle w:val="Heading2"/>
+        <w:spacing w:after="150" w:before="340"/>
+      </w:pPr>
+      <w:r>
+        <w:t xml:space="preserve">8.3 조건 호환성 검사와 산점도</w:t>
+      </w:r>
+    </w:p>
+    <w:p>
+      <w:pPr>
+        <w:pStyle w:val="ListParagraph"/>
+        <w:numPr>
+          <w:ilvl w:val="0"/>
+          <w:numId w:val="3"/>
+        </w:numPr>
+        <w:spacing w:after="90" w:line="330"/>
+      </w:pPr>
+      <w:r>
+        <w:t xml:space="preserve">두 개 이상 고르면 범함수·기저·용매·전하가 같은지 검사해 다르면 </w:t>
+      </w:r>
+      <w:r>
+        <w:rPr>
+          <w:b/>
+          <w:bCs/>
+        </w:rPr>
+        <w:t xml:space="preserve">노란 경고 띠</w:t>
+      </w:r>
+      <w:r>
+        <w:t xml:space="preserve">에 어느 후보가 어떻게 다른지 표시합니다. «같은 조건으로 일괄 재계산»을 누르면 첫 번째 후보의 조건으로 나머지를 새 작업으로 제출합니다.</w:t>
+      </w:r>
+    </w:p>
+    <w:p>
+      <w:pPr>
+        <w:pStyle w:val="ListParagraph"/>
+        <w:numPr>
+          <w:ilvl w:val="0"/>
+          <w:numId w:val="3"/>
+        </w:numPr>
+        <w:spacing w:after="90" w:line="330"/>
+      </w:pPr>
+      <w:r>
+        <w:rPr>
+          <w:b/>
+          <w:bCs/>
+        </w:rPr>
+        <w:t xml:space="preserve">산점도</w:t>
+      </w:r>
+      <w:r>
+        <w:t xml:space="preserve">는 x·y 지표를 직접 골라 후보를 배치합니다(예: x 환원 전위, y LUMO). 선택은 이 브라우저에 기억됩니다.</w:t>
       </w:r>
     </w:p>
     <w:p>
@@ -23894,7 +24254,7 @@
         <w:sz w:val="16"/>
         <w:szCs w:val="16"/>
       </w:rPr>
-      <w:t xml:space="preserve">DFT-Workbench 사용 설명서 v3.5</w:t>
+      <w:t xml:space="preserve">DFT-Workbench 사용 설명서 v3.6</w:t>
     </w:r>
   </w:p>
 </w:hdr>

--- a/docs/07_DFT-Workbench_사용설명서.docx
+++ b/docs/07_DFT-Workbench_사용설명서.docx
@@ -192,7 +192,7 @@
                 <w:sz w:val="20"/>
                 <w:szCs w:val="20"/>
               </w:rPr>
-              <w:t xml:space="preserve">3.6 (2026-09-16)</w:t>
+              <w:t xml:space="preserve">3.8 (2026-09-18)</w:t>
             </w:r>
           </w:p>
         </w:tc>
@@ -616,7 +616,7 @@
                 <w:sz w:val="20"/>
                 <w:szCs w:val="20"/>
               </w:rPr>
-              <w:t xml:space="preserve">화학물질 조회 · 물질 보관함 · 용매 라이브러리</w:t>
+              <w:t xml:space="preserve">분자 검색 및 선택 · 분자 라이브러리</w:t>
             </w:r>
           </w:p>
         </w:tc>
@@ -3248,7 +3248,7 @@
         <w:spacing w:after="90" w:line="330"/>
       </w:pPr>
       <w:r>
-        <w:t xml:space="preserve">재부팅 후에도 계산 결과, 비밀번호, 물질 보관함, 용매 라이브러리는 그대로 남습니다. 로그인만 다시 하면 됩니다.</w:t>
+        <w:t xml:space="preserve">재부팅 후에도 계산 결과, 비밀번호, 분자 라이브러리(혼합 용매 포함)는 그대로 남습니다. 로그인만 다시 하면 됩니다.</w:t>
       </w:r>
     </w:p>
     <w:p>
@@ -4227,7 +4227,7 @@
                 <w:sz w:val="20"/>
                 <w:szCs w:val="20"/>
               </w:rPr>
-              <w:t xml:space="preserve">화학물질 조회</w:t>
+              <w:t xml:space="preserve">분자 검색 및 선택</w:t>
             </w:r>
           </w:p>
         </w:tc>
@@ -4259,7 +4259,7 @@
                 <w:sz w:val="20"/>
                 <w:szCs w:val="20"/>
               </w:rPr>
-              <w:t xml:space="preserve">이름·CAS·SMILES로 분자를 찾을 때, 보관함 등록이나 계산으로 넘길 때</w:t>
+              <w:t xml:space="preserve">이름·화학식·SMILES·구조(부분구조·유사도)로 정확히 찾고 계산 대상을 확정할 때 · 계산 환경(단일/혼합 용매 비율) 구성</w:t>
             </w:r>
           </w:p>
         </w:tc>
@@ -4294,7 +4294,7 @@
                 <w:sz w:val="20"/>
                 <w:szCs w:val="20"/>
               </w:rPr>
-              <w:t xml:space="preserve">물질 보관함</w:t>
+              <w:t xml:space="preserve">분자 라이브러리</w:t>
             </w:r>
           </w:p>
         </w:tc>
@@ -4326,7 +4326,7 @@
                 <w:sz w:val="20"/>
                 <w:szCs w:val="20"/>
               </w:rPr>
-              <w:t xml:space="preserve">자주 쓰는 분자를 모아 둘 때</w:t>
+              <w:t xml:space="preserve">바인더 모노머·용매·첨가제·리튬염·등록 분자를 카드로 훑고 즐겨찾기·등록·계산 이력을 볼 때 (서버 저장 — 모든 PC 공유)</w:t>
             </w:r>
           </w:p>
         </w:tc>
@@ -4361,7 +4361,7 @@
                 <w:sz w:val="20"/>
                 <w:szCs w:val="20"/>
               </w:rPr>
-              <w:t xml:space="preserve">용매 라이브러리</w:t>
+              <w:t xml:space="preserve">계산</w:t>
             </w:r>
           </w:p>
         </w:tc>
@@ -4393,7 +4393,7 @@
                 <w:sz w:val="20"/>
                 <w:szCs w:val="20"/>
               </w:rPr>
-              <w:t xml:space="preserve">전해액 용매를 고르거나 혼합 비율을 직접 정할 때</w:t>
+              <w:t xml:space="preserve">분자 하나를 계산하거나 여러 후보를 배치로 스크리닝할 때 — 화면 위 토글로 전환, 환경·계산 설정 공유</w:t>
             </w:r>
           </w:p>
         </w:tc>
@@ -4428,7 +4428,7 @@
                 <w:sz w:val="20"/>
                 <w:szCs w:val="20"/>
               </w:rPr>
-              <w:t xml:space="preserve">계산</w:t>
+              <w:t xml:space="preserve">계산 모니터</w:t>
             </w:r>
           </w:p>
         </w:tc>
@@ -4460,7 +4460,7 @@
                 <w:sz w:val="20"/>
                 <w:szCs w:val="20"/>
               </w:rPr>
-              <w:t xml:space="preserve">분자 하나를 계산하거나 여러 후보를 배치로 스크리닝할 때 — 화면 위 토글로 전환, 환경·계산 설정 공유</w:t>
+              <w:t xml:space="preserve">계산이 진행되는지, 끝난 계산이 정상인지 볼 때</w:t>
             </w:r>
           </w:p>
         </w:tc>
@@ -4495,7 +4495,7 @@
                 <w:sz w:val="20"/>
                 <w:szCs w:val="20"/>
               </w:rPr>
-              <w:t xml:space="preserve">계산 모니터</w:t>
+              <w:t xml:space="preserve">템플릿</w:t>
             </w:r>
           </w:p>
         </w:tc>
@@ -4527,7 +4527,7 @@
                 <w:sz w:val="20"/>
                 <w:szCs w:val="20"/>
               </w:rPr>
-              <w:t xml:space="preserve">계산이 진행되는지, 끝난 계산이 정상인지 볼 때</w:t>
+              <w:t xml:space="preserve">정확도·용매·목적·활물질을 묶은 조건 묶음을 저장·적용할 때</w:t>
             </w:r>
           </w:p>
         </w:tc>
@@ -4562,7 +4562,7 @@
                 <w:sz w:val="20"/>
                 <w:szCs w:val="20"/>
               </w:rPr>
-              <w:t xml:space="preserve">템플릿</w:t>
+              <w:t xml:space="preserve">DFT 계산 결과</w:t>
             </w:r>
           </w:p>
         </w:tc>
@@ -4594,7 +4594,7 @@
                 <w:sz w:val="20"/>
                 <w:szCs w:val="20"/>
               </w:rPr>
-              <w:t xml:space="preserve">정확도·용매·목적·활물질을 묶은 조건 묶음을 저장·적용할 때</w:t>
+              <w:t xml:space="preserve">끝난 계산의 상세 결과(뷰어 워크스페이스), HTML 공유, CSV 내려받기</w:t>
             </w:r>
           </w:p>
         </w:tc>
@@ -4629,7 +4629,7 @@
                 <w:sz w:val="20"/>
                 <w:szCs w:val="20"/>
               </w:rPr>
-              <w:t xml:space="preserve">DFT 계산 결과</w:t>
+              <w:t xml:space="preserve">오비탈 비교</w:t>
             </w:r>
           </w:p>
         </w:tc>
@@ -4661,7 +4661,7 @@
                 <w:sz w:val="20"/>
                 <w:szCs w:val="20"/>
               </w:rPr>
-              <w:t xml:space="preserve">끝난 계산의 상세 결과(뷰어 워크스페이스), HTML 공유, CSV 내려받기</w:t>
+              <w:t xml:space="preserve">HOMO−1·HOMO·LUMO·LUMO+1 4분할 3D 비교, 준위도, 기여도, TD-DFT 전이 분석 (7.11)</w:t>
             </w:r>
           </w:p>
         </w:tc>
@@ -6137,7 +6137,7 @@
         <w:t xml:space="preserve">브라우저에 저장</w:t>
       </w:r>
       <w:r>
-        <w:t xml:space="preserve">되므로 물질 보관함과 마찬가지로 PC·브라우저마다 따로 적용됩니다.</w:t>
+        <w:t xml:space="preserve">되므로 PC·브라우저마다 따로 적용됩니다.</w:t>
       </w:r>
     </w:p>
     <w:p>
@@ -6678,16 +6678,256 @@
         <w:spacing w:after="240" w:before="0"/>
       </w:pPr>
       <w:r>
-        <w:t xml:space="preserve">5. 분자 찾기와 보관</w:t>
+        <w:t xml:space="preserve">5. 분자 찾기와 분자 라이브러리</w:t>
       </w:r>
     </w:p>
+    <w:p>
+      <w:pPr>
+        <w:spacing w:after="140" w:line="340"/>
+      </w:pPr>
+      <w:r>
+        <w:t xml:space="preserve">분자는 서버에 저장되는 </w:t>
+      </w:r>
+      <w:r>
+        <w:rPr>
+          <w:b/>
+          <w:bCs/>
+        </w:rPr>
+        <w:t xml:space="preserve">분자 라이브러리</w:t>
+      </w:r>
+      <w:r>
+        <w:t xml:space="preserve"> 하나에서 관리합니다. 예전의 화학물질 조회 · 물질 보관함 · 용매 라이브러리를 합친 것으로, 모든 PC와 사용자가 같은 목록을 봅니다. 왼쪽 메뉴 «분자 데이터»의 두 화면을 씁니다.</w:t>
+      </w:r>
+    </w:p>
+    <w:tbl>
+      <w:tblPr>
+        <w:tblW w:type="dxa" w:w="9406"/>
+        <w:tblBorders>
+          <w:top w:val="single" w:color="auto" w:sz="4"/>
+          <w:left w:val="single" w:color="auto" w:sz="4"/>
+          <w:bottom w:val="single" w:color="auto" w:sz="4"/>
+          <w:right w:val="single" w:color="auto" w:sz="4"/>
+          <w:insideH w:val="single" w:color="auto" w:sz="4"/>
+          <w:insideV w:val="single" w:color="auto" w:sz="4"/>
+        </w:tblBorders>
+      </w:tblPr>
+      <w:tblGrid>
+        <w:gridCol w:w="2352"/>
+        <w:gridCol w:w="7055"/>
+      </w:tblGrid>
+      <w:tr>
+        <w:trPr>
+          <w:tblHeader/>
+        </w:trPr>
+        <w:tc>
+          <w:tcPr>
+            <w:tcW w:type="dxa" w:w="2352"/>
+            <w:tcBorders>
+              <w:top w:val="single" w:color="D1D5DB" w:sz="4"/>
+              <w:left w:val="single" w:color="D1D5DB" w:sz="4"/>
+              <w:bottom w:val="single" w:color="D1D5DB" w:sz="4"/>
+              <w:right w:val="single" w:color="D1D5DB" w:sz="4"/>
+            </w:tcBorders>
+            <w:shd w:fill="E6F2F0" w:color="auto" w:val="clear"/>
+            <w:tcMar>
+              <w:top w:type="dxa" w:w="80"/>
+              <w:left w:type="dxa" w:w="120"/>
+              <w:bottom w:type="dxa" w:w="80"/>
+              <w:right w:type="dxa" w:w="120"/>
+            </w:tcMar>
+            <w:vAlign w:val="center"/>
+          </w:tcPr>
+          <w:p>
+            <w:pPr>
+              <w:spacing w:after="0" w:line="290"/>
+            </w:pPr>
+            <w:r>
+              <w:rPr>
+                <w:b/>
+                <w:bCs/>
+                <w:sz w:val="20"/>
+                <w:szCs w:val="20"/>
+              </w:rPr>
+              <w:t xml:space="preserve">화면</w:t>
+            </w:r>
+          </w:p>
+        </w:tc>
+        <w:tc>
+          <w:tcPr>
+            <w:tcW w:type="dxa" w:w="7055"/>
+            <w:tcBorders>
+              <w:top w:val="single" w:color="D1D5DB" w:sz="4"/>
+              <w:left w:val="single" w:color="D1D5DB" w:sz="4"/>
+              <w:bottom w:val="single" w:color="D1D5DB" w:sz="4"/>
+              <w:right w:val="single" w:color="D1D5DB" w:sz="4"/>
+            </w:tcBorders>
+            <w:shd w:fill="E6F2F0" w:color="auto" w:val="clear"/>
+            <w:tcMar>
+              <w:top w:type="dxa" w:w="80"/>
+              <w:left w:type="dxa" w:w="120"/>
+              <w:bottom w:type="dxa" w:w="80"/>
+              <w:right w:type="dxa" w:w="120"/>
+            </w:tcMar>
+            <w:vAlign w:val="center"/>
+          </w:tcPr>
+          <w:p>
+            <w:pPr>
+              <w:spacing w:after="0" w:line="290"/>
+            </w:pPr>
+            <w:r>
+              <w:rPr>
+                <w:b/>
+                <w:bCs/>
+                <w:sz w:val="20"/>
+                <w:szCs w:val="20"/>
+              </w:rPr>
+              <w:t xml:space="preserve">언제 쓰나</w:t>
+            </w:r>
+          </w:p>
+        </w:tc>
+      </w:tr>
+      <w:tr>
+        <w:tc>
+          <w:tcPr>
+            <w:tcW w:type="dxa" w:w="2352"/>
+            <w:tcBorders>
+              <w:top w:val="single" w:color="D1D5DB" w:sz="4"/>
+              <w:left w:val="single" w:color="D1D5DB" w:sz="4"/>
+              <w:bottom w:val="single" w:color="D1D5DB" w:sz="4"/>
+              <w:right w:val="single" w:color="D1D5DB" w:sz="4"/>
+            </w:tcBorders>
+            <w:shd w:fill="FAFAF9" w:color="auto" w:val="clear"/>
+            <w:tcMar>
+              <w:top w:type="dxa" w:w="80"/>
+              <w:left w:type="dxa" w:w="120"/>
+              <w:bottom w:type="dxa" w:w="80"/>
+              <w:right w:type="dxa" w:w="120"/>
+            </w:tcMar>
+            <w:vAlign w:val="center"/>
+          </w:tcPr>
+          <w:p>
+            <w:pPr>
+              <w:spacing w:after="0" w:line="290"/>
+            </w:pPr>
+            <w:r>
+              <w:rPr>
+                <w:b w:val="false"/>
+                <w:bCs w:val="false"/>
+                <w:sz w:val="20"/>
+                <w:szCs w:val="20"/>
+              </w:rPr>
+              <w:t xml:space="preserve">분자 검색 및 선택</w:t>
+            </w:r>
+          </w:p>
+        </w:tc>
+        <w:tc>
+          <w:tcPr>
+            <w:tcW w:type="dxa" w:w="7055"/>
+            <w:tcBorders>
+              <w:top w:val="single" w:color="D1D5DB" w:sz="4"/>
+              <w:left w:val="single" w:color="D1D5DB" w:sz="4"/>
+              <w:bottom w:val="single" w:color="D1D5DB" w:sz="4"/>
+              <w:right w:val="single" w:color="D1D5DB" w:sz="4"/>
+            </w:tcBorders>
+            <w:tcMar>
+              <w:top w:type="dxa" w:w="80"/>
+              <w:left w:type="dxa" w:w="120"/>
+              <w:bottom w:type="dxa" w:w="80"/>
+              <w:right w:type="dxa" w:w="120"/>
+            </w:tcMar>
+            <w:vAlign w:val="center"/>
+          </w:tcPr>
+          <w:p>
+            <w:pPr>
+              <w:spacing w:after="0" w:line="290"/>
+            </w:pPr>
+            <w:r>
+              <w:rPr>
+                <w:b w:val="false"/>
+                <w:bCs w:val="false"/>
+                <w:sz w:val="20"/>
+                <w:szCs w:val="20"/>
+              </w:rPr>
+              <w:t xml:space="preserve">이름·구조·SMILES로 정확히 찾고, 구조를 검토한 뒤 계산 대상과 계산 환경(용매)을 확정할 때</w:t>
+            </w:r>
+          </w:p>
+        </w:tc>
+      </w:tr>
+      <w:tr>
+        <w:tc>
+          <w:tcPr>
+            <w:tcW w:type="dxa" w:w="2352"/>
+            <w:tcBorders>
+              <w:top w:val="single" w:color="D1D5DB" w:sz="4"/>
+              <w:left w:val="single" w:color="D1D5DB" w:sz="4"/>
+              <w:bottom w:val="single" w:color="D1D5DB" w:sz="4"/>
+              <w:right w:val="single" w:color="D1D5DB" w:sz="4"/>
+            </w:tcBorders>
+            <w:shd w:fill="FAFAF9" w:color="auto" w:val="clear"/>
+            <w:tcMar>
+              <w:top w:type="dxa" w:w="80"/>
+              <w:left w:type="dxa" w:w="120"/>
+              <w:bottom w:type="dxa" w:w="80"/>
+              <w:right w:type="dxa" w:w="120"/>
+            </w:tcMar>
+            <w:vAlign w:val="center"/>
+          </w:tcPr>
+          <w:p>
+            <w:pPr>
+              <w:spacing w:after="0" w:line="290"/>
+            </w:pPr>
+            <w:r>
+              <w:rPr>
+                <w:b w:val="false"/>
+                <w:bCs w:val="false"/>
+                <w:sz w:val="20"/>
+                <w:szCs w:val="20"/>
+              </w:rPr>
+              <w:t xml:space="preserve">분자 라이브러리</w:t>
+            </w:r>
+          </w:p>
+        </w:tc>
+        <w:tc>
+          <w:tcPr>
+            <w:tcW w:type="dxa" w:w="7055"/>
+            <w:tcBorders>
+              <w:top w:val="single" w:color="D1D5DB" w:sz="4"/>
+              <w:left w:val="single" w:color="D1D5DB" w:sz="4"/>
+              <w:bottom w:val="single" w:color="D1D5DB" w:sz="4"/>
+              <w:right w:val="single" w:color="D1D5DB" w:sz="4"/>
+            </w:tcBorders>
+            <w:tcMar>
+              <w:top w:type="dxa" w:w="80"/>
+              <w:left w:type="dxa" w:w="120"/>
+              <w:bottom w:type="dxa" w:w="80"/>
+              <w:right w:type="dxa" w:w="120"/>
+            </w:tcMar>
+            <w:vAlign w:val="center"/>
+          </w:tcPr>
+          <w:p>
+            <w:pPr>
+              <w:spacing w:after="0" w:line="290"/>
+            </w:pPr>
+            <w:r>
+              <w:rPr>
+                <w:b w:val="false"/>
+                <w:bCs w:val="false"/>
+                <w:sz w:val="20"/>
+                <w:szCs w:val="20"/>
+              </w:rPr>
+              <w:t xml:space="preserve">카테고리·필터로 여러 분자를 훑고, 즐겨찾기·등록·계산 이력을 볼 때</w:t>
+            </w:r>
+          </w:p>
+        </w:tc>
+      </w:tr>
+    </w:tbl>
     <w:p>
       <w:pPr>
         <w:pStyle w:val="Heading2"/>
         <w:spacing w:after="150" w:before="340"/>
       </w:pPr>
       <w:r>
-        <w:t xml:space="preserve">5.1 화학물질 조회</w:t>
+        <w:t xml:space="preserve">5.1 분자 검색 및 선택</w:t>
       </w:r>
     </w:p>
     <w:p>
@@ -6700,17 +6940,17 @@
         <w:spacing w:after="100" w:line="330"/>
       </w:pPr>
       <w:r>
-        <w:t xml:space="preserve">검색창에 이름(영문), CAS 번호, 또는 SMILES를 넣고 </w:t>
+        <w:t xml:space="preserve">왼쪽 위 탭에서 검색 방식을 고릅니다 — </w:t>
       </w:r>
       <w:r>
         <w:rPr>
           <w:b/>
           <w:bCs/>
         </w:rPr>
-        <w:t xml:space="preserve">조회</w:t>
-      </w:r>
-      <w:r>
-        <w:t xml:space="preserve">를 누릅니다.</w:t>
+        <w:t xml:space="preserve">이름 검색 · 구조 검색 · 유사도 · 부분구조</w:t>
+      </w:r>
+      <w:r>
+        <w:t xml:space="preserve">.</w:t>
       </w:r>
     </w:p>
     <w:p>
@@ -6723,7 +6963,7 @@
         <w:spacing w:after="100" w:line="330"/>
       </w:pPr>
       <w:r>
-        <w:t xml:space="preserve">결과 카드에 구조식, 분자식, 기본 물성(RDKit)과 PubChem 등록 정보(IUPAC명·설명·실험 물성)가 나옵니다.</w:t>
+        <w:t xml:space="preserve">검색창에 이름·약어·CAS·화학식 또는 SMILES(구조 검색은 InChI도)를 넣습니다. SMILES는 바로 검증되어 정규화 구조·화학식·전하가 나오고, 오류가 있으면 이유(괄호 짝, 원자가 초과 원자 번호 등)를 보여 줍니다.</w:t>
       </w:r>
     </w:p>
     <w:p>
@@ -6736,26 +6976,461 @@
         <w:spacing w:after="100" w:line="330"/>
       </w:pPr>
       <w:r>
+        <w:t xml:space="preserve">가운데 결과 표에서 행의 </w:t>
+      </w:r>
+      <w:r>
         <w:rPr>
           <w:b/>
           <w:bCs/>
         </w:rPr>
-        <w:t xml:space="preserve">보관함 등록</w:t>
-      </w:r>
-      <w:r>
-        <w:t xml:space="preserve"> 또는 </w:t>
+        <w:t xml:space="preserve">선택</w:t>
+      </w:r>
+      <w:r>
+        <w:t xml:space="preserve">을 누르면 오른쪽 패널에 2D/3D 구조, 레코드 ID, InChIKey, 형식 전하, 구조 검증, 최근 계산(작업 ID·검증 등급)이 나옵니다. 체크 상자는 </w:t>
       </w:r>
       <w:r>
         <w:rPr>
           <w:b/>
           <w:bCs/>
         </w:rPr>
-        <w:t xml:space="preserve">계산 →</w:t>
-      </w:r>
-      <w:r>
-        <w:t xml:space="preserve">을 누르면 물질 보관함에 넣거나 DFT 계산 화면으로 넘어갑니다.</w:t>
+        <w:t xml:space="preserve">선택함</w:t>
+      </w:r>
+      <w:r>
+        <w:t xml:space="preserve">에 담습니다.</w:t>
       </w:r>
     </w:p>
+    <w:p>
+      <w:pPr>
+        <w:pStyle w:val="ListParagraph"/>
+        <w:numPr>
+          <w:ilvl w:val="0"/>
+          <w:numId w:val="6"/>
+        </w:numPr>
+        <w:spacing w:after="100" w:line="330"/>
+      </w:pPr>
+      <w:r>
+        <w:t xml:space="preserve">필요하면 </w:t>
+      </w:r>
+      <w:r>
+        <w:rPr>
+          <w:b/>
+          <w:bCs/>
+        </w:rPr>
+        <w:t xml:space="preserve">빠른 계산 시작</w:t>
+      </w:r>
+      <w:r>
+        <w:t xml:space="preserve">(구조 최적화 · 단일점 · 오비탈 분석) 템플릿과 왼쪽 </w:t>
+      </w:r>
+      <w:r>
+        <w:rPr>
+          <w:b/>
+          <w:bCs/>
+        </w:rPr>
+        <w:t xml:space="preserve">계산 구조 · Li⁺</w:t>
+      </w:r>
+      <w:r>
+        <w:t xml:space="preserve">(반복단위 전개, Li⁺ 모델)를 고릅니다.</w:t>
+      </w:r>
+    </w:p>
+    <w:p>
+      <w:pPr>
+        <w:pStyle w:val="ListParagraph"/>
+        <w:numPr>
+          <w:ilvl w:val="0"/>
+          <w:numId w:val="6"/>
+        </w:numPr>
+        <w:spacing w:after="100" w:line="330"/>
+      </w:pPr>
+      <w:r>
+        <w:t xml:space="preserve">아래 </w:t>
+      </w:r>
+      <w:r>
+        <w:rPr>
+          <w:b/>
+          <w:bCs/>
+        </w:rPr>
+        <w:t xml:space="preserve">계산 환경</w:t>
+      </w:r>
+      <w:r>
+        <w:t xml:space="preserve"> 카드에서 용매를 구성합니다 (5.3).</w:t>
+      </w:r>
+    </w:p>
+    <w:p>
+      <w:pPr>
+        <w:pStyle w:val="ListParagraph"/>
+        <w:numPr>
+          <w:ilvl w:val="0"/>
+          <w:numId w:val="6"/>
+        </w:numPr>
+        <w:spacing w:after="100" w:line="330"/>
+      </w:pPr>
+      <w:r>
+        <w:rPr>
+          <w:b/>
+          <w:bCs/>
+        </w:rPr>
+        <w:t xml:space="preserve">계산 설정으로 이동</w:t>
+      </w:r>
+      <w:r>
+        <w:t xml:space="preserve">을 누릅니다. 선택함이 1개면 «계산» 화면에, 여러 개면 «배치 스크리닝» 마법사에 분자·환경·템플릿이 채워집니다. 여기서는 계산을 실행하지 않습니다 — 계산 화면에서 전하·다중도·범함수·기저를 확인하고 제출하세요.</w:t>
+      </w:r>
+    </w:p>
+    <w:tbl>
+      <w:tblPr>
+        <w:tblW w:type="dxa" w:w="9406"/>
+        <w:tblBorders>
+          <w:top w:val="single" w:color="auto" w:sz="4"/>
+          <w:left w:val="single" w:color="auto" w:sz="4"/>
+          <w:bottom w:val="single" w:color="auto" w:sz="4"/>
+          <w:right w:val="single" w:color="auto" w:sz="4"/>
+          <w:insideH w:val="single" w:color="auto" w:sz="4"/>
+          <w:insideV w:val="single" w:color="auto" w:sz="4"/>
+        </w:tblBorders>
+      </w:tblPr>
+      <w:tblGrid>
+        <w:gridCol w:w="2352"/>
+        <w:gridCol w:w="7055"/>
+      </w:tblGrid>
+      <w:tr>
+        <w:trPr>
+          <w:tblHeader/>
+        </w:trPr>
+        <w:tc>
+          <w:tcPr>
+            <w:tcW w:type="dxa" w:w="2352"/>
+            <w:tcBorders>
+              <w:top w:val="single" w:color="D1D5DB" w:sz="4"/>
+              <w:left w:val="single" w:color="D1D5DB" w:sz="4"/>
+              <w:bottom w:val="single" w:color="D1D5DB" w:sz="4"/>
+              <w:right w:val="single" w:color="D1D5DB" w:sz="4"/>
+            </w:tcBorders>
+            <w:shd w:fill="E6F2F0" w:color="auto" w:val="clear"/>
+            <w:tcMar>
+              <w:top w:type="dxa" w:w="80"/>
+              <w:left w:type="dxa" w:w="120"/>
+              <w:bottom w:type="dxa" w:w="80"/>
+              <w:right w:type="dxa" w:w="120"/>
+            </w:tcMar>
+            <w:vAlign w:val="center"/>
+          </w:tcPr>
+          <w:p>
+            <w:pPr>
+              <w:spacing w:after="0" w:line="290"/>
+            </w:pPr>
+            <w:r>
+              <w:rPr>
+                <w:b/>
+                <w:bCs/>
+                <w:sz w:val="20"/>
+                <w:szCs w:val="20"/>
+              </w:rPr>
+              <w:t xml:space="preserve">검색 방식</w:t>
+            </w:r>
+          </w:p>
+        </w:tc>
+        <w:tc>
+          <w:tcPr>
+            <w:tcW w:type="dxa" w:w="7055"/>
+            <w:tcBorders>
+              <w:top w:val="single" w:color="D1D5DB" w:sz="4"/>
+              <w:left w:val="single" w:color="D1D5DB" w:sz="4"/>
+              <w:bottom w:val="single" w:color="D1D5DB" w:sz="4"/>
+              <w:right w:val="single" w:color="D1D5DB" w:sz="4"/>
+            </w:tcBorders>
+            <w:shd w:fill="E6F2F0" w:color="auto" w:val="clear"/>
+            <w:tcMar>
+              <w:top w:type="dxa" w:w="80"/>
+              <w:left w:type="dxa" w:w="120"/>
+              <w:bottom w:type="dxa" w:w="80"/>
+              <w:right w:type="dxa" w:w="120"/>
+            </w:tcMar>
+            <w:vAlign w:val="center"/>
+          </w:tcPr>
+          <w:p>
+            <w:pPr>
+              <w:spacing w:after="0" w:line="290"/>
+            </w:pPr>
+            <w:r>
+              <w:rPr>
+                <w:b/>
+                <w:bCs/>
+                <w:sz w:val="20"/>
+                <w:szCs w:val="20"/>
+              </w:rPr>
+              <w:t xml:space="preserve">결과의 의미</w:t>
+            </w:r>
+          </w:p>
+        </w:tc>
+      </w:tr>
+      <w:tr>
+        <w:tc>
+          <w:tcPr>
+            <w:tcW w:type="dxa" w:w="2352"/>
+            <w:tcBorders>
+              <w:top w:val="single" w:color="D1D5DB" w:sz="4"/>
+              <w:left w:val="single" w:color="D1D5DB" w:sz="4"/>
+              <w:bottom w:val="single" w:color="D1D5DB" w:sz="4"/>
+              <w:right w:val="single" w:color="D1D5DB" w:sz="4"/>
+            </w:tcBorders>
+            <w:shd w:fill="FAFAF9" w:color="auto" w:val="clear"/>
+            <w:tcMar>
+              <w:top w:type="dxa" w:w="80"/>
+              <w:left w:type="dxa" w:w="120"/>
+              <w:bottom w:type="dxa" w:w="80"/>
+              <w:right w:type="dxa" w:w="120"/>
+            </w:tcMar>
+            <w:vAlign w:val="center"/>
+          </w:tcPr>
+          <w:p>
+            <w:pPr>
+              <w:spacing w:after="0" w:line="290"/>
+            </w:pPr>
+            <w:r>
+              <w:rPr>
+                <w:b w:val="false"/>
+                <w:bCs w:val="false"/>
+                <w:sz w:val="20"/>
+                <w:szCs w:val="20"/>
+              </w:rPr>
+              <w:t xml:space="preserve">이름 검색</w:t>
+            </w:r>
+          </w:p>
+        </w:tc>
+        <w:tc>
+          <w:tcPr>
+            <w:tcW w:type="dxa" w:w="7055"/>
+            <w:tcBorders>
+              <w:top w:val="single" w:color="D1D5DB" w:sz="4"/>
+              <w:left w:val="single" w:color="D1D5DB" w:sz="4"/>
+              <w:bottom w:val="single" w:color="D1D5DB" w:sz="4"/>
+              <w:right w:val="single" w:color="D1D5DB" w:sz="4"/>
+            </w:tcBorders>
+            <w:tcMar>
+              <w:top w:type="dxa" w:w="80"/>
+              <w:left w:type="dxa" w:w="120"/>
+              <w:bottom w:type="dxa" w:w="80"/>
+              <w:right w:type="dxa" w:w="120"/>
+            </w:tcMar>
+            <w:vAlign w:val="center"/>
+          </w:tcPr>
+          <w:p>
+            <w:pPr>
+              <w:spacing w:after="0" w:line="290"/>
+            </w:pPr>
+            <w:r>
+              <w:rPr>
+                <w:b w:val="false"/>
+                <w:bCs w:val="false"/>
+                <w:sz w:val="20"/>
+                <w:szCs w:val="20"/>
+              </w:rPr>
+              <w:t xml:space="preserve">이름·약어·CAS·태그 일치. 화학식(예: C3H6O3)은 같은 화학식의 이성질체를 각각 다른 행으로, SMILES는 구조 일치도 함께</w:t>
+            </w:r>
+          </w:p>
+        </w:tc>
+      </w:tr>
+      <w:tr>
+        <w:tc>
+          <w:tcPr>
+            <w:tcW w:type="dxa" w:w="2352"/>
+            <w:tcBorders>
+              <w:top w:val="single" w:color="D1D5DB" w:sz="4"/>
+              <w:left w:val="single" w:color="D1D5DB" w:sz="4"/>
+              <w:bottom w:val="single" w:color="D1D5DB" w:sz="4"/>
+              <w:right w:val="single" w:color="D1D5DB" w:sz="4"/>
+            </w:tcBorders>
+            <w:shd w:fill="FAFAF9" w:color="auto" w:val="clear"/>
+            <w:tcMar>
+              <w:top w:type="dxa" w:w="80"/>
+              <w:left w:type="dxa" w:w="120"/>
+              <w:bottom w:type="dxa" w:w="80"/>
+              <w:right w:type="dxa" w:w="120"/>
+            </w:tcMar>
+            <w:vAlign w:val="center"/>
+          </w:tcPr>
+          <w:p>
+            <w:pPr>
+              <w:spacing w:after="0" w:line="290"/>
+            </w:pPr>
+            <w:r>
+              <w:rPr>
+                <w:b w:val="false"/>
+                <w:bCs w:val="false"/>
+                <w:sz w:val="20"/>
+                <w:szCs w:val="20"/>
+              </w:rPr>
+              <w:t xml:space="preserve">구조 검색</w:t>
+            </w:r>
+          </w:p>
+        </w:tc>
+        <w:tc>
+          <w:tcPr>
+            <w:tcW w:type="dxa" w:w="7055"/>
+            <w:tcBorders>
+              <w:top w:val="single" w:color="D1D5DB" w:sz="4"/>
+              <w:left w:val="single" w:color="D1D5DB" w:sz="4"/>
+              <w:bottom w:val="single" w:color="D1D5DB" w:sz="4"/>
+              <w:right w:val="single" w:color="D1D5DB" w:sz="4"/>
+            </w:tcBorders>
+            <w:tcMar>
+              <w:top w:type="dxa" w:w="80"/>
+              <w:left w:type="dxa" w:w="120"/>
+              <w:bottom w:type="dxa" w:w="80"/>
+              <w:right w:type="dxa" w:w="120"/>
+            </w:tcMar>
+            <w:vAlign w:val="center"/>
+          </w:tcPr>
+          <w:p>
+            <w:pPr>
+              <w:spacing w:after="0" w:line="290"/>
+            </w:pPr>
+            <w:r>
+              <w:rPr>
+                <w:b w:val="false"/>
+                <w:bCs w:val="false"/>
+                <w:sz w:val="20"/>
+                <w:szCs w:val="20"/>
+              </w:rPr>
+              <w:t xml:space="preserve">구조 완전 일치 — InChIKey 비교. 기본은 입체 무시(연결성)·염·용매화물은 가장 큰 조각으로. 옵션으로 입체 구분</w:t>
+            </w:r>
+          </w:p>
+        </w:tc>
+      </w:tr>
+      <w:tr>
+        <w:tc>
+          <w:tcPr>
+            <w:tcW w:type="dxa" w:w="2352"/>
+            <w:tcBorders>
+              <w:top w:val="single" w:color="D1D5DB" w:sz="4"/>
+              <w:left w:val="single" w:color="D1D5DB" w:sz="4"/>
+              <w:bottom w:val="single" w:color="D1D5DB" w:sz="4"/>
+              <w:right w:val="single" w:color="D1D5DB" w:sz="4"/>
+            </w:tcBorders>
+            <w:shd w:fill="FAFAF9" w:color="auto" w:val="clear"/>
+            <w:tcMar>
+              <w:top w:type="dxa" w:w="80"/>
+              <w:left w:type="dxa" w:w="120"/>
+              <w:bottom w:type="dxa" w:w="80"/>
+              <w:right w:type="dxa" w:w="120"/>
+            </w:tcMar>
+            <w:vAlign w:val="center"/>
+          </w:tcPr>
+          <w:p>
+            <w:pPr>
+              <w:spacing w:after="0" w:line="290"/>
+            </w:pPr>
+            <w:r>
+              <w:rPr>
+                <w:b w:val="false"/>
+                <w:bCs w:val="false"/>
+                <w:sz w:val="20"/>
+                <w:szCs w:val="20"/>
+              </w:rPr>
+              <w:t xml:space="preserve">유사도</w:t>
+            </w:r>
+          </w:p>
+        </w:tc>
+        <w:tc>
+          <w:tcPr>
+            <w:tcW w:type="dxa" w:w="7055"/>
+            <w:tcBorders>
+              <w:top w:val="single" w:color="D1D5DB" w:sz="4"/>
+              <w:left w:val="single" w:color="D1D5DB" w:sz="4"/>
+              <w:bottom w:val="single" w:color="D1D5DB" w:sz="4"/>
+              <w:right w:val="single" w:color="D1D5DB" w:sz="4"/>
+            </w:tcBorders>
+            <w:tcMar>
+              <w:top w:type="dxa" w:w="80"/>
+              <w:left w:type="dxa" w:w="120"/>
+              <w:bottom w:type="dxa" w:w="80"/>
+              <w:right w:type="dxa" w:w="120"/>
+            </w:tcMar>
+            <w:vAlign w:val="center"/>
+          </w:tcPr>
+          <w:p>
+            <w:pPr>
+              <w:spacing w:after="0" w:line="290"/>
+            </w:pPr>
+            <w:r>
+              <w:rPr>
+                <w:b w:val="false"/>
+                <w:bCs w:val="false"/>
+                <w:sz w:val="20"/>
+                <w:szCs w:val="20"/>
+              </w:rPr>
+              <w:t xml:space="preserve">Morgan 지문(r=2, 2048 bit) Tanimoto 점수순. 기준값 조절 가능. 유사도가 «같은 구조»를 뜻하지는 않음</w:t>
+            </w:r>
+          </w:p>
+        </w:tc>
+      </w:tr>
+      <w:tr>
+        <w:tc>
+          <w:tcPr>
+            <w:tcW w:type="dxa" w:w="2352"/>
+            <w:tcBorders>
+              <w:top w:val="single" w:color="D1D5DB" w:sz="4"/>
+              <w:left w:val="single" w:color="D1D5DB" w:sz="4"/>
+              <w:bottom w:val="single" w:color="D1D5DB" w:sz="4"/>
+              <w:right w:val="single" w:color="D1D5DB" w:sz="4"/>
+            </w:tcBorders>
+            <w:shd w:fill="FAFAF9" w:color="auto" w:val="clear"/>
+            <w:tcMar>
+              <w:top w:type="dxa" w:w="80"/>
+              <w:left w:type="dxa" w:w="120"/>
+              <w:bottom w:type="dxa" w:w="80"/>
+              <w:right w:type="dxa" w:w="120"/>
+            </w:tcMar>
+            <w:vAlign w:val="center"/>
+          </w:tcPr>
+          <w:p>
+            <w:pPr>
+              <w:spacing w:after="0" w:line="290"/>
+            </w:pPr>
+            <w:r>
+              <w:rPr>
+                <w:b w:val="false"/>
+                <w:bCs w:val="false"/>
+                <w:sz w:val="20"/>
+                <w:szCs w:val="20"/>
+              </w:rPr>
+              <w:t xml:space="preserve">부분구조</w:t>
+            </w:r>
+          </w:p>
+        </w:tc>
+        <w:tc>
+          <w:tcPr>
+            <w:tcW w:type="dxa" w:w="7055"/>
+            <w:tcBorders>
+              <w:top w:val="single" w:color="D1D5DB" w:sz="4"/>
+              <w:left w:val="single" w:color="D1D5DB" w:sz="4"/>
+              <w:bottom w:val="single" w:color="D1D5DB" w:sz="4"/>
+              <w:right w:val="single" w:color="D1D5DB" w:sz="4"/>
+            </w:tcBorders>
+            <w:tcMar>
+              <w:top w:type="dxa" w:w="80"/>
+              <w:left w:type="dxa" w:w="120"/>
+              <w:bottom w:type="dxa" w:w="80"/>
+              <w:right w:type="dxa" w:w="120"/>
+            </w:tcMar>
+            <w:vAlign w:val="center"/>
+          </w:tcPr>
+          <w:p>
+            <w:pPr>
+              <w:spacing w:after="0" w:line="290"/>
+            </w:pPr>
+            <w:r>
+              <w:rPr>
+                <w:b w:val="false"/>
+                <w:bCs w:val="false"/>
+                <w:sz w:val="20"/>
+                <w:szCs w:val="20"/>
+              </w:rPr>
+              <w:t xml:space="preserve">SMILES/SMARTS 모티프를 포함하는 분자 — 일치한 원자·결합을 구조에서 강조</w:t>
+            </w:r>
+          </w:p>
+        </w:tc>
+      </w:tr>
+    </w:tbl>
     <w:p>
       <w:pPr>
         <w:pBdr>
@@ -6781,17 +7456,17 @@
           <w:sz w:val="20"/>
           <w:szCs w:val="20"/>
         </w:rPr>
-        <w:t xml:space="preserve">인터넷이 없으면 PubChem 정보는 비고 RDKit 계산값만 나옵니다. 관리자가 </w:t>
+        <w:t xml:space="preserve">라이브러리에 없는 분자는 이름 검색에서 </w:t>
       </w:r>
       <w:r>
         <w:rPr>
-          <w:rFonts w:ascii="Consolas" w:cs="Consolas" w:eastAsia="Consolas" w:hAnsi="Consolas"/>
+          <w:b/>
+          <w:bCs/>
           <w:color w:val="374151"/>
           <w:sz w:val="20"/>
           <w:szCs w:val="20"/>
-          <w:shd w:fill="F3F4F6" w:color="auto" w:val="clear"/>
         </w:rPr>
-        <w:t xml:space="preserve">MP_API_KEY</w:t>
+        <w:t xml:space="preserve">PubChem 에서 찾기</w:t>
       </w:r>
       <w:r>
         <w:rPr>
@@ -6799,7 +7474,71 @@
           <w:sz w:val="20"/>
           <w:szCs w:val="20"/>
         </w:rPr>
-        <w:t xml:space="preserve">를 설정하면 Materials Project 분자 정보도 함께 조회됩니다.</w:t>
+        <w:t xml:space="preserve">로 가져와 </w:t>
+      </w:r>
+      <w:r>
+        <w:rPr>
+          <w:b/>
+          <w:bCs/>
+          <w:color w:val="374151"/>
+          <w:sz w:val="20"/>
+          <w:szCs w:val="20"/>
+        </w:rPr>
+        <w:t xml:space="preserve">라이브러리에 추가</w:t>
+      </w:r>
+      <w:r>
+        <w:rPr>
+          <w:color w:val="374151"/>
+          <w:sz w:val="20"/>
+          <w:szCs w:val="20"/>
+        </w:rPr>
+        <w:t xml:space="preserve">합니다(인터넷 필요). SMILES를 넣었을 때 «새 분자»로 나오면 그 자리에서 </w:t>
+      </w:r>
+      <w:r>
+        <w:rPr>
+          <w:b/>
+          <w:bCs/>
+          <w:color w:val="374151"/>
+          <w:sz w:val="20"/>
+          <w:szCs w:val="20"/>
+        </w:rPr>
+        <w:t xml:space="preserve">라이브러리에 추가</w:t>
+      </w:r>
+      <w:r>
+        <w:rPr>
+          <w:color w:val="374151"/>
+          <w:sz w:val="20"/>
+          <w:szCs w:val="20"/>
+        </w:rPr>
+        <w:t xml:space="preserve">를 누를 수도 있습니다.</w:t>
+      </w:r>
+    </w:p>
+    <w:p>
+      <w:pPr>
+        <w:pBdr>
+          <w:left w:val="single" w:color="B45309" w:sz="20" w:space="10"/>
+        </w:pBdr>
+        <w:shd w:fill="FFF7ED" w:color="auto" w:val="clear"/>
+        <w:spacing w:after="180" w:before="60" w:line="320"/>
+        <w:ind w:left="240" w:right="120"/>
+      </w:pPr>
+      <w:r>
+        <w:rPr>
+          <w:b/>
+          <w:bCs/>
+          <w:color w:val="B45309"/>
+          <w:sz w:val="21"/>
+          <w:szCs w:val="21"/>
+        </w:rPr>
+        <w:t xml:space="preserve">주의  </w:t>
+      </w:r>
+      <w:r>
+        <w:rPr>
+          <w:color w:val="374151"/>
+          <w:sz w:val="20"/>
+          <w:szCs w:val="20"/>
+        </w:rPr>
+        <w:t xml:space="preserve">HOMO·LUMO 같은 값은 계산 결과(구조·전하·계산법·용매가 연결된 작업)가 있을 때만 표시합니다. 분자 고유의 불변 물성처럼 읽지 마세요.</w:t>
       </w:r>
     </w:p>
     <w:p>
@@ -6808,7 +7547,7 @@
         <w:spacing w:after="150" w:before="340"/>
       </w:pPr>
       <w:r>
-        <w:t xml:space="preserve">5.2 물질 보관함</w:t>
+        <w:t xml:space="preserve">5.2 분자 라이브러리</w:t>
       </w:r>
     </w:p>
     <w:p>
@@ -6821,17 +7560,7 @@
         <w:spacing w:after="90" w:line="330"/>
       </w:pPr>
       <w:r>
-        <w:t xml:space="preserve">조회한 분자나 직접 입력한 SMILES를 카드로 모아 둡니다. 카드의 </w:t>
-      </w:r>
-      <w:r>
-        <w:rPr>
-          <w:b/>
-          <w:bCs/>
-        </w:rPr>
-        <w:t xml:space="preserve">계산 →</w:t>
-      </w:r>
-      <w:r>
-        <w:t xml:space="preserve">으로 바로 DFT 계산 화면에 넘길 수 있습니다.</w:t>
+        <w:t xml:space="preserve">위 탭: 전체 · 바인더 모노머 · 고분자·올리고머 · 용매 · 첨가제 · 리튬염·이온 · 기타 · 사용자 등록 · 즐겨찾기.</w:t>
       </w:r>
     </w:p>
     <w:p>
@@ -6844,26 +7573,7 @@
         <w:spacing w:after="90" w:line="330"/>
       </w:pPr>
       <w:r>
-        <w:t xml:space="preserve">보관함은 </w:t>
-      </w:r>
-      <w:r>
-        <w:rPr>
-          <w:b/>
-          <w:bCs/>
-        </w:rPr>
-        <w:t xml:space="preserve">브라우저에 저장</w:t>
-      </w:r>
-      <w:r>
-        <w:t xml:space="preserve">됩니다. 다른 PC나 다른 브라우저에서는 보이지 않습니다.</w:t>
-      </w:r>
-    </w:p>
-    <w:p>
-      <w:pPr>
-        <w:pStyle w:val="Heading2"/>
-        <w:spacing w:after="150" w:before="340"/>
-      </w:pPr>
-      <w:r>
-        <w:t xml:space="preserve">5.3 용매 라이브러리</w:t>
+        <w:t xml:space="preserve">왼쪽 필터: 역할(용질/용매) · 원소 조성 · 분자량 · 기능기 · 전하 · 계산 상태 · 출처. 정렬: 최근 계산순 · 즐겨찾기 · 이름 · 분자량 · HOMO–LUMO gap(계산된 것만).</w:t>
       </w:r>
     </w:p>
     <w:p>
@@ -6876,7 +7586,37 @@
         <w:spacing w:after="90" w:line="330"/>
       </w:pPr>
       <w:r>
-        <w:t xml:space="preserve">기본 용매는 EC, DMC, EMC, 물, NMP, EC/DMC 1:1입니다.</w:t>
+        <w:t xml:space="preserve">카드: 2D 구조 · 이름(약어 또는 영어) · 화학식 · 레코드 ID · 태그 · 상태. </w:t>
+      </w:r>
+      <w:r>
+        <w:rPr>
+          <w:b/>
+          <w:bCs/>
+        </w:rPr>
+        <w:t xml:space="preserve">계산 설정으로</w:t>
+      </w:r>
+      <w:r>
+        <w:t xml:space="preserve"> · </w:t>
+      </w:r>
+      <w:r>
+        <w:rPr>
+          <w:b/>
+          <w:bCs/>
+        </w:rPr>
+        <w:t xml:space="preserve">용매로</w:t>
+      </w:r>
+      <w:r>
+        <w:t xml:space="preserve">(용매 역할) · </w:t>
+      </w:r>
+      <w:r>
+        <w:rPr>
+          <w:b/>
+          <w:bCs/>
+        </w:rPr>
+        <w:t xml:space="preserve">상세</w:t>
+      </w:r>
+      <w:r>
+        <w:t xml:space="preserve">.</w:t>
       </w:r>
     </w:p>
     <w:p>
@@ -6889,14 +7629,37 @@
         <w:spacing w:after="90" w:line="330"/>
       </w:pPr>
       <w:r>
+        <w:t xml:space="preserve">오른쪽 미리보기: </w:t>
+      </w:r>
+      <w:r>
         <w:rPr>
           <w:b/>
           <w:bCs/>
         </w:rPr>
-        <w:t xml:space="preserve">＋ 추가</w:t>
-      </w:r>
-      <w:r>
-        <w:t xml:space="preserve">로 성분과 부피 비율을 넣어 사용자 혼합 용매를 만듭니다. 계산에서는 성분 값의 부피 가중 평균으로 근사합니다.</w:t>
+        <w:t xml:space="preserve">개요</w:t>
+      </w:r>
+      <w:r>
+        <w:t xml:space="preserve">(식별자·주요 물성·용매 물성) · </w:t>
+      </w:r>
+      <w:r>
+        <w:rPr>
+          <w:b/>
+          <w:bCs/>
+        </w:rPr>
+        <w:t xml:space="preserve">구조</w:t>
+      </w:r>
+      <w:r>
+        <w:t xml:space="preserve">(InChIKey·전하·조각·기능기·올리고머 SMILES·동일 화학식) · </w:t>
+      </w:r>
+      <w:r>
+        <w:rPr>
+          <w:b/>
+          <w:bCs/>
+        </w:rPr>
+        <w:t xml:space="preserve">계산 이력</w:t>
+      </w:r>
+      <w:r>
+        <w:t xml:space="preserve">(작업 ID를 누르면 결과 또는 모니터).</w:t>
       </w:r>
     </w:p>
     <w:p>
@@ -6909,7 +7672,476 @@
         <w:spacing w:after="90" w:line="330"/>
       </w:pPr>
       <w:r>
-        <w:t xml:space="preserve">만든 용매는 DFT 계산과 배치 스크리닝의 용매 목록에 나타납니다.</w:t>
+        <w:rPr>
+          <w:b/>
+          <w:bCs/>
+        </w:rPr>
+        <w:t xml:space="preserve">+ 분자 등록</w:t>
+      </w:r>
+      <w:r>
+        <w:t xml:space="preserve">: SMILES 또는 InChI, 이름, 정식 명칭(영어), 분류, CAS, 태그, 역할. 용매로 쓰려면 SMD 파라미터(굴절률 n, 유전율 ε, 선택: α·β·표면장력 γ)와 밀도를 넣습니다. 같은 구조(InChIKey)는 두 번 등록되지 않습니다.</w:t>
+      </w:r>
+    </w:p>
+    <w:p>
+      <w:pPr>
+        <w:pStyle w:val="ListParagraph"/>
+        <w:numPr>
+          <w:ilvl w:val="0"/>
+          <w:numId w:val="3"/>
+        </w:numPr>
+        <w:spacing w:after="90" w:line="330"/>
+      </w:pPr>
+      <w:r>
+        <w:t xml:space="preserve">기본 레코드(프리셋 모노머·용매·첨가제·벤치마크 올리고머)는 지울 수 없고 즐겨찾기·태그·메모만 바뀝니다. 직접 등록한 레코드는 편집·삭제할 수 있습니다(계산 결과는 지워지지 않음).</w:t>
+      </w:r>
+    </w:p>
+    <w:p>
+      <w:pPr>
+        <w:pStyle w:val="ListParagraph"/>
+        <w:numPr>
+          <w:ilvl w:val="0"/>
+          <w:numId w:val="3"/>
+        </w:numPr>
+        <w:spacing w:after="90" w:line="330"/>
+      </w:pPr>
+      <w:r>
+        <w:t xml:space="preserve">예전에 브라우저 보관함·용매 라이브러리에 직접 넣은 분자와 혼합 용매는 이 화면을 처음 열 때 서버 라이브러리로 자동으로 옮겨집니다.</w:t>
+      </w:r>
+    </w:p>
+    <w:p>
+      <w:pPr>
+        <w:pStyle w:val="Heading2"/>
+        <w:spacing w:after="150" w:before="340"/>
+      </w:pPr>
+      <w:r>
+        <w:t xml:space="preserve">5.3 용매와 혼합 용매 (계산 환경)</w:t>
+      </w:r>
+    </w:p>
+    <w:p>
+      <w:pPr>
+        <w:pStyle w:val="ListParagraph"/>
+        <w:numPr>
+          <w:ilvl w:val="0"/>
+          <w:numId w:val="3"/>
+        </w:numPr>
+        <w:spacing w:after="90" w:line="330"/>
+      </w:pPr>
+      <w:r>
+        <w:t xml:space="preserve">용매는 분자 라이브러리에서 역할 «용매»(SMD 파라미터 보유)인 분자입니다. 기본은 EC · DMC · EMC · Water · NMP, 기본 혼합은 EC/DMC 1:1입니다.</w:t>
+      </w:r>
+    </w:p>
+    <w:p>
+      <w:pPr>
+        <w:pStyle w:val="ListParagraph"/>
+        <w:numPr>
+          <w:ilvl w:val="0"/>
+          <w:numId w:val="3"/>
+        </w:numPr>
+        <w:spacing w:after="90" w:line="330"/>
+      </w:pPr>
+      <w:r>
+        <w:t xml:space="preserve">«분자 검색 및 선택» 아래 </w:t>
+      </w:r>
+      <w:r>
+        <w:rPr>
+          <w:b/>
+          <w:bCs/>
+        </w:rPr>
+        <w:t xml:space="preserve">계산 환경</w:t>
+      </w:r>
+      <w:r>
+        <w:t xml:space="preserve"> 카드: 용매 모델(진공·기체 / 암묵적 SMD / 명시적 + SMD)을 고르고, 성분을 라이브러리 용매에서 골라 비율을 넣습니다. 성분 1개면 단일 용매, 2개 이상이면 혼합 용매입니다. 부피분율 막대와 유효 매질(ε·n·α/β·γ)이 바로 계산됩니다.</w:t>
+      </w:r>
+    </w:p>
+    <w:p>
+      <w:pPr>
+        <w:pStyle w:val="ListParagraph"/>
+        <w:numPr>
+          <w:ilvl w:val="0"/>
+          <w:numId w:val="3"/>
+        </w:numPr>
+        <w:spacing w:after="90" w:line="330"/>
+      </w:pPr>
+      <w:r>
+        <w:t xml:space="preserve">«계산» 화면의 용매 목록: 단일 용매 · 혼합 용매 프리셋 · </w:t>
+      </w:r>
+      <w:r>
+        <w:rPr>
+          <w:b/>
+          <w:bCs/>
+        </w:rPr>
+        <w:t xml:space="preserve">직접 구성 — 라이브러리 성분 + 비율</w:t>
+      </w:r>
+      <w:r>
+        <w:t xml:space="preserve">. 직접 구성을 고르면 같은 편집기가 열립니다. 배치 스크리닝 마법사의 용매 목록에도 단일·혼합 프리셋이 나옵니다.</w:t>
+      </w:r>
+    </w:p>
+    <w:p>
+      <w:pPr>
+        <w:pStyle w:val="ListParagraph"/>
+        <w:numPr>
+          <w:ilvl w:val="0"/>
+          <w:numId w:val="3"/>
+        </w:numPr>
+        <w:spacing w:after="90" w:line="330"/>
+      </w:pPr>
+      <w:r>
+        <w:rPr>
+          <w:b/>
+          <w:bCs/>
+        </w:rPr>
+        <w:t xml:space="preserve">이 혼합을 프리셋으로 저장</w:t>
+      </w:r>
+      <w:r>
+        <w:t xml:space="preserve">하면 모든 PC의 계산·배치 용매 목록에 나타납니다. 직접 저장한 프리셋은 계산 화면에서 선택한 뒤 «이 프리셋 삭제»로 지웁니다.</w:t>
+      </w:r>
+    </w:p>
+    <w:p>
+      <w:pPr>
+        <w:pStyle w:val="ListParagraph"/>
+        <w:numPr>
+          <w:ilvl w:val="0"/>
+          <w:numId w:val="3"/>
+        </w:numPr>
+        <w:spacing w:after="90" w:line="330"/>
+      </w:pPr>
+      <w:r>
+        <w:t xml:space="preserve">명시적 + SMD: 용매 분자 개수를 정하면 부피분율대로 성분별 개수를 나눠 «명시적 주변 분자»에 채웁니다(나머지는 SMD).</w:t>
+      </w:r>
+    </w:p>
+    <w:tbl>
+      <w:tblPr>
+        <w:tblW w:type="dxa" w:w="9406"/>
+        <w:tblBorders>
+          <w:top w:val="single" w:color="auto" w:sz="4"/>
+          <w:left w:val="single" w:color="auto" w:sz="4"/>
+          <w:bottom w:val="single" w:color="auto" w:sz="4"/>
+          <w:right w:val="single" w:color="auto" w:sz="4"/>
+          <w:insideH w:val="single" w:color="auto" w:sz="4"/>
+          <w:insideV w:val="single" w:color="auto" w:sz="4"/>
+        </w:tblBorders>
+      </w:tblPr>
+      <w:tblGrid>
+        <w:gridCol w:w="2352"/>
+        <w:gridCol w:w="7055"/>
+      </w:tblGrid>
+      <w:tr>
+        <w:trPr>
+          <w:tblHeader/>
+        </w:trPr>
+        <w:tc>
+          <w:tcPr>
+            <w:tcW w:type="dxa" w:w="2352"/>
+            <w:tcBorders>
+              <w:top w:val="single" w:color="D1D5DB" w:sz="4"/>
+              <w:left w:val="single" w:color="D1D5DB" w:sz="4"/>
+              <w:bottom w:val="single" w:color="D1D5DB" w:sz="4"/>
+              <w:right w:val="single" w:color="D1D5DB" w:sz="4"/>
+            </w:tcBorders>
+            <w:shd w:fill="E6F2F0" w:color="auto" w:val="clear"/>
+            <w:tcMar>
+              <w:top w:type="dxa" w:w="80"/>
+              <w:left w:type="dxa" w:w="120"/>
+              <w:bottom w:type="dxa" w:w="80"/>
+              <w:right w:type="dxa" w:w="120"/>
+            </w:tcMar>
+            <w:vAlign w:val="center"/>
+          </w:tcPr>
+          <w:p>
+            <w:pPr>
+              <w:spacing w:after="0" w:line="290"/>
+            </w:pPr>
+            <w:r>
+              <w:rPr>
+                <w:b/>
+                <w:bCs/>
+                <w:sz w:val="20"/>
+                <w:szCs w:val="20"/>
+              </w:rPr>
+              <w:t xml:space="preserve">비율 기준</w:t>
+            </w:r>
+          </w:p>
+        </w:tc>
+        <w:tc>
+          <w:tcPr>
+            <w:tcW w:type="dxa" w:w="7055"/>
+            <w:tcBorders>
+              <w:top w:val="single" w:color="D1D5DB" w:sz="4"/>
+              <w:left w:val="single" w:color="D1D5DB" w:sz="4"/>
+              <w:bottom w:val="single" w:color="D1D5DB" w:sz="4"/>
+              <w:right w:val="single" w:color="D1D5DB" w:sz="4"/>
+            </w:tcBorders>
+            <w:shd w:fill="E6F2F0" w:color="auto" w:val="clear"/>
+            <w:tcMar>
+              <w:top w:type="dxa" w:w="80"/>
+              <w:left w:type="dxa" w:w="120"/>
+              <w:bottom w:type="dxa" w:w="80"/>
+              <w:right w:type="dxa" w:w="120"/>
+            </w:tcMar>
+            <w:vAlign w:val="center"/>
+          </w:tcPr>
+          <w:p>
+            <w:pPr>
+              <w:spacing w:after="0" w:line="290"/>
+            </w:pPr>
+            <w:r>
+              <w:rPr>
+                <w:b/>
+                <w:bCs/>
+                <w:sz w:val="20"/>
+                <w:szCs w:val="20"/>
+              </w:rPr>
+              <w:t xml:space="preserve">부피분율로 바꾸는 방법</w:t>
+            </w:r>
+          </w:p>
+        </w:tc>
+      </w:tr>
+      <w:tr>
+        <w:tc>
+          <w:tcPr>
+            <w:tcW w:type="dxa" w:w="2352"/>
+            <w:tcBorders>
+              <w:top w:val="single" w:color="D1D5DB" w:sz="4"/>
+              <w:left w:val="single" w:color="D1D5DB" w:sz="4"/>
+              <w:bottom w:val="single" w:color="D1D5DB" w:sz="4"/>
+              <w:right w:val="single" w:color="D1D5DB" w:sz="4"/>
+            </w:tcBorders>
+            <w:shd w:fill="FAFAF9" w:color="auto" w:val="clear"/>
+            <w:tcMar>
+              <w:top w:type="dxa" w:w="80"/>
+              <w:left w:type="dxa" w:w="120"/>
+              <w:bottom w:type="dxa" w:w="80"/>
+              <w:right w:type="dxa" w:w="120"/>
+            </w:tcMar>
+            <w:vAlign w:val="center"/>
+          </w:tcPr>
+          <w:p>
+            <w:pPr>
+              <w:spacing w:after="0" w:line="290"/>
+            </w:pPr>
+            <w:r>
+              <w:rPr>
+                <w:b w:val="false"/>
+                <w:bCs w:val="false"/>
+                <w:sz w:val="20"/>
+                <w:szCs w:val="20"/>
+              </w:rPr>
+              <w:t xml:space="preserve">부피비</w:t>
+            </w:r>
+          </w:p>
+        </w:tc>
+        <w:tc>
+          <w:tcPr>
+            <w:tcW w:type="dxa" w:w="7055"/>
+            <w:tcBorders>
+              <w:top w:val="single" w:color="D1D5DB" w:sz="4"/>
+              <w:left w:val="single" w:color="D1D5DB" w:sz="4"/>
+              <w:bottom w:val="single" w:color="D1D5DB" w:sz="4"/>
+              <w:right w:val="single" w:color="D1D5DB" w:sz="4"/>
+            </w:tcBorders>
+            <w:tcMar>
+              <w:top w:type="dxa" w:w="80"/>
+              <w:left w:type="dxa" w:w="120"/>
+              <w:bottom w:type="dxa" w:w="80"/>
+              <w:right w:type="dxa" w:w="120"/>
+            </w:tcMar>
+            <w:vAlign w:val="center"/>
+          </w:tcPr>
+          <w:p>
+            <w:pPr>
+              <w:spacing w:after="0" w:line="290"/>
+            </w:pPr>
+            <w:r>
+              <w:rPr>
+                <w:b w:val="false"/>
+                <w:bCs w:val="false"/>
+                <w:sz w:val="20"/>
+                <w:szCs w:val="20"/>
+              </w:rPr>
+              <w:t xml:space="preserve">비율을 그대로 부피분율로 사용</w:t>
+            </w:r>
+          </w:p>
+        </w:tc>
+      </w:tr>
+      <w:tr>
+        <w:tc>
+          <w:tcPr>
+            <w:tcW w:type="dxa" w:w="2352"/>
+            <w:tcBorders>
+              <w:top w:val="single" w:color="D1D5DB" w:sz="4"/>
+              <w:left w:val="single" w:color="D1D5DB" w:sz="4"/>
+              <w:bottom w:val="single" w:color="D1D5DB" w:sz="4"/>
+              <w:right w:val="single" w:color="D1D5DB" w:sz="4"/>
+            </w:tcBorders>
+            <w:shd w:fill="FAFAF9" w:color="auto" w:val="clear"/>
+            <w:tcMar>
+              <w:top w:type="dxa" w:w="80"/>
+              <w:left w:type="dxa" w:w="120"/>
+              <w:bottom w:type="dxa" w:w="80"/>
+              <w:right w:type="dxa" w:w="120"/>
+            </w:tcMar>
+            <w:vAlign w:val="center"/>
+          </w:tcPr>
+          <w:p>
+            <w:pPr>
+              <w:spacing w:after="0" w:line="290"/>
+            </w:pPr>
+            <w:r>
+              <w:rPr>
+                <w:b w:val="false"/>
+                <w:bCs w:val="false"/>
+                <w:sz w:val="20"/>
+                <w:szCs w:val="20"/>
+              </w:rPr>
+              <w:t xml:space="preserve">몰비</w:t>
+            </w:r>
+          </w:p>
+        </w:tc>
+        <w:tc>
+          <w:tcPr>
+            <w:tcW w:type="dxa" w:w="7055"/>
+            <w:tcBorders>
+              <w:top w:val="single" w:color="D1D5DB" w:sz="4"/>
+              <w:left w:val="single" w:color="D1D5DB" w:sz="4"/>
+              <w:bottom w:val="single" w:color="D1D5DB" w:sz="4"/>
+              <w:right w:val="single" w:color="D1D5DB" w:sz="4"/>
+            </w:tcBorders>
+            <w:tcMar>
+              <w:top w:type="dxa" w:w="80"/>
+              <w:left w:type="dxa" w:w="120"/>
+              <w:bottom w:type="dxa" w:w="80"/>
+              <w:right w:type="dxa" w:w="120"/>
+            </w:tcMar>
+            <w:vAlign w:val="center"/>
+          </w:tcPr>
+          <w:p>
+            <w:pPr>
+              <w:spacing w:after="0" w:line="290"/>
+            </w:pPr>
+            <w:r>
+              <w:rPr>
+                <w:b w:val="false"/>
+                <w:bCs w:val="false"/>
+                <w:sz w:val="20"/>
+                <w:szCs w:val="20"/>
+              </w:rPr>
+              <w:t xml:space="preserve">몰분율 × 몰질량 ÷ 밀도 → 정규화 (성분 밀도 필요)</w:t>
+            </w:r>
+          </w:p>
+        </w:tc>
+      </w:tr>
+      <w:tr>
+        <w:tc>
+          <w:tcPr>
+            <w:tcW w:type="dxa" w:w="2352"/>
+            <w:tcBorders>
+              <w:top w:val="single" w:color="D1D5DB" w:sz="4"/>
+              <w:left w:val="single" w:color="D1D5DB" w:sz="4"/>
+              <w:bottom w:val="single" w:color="D1D5DB" w:sz="4"/>
+              <w:right w:val="single" w:color="D1D5DB" w:sz="4"/>
+            </w:tcBorders>
+            <w:shd w:fill="FAFAF9" w:color="auto" w:val="clear"/>
+            <w:tcMar>
+              <w:top w:type="dxa" w:w="80"/>
+              <w:left w:type="dxa" w:w="120"/>
+              <w:bottom w:type="dxa" w:w="80"/>
+              <w:right w:type="dxa" w:w="120"/>
+            </w:tcMar>
+            <w:vAlign w:val="center"/>
+          </w:tcPr>
+          <w:p>
+            <w:pPr>
+              <w:spacing w:after="0" w:line="290"/>
+            </w:pPr>
+            <w:r>
+              <w:rPr>
+                <w:b w:val="false"/>
+                <w:bCs w:val="false"/>
+                <w:sz w:val="20"/>
+                <w:szCs w:val="20"/>
+              </w:rPr>
+              <w:t xml:space="preserve">질량비</w:t>
+            </w:r>
+          </w:p>
+        </w:tc>
+        <w:tc>
+          <w:tcPr>
+            <w:tcW w:type="dxa" w:w="7055"/>
+            <w:tcBorders>
+              <w:top w:val="single" w:color="D1D5DB" w:sz="4"/>
+              <w:left w:val="single" w:color="D1D5DB" w:sz="4"/>
+              <w:bottom w:val="single" w:color="D1D5DB" w:sz="4"/>
+              <w:right w:val="single" w:color="D1D5DB" w:sz="4"/>
+            </w:tcBorders>
+            <w:tcMar>
+              <w:top w:type="dxa" w:w="80"/>
+              <w:left w:type="dxa" w:w="120"/>
+              <w:bottom w:type="dxa" w:w="80"/>
+              <w:right w:type="dxa" w:w="120"/>
+            </w:tcMar>
+            <w:vAlign w:val="center"/>
+          </w:tcPr>
+          <w:p>
+            <w:pPr>
+              <w:spacing w:after="0" w:line="290"/>
+            </w:pPr>
+            <w:r>
+              <w:rPr>
+                <w:b w:val="false"/>
+                <w:bCs w:val="false"/>
+                <w:sz w:val="20"/>
+                <w:szCs w:val="20"/>
+              </w:rPr>
+              <w:t xml:space="preserve">질량분율 ÷ 밀도 → 정규화 (성분 밀도 필요)</w:t>
+            </w:r>
+          </w:p>
+        </w:tc>
+      </w:tr>
+    </w:tbl>
+    <w:p>
+      <w:pPr>
+        <w:pBdr>
+          <w:left w:val="single" w:color="B45309" w:sz="20" w:space="10"/>
+        </w:pBdr>
+        <w:shd w:fill="FFF7ED" w:color="auto" w:val="clear"/>
+        <w:spacing w:after="180" w:before="60" w:line="320"/>
+        <w:ind w:left="240" w:right="120"/>
+      </w:pPr>
+      <w:r>
+        <w:rPr>
+          <w:b/>
+          <w:bCs/>
+          <w:color w:val="B45309"/>
+          <w:sz w:val="21"/>
+          <w:szCs w:val="21"/>
+        </w:rPr>
+        <w:t xml:space="preserve">주의  </w:t>
+      </w:r>
+      <w:r>
+        <w:rPr>
+          <w:color w:val="374151"/>
+          <w:sz w:val="20"/>
+          <w:szCs w:val="20"/>
+        </w:rPr>
+        <w:t xml:space="preserve">혼합 용매의 SMD 파라미터는 성분 값의 </w:t>
+      </w:r>
+      <w:r>
+        <w:rPr>
+          <w:b/>
+          <w:bCs/>
+          <w:color w:val="374151"/>
+          <w:sz w:val="20"/>
+          <w:szCs w:val="20"/>
+        </w:rPr>
+        <w:t xml:space="preserve">부피분율 가중 평균</w:t>
+      </w:r>
+      <w:r>
+        <w:rPr>
+          <w:color w:val="374151"/>
+          <w:sz w:val="20"/>
+          <w:szCs w:val="20"/>
+        </w:rPr>
+        <w:t xml:space="preserve">(유효 매질 근사)입니다. 실제 혼합물의 유전율·표면장력과 다를 수 있으니, 결과표의 «용매 모델»·«혼합 용매 구성»(성분·비율 기준·부피분율·ε)과 함께 보고하세요.</w:t>
       </w:r>
     </w:p>
     <w:p>
@@ -7142,7 +8374,7 @@
                 <w:sz w:val="20"/>
                 <w:szCs w:val="20"/>
               </w:rPr>
-              <w:t xml:space="preserve">대표 단량체(VDF·AA·스타이렌·AN·MMA)를 쓸 때</w:t>
+              <w:t xml:space="preserve">분자 라이브러리의 분자(VDF·AA·Styrene·AN·MMA·용매·첨가제·등록 분자)를 쓸 때</w:t>
             </w:r>
           </w:p>
         </w:tc>
@@ -7174,7 +8406,7 @@
                 <w:sz w:val="20"/>
                 <w:szCs w:val="20"/>
               </w:rPr>
-              <w:t xml:space="preserve">카드 선택 → 구조(모노머 / 2량체 / 3량체) 선택</w:t>
+              <w:t xml:space="preserve">카드 선택(검색·분류로 좁히기) → 구조(모노머 / 2량체 / 3량체) 선택</w:t>
             </w:r>
           </w:p>
         </w:tc>
@@ -7273,7 +8505,7 @@
                 <w:sz w:val="20"/>
                 <w:szCs w:val="20"/>
               </w:rPr>
-              <w:t xml:space="preserve">SMILES와 이름 입력. 화학물질 조회·보관함에서 넘겨도 됨</w:t>
+              <w:t xml:space="preserve">SMILES와 이름 입력. 분자 검색 및 선택·분자 라이브러리에서 넘겨도 됨</w:t>
             </w:r>
           </w:p>
         </w:tc>
@@ -10345,7 +11577,7 @@
                 <w:sz w:val="20"/>
                 <w:szCs w:val="20"/>
               </w:rPr>
-              <w:t xml:space="preserve">결과 요약 카드</w:t>
+              <w:t xml:space="preserve">헤더</w:t>
             </w:r>
           </w:p>
         </w:tc>
@@ -10377,7 +11609,70 @@
                 <w:sz w:val="20"/>
                 <w:szCs w:val="20"/>
               </w:rPr>
-              <w:t xml:space="preserve">HOMO·LUMO(작은 궤도 미리보기, 클릭하면 뷰어에 표면) · Band gap · 쌍극자 · 총 에너지 · SCF 수렴 · QC 배지</w:t>
+              <w:t xml:space="preserve">분자 이름·화학식·상태(Completed)·검증 등급, 계산식·용매·전하/다중도·날짜·작업 ID. 오른쪽에 </w:t>
+            </w:r>
+            <w:r>
+              <w:rPr>
+                <w:b w:val="false"/>
+                <w:bCs w:val="false"/>
+                <w:sz w:val="20"/>
+                <w:szCs w:val="20"/>
+              </w:rPr>
+              <w:t xml:space="preserve">계산 정보</w:t>
+            </w:r>
+            <w:r>
+              <w:rPr>
+                <w:b w:val="false"/>
+                <w:bCs w:val="false"/>
+                <w:sz w:val="20"/>
+                <w:szCs w:val="20"/>
+              </w:rPr>
+              <w:t xml:space="preserve">(Files &amp; Logs 탭) · </w:t>
+            </w:r>
+            <w:r>
+              <w:rPr>
+                <w:b w:val="false"/>
+                <w:bCs w:val="false"/>
+                <w:sz w:val="20"/>
+                <w:szCs w:val="20"/>
+              </w:rPr>
+              <w:t xml:space="preserve">Download</w:t>
+            </w:r>
+            <w:r>
+              <w:rPr>
+                <w:b w:val="false"/>
+                <w:bCs w:val="false"/>
+                <w:sz w:val="20"/>
+                <w:szCs w:val="20"/>
+              </w:rPr>
+              <w:t xml:space="preserve">(XYZ·궤도 표 CSV·JSON·CSV·HTML 사본) · </w:t>
+            </w:r>
+            <w:r>
+              <w:rPr>
+                <w:b w:val="false"/>
+                <w:bCs w:val="false"/>
+                <w:sz w:val="20"/>
+                <w:szCs w:val="20"/>
+              </w:rPr>
+              <w:t xml:space="preserve">Compare</w:t>
+            </w:r>
+            <w:r>
+              <w:rPr>
+                <w:b w:val="false"/>
+                <w:bCs w:val="false"/>
+                <w:sz w:val="20"/>
+                <w:szCs w:val="20"/>
+              </w:rPr>
+              <w:t xml:space="preserve">(물질 비교에 추가) · </w:t>
+            </w:r>
+            <w:r>
+              <w:rPr>
+                <w:b w:val="false"/>
+                <w:bCs w:val="false"/>
+                <w:sz w:val="20"/>
+                <w:szCs w:val="20"/>
+              </w:rPr>
+              <w:t xml:space="preserve">오비탈 비교</w:t>
             </w:r>
           </w:p>
         </w:tc>
@@ -10412,7 +11707,7 @@
                 <w:sz w:val="20"/>
                 <w:szCs w:val="20"/>
               </w:rPr>
-              <w:t xml:space="preserve">Molecule Viewer</w:t>
+              <w:t xml:space="preserve">QC 배지 줄</w:t>
             </w:r>
           </w:p>
         </w:tc>
@@ -10444,7 +11739,7 @@
                 <w:sz w:val="20"/>
                 <w:szCs w:val="20"/>
               </w:rPr>
-              <w:t xml:space="preserve">구조 / HOMO / LUMO / 전자밀도 / 정전위(ESP) / 부분 전하 탭. 도구: 선택·측정(원자 2~4개 → 거리·각도·이면각)·라벨·확대/축소·초기화. 원자를 누르면 좌표·전하·결합 카드</w:t>
+              <w:t xml:space="preserve">SCF 수렴·구조 최적화·허수 진동수·단위를 한 줄로. 값이 없으면 회색</w:t>
             </w:r>
           </w:p>
         </w:tc>
@@ -10479,7 +11774,7 @@
                 <w:sz w:val="20"/>
                 <w:szCs w:val="20"/>
               </w:rPr>
-              <w:t xml:space="preserve">계산 설정(Input)</w:t>
+              <w:t xml:space="preserve">Summary 탭</w:t>
             </w:r>
           </w:p>
         </w:tc>
@@ -10511,7 +11806,7 @@
                 <w:sz w:val="20"/>
                 <w:szCs w:val="20"/>
               </w:rPr>
-              <w:t xml:space="preserve">범함수·기저·용매·전하/다중도·정확도·목적·고급 설정, «같은 조건으로 재계산»</w:t>
+              <w:t xml:space="preserve">결과 요약 카드(HOMO−1·HOMO·LUMO·LUMO+1 미리보기, gap, 쌍극자, 총 에너지, SCF) · 수렴 그래프/전자 준위/진동/UV-Vis/안정 창 · 계산 설정(Input) · 진행 상황 · 물성 지문 레이더 · 검증 보고서 · 물성 전체 목록 · 주의사항</w:t>
             </w:r>
           </w:p>
         </w:tc>
@@ -10546,7 +11841,7 @@
                 <w:sz w:val="20"/>
                 <w:szCs w:val="20"/>
               </w:rPr>
-              <w:t xml:space="preserve">계산 진행 상황</w:t>
+              <w:t xml:space="preserve">Geometry 탭</w:t>
             </w:r>
           </w:p>
         </w:tc>
@@ -10578,7 +11873,7 @@
                 <w:sz w:val="20"/>
                 <w:szCs w:val="20"/>
               </w:rPr>
-              <w:t xml:space="preserve">단계별 소요 시간, SCF 실행/복구 횟수, «계산 모니터에서 원본 로그 보기»</w:t>
+              <w:t xml:space="preserve">7.10 참고 — Optimized Geometry 뷰어, Molecular Orbitals 뷰어, Orbital Information, XYZ 좌표 표, 궤도 준위도, Additional Views</w:t>
             </w:r>
           </w:p>
         </w:tc>
@@ -10613,7 +11908,7 @@
                 <w:sz w:val="20"/>
                 <w:szCs w:val="20"/>
               </w:rPr>
-              <w:t xml:space="preserve">요약 탭</w:t>
+              <w:t xml:space="preserve">Orbitals 탭</w:t>
             </w:r>
           </w:p>
         </w:tc>
@@ -10645,7 +11940,7 @@
                 <w:sz w:val="20"/>
                 <w:szCs w:val="20"/>
               </w:rPr>
-              <w:t xml:space="preserve">수렴 그래프(SCF 잔차·최적화 에너지) · 전자 준위 · 진동 스펙트럼 · UV-Vis · 안정 창</w:t>
+              <w:t xml:space="preserve">7.11 «오비탈 비교» 화면을 그대로 내장 (4분할 뷰어·준위도·특성표·전이 분석)</w:t>
             </w:r>
           </w:p>
         </w:tc>
@@ -10680,7 +11975,7 @@
                 <w:sz w:val="20"/>
                 <w:szCs w:val="20"/>
               </w:rPr>
-              <w:t xml:space="preserve">QC 목록</w:t>
+              <w:t xml:space="preserve">Frequencies 탭</w:t>
             </w:r>
           </w:p>
         </w:tc>
@@ -10712,7 +12007,7 @@
                 <w:sz w:val="20"/>
                 <w:szCs w:val="20"/>
               </w:rPr>
-              <w:t xml:space="preserve">검증 보고서 항목(PASS/REVIEW/FAIL)을 한 줄씩</w:t>
+              <w:t xml:space="preserve">허수 진동수 배지, 조화 진동수 IR 스틱 그래프, 모드 목록(허수·저진동수 표시), qRRHO 보정</w:t>
             </w:r>
           </w:p>
         </w:tc>
@@ -10747,7 +12042,7 @@
                 <w:sz w:val="20"/>
                 <w:szCs w:val="20"/>
               </w:rPr>
-              <w:t xml:space="preserve">물성 지문 레이더 · Conformer · Li⁺ · 물성 전체 목록 · BDE</w:t>
+              <w:t xml:space="preserve">Spectra 탭</w:t>
             </w:r>
           </w:p>
         </w:tc>
@@ -10779,7 +12074,7 @@
                 <w:sz w:val="20"/>
                 <w:szCs w:val="20"/>
               </w:rPr>
-              <w:t xml:space="preserve">이전과 같음 (아래로 이어짐)</w:t>
+              <w:t xml:space="preserve">TD-DFT 여기상태 표(ΔE·λ·f·주 기여 궤도쌍). 목적 «물성 지문»으로 계산한 작업에만 값이 있고, 없으면 «추가 계산 필요»와 재계산 버튼</w:t>
             </w:r>
           </w:p>
         </w:tc>
@@ -10814,7 +12109,7 @@
                 <w:sz w:val="20"/>
                 <w:szCs w:val="20"/>
               </w:rPr>
-              <w:t xml:space="preserve">하단 드로어</w:t>
+              <w:t xml:space="preserve">Thermodynamics 탭</w:t>
             </w:r>
           </w:p>
         </w:tc>
@@ -10846,7 +12141,141 @@
                 <w:sz w:val="20"/>
                 <w:szCs w:val="20"/>
               </w:rPr>
-              <w:t xml:space="preserve">계산 로그 · PySCF 원본 로그(마지막 200줄) · 좌표·결합·전하 표 · 계산 조건 전체 · 재현성 정보·XYZ</w:t>
+              <w:t xml:space="preserve">E · ZPE · H−E · S · G−E · G(T) · 온도/압력 · 근사(qRRHO) — 열보정을 켠 작업</w:t>
+            </w:r>
+          </w:p>
+        </w:tc>
+      </w:tr>
+      <w:tr>
+        <w:tc>
+          <w:tcPr>
+            <w:tcW w:type="dxa" w:w="3057"/>
+            <w:tcBorders>
+              <w:top w:val="single" w:color="D1D5DB" w:sz="4"/>
+              <w:left w:val="single" w:color="D1D5DB" w:sz="4"/>
+              <w:bottom w:val="single" w:color="D1D5DB" w:sz="4"/>
+              <w:right w:val="single" w:color="D1D5DB" w:sz="4"/>
+            </w:tcBorders>
+            <w:shd w:fill="FAFAF9" w:color="auto" w:val="clear"/>
+            <w:tcMar>
+              <w:top w:type="dxa" w:w="80"/>
+              <w:left w:type="dxa" w:w="120"/>
+              <w:bottom w:type="dxa" w:w="80"/>
+              <w:right w:type="dxa" w:w="120"/>
+            </w:tcMar>
+            <w:vAlign w:val="center"/>
+          </w:tcPr>
+          <w:p>
+            <w:pPr>
+              <w:spacing w:after="0" w:line="290"/>
+            </w:pPr>
+            <w:r>
+              <w:rPr>
+                <w:b w:val="false"/>
+                <w:bCs w:val="false"/>
+                <w:sz w:val="20"/>
+                <w:szCs w:val="20"/>
+              </w:rPr>
+              <w:t xml:space="preserve">Charge &amp; Reactivity 탭</w:t>
+            </w:r>
+          </w:p>
+        </w:tc>
+        <w:tc>
+          <w:tcPr>
+            <w:tcW w:type="dxa" w:w="6349"/>
+            <w:tcBorders>
+              <w:top w:val="single" w:color="D1D5DB" w:sz="4"/>
+              <w:left w:val="single" w:color="D1D5DB" w:sz="4"/>
+              <w:bottom w:val="single" w:color="D1D5DB" w:sz="4"/>
+              <w:right w:val="single" w:color="D1D5DB" w:sz="4"/>
+            </w:tcBorders>
+            <w:tcMar>
+              <w:top w:type="dxa" w:w="80"/>
+              <w:left w:type="dxa" w:w="120"/>
+              <w:bottom w:type="dxa" w:w="80"/>
+              <w:right w:type="dxa" w:w="120"/>
+            </w:tcMar>
+            <w:vAlign w:val="center"/>
+          </w:tcPr>
+          <w:p>
+            <w:pPr>
+              <w:spacing w:after="0" w:line="290"/>
+            </w:pPr>
+            <w:r>
+              <w:rPr>
+                <w:b w:val="false"/>
+                <w:bCs w:val="false"/>
+                <w:sz w:val="20"/>
+                <w:szCs w:val="20"/>
+              </w:rPr>
+              <w:t xml:space="preserve">원자별 Mulliken·meta-Löwdin(·Fukui) 표, 반응성 지표(전위·Fukui·MEP 등), 전기화학 안정 창, Conformer, Li⁺ 상호작용, BDE</w:t>
+            </w:r>
+          </w:p>
+        </w:tc>
+      </w:tr>
+      <w:tr>
+        <w:tc>
+          <w:tcPr>
+            <w:tcW w:type="dxa" w:w="3057"/>
+            <w:tcBorders>
+              <w:top w:val="single" w:color="D1D5DB" w:sz="4"/>
+              <w:left w:val="single" w:color="D1D5DB" w:sz="4"/>
+              <w:bottom w:val="single" w:color="D1D5DB" w:sz="4"/>
+              <w:right w:val="single" w:color="D1D5DB" w:sz="4"/>
+            </w:tcBorders>
+            <w:shd w:fill="FAFAF9" w:color="auto" w:val="clear"/>
+            <w:tcMar>
+              <w:top w:type="dxa" w:w="80"/>
+              <w:left w:type="dxa" w:w="120"/>
+              <w:bottom w:type="dxa" w:w="80"/>
+              <w:right w:type="dxa" w:w="120"/>
+            </w:tcMar>
+            <w:vAlign w:val="center"/>
+          </w:tcPr>
+          <w:p>
+            <w:pPr>
+              <w:spacing w:after="0" w:line="290"/>
+            </w:pPr>
+            <w:r>
+              <w:rPr>
+                <w:b w:val="false"/>
+                <w:bCs w:val="false"/>
+                <w:sz w:val="20"/>
+                <w:szCs w:val="20"/>
+              </w:rPr>
+              <w:t xml:space="preserve">Files &amp; Logs 탭</w:t>
+            </w:r>
+          </w:p>
+        </w:tc>
+        <w:tc>
+          <w:tcPr>
+            <w:tcW w:type="dxa" w:w="6349"/>
+            <w:tcBorders>
+              <w:top w:val="single" w:color="D1D5DB" w:sz="4"/>
+              <w:left w:val="single" w:color="D1D5DB" w:sz="4"/>
+              <w:bottom w:val="single" w:color="D1D5DB" w:sz="4"/>
+              <w:right w:val="single" w:color="D1D5DB" w:sz="4"/>
+            </w:tcBorders>
+            <w:tcMar>
+              <w:top w:type="dxa" w:w="80"/>
+              <w:left w:type="dxa" w:w="120"/>
+              <w:bottom w:type="dxa" w:w="80"/>
+              <w:right w:type="dxa" w:w="120"/>
+            </w:tcMar>
+            <w:vAlign w:val="center"/>
+          </w:tcPr>
+          <w:p>
+            <w:pPr>
+              <w:spacing w:after="0" w:line="290"/>
+            </w:pPr>
+            <w:r>
+              <w:rPr>
+                <w:b w:val="false"/>
+                <w:bCs w:val="false"/>
+                <w:sz w:val="20"/>
+                <w:szCs w:val="20"/>
+              </w:rPr>
+              <w:t xml:space="preserve">파일 표(설정·원본 로그·final.xyz·trajectory.xyz·궤도·JSON) + 드로어(계산 로그 · PySCF 원본 로그 · 좌표·결합·전하 · 계산 조건 · 재현성·XYZ)</w:t>
             </w:r>
           </w:p>
         </w:tc>
@@ -14633,6 +16062,1227 @@
     </w:p>
     <w:p>
       <w:pPr>
+        <w:pStyle w:val="Heading2"/>
+        <w:spacing w:after="150" w:before="340"/>
+      </w:pPr>
+      <w:r>
+        <w:t xml:space="preserve">7.10 Geometry 탭 — 구조와 궤도를 나란히</w:t>
+      </w:r>
+    </w:p>
+    <w:p>
+      <w:pPr>
+        <w:spacing w:after="140" w:line="340"/>
+      </w:pPr>
+      <w:r>
+        <w:t xml:space="preserve">Geometry 탭은 세 칸입니다. 왼쪽 </w:t>
+      </w:r>
+      <w:r>
+        <w:rPr>
+          <w:b/>
+          <w:bCs/>
+        </w:rPr>
+        <w:t xml:space="preserve">Optimized Geometry</w:t>
+      </w:r>
+      <w:r>
+        <w:t xml:space="preserve">는 최적화된 구조(Ball &amp; Stick / 부분 전하), 가운데 </w:t>
+      </w:r>
+      <w:r>
+        <w:rPr>
+          <w:b/>
+          <w:bCs/>
+        </w:rPr>
+        <w:t xml:space="preserve">Molecular Orbitals</w:t>
+      </w:r>
+      <w:r>
+        <w:t xml:space="preserve">는 같은 구조 위에 궤도·전자밀도·정전위 표면, 오른쪽 </w:t>
+      </w:r>
+      <w:r>
+        <w:rPr>
+          <w:b/>
+          <w:bCs/>
+        </w:rPr>
+        <w:t xml:space="preserve">Orbital Information</w:t>
+      </w:r>
+      <w:r>
+        <w:t xml:space="preserve">은 선택한 궤도의 번호·스핀·에너지·점유·기여도입니다.</w:t>
+      </w:r>
+    </w:p>
+    <w:tbl>
+      <w:tblPr>
+        <w:tblW w:type="dxa" w:w="9406"/>
+        <w:tblBorders>
+          <w:top w:val="single" w:color="auto" w:sz="4"/>
+          <w:left w:val="single" w:color="auto" w:sz="4"/>
+          <w:bottom w:val="single" w:color="auto" w:sz="4"/>
+          <w:right w:val="single" w:color="auto" w:sz="4"/>
+          <w:insideH w:val="single" w:color="auto" w:sz="4"/>
+          <w:insideV w:val="single" w:color="auto" w:sz="4"/>
+        </w:tblBorders>
+      </w:tblPr>
+      <w:tblGrid>
+        <w:gridCol w:w="2822"/>
+        <w:gridCol w:w="6584"/>
+      </w:tblGrid>
+      <w:tr>
+        <w:trPr>
+          <w:tblHeader/>
+        </w:trPr>
+        <w:tc>
+          <w:tcPr>
+            <w:tcW w:type="dxa" w:w="2822"/>
+            <w:tcBorders>
+              <w:top w:val="single" w:color="D1D5DB" w:sz="4"/>
+              <w:left w:val="single" w:color="D1D5DB" w:sz="4"/>
+              <w:bottom w:val="single" w:color="D1D5DB" w:sz="4"/>
+              <w:right w:val="single" w:color="D1D5DB" w:sz="4"/>
+            </w:tcBorders>
+            <w:shd w:fill="E6F2F0" w:color="auto" w:val="clear"/>
+            <w:tcMar>
+              <w:top w:type="dxa" w:w="80"/>
+              <w:left w:type="dxa" w:w="120"/>
+              <w:bottom w:type="dxa" w:w="80"/>
+              <w:right w:type="dxa" w:w="120"/>
+            </w:tcMar>
+            <w:vAlign w:val="center"/>
+          </w:tcPr>
+          <w:p>
+            <w:pPr>
+              <w:spacing w:after="0" w:line="290"/>
+            </w:pPr>
+            <w:r>
+              <w:rPr>
+                <w:b/>
+                <w:bCs/>
+                <w:sz w:val="20"/>
+                <w:szCs w:val="20"/>
+              </w:rPr>
+              <w:t xml:space="preserve">요소</w:t>
+            </w:r>
+          </w:p>
+        </w:tc>
+        <w:tc>
+          <w:tcPr>
+            <w:tcW w:type="dxa" w:w="6584"/>
+            <w:tcBorders>
+              <w:top w:val="single" w:color="D1D5DB" w:sz="4"/>
+              <w:left w:val="single" w:color="D1D5DB" w:sz="4"/>
+              <w:bottom w:val="single" w:color="D1D5DB" w:sz="4"/>
+              <w:right w:val="single" w:color="D1D5DB" w:sz="4"/>
+            </w:tcBorders>
+            <w:shd w:fill="E6F2F0" w:color="auto" w:val="clear"/>
+            <w:tcMar>
+              <w:top w:type="dxa" w:w="80"/>
+              <w:left w:type="dxa" w:w="120"/>
+              <w:bottom w:type="dxa" w:w="80"/>
+              <w:right w:type="dxa" w:w="120"/>
+            </w:tcMar>
+            <w:vAlign w:val="center"/>
+          </w:tcPr>
+          <w:p>
+            <w:pPr>
+              <w:spacing w:after="0" w:line="290"/>
+            </w:pPr>
+            <w:r>
+              <w:rPr>
+                <w:b/>
+                <w:bCs/>
+                <w:sz w:val="20"/>
+                <w:szCs w:val="20"/>
+              </w:rPr>
+              <w:t xml:space="preserve">사용법</w:t>
+            </w:r>
+          </w:p>
+        </w:tc>
+      </w:tr>
+      <w:tr>
+        <w:tc>
+          <w:tcPr>
+            <w:tcW w:type="dxa" w:w="2822"/>
+            <w:tcBorders>
+              <w:top w:val="single" w:color="D1D5DB" w:sz="4"/>
+              <w:left w:val="single" w:color="D1D5DB" w:sz="4"/>
+              <w:bottom w:val="single" w:color="D1D5DB" w:sz="4"/>
+              <w:right w:val="single" w:color="D1D5DB" w:sz="4"/>
+            </w:tcBorders>
+            <w:shd w:fill="FAFAF9" w:color="auto" w:val="clear"/>
+            <w:tcMar>
+              <w:top w:type="dxa" w:w="80"/>
+              <w:left w:type="dxa" w:w="120"/>
+              <w:bottom w:type="dxa" w:w="80"/>
+              <w:right w:type="dxa" w:w="120"/>
+            </w:tcMar>
+            <w:vAlign w:val="center"/>
+          </w:tcPr>
+          <w:p>
+            <w:pPr>
+              <w:spacing w:after="0" w:line="290"/>
+            </w:pPr>
+            <w:r>
+              <w:rPr>
+                <w:b w:val="false"/>
+                <w:bCs w:val="false"/>
+                <w:sz w:val="20"/>
+                <w:szCs w:val="20"/>
+              </w:rPr>
+              <w:t xml:space="preserve">구조 뷰어 도구</w:t>
+            </w:r>
+          </w:p>
+        </w:tc>
+        <w:tc>
+          <w:tcPr>
+            <w:tcW w:type="dxa" w:w="6584"/>
+            <w:tcBorders>
+              <w:top w:val="single" w:color="D1D5DB" w:sz="4"/>
+              <w:left w:val="single" w:color="D1D5DB" w:sz="4"/>
+              <w:bottom w:val="single" w:color="D1D5DB" w:sz="4"/>
+              <w:right w:val="single" w:color="D1D5DB" w:sz="4"/>
+            </w:tcBorders>
+            <w:tcMar>
+              <w:top w:type="dxa" w:w="80"/>
+              <w:left w:type="dxa" w:w="120"/>
+              <w:bottom w:type="dxa" w:w="80"/>
+              <w:right w:type="dxa" w:w="120"/>
+            </w:tcMar>
+            <w:vAlign w:val="center"/>
+          </w:tcPr>
+          <w:p>
+            <w:pPr>
+              <w:spacing w:after="0" w:line="290"/>
+            </w:pPr>
+            <w:r>
+              <w:rPr>
+                <w:b w:val="false"/>
+                <w:bCs w:val="false"/>
+                <w:sz w:val="20"/>
+                <w:szCs w:val="20"/>
+              </w:rPr>
+              <w:t xml:space="preserve">선택(원자 클릭 → 좌표·전하·결합 카드, XYZ 표 행 강조) · 측정(원자 2개 거리 · 3개 각도 · 4개 이면각) · 라벨 · 확대/축소 · 초기화 · 전체 화면 · PNG 저장</w:t>
+            </w:r>
+          </w:p>
+        </w:tc>
+      </w:tr>
+      <w:tr>
+        <w:tc>
+          <w:tcPr>
+            <w:tcW w:type="dxa" w:w="2822"/>
+            <w:tcBorders>
+              <w:top w:val="single" w:color="D1D5DB" w:sz="4"/>
+              <w:left w:val="single" w:color="D1D5DB" w:sz="4"/>
+              <w:bottom w:val="single" w:color="D1D5DB" w:sz="4"/>
+              <w:right w:val="single" w:color="D1D5DB" w:sz="4"/>
+            </w:tcBorders>
+            <w:shd w:fill="FAFAF9" w:color="auto" w:val="clear"/>
+            <w:tcMar>
+              <w:top w:type="dxa" w:w="80"/>
+              <w:left w:type="dxa" w:w="120"/>
+              <w:bottom w:type="dxa" w:w="80"/>
+              <w:right w:type="dxa" w:w="120"/>
+            </w:tcMar>
+            <w:vAlign w:val="center"/>
+          </w:tcPr>
+          <w:p>
+            <w:pPr>
+              <w:spacing w:after="0" w:line="290"/>
+            </w:pPr>
+            <w:r>
+              <w:rPr>
+                <w:b w:val="false"/>
+                <w:bCs w:val="false"/>
+                <w:sz w:val="20"/>
+                <w:szCs w:val="20"/>
+              </w:rPr>
+              <w:t xml:space="preserve">MO 뷰어 선택 상자</w:t>
+            </w:r>
+          </w:p>
+        </w:tc>
+        <w:tc>
+          <w:tcPr>
+            <w:tcW w:type="dxa" w:w="6584"/>
+            <w:tcBorders>
+              <w:top w:val="single" w:color="D1D5DB" w:sz="4"/>
+              <w:left w:val="single" w:color="D1D5DB" w:sz="4"/>
+              <w:bottom w:val="single" w:color="D1D5DB" w:sz="4"/>
+              <w:right w:val="single" w:color="D1D5DB" w:sz="4"/>
+            </w:tcBorders>
+            <w:tcMar>
+              <w:top w:type="dxa" w:w="80"/>
+              <w:left w:type="dxa" w:w="120"/>
+              <w:bottom w:type="dxa" w:w="80"/>
+              <w:right w:type="dxa" w:w="120"/>
+            </w:tcMar>
+            <w:vAlign w:val="center"/>
+          </w:tcPr>
+          <w:p>
+            <w:pPr>
+              <w:spacing w:after="0" w:line="290"/>
+            </w:pPr>
+            <w:r>
+              <w:rPr>
+                <w:b w:val="false"/>
+                <w:bCs w:val="false"/>
+                <w:sz w:val="20"/>
+                <w:szCs w:val="20"/>
+              </w:rPr>
+              <w:t xml:space="preserve">HOMO−1 · HOMO · LUMO · LUMO+1 · 전자밀도 · 정전위(ESP) · 부분 전하. 데이터가 없는 항목은 비활성</w:t>
+            </w:r>
+          </w:p>
+        </w:tc>
+      </w:tr>
+      <w:tr>
+        <w:tc>
+          <w:tcPr>
+            <w:tcW w:type="dxa" w:w="2822"/>
+            <w:tcBorders>
+              <w:top w:val="single" w:color="D1D5DB" w:sz="4"/>
+              <w:left w:val="single" w:color="D1D5DB" w:sz="4"/>
+              <w:bottom w:val="single" w:color="D1D5DB" w:sz="4"/>
+              <w:right w:val="single" w:color="D1D5DB" w:sz="4"/>
+            </w:tcBorders>
+            <w:shd w:fill="FAFAF9" w:color="auto" w:val="clear"/>
+            <w:tcMar>
+              <w:top w:type="dxa" w:w="80"/>
+              <w:left w:type="dxa" w:w="120"/>
+              <w:bottom w:type="dxa" w:w="80"/>
+              <w:right w:type="dxa" w:w="120"/>
+            </w:tcMar>
+            <w:vAlign w:val="center"/>
+          </w:tcPr>
+          <w:p>
+            <w:pPr>
+              <w:spacing w:after="0" w:line="290"/>
+            </w:pPr>
+            <w:r>
+              <w:rPr>
+                <w:b w:val="false"/>
+                <w:bCs w:val="false"/>
+                <w:sz w:val="20"/>
+                <w:szCs w:val="20"/>
+              </w:rPr>
+              <w:t xml:space="preserve">등가면 · 불투명도</w:t>
+            </w:r>
+          </w:p>
+        </w:tc>
+        <w:tc>
+          <w:tcPr>
+            <w:tcW w:type="dxa" w:w="6584"/>
+            <w:tcBorders>
+              <w:top w:val="single" w:color="D1D5DB" w:sz="4"/>
+              <w:left w:val="single" w:color="D1D5DB" w:sz="4"/>
+              <w:bottom w:val="single" w:color="D1D5DB" w:sz="4"/>
+              <w:right w:val="single" w:color="D1D5DB" w:sz="4"/>
+            </w:tcBorders>
+            <w:tcMar>
+              <w:top w:type="dxa" w:w="80"/>
+              <w:left w:type="dxa" w:w="120"/>
+              <w:bottom w:type="dxa" w:w="80"/>
+              <w:right w:type="dxa" w:w="120"/>
+            </w:tcMar>
+            <w:vAlign w:val="center"/>
+          </w:tcPr>
+          <w:p>
+            <w:pPr>
+              <w:spacing w:after="0" w:line="290"/>
+            </w:pPr>
+            <w:r>
+              <w:rPr>
+                <w:b w:val="false"/>
+                <w:bCs w:val="false"/>
+                <w:sz w:val="20"/>
+                <w:szCs w:val="20"/>
+              </w:rPr>
+              <w:t xml:space="preserve">궤도는 ±isovalue(기본 0.03 a.u.)의 매끈한 등가면으로, 전자밀도는 그 1/10 값(0.003 e/bohr³)으로 그립니다. 값을 낮추면 표면이 커집니다. 격자가 없는 이전 결과·배치 결과는 점 구름으로 대신 표시합니다</w:t>
+            </w:r>
+          </w:p>
+        </w:tc>
+      </w:tr>
+      <w:tr>
+        <w:tc>
+          <w:tcPr>
+            <w:tcW w:type="dxa" w:w="2822"/>
+            <w:tcBorders>
+              <w:top w:val="single" w:color="D1D5DB" w:sz="4"/>
+              <w:left w:val="single" w:color="D1D5DB" w:sz="4"/>
+              <w:bottom w:val="single" w:color="D1D5DB" w:sz="4"/>
+              <w:right w:val="single" w:color="D1D5DB" w:sz="4"/>
+            </w:tcBorders>
+            <w:shd w:fill="FAFAF9" w:color="auto" w:val="clear"/>
+            <w:tcMar>
+              <w:top w:type="dxa" w:w="80"/>
+              <w:left w:type="dxa" w:w="120"/>
+              <w:bottom w:type="dxa" w:w="80"/>
+              <w:right w:type="dxa" w:w="120"/>
+            </w:tcMar>
+            <w:vAlign w:val="center"/>
+          </w:tcPr>
+          <w:p>
+            <w:pPr>
+              <w:spacing w:after="0" w:line="290"/>
+            </w:pPr>
+            <w:r>
+              <w:rPr>
+                <w:b w:val="false"/>
+                <w:bCs w:val="false"/>
+                <w:sz w:val="20"/>
+                <w:szCs w:val="20"/>
+              </w:rPr>
+              <w:t xml:space="preserve">표면 · 동기화</w:t>
+            </w:r>
+          </w:p>
+        </w:tc>
+        <w:tc>
+          <w:tcPr>
+            <w:tcW w:type="dxa" w:w="6584"/>
+            <w:tcBorders>
+              <w:top w:val="single" w:color="D1D5DB" w:sz="4"/>
+              <w:left w:val="single" w:color="D1D5DB" w:sz="4"/>
+              <w:bottom w:val="single" w:color="D1D5DB" w:sz="4"/>
+              <w:right w:val="single" w:color="D1D5DB" w:sz="4"/>
+            </w:tcBorders>
+            <w:tcMar>
+              <w:top w:type="dxa" w:w="80"/>
+              <w:left w:type="dxa" w:w="120"/>
+              <w:bottom w:type="dxa" w:w="80"/>
+              <w:right w:type="dxa" w:w="120"/>
+            </w:tcMar>
+            <w:vAlign w:val="center"/>
+          </w:tcPr>
+          <w:p>
+            <w:pPr>
+              <w:spacing w:after="0" w:line="290"/>
+            </w:pPr>
+            <w:r>
+              <w:rPr>
+                <w:b w:val="false"/>
+                <w:bCs w:val="false"/>
+                <w:sz w:val="20"/>
+                <w:szCs w:val="20"/>
+              </w:rPr>
+              <w:t xml:space="preserve">«표면» 버튼은 등가면 → 점 구름 → 숨김 순으로 바뀝니다. «동기화»가 켜지면 왼쪽 구조 뷰어와 카메라 각도·확대가 함께 움직입니다</w:t>
+            </w:r>
+          </w:p>
+        </w:tc>
+      </w:tr>
+      <w:tr>
+        <w:tc>
+          <w:tcPr>
+            <w:tcW w:type="dxa" w:w="2822"/>
+            <w:tcBorders>
+              <w:top w:val="single" w:color="D1D5DB" w:sz="4"/>
+              <w:left w:val="single" w:color="D1D5DB" w:sz="4"/>
+              <w:bottom w:val="single" w:color="D1D5DB" w:sz="4"/>
+              <w:right w:val="single" w:color="D1D5DB" w:sz="4"/>
+            </w:tcBorders>
+            <w:shd w:fill="FAFAF9" w:color="auto" w:val="clear"/>
+            <w:tcMar>
+              <w:top w:type="dxa" w:w="80"/>
+              <w:left w:type="dxa" w:w="120"/>
+              <w:bottom w:type="dxa" w:w="80"/>
+              <w:right w:type="dxa" w:w="120"/>
+            </w:tcMar>
+            <w:vAlign w:val="center"/>
+          </w:tcPr>
+          <w:p>
+            <w:pPr>
+              <w:spacing w:after="0" w:line="290"/>
+            </w:pPr>
+            <w:r>
+              <w:rPr>
+                <w:b w:val="false"/>
+                <w:bCs w:val="false"/>
+                <w:sz w:val="20"/>
+                <w:szCs w:val="20"/>
+              </w:rPr>
+              <w:t xml:space="preserve">XYZ Coordinates</w:t>
+            </w:r>
+          </w:p>
+        </w:tc>
+        <w:tc>
+          <w:tcPr>
+            <w:tcW w:type="dxa" w:w="6584"/>
+            <w:tcBorders>
+              <w:top w:val="single" w:color="D1D5DB" w:sz="4"/>
+              <w:left w:val="single" w:color="D1D5DB" w:sz="4"/>
+              <w:bottom w:val="single" w:color="D1D5DB" w:sz="4"/>
+              <w:right w:val="single" w:color="D1D5DB" w:sz="4"/>
+            </w:tcBorders>
+            <w:tcMar>
+              <w:top w:type="dxa" w:w="80"/>
+              <w:left w:type="dxa" w:w="120"/>
+              <w:bottom w:type="dxa" w:w="80"/>
+              <w:right w:type="dxa" w:w="120"/>
+            </w:tcMar>
+            <w:vAlign w:val="center"/>
+          </w:tcPr>
+          <w:p>
+            <w:pPr>
+              <w:spacing w:after="0" w:line="290"/>
+            </w:pPr>
+            <w:r>
+              <w:rPr>
+                <w:b w:val="false"/>
+                <w:bCs w:val="false"/>
+                <w:sz w:val="20"/>
+                <w:szCs w:val="20"/>
+              </w:rPr>
+              <w:t xml:space="preserve">최종 구조의 원자 좌표(Å). 행을 누르면 두 뷰어 모두에서 원자가 강조되고, CSV·XYZ로 내려받습니다</w:t>
+            </w:r>
+          </w:p>
+        </w:tc>
+      </w:tr>
+      <w:tr>
+        <w:tc>
+          <w:tcPr>
+            <w:tcW w:type="dxa" w:w="2822"/>
+            <w:tcBorders>
+              <w:top w:val="single" w:color="D1D5DB" w:sz="4"/>
+              <w:left w:val="single" w:color="D1D5DB" w:sz="4"/>
+              <w:bottom w:val="single" w:color="D1D5DB" w:sz="4"/>
+              <w:right w:val="single" w:color="D1D5DB" w:sz="4"/>
+            </w:tcBorders>
+            <w:shd w:fill="FAFAF9" w:color="auto" w:val="clear"/>
+            <w:tcMar>
+              <w:top w:type="dxa" w:w="80"/>
+              <w:left w:type="dxa" w:w="120"/>
+              <w:bottom w:type="dxa" w:w="80"/>
+              <w:right w:type="dxa" w:w="120"/>
+            </w:tcMar>
+            <w:vAlign w:val="center"/>
+          </w:tcPr>
+          <w:p>
+            <w:pPr>
+              <w:spacing w:after="0" w:line="290"/>
+            </w:pPr>
+            <w:r>
+              <w:rPr>
+                <w:b w:val="false"/>
+                <w:bCs w:val="false"/>
+                <w:sz w:val="20"/>
+                <w:szCs w:val="20"/>
+              </w:rPr>
+              <w:t xml:space="preserve">Orbital Energy Levels</w:t>
+            </w:r>
+          </w:p>
+        </w:tc>
+        <w:tc>
+          <w:tcPr>
+            <w:tcW w:type="dxa" w:w="6584"/>
+            <w:tcBorders>
+              <w:top w:val="single" w:color="D1D5DB" w:sz="4"/>
+              <w:left w:val="single" w:color="D1D5DB" w:sz="4"/>
+              <w:bottom w:val="single" w:color="D1D5DB" w:sz="4"/>
+              <w:right w:val="single" w:color="D1D5DB" w:sz="4"/>
+            </w:tcBorders>
+            <w:tcMar>
+              <w:top w:type="dxa" w:w="80"/>
+              <w:left w:type="dxa" w:w="120"/>
+              <w:bottom w:type="dxa" w:w="80"/>
+              <w:right w:type="dxa" w:w="120"/>
+            </w:tcMar>
+            <w:vAlign w:val="center"/>
+          </w:tcPr>
+          <w:p>
+            <w:pPr>
+              <w:spacing w:after="0" w:line="290"/>
+            </w:pPr>
+            <w:r>
+              <w:rPr>
+                <w:b w:val="false"/>
+                <w:bCs w:val="false"/>
+                <w:sz w:val="20"/>
+                <w:szCs w:val="20"/>
+              </w:rPr>
+              <w:t xml:space="preserve">HOMO−5 … LUMO+5 준위도. 파랑 = 점유, 주황 = 비점유. 준위를 누르면 MO 뷰어가 그 궤도로 바뀝니다(저장된 4개만)</w:t>
+            </w:r>
+          </w:p>
+        </w:tc>
+      </w:tr>
+      <w:tr>
+        <w:tc>
+          <w:tcPr>
+            <w:tcW w:type="dxa" w:w="2822"/>
+            <w:tcBorders>
+              <w:top w:val="single" w:color="D1D5DB" w:sz="4"/>
+              <w:left w:val="single" w:color="D1D5DB" w:sz="4"/>
+              <w:bottom w:val="single" w:color="D1D5DB" w:sz="4"/>
+              <w:right w:val="single" w:color="D1D5DB" w:sz="4"/>
+            </w:tcBorders>
+            <w:shd w:fill="FAFAF9" w:color="auto" w:val="clear"/>
+            <w:tcMar>
+              <w:top w:type="dxa" w:w="80"/>
+              <w:left w:type="dxa" w:w="120"/>
+              <w:bottom w:type="dxa" w:w="80"/>
+              <w:right w:type="dxa" w:w="120"/>
+            </w:tcMar>
+            <w:vAlign w:val="center"/>
+          </w:tcPr>
+          <w:p>
+            <w:pPr>
+              <w:spacing w:after="0" w:line="290"/>
+            </w:pPr>
+            <w:r>
+              <w:rPr>
+                <w:b w:val="false"/>
+                <w:bCs w:val="false"/>
+                <w:sz w:val="20"/>
+                <w:szCs w:val="20"/>
+              </w:rPr>
+              <w:t xml:space="preserve">Additional Views</w:t>
+            </w:r>
+          </w:p>
+        </w:tc>
+        <w:tc>
+          <w:tcPr>
+            <w:tcW w:type="dxa" w:w="6584"/>
+            <w:tcBorders>
+              <w:top w:val="single" w:color="D1D5DB" w:sz="4"/>
+              <w:left w:val="single" w:color="D1D5DB" w:sz="4"/>
+              <w:bottom w:val="single" w:color="D1D5DB" w:sz="4"/>
+              <w:right w:val="single" w:color="D1D5DB" w:sz="4"/>
+            </w:tcBorders>
+            <w:tcMar>
+              <w:top w:type="dxa" w:w="80"/>
+              <w:left w:type="dxa" w:w="120"/>
+              <w:bottom w:type="dxa" w:w="80"/>
+              <w:right w:type="dxa" w:w="120"/>
+            </w:tcMar>
+            <w:vAlign w:val="center"/>
+          </w:tcPr>
+          <w:p>
+            <w:pPr>
+              <w:spacing w:after="0" w:line="290"/>
+            </w:pPr>
+            <w:r>
+              <w:rPr>
+                <w:b w:val="false"/>
+                <w:bCs w:val="false"/>
+                <w:sz w:val="20"/>
+                <w:szCs w:val="20"/>
+              </w:rPr>
+              <w:t xml:space="preserve">궤도·전자밀도·ESP·부분 전하 썸네일. 누르면 MO 뷰어가 바뀝니다</w:t>
+            </w:r>
+          </w:p>
+        </w:tc>
+      </w:tr>
+    </w:tbl>
+    <w:p>
+      <w:pPr>
+        <w:pBdr>
+          <w:left w:val="single" w:color="0F766E" w:sz="20" w:space="10"/>
+        </w:pBdr>
+        <w:shd w:fill="F0FDFA" w:color="auto" w:val="clear"/>
+        <w:spacing w:after="180" w:before="60" w:line="320"/>
+        <w:ind w:left="240" w:right="120"/>
+      </w:pPr>
+      <w:r>
+        <w:rPr>
+          <w:b/>
+          <w:bCs/>
+          <w:color w:val="0F766E"/>
+          <w:sz w:val="21"/>
+          <w:szCs w:val="21"/>
+        </w:rPr>
+        <w:t xml:space="preserve">TIP  </w:t>
+      </w:r>
+      <w:r>
+        <w:rPr>
+          <w:color w:val="374151"/>
+          <w:sz w:val="20"/>
+          <w:szCs w:val="20"/>
+        </w:rPr>
+        <w:t xml:space="preserve">기여도는 </w:t>
+      </w:r>
+      <w:r>
+        <w:rPr>
+          <w:b/>
+          <w:bCs/>
+          <w:color w:val="374151"/>
+          <w:sz w:val="20"/>
+          <w:szCs w:val="20"/>
+        </w:rPr>
+        <w:t xml:space="preserve">Löwdin population</w:t>
+      </w:r>
+      <w:r>
+        <w:rPr>
+          <w:color w:val="374151"/>
+          <w:sz w:val="20"/>
+          <w:szCs w:val="20"/>
+        </w:rPr>
+        <w:t xml:space="preserve">(원자별 |S^½C|² 비율)입니다. 붉은 점과 파란 점은 파동함수의 </w:t>
+      </w:r>
+      <w:r>
+        <w:rPr>
+          <w:b/>
+          <w:bCs/>
+          <w:color w:val="374151"/>
+          <w:sz w:val="20"/>
+          <w:szCs w:val="20"/>
+        </w:rPr>
+        <w:t xml:space="preserve">위상 부호</w:t>
+      </w:r>
+      <w:r>
+        <w:rPr>
+          <w:color w:val="374151"/>
+          <w:sz w:val="20"/>
+          <w:szCs w:val="20"/>
+        </w:rPr>
+        <w:t xml:space="preserve">이지 전하 부호가 아닙니다. 대칭성(점군)은 분석하지 않으므로 «데이터 없음»으로 표시합니다.</w:t>
+      </w:r>
+    </w:p>
+    <w:p>
+      <w:pPr>
+        <w:pStyle w:val="Heading2"/>
+        <w:spacing w:after="150" w:before="340"/>
+      </w:pPr>
+      <w:r>
+        <w:t xml:space="preserve">7.11 오비탈 비교 — 네 궤도를 한 시점에서</w:t>
+      </w:r>
+    </w:p>
+    <w:p>
+      <w:pPr>
+        <w:spacing w:after="140" w:line="340"/>
+      </w:pPr>
+      <w:r>
+        <w:t xml:space="preserve">«결과 → 오비탈 비교» 메뉴(또는 결과 상세의 Orbitals 탭·«오비탈 비교» 버튼)는 HOMO−1 · HOMO · LUMO · LUMO+1을 2×2로 놓고, 오른쪽에 에너지 준위도와 특성표, 아래에 전이 분석을 보여 줍니다. 배치 스크리닝 결과는 점 구름을 저장하지 않으므로 목록에 나오지 않습니다.</w:t>
+      </w:r>
+    </w:p>
+    <w:tbl>
+      <w:tblPr>
+        <w:tblW w:type="dxa" w:w="9406"/>
+        <w:tblBorders>
+          <w:top w:val="single" w:color="auto" w:sz="4"/>
+          <w:left w:val="single" w:color="auto" w:sz="4"/>
+          <w:bottom w:val="single" w:color="auto" w:sz="4"/>
+          <w:right w:val="single" w:color="auto" w:sz="4"/>
+          <w:insideH w:val="single" w:color="auto" w:sz="4"/>
+          <w:insideV w:val="single" w:color="auto" w:sz="4"/>
+        </w:tblBorders>
+      </w:tblPr>
+      <w:tblGrid>
+        <w:gridCol w:w="2822"/>
+        <w:gridCol w:w="6584"/>
+      </w:tblGrid>
+      <w:tr>
+        <w:trPr>
+          <w:tblHeader/>
+        </w:trPr>
+        <w:tc>
+          <w:tcPr>
+            <w:tcW w:type="dxa" w:w="2822"/>
+            <w:tcBorders>
+              <w:top w:val="single" w:color="D1D5DB" w:sz="4"/>
+              <w:left w:val="single" w:color="D1D5DB" w:sz="4"/>
+              <w:bottom w:val="single" w:color="D1D5DB" w:sz="4"/>
+              <w:right w:val="single" w:color="D1D5DB" w:sz="4"/>
+            </w:tcBorders>
+            <w:shd w:fill="E6F2F0" w:color="auto" w:val="clear"/>
+            <w:tcMar>
+              <w:top w:type="dxa" w:w="80"/>
+              <w:left w:type="dxa" w:w="120"/>
+              <w:bottom w:type="dxa" w:w="80"/>
+              <w:right w:type="dxa" w:w="120"/>
+            </w:tcMar>
+            <w:vAlign w:val="center"/>
+          </w:tcPr>
+          <w:p>
+            <w:pPr>
+              <w:spacing w:after="0" w:line="290"/>
+            </w:pPr>
+            <w:r>
+              <w:rPr>
+                <w:b/>
+                <w:bCs/>
+                <w:sz w:val="20"/>
+                <w:szCs w:val="20"/>
+              </w:rPr>
+              <w:t xml:space="preserve">구역</w:t>
+            </w:r>
+          </w:p>
+        </w:tc>
+        <w:tc>
+          <w:tcPr>
+            <w:tcW w:type="dxa" w:w="6584"/>
+            <w:tcBorders>
+              <w:top w:val="single" w:color="D1D5DB" w:sz="4"/>
+              <w:left w:val="single" w:color="D1D5DB" w:sz="4"/>
+              <w:bottom w:val="single" w:color="D1D5DB" w:sz="4"/>
+              <w:right w:val="single" w:color="D1D5DB" w:sz="4"/>
+            </w:tcBorders>
+            <w:shd w:fill="E6F2F0" w:color="auto" w:val="clear"/>
+            <w:tcMar>
+              <w:top w:type="dxa" w:w="80"/>
+              <w:left w:type="dxa" w:w="120"/>
+              <w:bottom w:type="dxa" w:w="80"/>
+              <w:right w:type="dxa" w:w="120"/>
+            </w:tcMar>
+            <w:vAlign w:val="center"/>
+          </w:tcPr>
+          <w:p>
+            <w:pPr>
+              <w:spacing w:after="0" w:line="290"/>
+            </w:pPr>
+            <w:r>
+              <w:rPr>
+                <w:b/>
+                <w:bCs/>
+                <w:sz w:val="20"/>
+                <w:szCs w:val="20"/>
+              </w:rPr>
+              <w:t xml:space="preserve">내용</w:t>
+            </w:r>
+          </w:p>
+        </w:tc>
+      </w:tr>
+      <w:tr>
+        <w:tc>
+          <w:tcPr>
+            <w:tcW w:type="dxa" w:w="2822"/>
+            <w:tcBorders>
+              <w:top w:val="single" w:color="D1D5DB" w:sz="4"/>
+              <w:left w:val="single" w:color="D1D5DB" w:sz="4"/>
+              <w:bottom w:val="single" w:color="D1D5DB" w:sz="4"/>
+              <w:right w:val="single" w:color="D1D5DB" w:sz="4"/>
+            </w:tcBorders>
+            <w:shd w:fill="FAFAF9" w:color="auto" w:val="clear"/>
+            <w:tcMar>
+              <w:top w:type="dxa" w:w="80"/>
+              <w:left w:type="dxa" w:w="120"/>
+              <w:bottom w:type="dxa" w:w="80"/>
+              <w:right w:type="dxa" w:w="120"/>
+            </w:tcMar>
+            <w:vAlign w:val="center"/>
+          </w:tcPr>
+          <w:p>
+            <w:pPr>
+              <w:spacing w:after="0" w:line="290"/>
+            </w:pPr>
+            <w:r>
+              <w:rPr>
+                <w:b w:val="false"/>
+                <w:bCs w:val="false"/>
+                <w:sz w:val="20"/>
+                <w:szCs w:val="20"/>
+              </w:rPr>
+              <w:t xml:space="preserve">도구 줄</w:t>
+            </w:r>
+          </w:p>
+        </w:tc>
+        <w:tc>
+          <w:tcPr>
+            <w:tcW w:type="dxa" w:w="6584"/>
+            <w:tcBorders>
+              <w:top w:val="single" w:color="D1D5DB" w:sz="4"/>
+              <w:left w:val="single" w:color="D1D5DB" w:sz="4"/>
+              <w:bottom w:val="single" w:color="D1D5DB" w:sz="4"/>
+              <w:right w:val="single" w:color="D1D5DB" w:sz="4"/>
+            </w:tcBorders>
+            <w:tcMar>
+              <w:top w:type="dxa" w:w="80"/>
+              <w:left w:type="dxa" w:w="120"/>
+              <w:bottom w:type="dxa" w:w="80"/>
+              <w:right w:type="dxa" w:w="120"/>
+            </w:tcMar>
+            <w:vAlign w:val="center"/>
+          </w:tcPr>
+          <w:p>
+            <w:pPr>
+              <w:spacing w:after="0" w:line="290"/>
+            </w:pPr>
+            <w:r>
+              <w:rPr>
+                <w:b w:val="false"/>
+                <w:bCs w:val="false"/>
+                <w:sz w:val="20"/>
+                <w:szCs w:val="20"/>
+              </w:rPr>
+              <w:t xml:space="preserve">보기 방식(3D · X · Y · Z축) · 표시 모드(등가면 · 점 구름 · 골격만) · 동기화 회전 · 원자 번호 · 공통 등가면 · 불투명도 · 전체 화면</w:t>
+            </w:r>
+          </w:p>
+        </w:tc>
+      </w:tr>
+      <w:tr>
+        <w:tc>
+          <w:tcPr>
+            <w:tcW w:type="dxa" w:w="2822"/>
+            <w:tcBorders>
+              <w:top w:val="single" w:color="D1D5DB" w:sz="4"/>
+              <w:left w:val="single" w:color="D1D5DB" w:sz="4"/>
+              <w:bottom w:val="single" w:color="D1D5DB" w:sz="4"/>
+              <w:right w:val="single" w:color="D1D5DB" w:sz="4"/>
+            </w:tcBorders>
+            <w:shd w:fill="FAFAF9" w:color="auto" w:val="clear"/>
+            <w:tcMar>
+              <w:top w:type="dxa" w:w="80"/>
+              <w:left w:type="dxa" w:w="120"/>
+              <w:bottom w:type="dxa" w:w="80"/>
+              <w:right w:type="dxa" w:w="120"/>
+            </w:tcMar>
+            <w:vAlign w:val="center"/>
+          </w:tcPr>
+          <w:p>
+            <w:pPr>
+              <w:spacing w:after="0" w:line="290"/>
+            </w:pPr>
+            <w:r>
+              <w:rPr>
+                <w:b w:val="false"/>
+                <w:bCs w:val="false"/>
+                <w:sz w:val="20"/>
+                <w:szCs w:val="20"/>
+              </w:rPr>
+              <w:t xml:space="preserve">4분할 뷰어</w:t>
+            </w:r>
+          </w:p>
+        </w:tc>
+        <w:tc>
+          <w:tcPr>
+            <w:tcW w:type="dxa" w:w="6584"/>
+            <w:tcBorders>
+              <w:top w:val="single" w:color="D1D5DB" w:sz="4"/>
+              <w:left w:val="single" w:color="D1D5DB" w:sz="4"/>
+              <w:bottom w:val="single" w:color="D1D5DB" w:sz="4"/>
+              <w:right w:val="single" w:color="D1D5DB" w:sz="4"/>
+            </w:tcBorders>
+            <w:tcMar>
+              <w:top w:type="dxa" w:w="80"/>
+              <w:left w:type="dxa" w:w="120"/>
+              <w:bottom w:type="dxa" w:w="80"/>
+              <w:right w:type="dxa" w:w="120"/>
+            </w:tcMar>
+            <w:vAlign w:val="center"/>
+          </w:tcPr>
+          <w:p>
+            <w:pPr>
+              <w:spacing w:after="0" w:line="290"/>
+            </w:pPr>
+            <w:r>
+              <w:rPr>
+                <w:b w:val="false"/>
+                <w:bCs w:val="false"/>
+                <w:sz w:val="20"/>
+                <w:szCs w:val="20"/>
+              </w:rPr>
+              <w:t xml:space="preserve">카드마다 이름·에너지·MO 번호·점유, 등가면 슬라이더, 시점 초기화·PNG 저장. 카드를 누르면 준위도와 특성표의 해당 행이 강조됩니다. 동기화가 켜지면 한 카드를 돌릴 때 넷이 함께 돕니다</w:t>
+            </w:r>
+          </w:p>
+        </w:tc>
+      </w:tr>
+      <w:tr>
+        <w:tc>
+          <w:tcPr>
+            <w:tcW w:type="dxa" w:w="2822"/>
+            <w:tcBorders>
+              <w:top w:val="single" w:color="D1D5DB" w:sz="4"/>
+              <w:left w:val="single" w:color="D1D5DB" w:sz="4"/>
+              <w:bottom w:val="single" w:color="D1D5DB" w:sz="4"/>
+              <w:right w:val="single" w:color="D1D5DB" w:sz="4"/>
+            </w:tcBorders>
+            <w:shd w:fill="FAFAF9" w:color="auto" w:val="clear"/>
+            <w:tcMar>
+              <w:top w:type="dxa" w:w="80"/>
+              <w:left w:type="dxa" w:w="120"/>
+              <w:bottom w:type="dxa" w:w="80"/>
+              <w:right w:type="dxa" w:w="120"/>
+            </w:tcMar>
+            <w:vAlign w:val="center"/>
+          </w:tcPr>
+          <w:p>
+            <w:pPr>
+              <w:spacing w:after="0" w:line="290"/>
+            </w:pPr>
+            <w:r>
+              <w:rPr>
+                <w:b w:val="false"/>
+                <w:bCs w:val="false"/>
+                <w:sz w:val="20"/>
+                <w:szCs w:val="20"/>
+              </w:rPr>
+              <w:t xml:space="preserve">에너지 준위도</w:t>
+            </w:r>
+          </w:p>
+        </w:tc>
+        <w:tc>
+          <w:tcPr>
+            <w:tcW w:type="dxa" w:w="6584"/>
+            <w:tcBorders>
+              <w:top w:val="single" w:color="D1D5DB" w:sz="4"/>
+              <w:left w:val="single" w:color="D1D5DB" w:sz="4"/>
+              <w:bottom w:val="single" w:color="D1D5DB" w:sz="4"/>
+              <w:right w:val="single" w:color="D1D5DB" w:sz="4"/>
+            </w:tcBorders>
+            <w:tcMar>
+              <w:top w:type="dxa" w:w="80"/>
+              <w:left w:type="dxa" w:w="120"/>
+              <w:bottom w:type="dxa" w:w="80"/>
+              <w:right w:type="dxa" w:w="120"/>
+            </w:tcMar>
+            <w:vAlign w:val="center"/>
+          </w:tcPr>
+          <w:p>
+            <w:pPr>
+              <w:spacing w:after="0" w:line="290"/>
+            </w:pPr>
+            <w:r>
+              <w:rPr>
+                <w:b w:val="false"/>
+                <w:bCs w:val="false"/>
+                <w:sz w:val="20"/>
+                <w:szCs w:val="20"/>
+              </w:rPr>
+              <w:t xml:space="preserve">HOMO–LUMO ΔE 화살표. 준위를 누르면 카드가 선택됩니다</w:t>
+            </w:r>
+          </w:p>
+        </w:tc>
+      </w:tr>
+      <w:tr>
+        <w:tc>
+          <w:tcPr>
+            <w:tcW w:type="dxa" w:w="2822"/>
+            <w:tcBorders>
+              <w:top w:val="single" w:color="D1D5DB" w:sz="4"/>
+              <w:left w:val="single" w:color="D1D5DB" w:sz="4"/>
+              <w:bottom w:val="single" w:color="D1D5DB" w:sz="4"/>
+              <w:right w:val="single" w:color="D1D5DB" w:sz="4"/>
+            </w:tcBorders>
+            <w:shd w:fill="FAFAF9" w:color="auto" w:val="clear"/>
+            <w:tcMar>
+              <w:top w:type="dxa" w:w="80"/>
+              <w:left w:type="dxa" w:w="120"/>
+              <w:bottom w:type="dxa" w:w="80"/>
+              <w:right w:type="dxa" w:w="120"/>
+            </w:tcMar>
+            <w:vAlign w:val="center"/>
+          </w:tcPr>
+          <w:p>
+            <w:pPr>
+              <w:spacing w:after="0" w:line="290"/>
+            </w:pPr>
+            <w:r>
+              <w:rPr>
+                <w:b w:val="false"/>
+                <w:bCs w:val="false"/>
+                <w:sz w:val="20"/>
+                <w:szCs w:val="20"/>
+              </w:rPr>
+              <w:t xml:space="preserve">오비탈 특성 비교</w:t>
+            </w:r>
+          </w:p>
+        </w:tc>
+        <w:tc>
+          <w:tcPr>
+            <w:tcW w:type="dxa" w:w="6584"/>
+            <w:tcBorders>
+              <w:top w:val="single" w:color="D1D5DB" w:sz="4"/>
+              <w:left w:val="single" w:color="D1D5DB" w:sz="4"/>
+              <w:bottom w:val="single" w:color="D1D5DB" w:sz="4"/>
+              <w:right w:val="single" w:color="D1D5DB" w:sz="4"/>
+            </w:tcBorders>
+            <w:tcMar>
+              <w:top w:type="dxa" w:w="80"/>
+              <w:left w:type="dxa" w:w="120"/>
+              <w:bottom w:type="dxa" w:w="80"/>
+              <w:right w:type="dxa" w:w="120"/>
+            </w:tcMar>
+            <w:vAlign w:val="center"/>
+          </w:tcPr>
+          <w:p>
+            <w:pPr>
+              <w:spacing w:after="0" w:line="290"/>
+            </w:pPr>
+            <w:r>
+              <w:rPr>
+                <w:b w:val="false"/>
+                <w:bCs w:val="false"/>
+                <w:sz w:val="20"/>
+                <w:szCs w:val="20"/>
+              </w:rPr>
+              <w:t xml:space="preserve">에너지 · 점유 · 주요 국재화(원소별 %) · 기여 원자(%) · CSV 내보내기</w:t>
+            </w:r>
+          </w:p>
+        </w:tc>
+      </w:tr>
+      <w:tr>
+        <w:tc>
+          <w:tcPr>
+            <w:tcW w:type="dxa" w:w="2822"/>
+            <w:tcBorders>
+              <w:top w:val="single" w:color="D1D5DB" w:sz="4"/>
+              <w:left w:val="single" w:color="D1D5DB" w:sz="4"/>
+              <w:bottom w:val="single" w:color="D1D5DB" w:sz="4"/>
+              <w:right w:val="single" w:color="D1D5DB" w:sz="4"/>
+            </w:tcBorders>
+            <w:shd w:fill="FAFAF9" w:color="auto" w:val="clear"/>
+            <w:tcMar>
+              <w:top w:type="dxa" w:w="80"/>
+              <w:left w:type="dxa" w:w="120"/>
+              <w:bottom w:type="dxa" w:w="80"/>
+              <w:right w:type="dxa" w:w="120"/>
+            </w:tcMar>
+            <w:vAlign w:val="center"/>
+          </w:tcPr>
+          <w:p>
+            <w:pPr>
+              <w:spacing w:after="0" w:line="290"/>
+            </w:pPr>
+            <w:r>
+              <w:rPr>
+                <w:b w:val="false"/>
+                <w:bCs w:val="false"/>
+                <w:sz w:val="20"/>
+                <w:szCs w:val="20"/>
+              </w:rPr>
+              <w:t xml:space="preserve">전이 분석</w:t>
+            </w:r>
+          </w:p>
+        </w:tc>
+        <w:tc>
+          <w:tcPr>
+            <w:tcW w:type="dxa" w:w="6584"/>
+            <w:tcBorders>
+              <w:top w:val="single" w:color="D1D5DB" w:sz="4"/>
+              <w:left w:val="single" w:color="D1D5DB" w:sz="4"/>
+              <w:bottom w:val="single" w:color="D1D5DB" w:sz="4"/>
+              <w:right w:val="single" w:color="D1D5DB" w:sz="4"/>
+            </w:tcBorders>
+            <w:tcMar>
+              <w:top w:type="dxa" w:w="80"/>
+              <w:left w:type="dxa" w:w="120"/>
+              <w:bottom w:type="dxa" w:w="80"/>
+              <w:right w:type="dxa" w:w="120"/>
+            </w:tcMar>
+            <w:vAlign w:val="center"/>
+          </w:tcPr>
+          <w:p>
+            <w:pPr>
+              <w:spacing w:after="0" w:line="290"/>
+            </w:pPr>
+            <w:r>
+              <w:rPr>
+                <w:b w:val="false"/>
+                <w:bCs w:val="false"/>
+                <w:sz w:val="20"/>
+                <w:szCs w:val="20"/>
+              </w:rPr>
+              <w:t xml:space="preserve">TD-DFT 상태 표(ΔE · 파장 · 진동자 세기 · 주 기여 궤도쌍과 가중치). 행을 누르면 전이 시각화에 초기/최종 궤도가 표시됩니다. TD-DFT가 없으면 «결과 없음»과 재계산 버튼</w:t>
+            </w:r>
+          </w:p>
+        </w:tc>
+      </w:tr>
+      <w:tr>
+        <w:tc>
+          <w:tcPr>
+            <w:tcW w:type="dxa" w:w="2822"/>
+            <w:tcBorders>
+              <w:top w:val="single" w:color="D1D5DB" w:sz="4"/>
+              <w:left w:val="single" w:color="D1D5DB" w:sz="4"/>
+              <w:bottom w:val="single" w:color="D1D5DB" w:sz="4"/>
+              <w:right w:val="single" w:color="D1D5DB" w:sz="4"/>
+            </w:tcBorders>
+            <w:shd w:fill="FAFAF9" w:color="auto" w:val="clear"/>
+            <w:tcMar>
+              <w:top w:type="dxa" w:w="80"/>
+              <w:left w:type="dxa" w:w="120"/>
+              <w:bottom w:type="dxa" w:w="80"/>
+              <w:right w:type="dxa" w:w="120"/>
+            </w:tcMar>
+            <w:vAlign w:val="center"/>
+          </w:tcPr>
+          <w:p>
+            <w:pPr>
+              <w:spacing w:after="0" w:line="290"/>
+            </w:pPr>
+            <w:r>
+              <w:rPr>
+                <w:b w:val="false"/>
+                <w:bCs w:val="false"/>
+                <w:sz w:val="20"/>
+                <w:szCs w:val="20"/>
+              </w:rPr>
+              <w:t xml:space="preserve">Redox / Li⁺ Interaction</w:t>
+            </w:r>
+          </w:p>
+        </w:tc>
+        <w:tc>
+          <w:tcPr>
+            <w:tcW w:type="dxa" w:w="6584"/>
+            <w:tcBorders>
+              <w:top w:val="single" w:color="D1D5DB" w:sz="4"/>
+              <w:left w:val="single" w:color="D1D5DB" w:sz="4"/>
+              <w:bottom w:val="single" w:color="D1D5DB" w:sz="4"/>
+              <w:right w:val="single" w:color="D1D5DB" w:sz="4"/>
+            </w:tcBorders>
+            <w:tcMar>
+              <w:top w:type="dxa" w:w="80"/>
+              <w:left w:type="dxa" w:w="120"/>
+              <w:bottom w:type="dxa" w:w="80"/>
+              <w:right w:type="dxa" w:w="120"/>
+            </w:tcMar>
+            <w:vAlign w:val="center"/>
+          </w:tcPr>
+          <w:p>
+            <w:pPr>
+              <w:spacing w:after="0" w:line="290"/>
+            </w:pPr>
+            <w:r>
+              <w:rPr>
+                <w:b w:val="false"/>
+                <w:bCs w:val="false"/>
+                <w:sz w:val="20"/>
+                <w:szCs w:val="20"/>
+              </w:rPr>
+              <w:t xml:space="preserve">산화·환원 전위(ΔG) · Li⁺ 결합 · KS gap · 가정(용매·온도·규약)</w:t>
+            </w:r>
+          </w:p>
+        </w:tc>
+      </w:tr>
+    </w:tbl>
+    <w:p>
+      <w:pPr>
+        <w:pBdr>
+          <w:left w:val="single" w:color="B45309" w:sz="20" w:space="10"/>
+        </w:pBdr>
+        <w:shd w:fill="FFF7ED" w:color="auto" w:val="clear"/>
+        <w:spacing w:after="180" w:before="60" w:line="320"/>
+        <w:ind w:left="240" w:right="120"/>
+      </w:pPr>
+      <w:r>
+        <w:rPr>
+          <w:b/>
+          <w:bCs/>
+          <w:color w:val="B45309"/>
+          <w:sz w:val="21"/>
+          <w:szCs w:val="21"/>
+        </w:rPr>
+        <w:t xml:space="preserve">주의  </w:t>
+      </w:r>
+      <w:r>
+        <w:rPr>
+          <w:color w:val="374151"/>
+          <w:sz w:val="20"/>
+          <w:szCs w:val="20"/>
+        </w:rPr>
+        <w:t xml:space="preserve">HOMO–LUMO gap은 단일입자 궤도 에너지 차이입니다. </w:t>
+      </w:r>
+      <w:r>
+        <w:rPr>
+          <w:b/>
+          <w:bCs/>
+          <w:color w:val="374151"/>
+          <w:sz w:val="20"/>
+          <w:szCs w:val="20"/>
+        </w:rPr>
+        <w:t xml:space="preserve">광학 여기 에너지·산화/환원 전위와 같지 않습니다.</w:t>
+      </w:r>
+      <w:r>
+        <w:rPr>
+          <w:color w:val="374151"/>
+          <w:sz w:val="20"/>
+          <w:szCs w:val="20"/>
+        </w:rPr>
+        <w:t xml:space="preserve"> 전이 에너지는 TD-DFT 상태에서, 전위는 ΔG(«Charge &amp; Reactivity» 탭)에서 읽으세요.</w:t>
+      </w:r>
+    </w:p>
+    <w:p>
+      <w:pPr>
         <w:pStyle w:val="Heading1"/>
         <w:pageBreakBefore/>
         <w:spacing w:after="240" w:before="0"/>
@@ -19203,7 +21853,7 @@
           <w:b/>
           <w:bCs/>
         </w:rPr>
-        <w:t xml:space="preserve">Q. 물질 보관함이 다른 PC에서 안 보입니다.</w:t>
+        <w:t xml:space="preserve">Q. 다른 PC에서 분자 라이브러리가 다르게 보입니다.</w:t>
       </w:r>
     </w:p>
     <w:p>
@@ -19211,7 +21861,7 @@
         <w:spacing w:after="140" w:line="340"/>
       </w:pPr>
       <w:r>
-        <w:t xml:space="preserve">보관함과 용매 라이브러리는 브라우저에 저장됩니다. PC마다 따로 관리하세요.</w:t>
+        <w:t xml:space="preserve">분자 라이브러리는 서버에 저장되어 같은 서버에 접속한 모든 PC가 같은 목록을 봅니다. 다르게 보이면 새로고침하세요. 선택함·계산 환경 구성·최근 검색만 브라우저마다 따로입니다.</w:t>
       </w:r>
     </w:p>
     <w:p>
@@ -24254,7 +26904,7 @@
         <w:sz w:val="16"/>
         <w:szCs w:val="16"/>
       </w:rPr>
-      <w:t xml:space="preserve">DFT-Workbench 사용 설명서 v3.6</w:t>
+      <w:t xml:space="preserve">DFT-Workbench 사용 설명서 v3.8</w:t>
     </w:r>
   </w:p>
 </w:hdr>

--- a/docs/07_DFT-Workbench_사용설명서.docx
+++ b/docs/07_DFT-Workbench_사용설명서.docx
@@ -192,7 +192,7 @@
                 <w:sz w:val="20"/>
                 <w:szCs w:val="20"/>
               </w:rPr>
-              <w:t xml:space="preserve">3.8 (2026-09-18)</w:t>
+              <w:t xml:space="preserve">3.9 (2026-09-21)</w:t>
             </w:r>
           </w:p>
         </w:tc>
@@ -6996,7 +6996,27 @@
         <w:t xml:space="preserve">선택함</w:t>
       </w:r>
       <w:r>
-        <w:t xml:space="preserve">에 담습니다.</w:t>
+        <w:t xml:space="preserve">에 담습니다. 이미 고른 행은 </w:t>
+      </w:r>
+      <w:r>
+        <w:rPr>
+          <w:b/>
+          <w:bCs/>
+        </w:rPr>
+        <w:t xml:space="preserve">선택됨 ✕</w:t>
+      </w:r>
+      <w:r>
+        <w:t xml:space="preserve">로 바뀌며, 한 번 더 누르거나 오른쪽 패널의 </w:t>
+      </w:r>
+      <w:r>
+        <w:rPr>
+          <w:b/>
+          <w:bCs/>
+        </w:rPr>
+        <w:t xml:space="preserve">선택 취소</w:t>
+      </w:r>
+      <w:r>
+        <w:t xml:space="preserve">를 누르면 선택함에서 빠집니다.</w:t>
       </w:r>
     </w:p>
     <w:p>
@@ -7073,6 +7093,34 @@
       </w:r>
       <w:r>
         <w:t xml:space="preserve">을 누릅니다. 선택함이 1개면 «계산» 화면에, 여러 개면 «배치 스크리닝» 마법사에 분자·환경·템플릿이 채워집니다. 여기서는 계산을 실행하지 않습니다 — 계산 화면에서 전하·다중도·범함수·기저를 확인하고 제출하세요.</w:t>
+      </w:r>
+    </w:p>
+    <w:p>
+      <w:pPr>
+        <w:pBdr>
+          <w:left w:val="single" w:color="0F766E" w:sz="20" w:space="10"/>
+        </w:pBdr>
+        <w:shd w:fill="F0FDFA" w:color="auto" w:val="clear"/>
+        <w:spacing w:after="180" w:before="60" w:line="320"/>
+        <w:ind w:left="240" w:right="120"/>
+      </w:pPr>
+      <w:r>
+        <w:rPr>
+          <w:b/>
+          <w:bCs/>
+          <w:color w:val="0F766E"/>
+          <w:sz w:val="21"/>
+          <w:szCs w:val="21"/>
+        </w:rPr>
+        <w:t xml:space="preserve">TIP  </w:t>
+      </w:r>
+      <w:r>
+        <w:rPr>
+          <w:color w:val="374151"/>
+          <w:sz w:val="20"/>
+          <w:szCs w:val="20"/>
+        </w:rPr>
+        <w:t xml:space="preserve">세 창(검색·결과·선택한 분자) 사이의 세로 막대를 끌면 너비가, 아래쪽 가로 막대를 끌면 높이가 바뀝니다. 막대를 두 번 누르면 기본값으로 돌아갑니다. 설정은 이 브라우저에 기억됩니다. 화면이 좁으면 세 창이 위아래로 쌓이고, 결과 표는 이름 칸을 지키려고 «상태 · 최근 계산» 칸을 숨깁니다.</w:t>
       </w:r>
     </w:p>
     <w:tbl>
@@ -7593,10 +7641,10 @@
           <w:b/>
           <w:bCs/>
         </w:rPr>
-        <w:t xml:space="preserve">계산 설정으로</w:t>
-      </w:r>
-      <w:r>
-        <w:t xml:space="preserve"> · </w:t>
+        <w:t xml:space="preserve">계산 →</w:t>
+      </w:r>
+      <w:r>
+        <w:t xml:space="preserve">(계산 화면으로) · </w:t>
       </w:r>
       <w:r>
         <w:rPr>
@@ -7672,6 +7720,19 @@
         <w:spacing w:after="90" w:line="330"/>
       </w:pPr>
       <w:r>
+        <w:t xml:space="preserve">필터 · 카드 목록 · 미리보기 사이의 세로 막대를 끌어 너비를 조절합니다(두 번 누르면 기본값). 미리보기를 넓히면 구조 그림도 커집니다.</w:t>
+      </w:r>
+    </w:p>
+    <w:p>
+      <w:pPr>
+        <w:pStyle w:val="ListParagraph"/>
+        <w:numPr>
+          <w:ilvl w:val="0"/>
+          <w:numId w:val="3"/>
+        </w:numPr>
+        <w:spacing w:after="90" w:line="330"/>
+      </w:pPr>
+      <w:r>
         <w:rPr>
           <w:b/>
           <w:bCs/>
@@ -7680,6 +7741,46 @@
       </w:r>
       <w:r>
         <w:t xml:space="preserve">: SMILES 또는 InChI, 이름, 정식 명칭(영어), 분류, CAS, 태그, 역할. 용매로 쓰려면 SMD 파라미터(굴절률 n, 유전율 ε, 선택: α·β·표면장력 γ)와 밀도를 넣습니다. 같은 구조(InChIKey)는 두 번 등록되지 않습니다.</w:t>
+      </w:r>
+    </w:p>
+    <w:p>
+      <w:pPr>
+        <w:pStyle w:val="ListParagraph"/>
+        <w:numPr>
+          <w:ilvl w:val="0"/>
+          <w:numId w:val="3"/>
+        </w:numPr>
+        <w:spacing w:after="90" w:line="330"/>
+      </w:pPr>
+      <w:r>
+        <w:rPr>
+          <w:b/>
+          <w:bCs/>
+        </w:rPr>
+        <w:t xml:space="preserve">분류(카테고리)</w:t>
+      </w:r>
+      <w:r>
+        <w:t xml:space="preserve">는 등록할 때 «분류»에서 하나를 고릅니다. 한 분자는 한 분류에만 속하며, 여러 묶음에 넣고 싶으면 </w:t>
+      </w:r>
+      <w:r>
+        <w:rPr>
+          <w:b/>
+          <w:bCs/>
+        </w:rPr>
+        <w:t xml:space="preserve">태그</w:t>
+      </w:r>
+      <w:r>
+        <w:t xml:space="preserve">를 여러 개 붙이세요(태그는 검색·필터에 쓰입니다). 분류는 직접 등록한 분자의 </w:t>
+      </w:r>
+      <w:r>
+        <w:rPr>
+          <w:b/>
+          <w:bCs/>
+        </w:rPr>
+        <w:t xml:space="preserve">편집</w:t>
+      </w:r>
+      <w:r>
+        <w:t xml:space="preserve">에서 바꿀 수 있습니다.</w:t>
       </w:r>
     </w:p>
     <w:p>
@@ -8342,7 +8443,7 @@
                 <w:sz w:val="20"/>
                 <w:szCs w:val="20"/>
               </w:rPr>
-              <w:t xml:space="preserve">프리셋 카드</w:t>
+              <w:t xml:space="preserve">분자 검색 및 선택 · 분자 라이브러리</w:t>
             </w:r>
           </w:p>
         </w:tc>
@@ -8374,7 +8475,7 @@
                 <w:sz w:val="20"/>
                 <w:szCs w:val="20"/>
               </w:rPr>
-              <w:t xml:space="preserve">분자 라이브러리의 분자(VDF·AA·Styrene·AN·MMA·용매·첨가제·등록 분자)를 쓸 때</w:t>
+              <w:t xml:space="preserve">라이브러리의 분자(프리셋 모노머·용매·첨가제·등록 분자)를 쓸 때 — 기본 방법</w:t>
             </w:r>
           </w:p>
         </w:tc>
@@ -8406,7 +8507,61 @@
                 <w:sz w:val="20"/>
                 <w:szCs w:val="20"/>
               </w:rPr>
-              <w:t xml:space="preserve">카드 선택(검색·분류로 좁히기) → 구조(모노머 / 2량체 / 3량체) 선택</w:t>
+              <w:t xml:space="preserve">소재 칸의 </w:t>
+            </w:r>
+            <w:r>
+              <w:rPr>
+                <w:b w:val="false"/>
+                <w:bCs w:val="false"/>
+                <w:sz w:val="20"/>
+                <w:szCs w:val="20"/>
+              </w:rPr>
+              <w:t xml:space="preserve">＋ 분자 검색 및 선택에서 고르기</w:t>
+            </w:r>
+            <w:r>
+              <w:rPr>
+                <w:b w:val="false"/>
+                <w:bCs w:val="false"/>
+                <w:sz w:val="20"/>
+                <w:szCs w:val="20"/>
+              </w:rPr>
+              <w:t xml:space="preserve"> 또는 </w:t>
+            </w:r>
+            <w:r>
+              <w:rPr>
+                <w:b w:val="false"/>
+                <w:bCs w:val="false"/>
+                <w:sz w:val="20"/>
+                <w:szCs w:val="20"/>
+              </w:rPr>
+              <w:t xml:space="preserve">＋ 분자 라이브러리에서 고르기</w:t>
+            </w:r>
+            <w:r>
+              <w:rPr>
+                <w:b w:val="false"/>
+                <w:bCs w:val="false"/>
+                <w:sz w:val="20"/>
+                <w:szCs w:val="20"/>
+              </w:rPr>
+              <w:t xml:space="preserve"> → 분자 선택 → 위 띠의 </w:t>
+            </w:r>
+            <w:r>
+              <w:rPr>
+                <w:b w:val="false"/>
+                <w:bCs w:val="false"/>
+                <w:sz w:val="20"/>
+                <w:szCs w:val="20"/>
+              </w:rPr>
+              <w:t xml:space="preserve">계산 화면에 넣기</w:t>
+            </w:r>
+            <w:r>
+              <w:rPr>
+                <w:b w:val="false"/>
+                <w:bCs w:val="false"/>
+                <w:sz w:val="20"/>
+                <w:szCs w:val="20"/>
+              </w:rPr>
+              <w:t xml:space="preserve"> → 구조(모노머 / 2량체 / 3량체) 선택</w:t>
             </w:r>
           </w:p>
         </w:tc>
@@ -8473,7 +8628,7 @@
                 <w:sz w:val="20"/>
                 <w:szCs w:val="20"/>
               </w:rPr>
-              <w:t xml:space="preserve">구조식을 알 때</w:t>
+              <w:t xml:space="preserve">라이브러리에 없는 분자의 구조식을 알 때</w:t>
             </w:r>
           </w:p>
         </w:tc>
@@ -8505,7 +8660,7 @@
                 <w:sz w:val="20"/>
                 <w:szCs w:val="20"/>
               </w:rPr>
-              <w:t xml:space="preserve">SMILES와 이름 입력. 분자 검색 및 선택·분자 라이브러리에서 넘겨도 됨</w:t>
+              <w:t xml:space="preserve">«라이브러리에 없는 분자 직접 입력» 칸을 펼쳐 SMILES와 이름 입력</w:t>
             </w:r>
           </w:p>
         </w:tc>
@@ -8604,12 +8759,40 @@
                 <w:sz w:val="20"/>
                 <w:szCs w:val="20"/>
               </w:rPr>
-              <w:t xml:space="preserve">SDF/MOL(권장) 또는 XYZ 업로드 → 업로드 좌표에서 계산 시작</w:t>
+              <w:t xml:space="preserve">같은 칸에서 SDF/MOL(권장) 또는 XYZ 업로드 → 업로드 좌표에서 계산 시작</w:t>
             </w:r>
           </w:p>
         </w:tc>
       </w:tr>
     </w:tbl>
+    <w:p>
+      <w:pPr>
+        <w:spacing w:after="140" w:line="340"/>
+      </w:pPr>
+      <w:r>
+        <w:t xml:space="preserve">고른 분자는 소재 칸에 작은 칩(구조 · 이름 · 화학식 · 분류)으로 보입니다. 칩의 </w:t>
+      </w:r>
+      <w:r>
+        <w:rPr>
+          <w:b/>
+          <w:bCs/>
+        </w:rPr>
+        <w:t xml:space="preserve">✕</w:t>
+      </w:r>
+      <w:r>
+        <w:t xml:space="preserve">로 빼고, 다시 고르려면 위 두 버튼을 누릅니다. 고르는 화면 위에는 «계산 화면에 넣을 분자를 고르는 중» 띠가 뜨며, </w:t>
+      </w:r>
+      <w:r>
+        <w:rPr>
+          <w:b/>
+          <w:bCs/>
+        </w:rPr>
+        <w:t xml:space="preserve">취소</w:t>
+      </w:r>
+      <w:r>
+        <w:t xml:space="preserve">를 누르면 계산 화면의 선택은 그대로 남습니다.</w:t>
+      </w:r>
+    </w:p>
     <w:p>
       <w:pPr>
         <w:pStyle w:val="Heading3"/>
@@ -9561,7 +9744,7 @@
                 <w:sz w:val="20"/>
                 <w:szCs w:val="20"/>
               </w:rPr>
-              <w:t xml:space="preserve">여러 범함수를 고르면 범함수마다 작업이 생겨 «물질 비교»에서 대조 가능. 보통은 기본값 PBE0-D3(BJ)</w:t>
+              <w:t xml:space="preserve">여러 범함수를 고르면 범함수마다 작업이 생김. 물질 비교는 같은 계산식끼리만 되므로 범함수별로 조건을 바꿔 가며 확인. 보통은 기본값 PBE0-D3(BJ)</w:t>
             </w:r>
           </w:p>
         </w:tc>
@@ -17308,7 +17491,17 @@
         <w:t xml:space="preserve">물질 비교</w:t>
       </w:r>
       <w:r>
-        <w:t xml:space="preserve"> 메뉴를 열고 비교할 결과에 체크합니다.</w:t>
+        <w:t xml:space="preserve"> 메뉴를 열고 맨 위 </w:t>
+      </w:r>
+      <w:r>
+        <w:rPr>
+          <w:b/>
+          <w:bCs/>
+        </w:rPr>
+        <w:t xml:space="preserve">비교 조건</w:t>
+      </w:r>
+      <w:r>
+        <w:t xml:space="preserve">(계산식 · 용매)을 고릅니다. 목록에는 그 조건으로 계산한 결과만 나옵니다.</w:t>
       </w:r>
     </w:p>
     <w:p>
@@ -17321,14 +17514,37 @@
         <w:spacing w:after="100" w:line="330"/>
       </w:pPr>
       <w:r>
+        <w:t xml:space="preserve">왼쪽 </w:t>
+      </w:r>
+      <w:r>
         <w:rPr>
           <w:b/>
           <w:bCs/>
         </w:rPr>
-        <w:t xml:space="preserve">지표 선택</w:t>
-      </w:r>
-      <w:r>
-        <w:t xml:space="preserve">에서 비교할 값을 고릅니다. 그래프 종류(막대·레이더·표)와 투명도를 바꿀 수 있습니다.</w:t>
+        <w:t xml:space="preserve">목록</w:t>
+      </w:r>
+      <w:r>
+        <w:t xml:space="preserve">에서 결과를 누르면 오른쪽 </w:t>
+      </w:r>
+      <w:r>
+        <w:rPr>
+          <w:b/>
+          <w:bCs/>
+        </w:rPr>
+        <w:t xml:space="preserve">비교 바구니</w:t>
+      </w:r>
+      <w:r>
+        <w:t xml:space="preserve">에 번호와 색이 붙어 담깁니다. 이름·약어로 찾을 수 있고, 옆 탭 </w:t>
+      </w:r>
+      <w:r>
+        <w:rPr>
+          <w:b/>
+          <w:bCs/>
+        </w:rPr>
+        <w:t xml:space="preserve">HOMO–LUMO 그래프</w:t>
+      </w:r>
+      <w:r>
+        <w:t xml:space="preserve">에서 점을 눌러 고를 수도 있습니다.</w:t>
       </w:r>
     </w:p>
     <w:p>
@@ -17341,6 +17557,39 @@
         <w:spacing w:after="100" w:line="330"/>
       </w:pPr>
       <w:r>
+        <w:t xml:space="preserve">두 개 이상 담으면 아래에 요약 · HOMO/LUMO 공통 축 · 레이더 · 그래프 · 전체 값 표가 나옵니다. 모두 바구니와 같은 번호 순서 · 색을 씁니다.</w:t>
+      </w:r>
+    </w:p>
+    <w:p>
+      <w:pPr>
+        <w:pStyle w:val="ListParagraph"/>
+        <w:numPr>
+          <w:ilvl w:val="0"/>
+          <w:numId w:val="8"/>
+        </w:numPr>
+        <w:spacing w:after="100" w:line="330"/>
+      </w:pPr>
+      <w:r>
+        <w:rPr>
+          <w:b/>
+          <w:bCs/>
+        </w:rPr>
+        <w:t xml:space="preserve">표시 설정</w:t>
+      </w:r>
+      <w:r>
+        <w:t xml:space="preserve">에서 비교할 지표, 그래프 종류(막대·레이더·표), 투명도를 바꿀 수 있습니다.</w:t>
+      </w:r>
+    </w:p>
+    <w:p>
+      <w:pPr>
+        <w:pStyle w:val="ListParagraph"/>
+        <w:numPr>
+          <w:ilvl w:val="0"/>
+          <w:numId w:val="8"/>
+        </w:numPr>
+        <w:spacing w:after="100" w:line="330"/>
+      </w:pPr>
+      <w:r>
         <w:t xml:space="preserve">아래 </w:t>
       </w:r>
       <w:r>
@@ -17362,6 +17611,408 @@
       </w:r>
       <w:r>
         <w:t xml:space="preserve">을 누르면 진단이 나옵니다.</w:t>
+      </w:r>
+    </w:p>
+    <w:tbl>
+      <w:tblPr>
+        <w:tblW w:type="dxa" w:w="9406"/>
+        <w:tblBorders>
+          <w:top w:val="single" w:color="auto" w:sz="4"/>
+          <w:left w:val="single" w:color="auto" w:sz="4"/>
+          <w:bottom w:val="single" w:color="auto" w:sz="4"/>
+          <w:right w:val="single" w:color="auto" w:sz="4"/>
+          <w:insideH w:val="single" w:color="auto" w:sz="4"/>
+          <w:insideV w:val="single" w:color="auto" w:sz="4"/>
+        </w:tblBorders>
+      </w:tblPr>
+      <w:tblGrid>
+        <w:gridCol w:w="2352"/>
+        <w:gridCol w:w="7055"/>
+      </w:tblGrid>
+      <w:tr>
+        <w:trPr>
+          <w:tblHeader/>
+        </w:trPr>
+        <w:tc>
+          <w:tcPr>
+            <w:tcW w:type="dxa" w:w="2352"/>
+            <w:tcBorders>
+              <w:top w:val="single" w:color="D1D5DB" w:sz="4"/>
+              <w:left w:val="single" w:color="D1D5DB" w:sz="4"/>
+              <w:bottom w:val="single" w:color="D1D5DB" w:sz="4"/>
+              <w:right w:val="single" w:color="D1D5DB" w:sz="4"/>
+            </w:tcBorders>
+            <w:shd w:fill="E6F2F0" w:color="auto" w:val="clear"/>
+            <w:tcMar>
+              <w:top w:type="dxa" w:w="80"/>
+              <w:left w:type="dxa" w:w="120"/>
+              <w:bottom w:type="dxa" w:w="80"/>
+              <w:right w:type="dxa" w:w="120"/>
+            </w:tcMar>
+            <w:vAlign w:val="center"/>
+          </w:tcPr>
+          <w:p>
+            <w:pPr>
+              <w:spacing w:after="0" w:line="290"/>
+            </w:pPr>
+            <w:r>
+              <w:rPr>
+                <w:b/>
+                <w:bCs/>
+                <w:sz w:val="20"/>
+                <w:szCs w:val="20"/>
+              </w:rPr>
+              <w:t xml:space="preserve">항목</w:t>
+            </w:r>
+          </w:p>
+        </w:tc>
+        <w:tc>
+          <w:tcPr>
+            <w:tcW w:type="dxa" w:w="7055"/>
+            <w:tcBorders>
+              <w:top w:val="single" w:color="D1D5DB" w:sz="4"/>
+              <w:left w:val="single" w:color="D1D5DB" w:sz="4"/>
+              <w:bottom w:val="single" w:color="D1D5DB" w:sz="4"/>
+              <w:right w:val="single" w:color="D1D5DB" w:sz="4"/>
+            </w:tcBorders>
+            <w:shd w:fill="E6F2F0" w:color="auto" w:val="clear"/>
+            <w:tcMar>
+              <w:top w:type="dxa" w:w="80"/>
+              <w:left w:type="dxa" w:w="120"/>
+              <w:bottom w:type="dxa" w:w="80"/>
+              <w:right w:type="dxa" w:w="120"/>
+            </w:tcMar>
+            <w:vAlign w:val="center"/>
+          </w:tcPr>
+          <w:p>
+            <w:pPr>
+              <w:spacing w:after="0" w:line="290"/>
+            </w:pPr>
+            <w:r>
+              <w:rPr>
+                <w:b/>
+                <w:bCs/>
+                <w:sz w:val="20"/>
+                <w:szCs w:val="20"/>
+              </w:rPr>
+              <w:t xml:space="preserve">내용</w:t>
+            </w:r>
+          </w:p>
+        </w:tc>
+      </w:tr>
+      <w:tr>
+        <w:tc>
+          <w:tcPr>
+            <w:tcW w:type="dxa" w:w="2352"/>
+            <w:tcBorders>
+              <w:top w:val="single" w:color="D1D5DB" w:sz="4"/>
+              <w:left w:val="single" w:color="D1D5DB" w:sz="4"/>
+              <w:bottom w:val="single" w:color="D1D5DB" w:sz="4"/>
+              <w:right w:val="single" w:color="D1D5DB" w:sz="4"/>
+            </w:tcBorders>
+            <w:shd w:fill="FAFAF9" w:color="auto" w:val="clear"/>
+            <w:tcMar>
+              <w:top w:type="dxa" w:w="80"/>
+              <w:left w:type="dxa" w:w="120"/>
+              <w:bottom w:type="dxa" w:w="80"/>
+              <w:right w:type="dxa" w:w="120"/>
+            </w:tcMar>
+            <w:vAlign w:val="center"/>
+          </w:tcPr>
+          <w:p>
+            <w:pPr>
+              <w:spacing w:after="0" w:line="290"/>
+            </w:pPr>
+            <w:r>
+              <w:rPr>
+                <w:b w:val="false"/>
+                <w:bCs w:val="false"/>
+                <w:sz w:val="20"/>
+                <w:szCs w:val="20"/>
+              </w:rPr>
+              <w:t xml:space="preserve">같은 조건끼리만</w:t>
+            </w:r>
+          </w:p>
+        </w:tc>
+        <w:tc>
+          <w:tcPr>
+            <w:tcW w:type="dxa" w:w="7055"/>
+            <w:tcBorders>
+              <w:top w:val="single" w:color="D1D5DB" w:sz="4"/>
+              <w:left w:val="single" w:color="D1D5DB" w:sz="4"/>
+              <w:bottom w:val="single" w:color="D1D5DB" w:sz="4"/>
+              <w:right w:val="single" w:color="D1D5DB" w:sz="4"/>
+            </w:tcBorders>
+            <w:tcMar>
+              <w:top w:type="dxa" w:w="80"/>
+              <w:left w:type="dxa" w:w="120"/>
+              <w:bottom w:type="dxa" w:w="80"/>
+              <w:right w:type="dxa" w:w="120"/>
+            </w:tcMar>
+            <w:vAlign w:val="center"/>
+          </w:tcPr>
+          <w:p>
+            <w:pPr>
+              <w:spacing w:after="0" w:line="290"/>
+            </w:pPr>
+            <w:r>
+              <w:rPr>
+                <w:b w:val="false"/>
+                <w:bCs w:val="false"/>
+                <w:sz w:val="20"/>
+                <w:szCs w:val="20"/>
+              </w:rPr>
+              <w:t xml:space="preserve">범함수·기저(계산식)와 용매 환경이 같은 결과끼리만 비교. 조건을 바꾸면 바구니가 비워지고, 다른 조건의 결과는 알림과 함께 빠짐</w:t>
+            </w:r>
+          </w:p>
+        </w:tc>
+      </w:tr>
+      <w:tr>
+        <w:tc>
+          <w:tcPr>
+            <w:tcW w:type="dxa" w:w="2352"/>
+            <w:tcBorders>
+              <w:top w:val="single" w:color="D1D5DB" w:sz="4"/>
+              <w:left w:val="single" w:color="D1D5DB" w:sz="4"/>
+              <w:bottom w:val="single" w:color="D1D5DB" w:sz="4"/>
+              <w:right w:val="single" w:color="D1D5DB" w:sz="4"/>
+            </w:tcBorders>
+            <w:shd w:fill="FAFAF9" w:color="auto" w:val="clear"/>
+            <w:tcMar>
+              <w:top w:type="dxa" w:w="80"/>
+              <w:left w:type="dxa" w:w="120"/>
+              <w:bottom w:type="dxa" w:w="80"/>
+              <w:right w:type="dxa" w:w="120"/>
+            </w:tcMar>
+            <w:vAlign w:val="center"/>
+          </w:tcPr>
+          <w:p>
+            <w:pPr>
+              <w:spacing w:after="0" w:line="290"/>
+            </w:pPr>
+            <w:r>
+              <w:rPr>
+                <w:b w:val="false"/>
+                <w:bCs w:val="false"/>
+                <w:sz w:val="20"/>
+                <w:szCs w:val="20"/>
+              </w:rPr>
+              <w:t xml:space="preserve">비교 바구니</w:t>
+            </w:r>
+          </w:p>
+        </w:tc>
+        <w:tc>
+          <w:tcPr>
+            <w:tcW w:type="dxa" w:w="7055"/>
+            <w:tcBorders>
+              <w:top w:val="single" w:color="D1D5DB" w:sz="4"/>
+              <w:left w:val="single" w:color="D1D5DB" w:sz="4"/>
+              <w:bottom w:val="single" w:color="D1D5DB" w:sz="4"/>
+              <w:right w:val="single" w:color="D1D5DB" w:sz="4"/>
+            </w:tcBorders>
+            <w:tcMar>
+              <w:top w:type="dxa" w:w="80"/>
+              <w:left w:type="dxa" w:w="120"/>
+              <w:bottom w:type="dxa" w:w="80"/>
+              <w:right w:type="dxa" w:w="120"/>
+            </w:tcMar>
+            <w:vAlign w:val="center"/>
+          </w:tcPr>
+          <w:p>
+            <w:pPr>
+              <w:spacing w:after="0" w:line="290"/>
+            </w:pPr>
+            <w:r>
+              <w:rPr>
+                <w:b w:val="false"/>
+                <w:bCs w:val="false"/>
+                <w:sz w:val="20"/>
+                <w:szCs w:val="20"/>
+              </w:rPr>
+              <w:t xml:space="preserve">고른 순서대로 번호 1–8과 그래프 색. ✕로 빼기, </w:t>
+            </w:r>
+            <w:r>
+              <w:rPr>
+                <w:b w:val="false"/>
+                <w:bCs w:val="false"/>
+                <w:sz w:val="20"/>
+                <w:szCs w:val="20"/>
+              </w:rPr>
+              <w:t xml:space="preserve">비우기</w:t>
+            </w:r>
+            <w:r>
+              <w:rPr>
+                <w:b w:val="false"/>
+                <w:bCs w:val="false"/>
+                <w:sz w:val="20"/>
+                <w:szCs w:val="20"/>
+              </w:rPr>
+              <w:t xml:space="preserve">로 모두 빼기. 한 번에 8개까지(그래프 색이 8가지)</w:t>
+            </w:r>
+          </w:p>
+        </w:tc>
+      </w:tr>
+      <w:tr>
+        <w:tc>
+          <w:tcPr>
+            <w:tcW w:type="dxa" w:w="2352"/>
+            <w:tcBorders>
+              <w:top w:val="single" w:color="D1D5DB" w:sz="4"/>
+              <w:left w:val="single" w:color="D1D5DB" w:sz="4"/>
+              <w:bottom w:val="single" w:color="D1D5DB" w:sz="4"/>
+              <w:right w:val="single" w:color="D1D5DB" w:sz="4"/>
+            </w:tcBorders>
+            <w:shd w:fill="FAFAF9" w:color="auto" w:val="clear"/>
+            <w:tcMar>
+              <w:top w:type="dxa" w:w="80"/>
+              <w:left w:type="dxa" w:w="120"/>
+              <w:bottom w:type="dxa" w:w="80"/>
+              <w:right w:type="dxa" w:w="120"/>
+            </w:tcMar>
+            <w:vAlign w:val="center"/>
+          </w:tcPr>
+          <w:p>
+            <w:pPr>
+              <w:spacing w:after="0" w:line="290"/>
+            </w:pPr>
+            <w:r>
+              <w:rPr>
+                <w:b w:val="false"/>
+                <w:bCs w:val="false"/>
+                <w:sz w:val="20"/>
+                <w:szCs w:val="20"/>
+              </w:rPr>
+              <w:t xml:space="preserve">목록 탭</w:t>
+            </w:r>
+          </w:p>
+        </w:tc>
+        <w:tc>
+          <w:tcPr>
+            <w:tcW w:type="dxa" w:w="7055"/>
+            <w:tcBorders>
+              <w:top w:val="single" w:color="D1D5DB" w:sz="4"/>
+              <w:left w:val="single" w:color="D1D5DB" w:sz="4"/>
+              <w:bottom w:val="single" w:color="D1D5DB" w:sz="4"/>
+              <w:right w:val="single" w:color="D1D5DB" w:sz="4"/>
+            </w:tcBorders>
+            <w:tcMar>
+              <w:top w:type="dxa" w:w="80"/>
+              <w:left w:type="dxa" w:w="120"/>
+              <w:bottom w:type="dxa" w:w="80"/>
+              <w:right w:type="dxa" w:w="120"/>
+            </w:tcMar>
+            <w:vAlign w:val="center"/>
+          </w:tcPr>
+          <w:p>
+            <w:pPr>
+              <w:spacing w:after="0" w:line="290"/>
+            </w:pPr>
+            <w:r>
+              <w:rPr>
+                <w:b w:val="false"/>
+                <w:bCs w:val="false"/>
+                <w:sz w:val="20"/>
+                <w:szCs w:val="20"/>
+              </w:rPr>
+              <w:t xml:space="preserve">한 줄에 이름 · 분류 · 계산일. 같은 이름의 결과가 여럿이면 작업 ID 끝 6자리를 함께 표시</w:t>
+            </w:r>
+          </w:p>
+        </w:tc>
+      </w:tr>
+      <w:tr>
+        <w:tc>
+          <w:tcPr>
+            <w:tcW w:type="dxa" w:w="2352"/>
+            <w:tcBorders>
+              <w:top w:val="single" w:color="D1D5DB" w:sz="4"/>
+              <w:left w:val="single" w:color="D1D5DB" w:sz="4"/>
+              <w:bottom w:val="single" w:color="D1D5DB" w:sz="4"/>
+              <w:right w:val="single" w:color="D1D5DB" w:sz="4"/>
+            </w:tcBorders>
+            <w:shd w:fill="FAFAF9" w:color="auto" w:val="clear"/>
+            <w:tcMar>
+              <w:top w:type="dxa" w:w="80"/>
+              <w:left w:type="dxa" w:w="120"/>
+              <w:bottom w:type="dxa" w:w="80"/>
+              <w:right w:type="dxa" w:w="120"/>
+            </w:tcMar>
+            <w:vAlign w:val="center"/>
+          </w:tcPr>
+          <w:p>
+            <w:pPr>
+              <w:spacing w:after="0" w:line="290"/>
+            </w:pPr>
+            <w:r>
+              <w:rPr>
+                <w:b w:val="false"/>
+                <w:bCs w:val="false"/>
+                <w:sz w:val="20"/>
+                <w:szCs w:val="20"/>
+              </w:rPr>
+              <w:t xml:space="preserve">HOMO–LUMO 그래프 탭</w:t>
+            </w:r>
+          </w:p>
+        </w:tc>
+        <w:tc>
+          <w:tcPr>
+            <w:tcW w:type="dxa" w:w="7055"/>
+            <w:tcBorders>
+              <w:top w:val="single" w:color="D1D5DB" w:sz="4"/>
+              <w:left w:val="single" w:color="D1D5DB" w:sz="4"/>
+              <w:bottom w:val="single" w:color="D1D5DB" w:sz="4"/>
+              <w:right w:val="single" w:color="D1D5DB" w:sz="4"/>
+            </w:tcBorders>
+            <w:tcMar>
+              <w:top w:type="dxa" w:w="80"/>
+              <w:left w:type="dxa" w:w="120"/>
+              <w:bottom w:type="dxa" w:w="80"/>
+              <w:right w:type="dxa" w:w="120"/>
+            </w:tcMar>
+            <w:vAlign w:val="center"/>
+          </w:tcPr>
+          <w:p>
+            <w:pPr>
+              <w:spacing w:after="0" w:line="290"/>
+            </w:pPr>
+            <w:r>
+              <w:rPr>
+                <w:b w:val="false"/>
+                <w:bCs w:val="false"/>
+                <w:sz w:val="20"/>
+                <w:szCs w:val="20"/>
+              </w:rPr>
+              <w:t xml:space="preserve">가로 HOMO, 세로 LUMO. 점에 마우스를 올리면 이름·값, 누르면 바구니에 담김. HOMO·LUMO 값이 없는 결과는 목록 탭에서 선택</w:t>
+            </w:r>
+          </w:p>
+        </w:tc>
+      </w:tr>
+    </w:tbl>
+    <w:p>
+      <w:pPr>
+        <w:pBdr>
+          <w:left w:val="single" w:color="0F766E" w:sz="20" w:space="10"/>
+        </w:pBdr>
+        <w:shd w:fill="F0FDFA" w:color="auto" w:val="clear"/>
+        <w:spacing w:after="180" w:before="60" w:line="320"/>
+        <w:ind w:left="240" w:right="120"/>
+      </w:pPr>
+      <w:r>
+        <w:rPr>
+          <w:b/>
+          <w:bCs/>
+          <w:color w:val="0F766E"/>
+          <w:sz w:val="21"/>
+          <w:szCs w:val="21"/>
+        </w:rPr>
+        <w:t xml:space="preserve">TIP  </w:t>
+      </w:r>
+      <w:r>
+        <w:rPr>
+          <w:color w:val="374151"/>
+          <w:sz w:val="20"/>
+          <w:szCs w:val="20"/>
+        </w:rPr>
+        <w:t xml:space="preserve">예전 혼합 용매 이름(예: «smd:ec-dmc-11»)으로 계산한 결과와 새 라이브러리 혼합 용매(예: «혼합: EC/DMC (1:1)»)로 계산한 결과는 다른 조건으로 봅니다. 함께 비교하려면 같은 조건으로 다시 계산하세요.</w:t>
       </w:r>
     </w:p>
     <w:p>
@@ -17467,7 +18118,7 @@
         <w:spacing w:after="140" w:line="340"/>
       </w:pPr>
       <w:r>
-        <w:t xml:space="preserve">DFT 계산에서 범함수를 여러 개 고르면 범함수마다 작업이 만들어집니다. 물질 비교에서 나란히 놓으면 방법에 따른 값 차이를 볼 수 있습니다.</w:t>
+        <w:t xml:space="preserve">DFT 계산에서 범함수를 여러 개 고르면 범함수마다 작업이 만들어집니다. 물질 비교는 같은 계산식끼리만 되므로, 비교 조건을 범함수별로 바꿔 가며 같은 후보들의 순위가 유지되는지 확인하세요. 방법에 따른 절대값 차이는 «벤치마크»(7.9)에서 논문 값과 함께 봅니다.</w:t>
       </w:r>
     </w:p>
     <w:p>
@@ -17489,7 +18140,7 @@
         <w:spacing w:after="90" w:line="330"/>
       </w:pPr>
       <w:r>
-        <w:t xml:space="preserve">두 개 이상 고르면 범함수·기저·용매·전하가 같은지 검사해 다르면 </w:t>
+        <w:t xml:space="preserve">계산식·용매는 비교 조건에서 이미 같게 맞춰집니다. 그 밖에 전하·다중도 등이 다르면 </w:t>
       </w:r>
       <w:r>
         <w:rPr>
@@ -17499,7 +18150,7 @@
         <w:t xml:space="preserve">노란 경고 띠</w:t>
       </w:r>
       <w:r>
-        <w:t xml:space="preserve">에 어느 후보가 어떻게 다른지 표시합니다. «같은 조건으로 일괄 재계산»을 누르면 첫 번째 후보의 조건으로 나머지를 새 작업으로 제출합니다.</w:t>
+        <w:t xml:space="preserve">에 어느 후보가 어떻게 다른지 표시합니다. 조건이 모두 같으면 «선택한 결과의 계산 조건이 같습니다»가 나옵니다.</w:t>
       </w:r>
     </w:p>
     <w:p>
@@ -21696,6 +22347,543 @@
     </w:p>
     <w:p>
       <w:pPr>
+        <w:pStyle w:val="Heading2"/>
+        <w:spacing w:after="150" w:before="340"/>
+      </w:pPr>
+      <w:r>
+        <w:t xml:space="preserve">11.1 삭제와 휴지통</w:t>
+      </w:r>
+    </w:p>
+    <w:p>
+      <w:pPr>
+        <w:spacing w:after="140" w:line="340"/>
+      </w:pPr>
+      <w:r>
+        <w:t xml:space="preserve">결과를 지우면 </w:t>
+      </w:r>
+      <w:r>
+        <w:rPr>
+          <w:b/>
+          <w:bCs/>
+        </w:rPr>
+        <w:t xml:space="preserve">그 작업의 결과와 계산 모니터 기록이 함께</w:t>
+      </w:r>
+      <w:r>
+        <w:t xml:space="preserve"> 휴지통으로 옮겨집니다. 원본 로그 · 이벤트 기록 · 최적화 궤적 · 궤도 격자 · 체크포인트 파일도 같이 옮겨지므로, 결과 목록 · 계산 모니터 · 물질 비교 · 분자 라이브러리의 계산 이력에서 모두 사라집니다. 휴지통에서 되살리면 모두 원래대로 돌아옵니다.</w:t>
+      </w:r>
+    </w:p>
+    <w:tbl>
+      <w:tblPr>
+        <w:tblW w:type="dxa" w:w="9406"/>
+        <w:tblBorders>
+          <w:top w:val="single" w:color="auto" w:sz="4"/>
+          <w:left w:val="single" w:color="auto" w:sz="4"/>
+          <w:bottom w:val="single" w:color="auto" w:sz="4"/>
+          <w:right w:val="single" w:color="auto" w:sz="4"/>
+          <w:insideH w:val="single" w:color="auto" w:sz="4"/>
+          <w:insideV w:val="single" w:color="auto" w:sz="4"/>
+        </w:tblBorders>
+      </w:tblPr>
+      <w:tblGrid>
+        <w:gridCol w:w="2352"/>
+        <w:gridCol w:w="7055"/>
+      </w:tblGrid>
+      <w:tr>
+        <w:trPr>
+          <w:tblHeader/>
+        </w:trPr>
+        <w:tc>
+          <w:tcPr>
+            <w:tcW w:type="dxa" w:w="2352"/>
+            <w:tcBorders>
+              <w:top w:val="single" w:color="D1D5DB" w:sz="4"/>
+              <w:left w:val="single" w:color="D1D5DB" w:sz="4"/>
+              <w:bottom w:val="single" w:color="D1D5DB" w:sz="4"/>
+              <w:right w:val="single" w:color="D1D5DB" w:sz="4"/>
+            </w:tcBorders>
+            <w:shd w:fill="E6F2F0" w:color="auto" w:val="clear"/>
+            <w:tcMar>
+              <w:top w:type="dxa" w:w="80"/>
+              <w:left w:type="dxa" w:w="120"/>
+              <w:bottom w:type="dxa" w:w="80"/>
+              <w:right w:type="dxa" w:w="120"/>
+            </w:tcMar>
+            <w:vAlign w:val="center"/>
+          </w:tcPr>
+          <w:p>
+            <w:pPr>
+              <w:spacing w:after="0" w:line="290"/>
+            </w:pPr>
+            <w:r>
+              <w:rPr>
+                <w:b/>
+                <w:bCs/>
+                <w:sz w:val="20"/>
+                <w:szCs w:val="20"/>
+              </w:rPr>
+              <w:t xml:space="preserve">어디서</w:t>
+            </w:r>
+          </w:p>
+        </w:tc>
+        <w:tc>
+          <w:tcPr>
+            <w:tcW w:type="dxa" w:w="7055"/>
+            <w:tcBorders>
+              <w:top w:val="single" w:color="D1D5DB" w:sz="4"/>
+              <w:left w:val="single" w:color="D1D5DB" w:sz="4"/>
+              <w:bottom w:val="single" w:color="D1D5DB" w:sz="4"/>
+              <w:right w:val="single" w:color="D1D5DB" w:sz="4"/>
+            </w:tcBorders>
+            <w:shd w:fill="E6F2F0" w:color="auto" w:val="clear"/>
+            <w:tcMar>
+              <w:top w:type="dxa" w:w="80"/>
+              <w:left w:type="dxa" w:w="120"/>
+              <w:bottom w:type="dxa" w:w="80"/>
+              <w:right w:type="dxa" w:w="120"/>
+            </w:tcMar>
+            <w:vAlign w:val="center"/>
+          </w:tcPr>
+          <w:p>
+            <w:pPr>
+              <w:spacing w:after="0" w:line="290"/>
+            </w:pPr>
+            <w:r>
+              <w:rPr>
+                <w:b/>
+                <w:bCs/>
+                <w:sz w:val="20"/>
+                <w:szCs w:val="20"/>
+              </w:rPr>
+              <w:t xml:space="preserve">방법</w:t>
+            </w:r>
+          </w:p>
+        </w:tc>
+      </w:tr>
+      <w:tr>
+        <w:tc>
+          <w:tcPr>
+            <w:tcW w:type="dxa" w:w="2352"/>
+            <w:tcBorders>
+              <w:top w:val="single" w:color="D1D5DB" w:sz="4"/>
+              <w:left w:val="single" w:color="D1D5DB" w:sz="4"/>
+              <w:bottom w:val="single" w:color="D1D5DB" w:sz="4"/>
+              <w:right w:val="single" w:color="D1D5DB" w:sz="4"/>
+            </w:tcBorders>
+            <w:shd w:fill="FAFAF9" w:color="auto" w:val="clear"/>
+            <w:tcMar>
+              <w:top w:type="dxa" w:w="80"/>
+              <w:left w:type="dxa" w:w="120"/>
+              <w:bottom w:type="dxa" w:w="80"/>
+              <w:right w:type="dxa" w:w="120"/>
+            </w:tcMar>
+            <w:vAlign w:val="center"/>
+          </w:tcPr>
+          <w:p>
+            <w:pPr>
+              <w:spacing w:after="0" w:line="290"/>
+            </w:pPr>
+            <w:r>
+              <w:rPr>
+                <w:b w:val="false"/>
+                <w:bCs w:val="false"/>
+                <w:sz w:val="20"/>
+                <w:szCs w:val="20"/>
+              </w:rPr>
+              <w:t xml:space="preserve">결과 상세</w:t>
+            </w:r>
+          </w:p>
+        </w:tc>
+        <w:tc>
+          <w:tcPr>
+            <w:tcW w:type="dxa" w:w="7055"/>
+            <w:tcBorders>
+              <w:top w:val="single" w:color="D1D5DB" w:sz="4"/>
+              <w:left w:val="single" w:color="D1D5DB" w:sz="4"/>
+              <w:bottom w:val="single" w:color="D1D5DB" w:sz="4"/>
+              <w:right w:val="single" w:color="D1D5DB" w:sz="4"/>
+            </w:tcBorders>
+            <w:tcMar>
+              <w:top w:type="dxa" w:w="80"/>
+              <w:left w:type="dxa" w:w="120"/>
+              <w:bottom w:type="dxa" w:w="80"/>
+              <w:right w:type="dxa" w:w="120"/>
+            </w:tcMar>
+            <w:vAlign w:val="center"/>
+          </w:tcPr>
+          <w:p>
+            <w:pPr>
+              <w:spacing w:after="0" w:line="290"/>
+            </w:pPr>
+            <w:r>
+              <w:rPr>
+                <w:b w:val="false"/>
+                <w:bCs w:val="false"/>
+                <w:sz w:val="20"/>
+                <w:szCs w:val="20"/>
+              </w:rPr>
+              <w:t xml:space="preserve">«DFT 계산 결과»에서 결과를 열고 오른쪽 위 </w:t>
+            </w:r>
+            <w:r>
+              <w:rPr>
+                <w:b w:val="false"/>
+                <w:bCs w:val="false"/>
+                <w:sz w:val="20"/>
+                <w:szCs w:val="20"/>
+              </w:rPr>
+              <w:t xml:space="preserve">휴지통으로</w:t>
+            </w:r>
+          </w:p>
+        </w:tc>
+      </w:tr>
+      <w:tr>
+        <w:tc>
+          <w:tcPr>
+            <w:tcW w:type="dxa" w:w="2352"/>
+            <w:tcBorders>
+              <w:top w:val="single" w:color="D1D5DB" w:sz="4"/>
+              <w:left w:val="single" w:color="D1D5DB" w:sz="4"/>
+              <w:bottom w:val="single" w:color="D1D5DB" w:sz="4"/>
+              <w:right w:val="single" w:color="D1D5DB" w:sz="4"/>
+            </w:tcBorders>
+            <w:shd w:fill="FAFAF9" w:color="auto" w:val="clear"/>
+            <w:tcMar>
+              <w:top w:type="dxa" w:w="80"/>
+              <w:left w:type="dxa" w:w="120"/>
+              <w:bottom w:type="dxa" w:w="80"/>
+              <w:right w:type="dxa" w:w="120"/>
+            </w:tcMar>
+            <w:vAlign w:val="center"/>
+          </w:tcPr>
+          <w:p>
+            <w:pPr>
+              <w:spacing w:after="0" w:line="290"/>
+            </w:pPr>
+            <w:r>
+              <w:rPr>
+                <w:b w:val="false"/>
+                <w:bCs w:val="false"/>
+                <w:sz w:val="20"/>
+                <w:szCs w:val="20"/>
+              </w:rPr>
+              <w:t xml:space="preserve">작업 큐</w:t>
+            </w:r>
+          </w:p>
+        </w:tc>
+        <w:tc>
+          <w:tcPr>
+            <w:tcW w:type="dxa" w:w="7055"/>
+            <w:tcBorders>
+              <w:top w:val="single" w:color="D1D5DB" w:sz="4"/>
+              <w:left w:val="single" w:color="D1D5DB" w:sz="4"/>
+              <w:bottom w:val="single" w:color="D1D5DB" w:sz="4"/>
+              <w:right w:val="single" w:color="D1D5DB" w:sz="4"/>
+            </w:tcBorders>
+            <w:tcMar>
+              <w:top w:type="dxa" w:w="80"/>
+              <w:left w:type="dxa" w:w="120"/>
+              <w:bottom w:type="dxa" w:w="80"/>
+              <w:right w:type="dxa" w:w="120"/>
+            </w:tcMar>
+            <w:vAlign w:val="center"/>
+          </w:tcPr>
+          <w:p>
+            <w:pPr>
+              <w:spacing w:after="0" w:line="290"/>
+            </w:pPr>
+            <w:r>
+              <w:rPr>
+                <w:b w:val="false"/>
+                <w:bCs w:val="false"/>
+                <w:sz w:val="20"/>
+                <w:szCs w:val="20"/>
+              </w:rPr>
+              <w:t xml:space="preserve">행의 </w:t>
+            </w:r>
+            <w:r>
+              <w:rPr>
+                <w:b w:val="false"/>
+                <w:bCs w:val="false"/>
+                <w:sz w:val="20"/>
+                <w:szCs w:val="20"/>
+              </w:rPr>
+              <w:t xml:space="preserve">삭제</w:t>
+            </w:r>
+            <w:r>
+              <w:rPr>
+                <w:b w:val="false"/>
+                <w:bCs w:val="false"/>
+                <w:sz w:val="20"/>
+                <w:szCs w:val="20"/>
+              </w:rPr>
+              <w:t xml:space="preserve">, 또는 여러 작업을 체크하고 </w:t>
+            </w:r>
+            <w:r>
+              <w:rPr>
+                <w:b w:val="false"/>
+                <w:bCs w:val="false"/>
+                <w:sz w:val="20"/>
+                <w:szCs w:val="20"/>
+              </w:rPr>
+              <w:t xml:space="preserve">선택 삭제</w:t>
+            </w:r>
+          </w:p>
+        </w:tc>
+      </w:tr>
+      <w:tr>
+        <w:tc>
+          <w:tcPr>
+            <w:tcW w:type="dxa" w:w="2352"/>
+            <w:tcBorders>
+              <w:top w:val="single" w:color="D1D5DB" w:sz="4"/>
+              <w:left w:val="single" w:color="D1D5DB" w:sz="4"/>
+              <w:bottom w:val="single" w:color="D1D5DB" w:sz="4"/>
+              <w:right w:val="single" w:color="D1D5DB" w:sz="4"/>
+            </w:tcBorders>
+            <w:shd w:fill="FAFAF9" w:color="auto" w:val="clear"/>
+            <w:tcMar>
+              <w:top w:type="dxa" w:w="80"/>
+              <w:left w:type="dxa" w:w="120"/>
+              <w:bottom w:type="dxa" w:w="80"/>
+              <w:right w:type="dxa" w:w="120"/>
+            </w:tcMar>
+            <w:vAlign w:val="center"/>
+          </w:tcPr>
+          <w:p>
+            <w:pPr>
+              <w:spacing w:after="0" w:line="290"/>
+            </w:pPr>
+            <w:r>
+              <w:rPr>
+                <w:b w:val="false"/>
+                <w:bCs w:val="false"/>
+                <w:sz w:val="20"/>
+                <w:szCs w:val="20"/>
+              </w:rPr>
+              <w:t xml:space="preserve">계산 모니터</w:t>
+            </w:r>
+          </w:p>
+        </w:tc>
+        <w:tc>
+          <w:tcPr>
+            <w:tcW w:type="dxa" w:w="7055"/>
+            <w:tcBorders>
+              <w:top w:val="single" w:color="D1D5DB" w:sz="4"/>
+              <w:left w:val="single" w:color="D1D5DB" w:sz="4"/>
+              <w:bottom w:val="single" w:color="D1D5DB" w:sz="4"/>
+              <w:right w:val="single" w:color="D1D5DB" w:sz="4"/>
+            </w:tcBorders>
+            <w:tcMar>
+              <w:top w:type="dxa" w:w="80"/>
+              <w:left w:type="dxa" w:w="120"/>
+              <w:bottom w:type="dxa" w:w="80"/>
+              <w:right w:type="dxa" w:w="120"/>
+            </w:tcMar>
+            <w:vAlign w:val="center"/>
+          </w:tcPr>
+          <w:p>
+            <w:pPr>
+              <w:spacing w:after="0" w:line="290"/>
+            </w:pPr>
+            <w:r>
+              <w:rPr>
+                <w:b w:val="false"/>
+                <w:bCs w:val="false"/>
+                <w:sz w:val="20"/>
+                <w:szCs w:val="20"/>
+              </w:rPr>
+              <w:t xml:space="preserve">작업을 열고 상세 위 </w:t>
+            </w:r>
+            <w:r>
+              <w:rPr>
+                <w:b w:val="false"/>
+                <w:bCs w:val="false"/>
+                <w:sz w:val="20"/>
+                <w:szCs w:val="20"/>
+              </w:rPr>
+              <w:t xml:space="preserve">휴지통으로</w:t>
+            </w:r>
+          </w:p>
+        </w:tc>
+      </w:tr>
+      <w:tr>
+        <w:tc>
+          <w:tcPr>
+            <w:tcW w:type="dxa" w:w="2352"/>
+            <w:tcBorders>
+              <w:top w:val="single" w:color="D1D5DB" w:sz="4"/>
+              <w:left w:val="single" w:color="D1D5DB" w:sz="4"/>
+              <w:bottom w:val="single" w:color="D1D5DB" w:sz="4"/>
+              <w:right w:val="single" w:color="D1D5DB" w:sz="4"/>
+            </w:tcBorders>
+            <w:shd w:fill="FAFAF9" w:color="auto" w:val="clear"/>
+            <w:tcMar>
+              <w:top w:type="dxa" w:w="80"/>
+              <w:left w:type="dxa" w:w="120"/>
+              <w:bottom w:type="dxa" w:w="80"/>
+              <w:right w:type="dxa" w:w="120"/>
+            </w:tcMar>
+            <w:vAlign w:val="center"/>
+          </w:tcPr>
+          <w:p>
+            <w:pPr>
+              <w:spacing w:after="0" w:line="290"/>
+            </w:pPr>
+            <w:r>
+              <w:rPr>
+                <w:b w:val="false"/>
+                <w:bCs w:val="false"/>
+                <w:sz w:val="20"/>
+                <w:szCs w:val="20"/>
+              </w:rPr>
+              <w:t xml:space="preserve">휴지통</w:t>
+            </w:r>
+          </w:p>
+        </w:tc>
+        <w:tc>
+          <w:tcPr>
+            <w:tcW w:type="dxa" w:w="7055"/>
+            <w:tcBorders>
+              <w:top w:val="single" w:color="D1D5DB" w:sz="4"/>
+              <w:left w:val="single" w:color="D1D5DB" w:sz="4"/>
+              <w:bottom w:val="single" w:color="D1D5DB" w:sz="4"/>
+              <w:right w:val="single" w:color="D1D5DB" w:sz="4"/>
+            </w:tcBorders>
+            <w:tcMar>
+              <w:top w:type="dxa" w:w="80"/>
+              <w:left w:type="dxa" w:w="120"/>
+              <w:bottom w:type="dxa" w:w="80"/>
+              <w:right w:type="dxa" w:w="120"/>
+            </w:tcMar>
+            <w:vAlign w:val="center"/>
+          </w:tcPr>
+          <w:p>
+            <w:pPr>
+              <w:spacing w:after="0" w:line="290"/>
+            </w:pPr>
+            <w:r>
+              <w:rPr>
+                <w:b w:val="false"/>
+                <w:bCs w:val="false"/>
+                <w:sz w:val="20"/>
+                <w:szCs w:val="20"/>
+              </w:rPr>
+              <w:t xml:space="preserve">«DFT 계산 결과» 맨 아래 </w:t>
+            </w:r>
+            <w:r>
+              <w:rPr>
+                <w:b w:val="false"/>
+                <w:bCs w:val="false"/>
+                <w:sz w:val="20"/>
+                <w:szCs w:val="20"/>
+              </w:rPr>
+              <w:t xml:space="preserve">휴지통</w:t>
+            </w:r>
+            <w:r>
+              <w:rPr>
+                <w:b w:val="false"/>
+                <w:bCs w:val="false"/>
+                <w:sz w:val="20"/>
+                <w:szCs w:val="20"/>
+              </w:rPr>
+              <w:t xml:space="preserve">을 펼쳐 </w:t>
+            </w:r>
+            <w:r>
+              <w:rPr>
+                <w:b w:val="false"/>
+                <w:bCs w:val="false"/>
+                <w:sz w:val="20"/>
+                <w:szCs w:val="20"/>
+              </w:rPr>
+              <w:t xml:space="preserve">되살리기</w:t>
+            </w:r>
+            <w:r>
+              <w:rPr>
+                <w:b w:val="false"/>
+                <w:bCs w:val="false"/>
+                <w:sz w:val="20"/>
+                <w:szCs w:val="20"/>
+              </w:rPr>
+              <w:t xml:space="preserve"> 또는 </w:t>
+            </w:r>
+            <w:r>
+              <w:rPr>
+                <w:b w:val="false"/>
+                <w:bCs w:val="false"/>
+                <w:sz w:val="20"/>
+                <w:szCs w:val="20"/>
+              </w:rPr>
+              <w:t xml:space="preserve">영구 삭제</w:t>
+            </w:r>
+          </w:p>
+        </w:tc>
+      </w:tr>
+    </w:tbl>
+    <w:p>
+      <w:pPr>
+        <w:pBdr>
+          <w:left w:val="single" w:color="B45309" w:sz="20" w:space="10"/>
+        </w:pBdr>
+        <w:shd w:fill="FFF7ED" w:color="auto" w:val="clear"/>
+        <w:spacing w:after="180" w:before="60" w:line="320"/>
+        <w:ind w:left="240" w:right="120"/>
+      </w:pPr>
+      <w:r>
+        <w:rPr>
+          <w:b/>
+          <w:bCs/>
+          <w:color w:val="B45309"/>
+          <w:sz w:val="21"/>
+          <w:szCs w:val="21"/>
+        </w:rPr>
+        <w:t xml:space="preserve">주의  </w:t>
+      </w:r>
+      <w:r>
+        <w:rPr>
+          <w:color w:val="374151"/>
+          <w:sz w:val="20"/>
+          <w:szCs w:val="20"/>
+        </w:rPr>
+        <w:t xml:space="preserve">계산 중이거나 대기 중인 작업은 지울 수 없습니다. 먼저 </w:t>
+      </w:r>
+      <w:r>
+        <w:rPr>
+          <w:b/>
+          <w:bCs/>
+          <w:color w:val="374151"/>
+          <w:sz w:val="20"/>
+          <w:szCs w:val="20"/>
+        </w:rPr>
+        <w:t xml:space="preserve">취소</w:t>
+      </w:r>
+      <w:r>
+        <w:rPr>
+          <w:color w:val="374151"/>
+          <w:sz w:val="20"/>
+          <w:szCs w:val="20"/>
+        </w:rPr>
+        <w:t xml:space="preserve">하세요. </w:t>
+      </w:r>
+      <w:r>
+        <w:rPr>
+          <w:b/>
+          <w:bCs/>
+          <w:color w:val="374151"/>
+          <w:sz w:val="20"/>
+          <w:szCs w:val="20"/>
+        </w:rPr>
+        <w:t xml:space="preserve">영구 삭제</w:t>
+      </w:r>
+      <w:r>
+        <w:rPr>
+          <w:color w:val="374151"/>
+          <w:sz w:val="20"/>
+          <w:szCs w:val="20"/>
+        </w:rPr>
+        <w:t xml:space="preserve">는 되돌릴 수 없습니다. 휴지통은 서버에 있어 같은 서버에 접속한 모든 PC가 같은 휴지통을 봅니다.</w:t>
+      </w:r>
+    </w:p>
+    <w:p>
+      <w:pPr>
         <w:pStyle w:val="Heading1"/>
         <w:pageBreakBefore/>
         <w:spacing w:after="240" w:before="0"/>
@@ -21882,6 +23070,76 @@
       </w:pPr>
       <w:r>
         <w:t xml:space="preserve">용매 경쟁 계산은 정밀 정확도(또는 전문가 설정 «용매 경쟁»)에서만 돕니다. 참조 클러스터는 처음 한 번만 계산해 재사용합니다.</w:t>
+      </w:r>
+    </w:p>
+    <w:p>
+      <w:pPr>
+        <w:spacing w:after="60" w:before="200"/>
+      </w:pPr>
+      <w:r>
+        <w:rPr>
+          <w:b/>
+          <w:bCs/>
+        </w:rPr>
+        <w:t xml:space="preserve">Q. 물질 비교에서 찾는 결과가 목록에 없습니다.</w:t>
+      </w:r>
+    </w:p>
+    <w:p>
+      <w:pPr>
+        <w:spacing w:after="140" w:line="340"/>
+      </w:pPr>
+      <w:r>
+        <w:t xml:space="preserve">비교 조건(계산식 · 용매)이 다른 결과입니다. 맨 위 «비교 조건»을 그 결과의 조건으로 바꾸세요. 다른 조건의 결과끼리는 비교할 수 없습니다.</w:t>
+      </w:r>
+    </w:p>
+    <w:p>
+      <w:pPr>
+        <w:spacing w:after="60" w:before="200"/>
+      </w:pPr>
+      <w:r>
+        <w:rPr>
+          <w:b/>
+          <w:bCs/>
+        </w:rPr>
+        <w:t xml:space="preserve">Q. 업데이트 뒤 화면이 이상하거나 글씨체가 다르게 보입니다.</w:t>
+      </w:r>
+    </w:p>
+    <w:p>
+      <w:pPr>
+        <w:spacing w:after="140" w:line="340"/>
+      </w:pPr>
+      <w:r>
+        <w:t xml:space="preserve">Ctrl + F5로 새로고침하세요. 글씨체 Pretendard는 인터넷에서 불러오므로, 인터넷이 막힌 PC에서는 맑은 고딕으로 보입니다(기능은 같습니다).</w:t>
+      </w:r>
+    </w:p>
+    <w:p>
+      <w:pPr>
+        <w:spacing w:after="60" w:before="200"/>
+      </w:pPr>
+      <w:r>
+        <w:rPr>
+          <w:b/>
+          <w:bCs/>
+        </w:rPr>
+        <w:t xml:space="preserve">Q. 결과를 실수로 지웠습니다.</w:t>
+      </w:r>
+    </w:p>
+    <w:p>
+      <w:pPr>
+        <w:spacing w:after="140" w:line="340"/>
+      </w:pPr>
+      <w:r>
+        <w:t xml:space="preserve">«DFT 계산 결과» 맨 아래 휴지통을 펼쳐 </w:t>
+      </w:r>
+      <w:r>
+        <w:rPr>
+          <w:b/>
+          <w:bCs/>
+        </w:rPr>
+        <w:t xml:space="preserve">되살리기</w:t>
+      </w:r>
+      <w:r>
+        <w:t xml:space="preserve">를 누르세요. 결과와 계산 모니터 기록이 그대로 돌아옵니다. «영구 삭제»한 것은 되살릴 수 없습니다.</w:t>
       </w:r>
     </w:p>
     <w:p>
@@ -26904,7 +28162,7 @@
         <w:sz w:val="16"/>
         <w:szCs w:val="16"/>
       </w:rPr>
-      <w:t xml:space="preserve">DFT-Workbench 사용 설명서 v3.8</w:t>
+      <w:t xml:space="preserve">DFT-Workbench 사용 설명서 v3.9</w:t>
     </w:r>
   </w:p>
 </w:hdr>

--- a/docs/07_DFT-Workbench_사용설명서.docx
+++ b/docs/07_DFT-Workbench_사용설명서.docx
@@ -10979,6 +10979,140 @@
                 <w:sz w:val="20"/>
                 <w:szCs w:val="20"/>
               </w:rPr>
+              <w:t xml:space="preserve">시작 구조 · 비틀림 패턴</w:t>
+            </w:r>
+          </w:p>
+        </w:tc>
+        <w:tc>
+          <w:tcPr>
+            <w:tcW w:type="dxa" w:w="6114"/>
+            <w:tcBorders>
+              <w:top w:val="single" w:color="D1D5DB" w:sz="4"/>
+              <w:left w:val="single" w:color="D1D5DB" w:sz="4"/>
+              <w:bottom w:val="single" w:color="D1D5DB" w:sz="4"/>
+              <w:right w:val="single" w:color="D1D5DB" w:sz="4"/>
+            </w:tcBorders>
+            <w:tcMar>
+              <w:top w:type="dxa" w:w="80"/>
+              <w:left w:type="dxa" w:w="120"/>
+              <w:bottom w:type="dxa" w:w="80"/>
+              <w:right w:type="dxa" w:w="120"/>
+            </w:tcMar>
+            <w:vAlign w:val="center"/>
+          </w:tcPr>
+          <w:p>
+            <w:pPr>
+              <w:spacing w:after="0" w:line="290"/>
+            </w:pPr>
+            <w:r>
+              <w:rPr>
+                <w:b w:val="false"/>
+                <w:bCs w:val="false"/>
+                <w:sz w:val="20"/>
+                <w:szCs w:val="20"/>
+              </w:rPr>
+              <w:t xml:space="preserve">자동(conformer 탐색 최저 구조) / all-trans / 비틀림 패턴(T · G · G′ · 각도). 주사슬은 자동 인식</w:t>
+            </w:r>
+          </w:p>
+        </w:tc>
+      </w:tr>
+      <w:tr>
+        <w:tc>
+          <w:tcPr>
+            <w:tcW w:type="dxa" w:w="3292"/>
+            <w:tcBorders>
+              <w:top w:val="single" w:color="D1D5DB" w:sz="4"/>
+              <w:left w:val="single" w:color="D1D5DB" w:sz="4"/>
+              <w:bottom w:val="single" w:color="D1D5DB" w:sz="4"/>
+              <w:right w:val="single" w:color="D1D5DB" w:sz="4"/>
+            </w:tcBorders>
+            <w:shd w:fill="FAFAF9" w:color="auto" w:val="clear"/>
+            <w:tcMar>
+              <w:top w:type="dxa" w:w="80"/>
+              <w:left w:type="dxa" w:w="120"/>
+              <w:bottom w:type="dxa" w:w="80"/>
+              <w:right w:type="dxa" w:w="120"/>
+            </w:tcMar>
+            <w:vAlign w:val="center"/>
+          </w:tcPr>
+          <w:p>
+            <w:pPr>
+              <w:spacing w:after="0" w:line="290"/>
+            </w:pPr>
+            <w:r>
+              <w:rPr>
+                <w:b w:val="false"/>
+                <w:bCs w:val="false"/>
+                <w:sz w:val="20"/>
+                <w:szCs w:val="20"/>
+              </w:rPr>
+              <w:t xml:space="preserve">대표값 기준 · 주사슬 비틀림 고정</w:t>
+            </w:r>
+          </w:p>
+        </w:tc>
+        <w:tc>
+          <w:tcPr>
+            <w:tcW w:type="dxa" w:w="6114"/>
+            <w:tcBorders>
+              <w:top w:val="single" w:color="D1D5DB" w:sz="4"/>
+              <w:left w:val="single" w:color="D1D5DB" w:sz="4"/>
+              <w:bottom w:val="single" w:color="D1D5DB" w:sz="4"/>
+              <w:right w:val="single" w:color="D1D5DB" w:sz="4"/>
+            </w:tcBorders>
+            <w:tcMar>
+              <w:top w:type="dxa" w:w="80"/>
+              <w:left w:type="dxa" w:w="120"/>
+              <w:bottom w:type="dxa" w:w="80"/>
+              <w:right w:type="dxa" w:w="120"/>
+            </w:tcMar>
+            <w:vAlign w:val="center"/>
+          </w:tcPr>
+          <w:p>
+            <w:pPr>
+              <w:spacing w:after="0" w:line="290"/>
+            </w:pPr>
+            <w:r>
+              <w:rPr>
+                <w:b w:val="false"/>
+                <w:bCs w:val="false"/>
+                <w:sz w:val="20"/>
+                <w:szCs w:val="20"/>
+              </w:rPr>
+              <w:t xml:space="preserve">시작 구조의 값 또는 가장 안정한 conformer의 값. 고정하면 최적화 중 사슬 모양 유지(geomeTRIC 필요)</w:t>
+            </w:r>
+          </w:p>
+        </w:tc>
+      </w:tr>
+      <w:tr>
+        <w:tc>
+          <w:tcPr>
+            <w:tcW w:type="dxa" w:w="3292"/>
+            <w:tcBorders>
+              <w:top w:val="single" w:color="D1D5DB" w:sz="4"/>
+              <w:left w:val="single" w:color="D1D5DB" w:sz="4"/>
+              <w:bottom w:val="single" w:color="D1D5DB" w:sz="4"/>
+              <w:right w:val="single" w:color="D1D5DB" w:sz="4"/>
+            </w:tcBorders>
+            <w:shd w:fill="FAFAF9" w:color="auto" w:val="clear"/>
+            <w:tcMar>
+              <w:top w:type="dxa" w:w="80"/>
+              <w:left w:type="dxa" w:w="120"/>
+              <w:bottom w:type="dxa" w:w="80"/>
+              <w:right w:type="dxa" w:w="120"/>
+            </w:tcMar>
+            <w:vAlign w:val="center"/>
+          </w:tcPr>
+          <w:p>
+            <w:pPr>
+              <w:spacing w:after="0" w:line="290"/>
+            </w:pPr>
+            <w:r>
+              <w:rPr>
+                <w:b w:val="false"/>
+                <w:bCs w:val="false"/>
+                <w:sz w:val="20"/>
+                <w:szCs w:val="20"/>
+              </w:rPr>
               <w:t xml:space="preserve">구조 최적화 · 열보정 · qRRHO</w:t>
             </w:r>
           </w:p>
@@ -11488,11 +11622,560 @@
     </w:tbl>
     <w:p>
       <w:pPr>
-        <w:pStyle w:val="Heading2"/>
-        <w:spacing w:after="150" w:before="340"/>
+        <w:pStyle w:val="Heading3"/>
+        <w:spacing w:after="100" w:before="240"/>
       </w:pPr>
       <w:r>
-        <w:t xml:space="preserve">6.6 제출 후</w:t>
+        <w:t xml:space="preserve">시작 구조 — 사슬 모양을 맞춰 비교할 때</w:t>
+      </w:r>
+    </w:p>
+    <w:p>
+      <w:pPr>
+        <w:spacing w:after="140" w:line="340"/>
+      </w:pPr>
+      <w:r>
+        <w:t xml:space="preserve">문헌이나 후보끼리 비교할 때는 모두 같은 사슬 모양에서 출발해야 차이가 구조 탓인지 분자 탓인지 가를 수 있습니다. </w:t>
+      </w:r>
+      <w:r>
+        <w:rPr>
+          <w:b/>
+          <w:bCs/>
+        </w:rPr>
+        <w:t xml:space="preserve">시작 구조</w:t>
+      </w:r>
+      <w:r>
+        <w:t xml:space="preserve">를 all-trans나 비틀림 패턴으로 정하면, 프로그램이 주사슬(고리·할로젠·카보닐·곁가지 말단을 뺀 가장 긴 사슬)을 찾아 비틀림각을 맞춘 구조를 만들고 그 값을 대표값으로 보고합니다.</w:t>
+      </w:r>
+    </w:p>
+    <w:tbl>
+      <w:tblPr>
+        <w:tblW w:type="dxa" w:w="9406"/>
+        <w:tblBorders>
+          <w:top w:val="single" w:color="auto" w:sz="4"/>
+          <w:left w:val="single" w:color="auto" w:sz="4"/>
+          <w:bottom w:val="single" w:color="auto" w:sz="4"/>
+          <w:right w:val="single" w:color="auto" w:sz="4"/>
+          <w:insideH w:val="single" w:color="auto" w:sz="4"/>
+          <w:insideV w:val="single" w:color="auto" w:sz="4"/>
+        </w:tblBorders>
+      </w:tblPr>
+      <w:tblGrid>
+        <w:gridCol w:w="2454"/>
+        <w:gridCol w:w="4090"/>
+        <w:gridCol w:w="2863"/>
+      </w:tblGrid>
+      <w:tr>
+        <w:trPr>
+          <w:tblHeader/>
+        </w:trPr>
+        <w:tc>
+          <w:tcPr>
+            <w:tcW w:type="dxa" w:w="2454"/>
+            <w:tcBorders>
+              <w:top w:val="single" w:color="D1D5DB" w:sz="4"/>
+              <w:left w:val="single" w:color="D1D5DB" w:sz="4"/>
+              <w:bottom w:val="single" w:color="D1D5DB" w:sz="4"/>
+              <w:right w:val="single" w:color="D1D5DB" w:sz="4"/>
+            </w:tcBorders>
+            <w:shd w:fill="E6F2F0" w:color="auto" w:val="clear"/>
+            <w:tcMar>
+              <w:top w:type="dxa" w:w="80"/>
+              <w:left w:type="dxa" w:w="120"/>
+              <w:bottom w:type="dxa" w:w="80"/>
+              <w:right w:type="dxa" w:w="120"/>
+            </w:tcMar>
+            <w:vAlign w:val="center"/>
+          </w:tcPr>
+          <w:p>
+            <w:pPr>
+              <w:spacing w:after="0" w:line="290"/>
+            </w:pPr>
+            <w:r>
+              <w:rPr>
+                <w:b/>
+                <w:bCs/>
+                <w:sz w:val="20"/>
+                <w:szCs w:val="20"/>
+              </w:rPr>
+              <w:t xml:space="preserve">패턴</w:t>
+            </w:r>
+          </w:p>
+        </w:tc>
+        <w:tc>
+          <w:tcPr>
+            <w:tcW w:type="dxa" w:w="4090"/>
+            <w:tcBorders>
+              <w:top w:val="single" w:color="D1D5DB" w:sz="4"/>
+              <w:left w:val="single" w:color="D1D5DB" w:sz="4"/>
+              <w:bottom w:val="single" w:color="D1D5DB" w:sz="4"/>
+              <w:right w:val="single" w:color="D1D5DB" w:sz="4"/>
+            </w:tcBorders>
+            <w:shd w:fill="E6F2F0" w:color="auto" w:val="clear"/>
+            <w:tcMar>
+              <w:top w:type="dxa" w:w="80"/>
+              <w:left w:type="dxa" w:w="120"/>
+              <w:bottom w:type="dxa" w:w="80"/>
+              <w:right w:type="dxa" w:w="120"/>
+            </w:tcMar>
+            <w:vAlign w:val="center"/>
+          </w:tcPr>
+          <w:p>
+            <w:pPr>
+              <w:spacing w:after="0" w:line="290"/>
+            </w:pPr>
+            <w:r>
+              <w:rPr>
+                <w:b/>
+                <w:bCs/>
+                <w:sz w:val="20"/>
+                <w:szCs w:val="20"/>
+              </w:rPr>
+              <w:t xml:space="preserve">뜻</w:t>
+            </w:r>
+          </w:p>
+        </w:tc>
+        <w:tc>
+          <w:tcPr>
+            <w:tcW w:type="dxa" w:w="2863"/>
+            <w:tcBorders>
+              <w:top w:val="single" w:color="D1D5DB" w:sz="4"/>
+              <w:left w:val="single" w:color="D1D5DB" w:sz="4"/>
+              <w:bottom w:val="single" w:color="D1D5DB" w:sz="4"/>
+              <w:right w:val="single" w:color="D1D5DB" w:sz="4"/>
+            </w:tcBorders>
+            <w:shd w:fill="E6F2F0" w:color="auto" w:val="clear"/>
+            <w:tcMar>
+              <w:top w:type="dxa" w:w="80"/>
+              <w:left w:type="dxa" w:w="120"/>
+              <w:bottom w:type="dxa" w:w="80"/>
+              <w:right w:type="dxa" w:w="120"/>
+            </w:tcMar>
+            <w:vAlign w:val="center"/>
+          </w:tcPr>
+          <w:p>
+            <w:pPr>
+              <w:spacing w:after="0" w:line="290"/>
+            </w:pPr>
+            <w:r>
+              <w:rPr>
+                <w:b/>
+                <w:bCs/>
+                <w:sz w:val="20"/>
+                <w:szCs w:val="20"/>
+              </w:rPr>
+              <w:t xml:space="preserve">예</w:t>
+            </w:r>
+          </w:p>
+        </w:tc>
+      </w:tr>
+      <w:tr>
+        <w:tc>
+          <w:tcPr>
+            <w:tcW w:type="dxa" w:w="2454"/>
+            <w:tcBorders>
+              <w:top w:val="single" w:color="D1D5DB" w:sz="4"/>
+              <w:left w:val="single" w:color="D1D5DB" w:sz="4"/>
+              <w:bottom w:val="single" w:color="D1D5DB" w:sz="4"/>
+              <w:right w:val="single" w:color="D1D5DB" w:sz="4"/>
+            </w:tcBorders>
+            <w:shd w:fill="FAFAF9" w:color="auto" w:val="clear"/>
+            <w:tcMar>
+              <w:top w:type="dxa" w:w="80"/>
+              <w:left w:type="dxa" w:w="120"/>
+              <w:bottom w:type="dxa" w:w="80"/>
+              <w:right w:type="dxa" w:w="120"/>
+            </w:tcMar>
+            <w:vAlign w:val="center"/>
+          </w:tcPr>
+          <w:p>
+            <w:pPr>
+              <w:spacing w:after="0" w:line="290"/>
+            </w:pPr>
+            <w:r>
+              <w:rPr>
+                <w:b w:val="false"/>
+                <w:bCs w:val="false"/>
+                <w:sz w:val="20"/>
+                <w:szCs w:val="20"/>
+              </w:rPr>
+              <w:t xml:space="preserve">T</w:t>
+            </w:r>
+          </w:p>
+        </w:tc>
+        <w:tc>
+          <w:tcPr>
+            <w:tcW w:type="dxa" w:w="4090"/>
+            <w:tcBorders>
+              <w:top w:val="single" w:color="D1D5DB" w:sz="4"/>
+              <w:left w:val="single" w:color="D1D5DB" w:sz="4"/>
+              <w:bottom w:val="single" w:color="D1D5DB" w:sz="4"/>
+              <w:right w:val="single" w:color="D1D5DB" w:sz="4"/>
+            </w:tcBorders>
+            <w:tcMar>
+              <w:top w:type="dxa" w:w="80"/>
+              <w:left w:type="dxa" w:w="120"/>
+              <w:bottom w:type="dxa" w:w="80"/>
+              <w:right w:type="dxa" w:w="120"/>
+            </w:tcMar>
+            <w:vAlign w:val="center"/>
+          </w:tcPr>
+          <w:p>
+            <w:pPr>
+              <w:spacing w:after="0" w:line="290"/>
+            </w:pPr>
+            <w:r>
+              <w:rPr>
+                <w:b w:val="false"/>
+                <w:bCs w:val="false"/>
+                <w:sz w:val="20"/>
+                <w:szCs w:val="20"/>
+              </w:rPr>
+              <w:t xml:space="preserve">모든 주사슬 비틀림 180° (all-trans)</w:t>
+            </w:r>
+          </w:p>
+        </w:tc>
+        <w:tc>
+          <w:tcPr>
+            <w:tcW w:type="dxa" w:w="2863"/>
+            <w:tcBorders>
+              <w:top w:val="single" w:color="D1D5DB" w:sz="4"/>
+              <w:left w:val="single" w:color="D1D5DB" w:sz="4"/>
+              <w:bottom w:val="single" w:color="D1D5DB" w:sz="4"/>
+              <w:right w:val="single" w:color="D1D5DB" w:sz="4"/>
+            </w:tcBorders>
+            <w:tcMar>
+              <w:top w:type="dxa" w:w="80"/>
+              <w:left w:type="dxa" w:w="120"/>
+              <w:bottom w:type="dxa" w:w="80"/>
+              <w:right w:type="dxa" w:w="120"/>
+            </w:tcMar>
+            <w:vAlign w:val="center"/>
+          </w:tcPr>
+          <w:p>
+            <w:pPr>
+              <w:spacing w:after="0" w:line="290"/>
+            </w:pPr>
+            <w:r>
+              <w:rPr>
+                <w:b w:val="false"/>
+                <w:bCs w:val="false"/>
+                <w:sz w:val="20"/>
+                <w:szCs w:val="20"/>
+              </w:rPr>
+              <w:t xml:space="preserve">PE 결정, PVDF β형</w:t>
+            </w:r>
+          </w:p>
+        </w:tc>
+      </w:tr>
+      <w:tr>
+        <w:tc>
+          <w:tcPr>
+            <w:tcW w:type="dxa" w:w="2454"/>
+            <w:tcBorders>
+              <w:top w:val="single" w:color="D1D5DB" w:sz="4"/>
+              <w:left w:val="single" w:color="D1D5DB" w:sz="4"/>
+              <w:bottom w:val="single" w:color="D1D5DB" w:sz="4"/>
+              <w:right w:val="single" w:color="D1D5DB" w:sz="4"/>
+            </w:tcBorders>
+            <w:shd w:fill="FAFAF9" w:color="auto" w:val="clear"/>
+            <w:tcMar>
+              <w:top w:type="dxa" w:w="80"/>
+              <w:left w:type="dxa" w:w="120"/>
+              <w:bottom w:type="dxa" w:w="80"/>
+              <w:right w:type="dxa" w:w="120"/>
+            </w:tcMar>
+            <w:vAlign w:val="center"/>
+          </w:tcPr>
+          <w:p>
+            <w:pPr>
+              <w:spacing w:after="0" w:line="290"/>
+            </w:pPr>
+            <w:r>
+              <w:rPr>
+                <w:b w:val="false"/>
+                <w:bCs w:val="false"/>
+                <w:sz w:val="20"/>
+                <w:szCs w:val="20"/>
+              </w:rPr>
+              <w:t xml:space="preserve">T G T G′</w:t>
+            </w:r>
+          </w:p>
+        </w:tc>
+        <w:tc>
+          <w:tcPr>
+            <w:tcW w:type="dxa" w:w="4090"/>
+            <w:tcBorders>
+              <w:top w:val="single" w:color="D1D5DB" w:sz="4"/>
+              <w:left w:val="single" w:color="D1D5DB" w:sz="4"/>
+              <w:bottom w:val="single" w:color="D1D5DB" w:sz="4"/>
+              <w:right w:val="single" w:color="D1D5DB" w:sz="4"/>
+            </w:tcBorders>
+            <w:tcMar>
+              <w:top w:type="dxa" w:w="80"/>
+              <w:left w:type="dxa" w:w="120"/>
+              <w:bottom w:type="dxa" w:w="80"/>
+              <w:right w:type="dxa" w:w="120"/>
+            </w:tcMar>
+            <w:vAlign w:val="center"/>
+          </w:tcPr>
+          <w:p>
+            <w:pPr>
+              <w:spacing w:after="0" w:line="290"/>
+            </w:pPr>
+            <w:r>
+              <w:rPr>
+                <w:b w:val="false"/>
+                <w:bCs w:val="false"/>
+                <w:sz w:val="20"/>
+                <w:szCs w:val="20"/>
+              </w:rPr>
+              <w:t xml:space="preserve">trans · +60° · trans · −60° 반복</w:t>
+            </w:r>
+          </w:p>
+        </w:tc>
+        <w:tc>
+          <w:tcPr>
+            <w:tcW w:type="dxa" w:w="2863"/>
+            <w:tcBorders>
+              <w:top w:val="single" w:color="D1D5DB" w:sz="4"/>
+              <w:left w:val="single" w:color="D1D5DB" w:sz="4"/>
+              <w:bottom w:val="single" w:color="D1D5DB" w:sz="4"/>
+              <w:right w:val="single" w:color="D1D5DB" w:sz="4"/>
+            </w:tcBorders>
+            <w:tcMar>
+              <w:top w:type="dxa" w:w="80"/>
+              <w:left w:type="dxa" w:w="120"/>
+              <w:bottom w:type="dxa" w:w="80"/>
+              <w:right w:type="dxa" w:w="120"/>
+            </w:tcMar>
+            <w:vAlign w:val="center"/>
+          </w:tcPr>
+          <w:p>
+            <w:pPr>
+              <w:spacing w:after="0" w:line="290"/>
+            </w:pPr>
+            <w:r>
+              <w:rPr>
+                <w:b w:val="false"/>
+                <w:bCs w:val="false"/>
+                <w:sz w:val="20"/>
+                <w:szCs w:val="20"/>
+              </w:rPr>
+              <w:t xml:space="preserve">PVDF α형</w:t>
+            </w:r>
+          </w:p>
+        </w:tc>
+      </w:tr>
+      <w:tr>
+        <w:tc>
+          <w:tcPr>
+            <w:tcW w:type="dxa" w:w="2454"/>
+            <w:tcBorders>
+              <w:top w:val="single" w:color="D1D5DB" w:sz="4"/>
+              <w:left w:val="single" w:color="D1D5DB" w:sz="4"/>
+              <w:bottom w:val="single" w:color="D1D5DB" w:sz="4"/>
+              <w:right w:val="single" w:color="D1D5DB" w:sz="4"/>
+            </w:tcBorders>
+            <w:shd w:fill="FAFAF9" w:color="auto" w:val="clear"/>
+            <w:tcMar>
+              <w:top w:type="dxa" w:w="80"/>
+              <w:left w:type="dxa" w:w="120"/>
+              <w:bottom w:type="dxa" w:w="80"/>
+              <w:right w:type="dxa" w:w="120"/>
+            </w:tcMar>
+            <w:vAlign w:val="center"/>
+          </w:tcPr>
+          <w:p>
+            <w:pPr>
+              <w:spacing w:after="0" w:line="290"/>
+            </w:pPr>
+            <w:r>
+              <w:rPr>
+                <w:b w:val="false"/>
+                <w:bCs w:val="false"/>
+                <w:sz w:val="20"/>
+                <w:szCs w:val="20"/>
+              </w:rPr>
+              <w:t xml:space="preserve">T T T G T T T G′</w:t>
+            </w:r>
+          </w:p>
+        </w:tc>
+        <w:tc>
+          <w:tcPr>
+            <w:tcW w:type="dxa" w:w="4090"/>
+            <w:tcBorders>
+              <w:top w:val="single" w:color="D1D5DB" w:sz="4"/>
+              <w:left w:val="single" w:color="D1D5DB" w:sz="4"/>
+              <w:bottom w:val="single" w:color="D1D5DB" w:sz="4"/>
+              <w:right w:val="single" w:color="D1D5DB" w:sz="4"/>
+            </w:tcBorders>
+            <w:tcMar>
+              <w:top w:type="dxa" w:w="80"/>
+              <w:left w:type="dxa" w:w="120"/>
+              <w:bottom w:type="dxa" w:w="80"/>
+              <w:right w:type="dxa" w:w="120"/>
+            </w:tcMar>
+            <w:vAlign w:val="center"/>
+          </w:tcPr>
+          <w:p>
+            <w:pPr>
+              <w:spacing w:after="0" w:line="290"/>
+            </w:pPr>
+            <w:r>
+              <w:rPr>
+                <w:b w:val="false"/>
+                <w:bCs w:val="false"/>
+                <w:sz w:val="20"/>
+                <w:szCs w:val="20"/>
+              </w:rPr>
+              <w:t xml:space="preserve">T₃GT₃G′ 반복</w:t>
+            </w:r>
+          </w:p>
+        </w:tc>
+        <w:tc>
+          <w:tcPr>
+            <w:tcW w:type="dxa" w:w="2863"/>
+            <w:tcBorders>
+              <w:top w:val="single" w:color="D1D5DB" w:sz="4"/>
+              <w:left w:val="single" w:color="D1D5DB" w:sz="4"/>
+              <w:bottom w:val="single" w:color="D1D5DB" w:sz="4"/>
+              <w:right w:val="single" w:color="D1D5DB" w:sz="4"/>
+            </w:tcBorders>
+            <w:tcMar>
+              <w:top w:type="dxa" w:w="80"/>
+              <w:left w:type="dxa" w:w="120"/>
+              <w:bottom w:type="dxa" w:w="80"/>
+              <w:right w:type="dxa" w:w="120"/>
+            </w:tcMar>
+            <w:vAlign w:val="center"/>
+          </w:tcPr>
+          <w:p>
+            <w:pPr>
+              <w:spacing w:after="0" w:line="290"/>
+            </w:pPr>
+            <w:r>
+              <w:rPr>
+                <w:b w:val="false"/>
+                <w:bCs w:val="false"/>
+                <w:sz w:val="20"/>
+                <w:szCs w:val="20"/>
+              </w:rPr>
+              <w:t xml:space="preserve">PVDF γ형</w:t>
+            </w:r>
+          </w:p>
+        </w:tc>
+      </w:tr>
+      <w:tr>
+        <w:tc>
+          <w:tcPr>
+            <w:tcW w:type="dxa" w:w="2454"/>
+            <w:tcBorders>
+              <w:top w:val="single" w:color="D1D5DB" w:sz="4"/>
+              <w:left w:val="single" w:color="D1D5DB" w:sz="4"/>
+              <w:bottom w:val="single" w:color="D1D5DB" w:sz="4"/>
+              <w:right w:val="single" w:color="D1D5DB" w:sz="4"/>
+            </w:tcBorders>
+            <w:shd w:fill="FAFAF9" w:color="auto" w:val="clear"/>
+            <w:tcMar>
+              <w:top w:type="dxa" w:w="80"/>
+              <w:left w:type="dxa" w:w="120"/>
+              <w:bottom w:type="dxa" w:w="80"/>
+              <w:right w:type="dxa" w:w="120"/>
+            </w:tcMar>
+            <w:vAlign w:val="center"/>
+          </w:tcPr>
+          <w:p>
+            <w:pPr>
+              <w:spacing w:after="0" w:line="290"/>
+            </w:pPr>
+            <w:r>
+              <w:rPr>
+                <w:b w:val="false"/>
+                <w:bCs w:val="false"/>
+                <w:sz w:val="20"/>
+                <w:szCs w:val="20"/>
+              </w:rPr>
+              <w:t xml:space="preserve">165</w:t>
+            </w:r>
+          </w:p>
+        </w:tc>
+        <w:tc>
+          <w:tcPr>
+            <w:tcW w:type="dxa" w:w="4090"/>
+            <w:tcBorders>
+              <w:top w:val="single" w:color="D1D5DB" w:sz="4"/>
+              <w:left w:val="single" w:color="D1D5DB" w:sz="4"/>
+              <w:bottom w:val="single" w:color="D1D5DB" w:sz="4"/>
+              <w:right w:val="single" w:color="D1D5DB" w:sz="4"/>
+            </w:tcBorders>
+            <w:tcMar>
+              <w:top w:type="dxa" w:w="80"/>
+              <w:left w:type="dxa" w:w="120"/>
+              <w:bottom w:type="dxa" w:w="80"/>
+              <w:right w:type="dxa" w:w="120"/>
+            </w:tcMar>
+            <w:vAlign w:val="center"/>
+          </w:tcPr>
+          <w:p>
+            <w:pPr>
+              <w:spacing w:after="0" w:line="290"/>
+            </w:pPr>
+            <w:r>
+              <w:rPr>
+                <w:b w:val="false"/>
+                <w:bCs w:val="false"/>
+                <w:sz w:val="20"/>
+                <w:szCs w:val="20"/>
+              </w:rPr>
+              <w:t xml:space="preserve">모든 비틀림 165° — 한 방향으로 꼬인 나선</w:t>
+            </w:r>
+          </w:p>
+        </w:tc>
+        <w:tc>
+          <w:tcPr>
+            <w:tcW w:type="dxa" w:w="2863"/>
+            <w:tcBorders>
+              <w:top w:val="single" w:color="D1D5DB" w:sz="4"/>
+              <w:left w:val="single" w:color="D1D5DB" w:sz="4"/>
+              <w:bottom w:val="single" w:color="D1D5DB" w:sz="4"/>
+              <w:right w:val="single" w:color="D1D5DB" w:sz="4"/>
+            </w:tcBorders>
+            <w:tcMar>
+              <w:top w:type="dxa" w:w="80"/>
+              <w:left w:type="dxa" w:w="120"/>
+              <w:bottom w:type="dxa" w:w="80"/>
+              <w:right w:type="dxa" w:w="120"/>
+            </w:tcMar>
+            <w:vAlign w:val="center"/>
+          </w:tcPr>
+          <w:p>
+            <w:pPr>
+              <w:spacing w:after="0" w:line="290"/>
+            </w:pPr>
+            <w:r>
+              <w:rPr>
+                <w:b w:val="false"/>
+                <w:bCs w:val="false"/>
+                <w:sz w:val="20"/>
+                <w:szCs w:val="20"/>
+              </w:rPr>
+              <w:t xml:space="preserve">PTFE (13/6 · 15/7 나선 근사)</w:t>
+            </w:r>
+          </w:p>
+        </w:tc>
+      </w:tr>
+    </w:tbl>
+    <w:p>
+      <w:pPr>
+        <w:pStyle w:val="ListParagraph"/>
+        <w:numPr>
+          <w:ilvl w:val="0"/>
+          <w:numId w:val="3"/>
+        </w:numPr>
+        <w:spacing w:after="90" w:line="330"/>
+      </w:pPr>
+      <w:r>
+        <w:t xml:space="preserve">다른 conformer는 버리지 않습니다. conformer 민감도가 켜져 있으면 시작 구조와 함께 DFT로 비교하고, 결과에 «시작 구조가 가장 안정한 conformer보다 몇 kcal/mol 높은지»와 전위 편차를 남깁니다. 이때 Boltzmann 앙상블 가중은 하지 않습니다.</w:t>
       </w:r>
     </w:p>
     <w:p>
@@ -11505,14 +12188,17 @@
         <w:spacing w:after="90" w:line="330"/>
       </w:pPr>
       <w:r>
+        <w:t xml:space="preserve">구조 최적화를 하면 사슬이 풀릴 수 있습니다. 결과 화면 머리줄에 «최적화 후 최대 몇 ° 벗어남»이 나오며, 모양을 유지하려면 </w:t>
+      </w:r>
+      <w:r>
         <w:rPr>
           <w:b/>
           <w:bCs/>
         </w:rPr>
-        <w:t xml:space="preserve">계산 제출</w:t>
-      </w:r>
-      <w:r>
-        <w:t xml:space="preserve">을 누르면 작업이 큐에 들어가고 결과 화면으로 넘어갑니다. 서버 전체 동시 작업 수(기본 4)와 원자 수 상한(기본 60)이 있습니다.</w:t>
+        <w:t xml:space="preserve">최적화 중 주사슬 비틀림 → 고정</w:t>
+      </w:r>
+      <w:r>
+        <w:t xml:space="preserve">을 고르세요(서버에 geomeTRIC이 없으면 고정 없이 최적화하고 로그에 남깁니다).</w:t>
       </w:r>
     </w:p>
     <w:p>
@@ -11525,7 +12211,7 @@
         <w:spacing w:after="90" w:line="330"/>
       </w:pPr>
       <w:r>
-        <w:t xml:space="preserve">작업 목록은 분자별로 묶여 진행률·단계·검증 등급이 보입니다. 실행 중이면 SCF cycle과 |g| 숫자가 움직입니다.</w:t>
+        <w:t xml:space="preserve">all-trans는 «실제 사슬 모양»이 아니라 비교를 위한 약속입니다. PTFE처럼 실제로는 나선인 고분자도 있으니, 문헌과 비교할 때는 문헌의 구조를 따르세요(좌표가 있으면 3D 구조 파일로 올리기).</w:t>
       </w:r>
     </w:p>
     <w:p>
@@ -11538,47 +12224,16 @@
         <w:spacing w:after="90" w:line="330"/>
       </w:pPr>
       <w:r>
-        <w:t xml:space="preserve">각 작업의 </w:t>
-      </w:r>
-      <w:r>
-        <w:rPr>
-          <w:b/>
-          <w:bCs/>
-        </w:rPr>
-        <w:t xml:space="preserve">로그</w:t>
-      </w:r>
-      <w:r>
-        <w:t xml:space="preserve">에서 단계 기록, </w:t>
-      </w:r>
-      <w:r>
-        <w:rPr>
-          <w:b/>
-          <w:bCs/>
-        </w:rPr>
-        <w:t xml:space="preserve">PySCF 원본 로그</w:t>
-      </w:r>
-      <w:r>
-        <w:t xml:space="preserve">, </w:t>
-      </w:r>
-      <w:r>
-        <w:rPr>
-          <w:b/>
-          <w:bCs/>
-        </w:rPr>
-        <w:t xml:space="preserve">내려받기</w:t>
-      </w:r>
-      <w:r>
-        <w:t xml:space="preserve">, </w:t>
-      </w:r>
-      <w:r>
-        <w:rPr>
-          <w:b/>
-          <w:bCs/>
-        </w:rPr>
-        <w:t xml:space="preserve">모니터</w:t>
-      </w:r>
-      <w:r>
-        <w:t xml:space="preserve">(계산 모니터로 이동)를 씁니다.</w:t>
+        <w:t xml:space="preserve">3D 구조 파일을 올리면 올린 좌표가 시작 구조이며 이 설정은 쓰지 않습니다. 모노머처럼 주사슬 원자가 4개 미만이면 비틀림이 없어 자동 방식으로 계산합니다.</w:t>
+      </w:r>
+    </w:p>
+    <w:p>
+      <w:pPr>
+        <w:pStyle w:val="Heading2"/>
+        <w:spacing w:after="150" w:before="340"/>
+      </w:pPr>
+      <w:r>
+        <w:t xml:space="preserve">6.6 제출 후</w:t>
       </w:r>
     </w:p>
     <w:p>
@@ -11591,6 +12246,92 @@
         <w:spacing w:after="90" w:line="330"/>
       </w:pPr>
       <w:r>
+        <w:rPr>
+          <w:b/>
+          <w:bCs/>
+        </w:rPr>
+        <w:t xml:space="preserve">계산 제출</w:t>
+      </w:r>
+      <w:r>
+        <w:t xml:space="preserve">을 누르면 작업이 큐에 들어가고 결과 화면으로 넘어갑니다. 서버 전체 동시 작업 수(기본 4)와 원자 수 상한(기본 60)이 있습니다.</w:t>
+      </w:r>
+    </w:p>
+    <w:p>
+      <w:pPr>
+        <w:pStyle w:val="ListParagraph"/>
+        <w:numPr>
+          <w:ilvl w:val="0"/>
+          <w:numId w:val="3"/>
+        </w:numPr>
+        <w:spacing w:after="90" w:line="330"/>
+      </w:pPr>
+      <w:r>
+        <w:t xml:space="preserve">작업 목록은 분자별로 묶여 진행률·단계·검증 등급이 보입니다. 실행 중이면 SCF cycle과 |g| 숫자가 움직입니다.</w:t>
+      </w:r>
+    </w:p>
+    <w:p>
+      <w:pPr>
+        <w:pStyle w:val="ListParagraph"/>
+        <w:numPr>
+          <w:ilvl w:val="0"/>
+          <w:numId w:val="3"/>
+        </w:numPr>
+        <w:spacing w:after="90" w:line="330"/>
+      </w:pPr>
+      <w:r>
+        <w:t xml:space="preserve">각 작업의 </w:t>
+      </w:r>
+      <w:r>
+        <w:rPr>
+          <w:b/>
+          <w:bCs/>
+        </w:rPr>
+        <w:t xml:space="preserve">로그</w:t>
+      </w:r>
+      <w:r>
+        <w:t xml:space="preserve">에서 단계 기록, </w:t>
+      </w:r>
+      <w:r>
+        <w:rPr>
+          <w:b/>
+          <w:bCs/>
+        </w:rPr>
+        <w:t xml:space="preserve">PySCF 원본 로그</w:t>
+      </w:r>
+      <w:r>
+        <w:t xml:space="preserve">, </w:t>
+      </w:r>
+      <w:r>
+        <w:rPr>
+          <w:b/>
+          <w:bCs/>
+        </w:rPr>
+        <w:t xml:space="preserve">내려받기</w:t>
+      </w:r>
+      <w:r>
+        <w:t xml:space="preserve">, </w:t>
+      </w:r>
+      <w:r>
+        <w:rPr>
+          <w:b/>
+          <w:bCs/>
+        </w:rPr>
+        <w:t xml:space="preserve">모니터</w:t>
+      </w:r>
+      <w:r>
+        <w:t xml:space="preserve">(계산 모니터로 이동)를 씁니다.</w:t>
+      </w:r>
+    </w:p>
+    <w:p>
+      <w:pPr>
+        <w:pStyle w:val="ListParagraph"/>
+        <w:numPr>
+          <w:ilvl w:val="0"/>
+          <w:numId w:val="3"/>
+        </w:numPr>
+        <w:spacing w:after="90" w:line="330"/>
+      </w:pPr>
+      <w:r>
         <w:t xml:space="preserve">실패한 작업은 </w:t>
       </w:r>
       <w:r>
@@ -11621,7 +12362,7 @@
         <w:t xml:space="preserve">삭제</w:t>
       </w:r>
       <w:r>
-        <w:t xml:space="preserve">할 수 있습니다. 단건 작업은 배치 작업보다 먼저 처리됩니다.</w:t>
+        <w:t xml:space="preserve">(휴지통으로, 11.1)할 수 있습니다. 단건 작업은 배치 작업보다 먼저 처리됩니다.</w:t>
       </w:r>
     </w:p>
     <w:p>

--- a/docs/07_DFT-Workbench_사용설명서.docx
+++ b/docs/07_DFT-Workbench_사용설명서.docx
@@ -8791,6 +8791,62 @@
       </w:r>
       <w:r>
         <w:t xml:space="preserve">를 누르면 계산 화면의 선택은 그대로 남습니다.</w:t>
+      </w:r>
+    </w:p>
+    <w:p>
+      <w:pPr>
+        <w:pBdr>
+          <w:left w:val="single" w:color="0F766E" w:sz="20" w:space="10"/>
+        </w:pBdr>
+        <w:shd w:fill="F0FDFA" w:color="auto" w:val="clear"/>
+        <w:spacing w:after="180" w:before="60" w:line="320"/>
+        <w:ind w:left="240" w:right="120"/>
+      </w:pPr>
+      <w:r>
+        <w:rPr>
+          <w:b/>
+          <w:bCs/>
+          <w:color w:val="0F766E"/>
+          <w:sz w:val="21"/>
+          <w:szCs w:val="21"/>
+        </w:rPr>
+        <w:t xml:space="preserve">TIP  </w:t>
+      </w:r>
+      <w:r>
+        <w:rPr>
+          <w:b/>
+          <w:bCs/>
+          <w:color w:val="374151"/>
+          <w:sz w:val="20"/>
+          <w:szCs w:val="20"/>
+        </w:rPr>
+        <w:t xml:space="preserve">2량체·3량체</w:t>
+      </w:r>
+      <w:r>
+        <w:rPr>
+          <w:color w:val="374151"/>
+          <w:sz w:val="20"/>
+          <w:szCs w:val="20"/>
+        </w:rPr>
+        <w:t xml:space="preserve">는 두 방식으로 만듭니다. 비닐 모노머(C=C)는 이중결합을 열어 머리–꼬리로 잇고 양 끝을 H로 막습니다. 셀룰로오스·폴리에스터·폴리에테르처럼 C=C가 없는 고분자는 반복단위 SMILES에 **연결점 * 두 개**를 넣으면 첫 번째 * 자리와 두 번째 * 자리를 이어 붙입니다(예: 셀룰로오스 </w:t>
+      </w:r>
+      <w:r>
+        <w:rPr>
+          <w:rFonts w:ascii="Consolas" w:cs="Consolas" w:eastAsia="Consolas" w:hAnsi="Consolas"/>
+          <w:color w:val="374151"/>
+          <w:sz w:val="20"/>
+          <w:szCs w:val="20"/>
+          <w:shd w:fill="F3F4F6" w:color="auto" w:val="clear"/>
+        </w:rPr>
+        <w:t xml:space="preserve">*C1OC(CO)C(O*)C(O)C1O</w:t>
+      </w:r>
+      <w:r>
+        <w:rPr>
+          <w:color w:val="374151"/>
+          <w:sz w:val="20"/>
+          <w:szCs w:val="20"/>
+        </w:rPr>
+        <w:t xml:space="preserve"> → 2량체 셀로비오스, 3량체 셀로트리오스). 양 끝은 끊긴 상대가 O·N·S면 −OH·−NH₂처럼, 탄소면 H로 막습니다. 원자 수 상한(기본 60)을 넘으면 제출되지 않습니다.</w:t>
       </w:r>
     </w:p>
     <w:p>
